--- a/downloads/teacher/ai-7-week-05.docx
+++ b/downloads/teacher/ai-7-week-05.docx
@@ -1951,6 +1951,396 @@
         <w:t>For the Reproducible AI Research Study, retain an annotated worked trace and the changed-case reasoning. Connect the claim to its records, units and assumptions so another investigator can challenge or reproduce it.</w:t>
       </w:r>
     </w:p>
+    <w:p>
+      <w:pPr>
+        <w:pStyle w:val="Heading1"/>
+      </w:pPr>
+      <w:r>
+        <w:t>07. Prepare, teach and assess</w:t>
+      </w:r>
+    </w:p>
+    <w:p>
+      <w:r>
+        <w:t>Teaching target: Explain the mechanism and terminology of replication and reproduction</w:t>
+      </w:r>
+    </w:p>
+    <w:p>
+      <w:r>
+        <w:t>Prepare the labelled worked-case picture, the matching workbook, fictional input cards and a place for individual responses. Check a local Python 3 environment before class; have a paper-trace version ready.</w:t>
+      </w:r>
+    </w:p>
+    <w:tbl>
+      <w:tblPr>
+        <w:tblStyle w:val="LightShading-Accent1"/>
+        <w:tblW w:type="auto" w:w="0"/>
+        <w:tblLook w:firstColumn="1" w:firstRow="1" w:lastColumn="0" w:lastRow="0" w:noHBand="0" w:noVBand="1" w:val="04A0"/>
+      </w:tblPr>
+      <w:tblGrid>
+        <w:gridCol w:w="3408"/>
+        <w:gridCol w:w="3408"/>
+        <w:gridCol w:w="3408"/>
+      </w:tblGrid>
+      <w:tr>
+        <w:trPr>
+          <w:tblHeader/>
+        </w:trPr>
+        <w:tc>
+          <w:tcPr>
+            <w:tcW w:type="dxa" w:w="3408"/>
+          </w:tcPr>
+          <w:p>
+            <w:r>
+              <w:t>Session</w:t>
+            </w:r>
+          </w:p>
+        </w:tc>
+        <w:tc>
+          <w:tcPr>
+            <w:tcW w:type="dxa" w:w="3408"/>
+          </w:tcPr>
+          <w:p>
+            <w:r>
+              <w:t>Plan</w:t>
+            </w:r>
+          </w:p>
+        </w:tc>
+        <w:tc>
+          <w:tcPr>
+            <w:tcW w:type="dxa" w:w="3408"/>
+          </w:tcPr>
+          <w:p>
+            <w:r>
+              <w:t>Resources</w:t>
+            </w:r>
+          </w:p>
+        </w:tc>
+      </w:tr>
+      <w:tr>
+        <w:tc>
+          <w:tcPr>
+            <w:tcW w:type="dxa" w:w="3408"/>
+          </w:tcPr>
+          <w:p>
+            <w:r>
+              <w:t>Session 1 · Understand · 45 min</w:t>
+            </w:r>
+          </w:p>
+        </w:tc>
+        <w:tc>
+          <w:tcPr>
+            <w:tcW w:type="dxa" w:w="3408"/>
+          </w:tcPr>
+          <w:p>
+            <w:r>
+              <w:t>0–7: recall and prerequisite; 7–15: inspect the concrete case and predict; 15–30: teacher models the worked trace; 30–40: learners explain a step using the text and visual; 40–45: check the core idea.</w:t>
+            </w:r>
+          </w:p>
+        </w:tc>
+        <w:tc>
+          <w:tcPr>
+            <w:tcW w:type="dxa" w:w="3408"/>
+          </w:tcPr>
+          <w:p>
+            <w:r>
+              <w:t>Sections 1–6; record the brief recall in the workbook.</w:t>
+            </w:r>
+          </w:p>
+        </w:tc>
+      </w:tr>
+      <w:tr>
+        <w:tc>
+          <w:tcPr>
+            <w:tcW w:type="dxa" w:w="3408"/>
+          </w:tcPr>
+          <w:p>
+            <w:r>
+              <w:t>Session 2 · Practise · 45 min</w:t>
+            </w:r>
+          </w:p>
+        </w:tc>
+        <w:tc>
+          <w:tcPr>
+            <w:tcW w:type="dxa" w:w="3408"/>
+          </w:tcPr>
+          <w:p>
+            <w:r>
+              <w:t>0–5: retrieve the procedure; 5–15: W2 completion practice; 15–23: explain and check with a partner; 23–30: each learner answers the misconception check; 30–40: targeted reteaching or a harder variation; 40–45: prepare the investigation.</w:t>
+            </w:r>
+          </w:p>
+        </w:tc>
+        <w:tc>
+          <w:tcPr>
+            <w:tcW w:type="dxa" w:w="3408"/>
+          </w:tcPr>
+          <w:p>
+            <w:r>
+              <w:t>Sections 7–10; use the matching workbook W2 and misconception check.</w:t>
+            </w:r>
+          </w:p>
+        </w:tc>
+      </w:tr>
+      <w:tr>
+        <w:tc>
+          <w:tcPr>
+            <w:tcW w:type="dxa" w:w="3408"/>
+          </w:tcPr>
+          <w:p>
+            <w:r>
+              <w:t>Session 3 · Investigate and transfer · 45 min</w:t>
+            </w:r>
+          </w:p>
+        </w:tc>
+        <w:tc>
+          <w:tcPr>
+            <w:tcW w:type="dxa" w:w="3408"/>
+          </w:tcPr>
+          <w:p>
+            <w:r>
+              <w:t>0–5: retrieve the decision rule; 5–20: investigate or trace; 20–30: start the independent case; 30–38: connect the project; 38–43: act on feedback; 43–45: plan the return check.</w:t>
+            </w:r>
+          </w:p>
+        </w:tc>
+        <w:tc>
+          <w:tcPr>
+            <w:tcW w:type="dxa" w:w="3408"/>
+          </w:tcPr>
+          <w:p>
+            <w:r>
+              <w:t>Sections 9 and 11–14. Give extra time to finish the full task set; use Section 15 when the week includes a coding lab.</w:t>
+            </w:r>
+          </w:p>
+        </w:tc>
+      </w:tr>
+    </w:tbl>
+    <w:p>
+      <w:r>
+        <w:t>Before class, solve the supported practice: Partner reruns the same eight cases and gets the same score. Team counts sixteen independent cases. Show the intermediate steps and give the conclusion with its scope.</w:t>
+      </w:r>
+    </w:p>
+    <w:p>
+      <w:r>
+        <w:t>Reasoned practice answer: Teacher explanation: This is a successful replay on eight distinct cases, not sixteen new cases. It checks computation consistency.</w:t>
+      </w:r>
+    </w:p>
+    <w:p>
+      <w:r>
+        <w:t>Check every learner before discussion: Use the worked case for Replication and reproduction. Proposed explanation: “The worked result establishes every future case”. Decide whether this explanation is supported. Point to the step or supplied fact that decides; explain your repair if needed.</w:t>
+      </w:r>
+    </w:p>
+    <w:p>
+      <w:r>
+        <w:t>Misconception repair: Exact replay can preserve the original design flaws; new data can change conditions and needs its own record.</w:t>
+      </w:r>
+    </w:p>
+    <w:p>
+      <w:r>
+        <w:t>Support: read the exact case aloud, enlarge the labelled picture, supply input cards and model only the first deciding step. Accept a spoken explanation or drawing; retain the reasoning goal.</w:t>
+      </w:r>
+    </w:p>
+    <w:p>
+      <w:r>
+        <w:t>Extension: The rerun of the original records outputs 2/4. Require a prediction and a reason before comparing. Expected result: Investigate code, version, input or scoring differences. Reason: The same fixed records should give the same deterministic count.</w:t>
+      </w:r>
+    </w:p>
+    <w:p>
+      <w:r>
+        <w:t>Independent assessment: withhold the reserved answer until the learner has attempted the new case. Record support separately from correctness.</w:t>
+      </w:r>
+    </w:p>
+    <w:tbl>
+      <w:tblPr>
+        <w:tblStyle w:val="LightShading-Accent1"/>
+        <w:tblW w:type="auto" w:w="0"/>
+        <w:tblLook w:firstColumn="1" w:firstRow="1" w:lastColumn="0" w:lastRow="0" w:noHBand="0" w:noVBand="1" w:val="04A0"/>
+      </w:tblPr>
+      <w:tblGrid>
+        <w:gridCol w:w="2556"/>
+        <w:gridCol w:w="2556"/>
+        <w:gridCol w:w="2556"/>
+        <w:gridCol w:w="2556"/>
+      </w:tblGrid>
+      <w:tr>
+        <w:trPr>
+          <w:tblHeader/>
+        </w:trPr>
+        <w:tc>
+          <w:tcPr>
+            <w:tcW w:type="dxa" w:w="2556"/>
+          </w:tcPr>
+          <w:p>
+            <w:r>
+              <w:t>Criterion</w:t>
+            </w:r>
+          </w:p>
+        </w:tc>
+        <w:tc>
+          <w:tcPr>
+            <w:tcW w:type="dxa" w:w="2556"/>
+          </w:tcPr>
+          <w:p>
+            <w:r>
+              <w:t>Not yet</w:t>
+            </w:r>
+          </w:p>
+        </w:tc>
+        <w:tc>
+          <w:tcPr>
+            <w:tcW w:type="dxa" w:w="2556"/>
+          </w:tcPr>
+          <w:p>
+            <w:r>
+              <w:t>With support</w:t>
+            </w:r>
+          </w:p>
+        </w:tc>
+        <w:tc>
+          <w:tcPr>
+            <w:tcW w:type="dxa" w:w="2556"/>
+          </w:tcPr>
+          <w:p>
+            <w:r>
+              <w:t>Independent</w:t>
+            </w:r>
+          </w:p>
+        </w:tc>
+      </w:tr>
+      <w:tr>
+        <w:tc>
+          <w:tcPr>
+            <w:tcW w:type="dxa" w:w="2556"/>
+          </w:tcPr>
+          <w:p>
+            <w:r>
+              <w:t>Explanation</w:t>
+            </w:r>
+          </w:p>
+        </w:tc>
+        <w:tc>
+          <w:tcPr>
+            <w:tcW w:type="dxa" w:w="2556"/>
+          </w:tcPr>
+          <w:p>
+            <w:r>
+              <w:t>Names an answer without a deciding fact</w:t>
+            </w:r>
+          </w:p>
+        </w:tc>
+        <w:tc>
+          <w:tcPr>
+            <w:tcW w:type="dxa" w:w="2556"/>
+          </w:tcPr>
+          <w:p>
+            <w:r>
+              <w:t>Uses a hint to link fact and decision</w:t>
+            </w:r>
+          </w:p>
+        </w:tc>
+        <w:tc>
+          <w:tcPr>
+            <w:tcW w:type="dxa" w:w="2556"/>
+          </w:tcPr>
+          <w:p>
+            <w:r>
+              <w:t>Explains the deciding fact in own words</w:t>
+            </w:r>
+          </w:p>
+        </w:tc>
+      </w:tr>
+      <w:tr>
+        <w:tc>
+          <w:tcPr>
+            <w:tcW w:type="dxa" w:w="2556"/>
+          </w:tcPr>
+          <w:p>
+            <w:r>
+              <w:t>Trace or test</w:t>
+            </w:r>
+          </w:p>
+        </w:tc>
+        <w:tc>
+          <w:tcPr>
+            <w:tcW w:type="dxa" w:w="2556"/>
+          </w:tcPr>
+          <w:p>
+            <w:r>
+              <w:t>Cannot connect input and result</w:t>
+            </w:r>
+          </w:p>
+        </w:tc>
+        <w:tc>
+          <w:tcPr>
+            <w:tcW w:type="dxa" w:w="2556"/>
+          </w:tcPr>
+          <w:p>
+            <w:r>
+              <w:t>Completes steps with prompts</w:t>
+            </w:r>
+          </w:p>
+        </w:tc>
+        <w:tc>
+          <w:tcPr>
+            <w:tcW w:type="dxa" w:w="2556"/>
+          </w:tcPr>
+          <w:p>
+            <w:r>
+              <w:t>Traces or tests a changed case accurately</w:t>
+            </w:r>
+          </w:p>
+        </w:tc>
+      </w:tr>
+      <w:tr>
+        <w:tc>
+          <w:tcPr>
+            <w:tcW w:type="dxa" w:w="2556"/>
+          </w:tcPr>
+          <w:p>
+            <w:r>
+              <w:t>Limits and revision</w:t>
+            </w:r>
+          </w:p>
+        </w:tc>
+        <w:tc>
+          <w:tcPr>
+            <w:tcW w:type="dxa" w:w="2556"/>
+          </w:tcPr>
+          <w:p>
+            <w:r>
+              <w:t>Claims more than evidence supports</w:t>
+            </w:r>
+          </w:p>
+        </w:tc>
+        <w:tc>
+          <w:tcPr>
+            <w:tcW w:type="dxa" w:w="2556"/>
+          </w:tcPr>
+          <w:p>
+            <w:r>
+              <w:t>Names a limit after a prompt</w:t>
+            </w:r>
+          </w:p>
+        </w:tc>
+        <w:tc>
+          <w:tcPr>
+            <w:tcW w:type="dxa" w:w="2556"/>
+          </w:tcPr>
+          <w:p>
+            <w:r>
+              <w:t>States a defensible limit and useful next test</w:t>
+            </w:r>
+          </w:p>
+        </w:tc>
+      </w:tr>
+    </w:tbl>
+    <w:p>
+      <w:r>
+        <w:t>Project checkpoint: Frame the need. Name the user, the problem, allowed inputs and a safe simple starting method.</w:t>
+      </w:r>
+    </w:p>
+    <w:p>
+      <w:r>
+        <w:t>Use the weekly teacher answer for topic-specific reasoning. A saved progress tick is an activity record; judge mastery from the learner’s explanation and evidence.</w:t>
+      </w:r>
+    </w:p>
     <w:sectPr>
       <w:pgSz w:w="12240" w:h="15840"/>
       <w:pgMar w:top="936" w:right="1008" w:bottom="936" w:left="1008" w:header="720" w:footer="720" w:gutter="0"/>

--- a/downloads/teacher/ai-7-week-05.docx
+++ b/downloads/teacher/ai-7-week-05.docx
@@ -2341,6 +2341,39 @@
         <w:t>Use the weekly teacher answer for topic-specific reasoning. A saved progress tick is an activity record; judge mastery from the learner’s explanation and evidence.</w:t>
       </w:r>
     </w:p>
+    <w:p>
+      <w:pPr>
+        <w:pStyle w:val="Heading1"/>
+      </w:pPr>
+      <w:r>
+        <w:t>08. Use feedback, labs and repair paths</w:t>
+      </w:r>
+    </w:p>
+    <w:p>
+      <w:r>
+        <w:t>Use the two formative questions as supported practice, not as independent mastery scores. Discuss the deciding evidence rather than accepting a guessed selection.</w:t>
+      </w:r>
+    </w:p>
+    <w:p>
+      <w:r>
+        <w:t>The feedback comes from the reviewed public worked case. Do not reveal the separately reserved independent teacher answer until the learner has attempted that case.</w:t>
+      </w:r>
+    </w:p>
+    <w:p>
+      <w:r>
+        <w:t>Ask students to predict before running code. Preserve errors and actual outputs; collect a changed test and an explanation. The branch-boundary and indexing lessons deliberately include failure cases.</w:t>
+      </w:r>
+    </w:p>
+    <w:p>
+      <w:r>
+        <w:t>Use the earlier worked-explanation links to address a specific missing building block, then return to the current question. Adapt this suggestion after observing the learner; it is not an automatic diagnosis.</w:t>
+      </w:r>
+    </w:p>
+    <w:p>
+      <w:r>
+        <w:t>Collect the completed-work portfolio as evidence. Record support separately from correctness, and assess explanation, trace/test and limitations. Progress ticks and quiz selections alone do not establish mastery.</w:t>
+      </w:r>
+    </w:p>
     <w:sectPr>
       <w:pgSz w:w="12240" w:h="15840"/>
       <w:pgMar w:top="936" w:right="1008" w:bottom="936" w:left="1008" w:header="720" w:footer="720" w:gutter="0"/>

--- a/downloads/teacher/ai-7-week-05.docx
+++ b/downloads/teacher/ai-7-week-05.docx
@@ -29,16 +29,51 @@
       </w:r>
     </w:p>
     <w:p>
-      <w:pPr>
-        <w:pStyle w:val="Heading3"/>
-      </w:pPr>
-      <w:r>
-        <w:t>Teach the learning cycle</w:t>
+      <w:r>
+        <w:t>Prepare Replication and reproduction: check the target, prerequisites, resources and adaptable teaching schedule.</w:t>
       </w:r>
     </w:p>
     <w:p>
-      <w:r>
-        <w:t>Primary target: Explain the mechanism and terminology of replication and reproduction</w:t>
+      <w:pPr>
+        <w:pStyle w:val="Heading3"/>
+      </w:pPr>
+      <w:r>
+        <w:t>Teach the learning cycle</w:t>
+      </w:r>
+    </w:p>
+    <w:p>
+      <w:pPr>
+        <w:spacing w:line="336" w:lineRule="auto" w:after="180"/>
+      </w:pPr>
+      <w:r>
+        <w:rPr>
+          <w:b w:val="0"/>
+        </w:rPr>
+        <w:t xml:space="preserve">Primary target: Explain the </w:t>
+      </w:r>
+      <w:r>
+        <w:rPr>
+          <w:b/>
+        </w:rPr>
+        <w:t>mechanism</w:t>
+      </w:r>
+      <w:r>
+        <w:rPr>
+          <w:b w:val="0"/>
+        </w:rPr>
+        <w:t xml:space="preserve"> and terminology of </w:t>
+      </w:r>
+      <w:r>
+        <w:rPr>
+          <w:b/>
+        </w:rPr>
+        <w:t>replication</w:t>
+      </w:r>
+      <w:r>
+        <w:rPr>
+          <w:b w:val="0"/>
+        </w:rPr>
+        <w:t xml:space="preserve"> and reproduction</w:t>
       </w:r>
     </w:p>
     <w:tbl>
@@ -185,16 +220,37 @@
       </w:tr>
     </w:tbl>
     <w:p>
-      <w:r>
-        <w:t>This is a starting allocation of 135 minutes, not a validated duration. Preserve all named topics. Schedule extra time for connected examples, the full investigation, independent cases and project building. Repeated copies of a case share one recorded attempt; they are not new evidence.</w:t>
+      <w:pPr>
+        <w:spacing w:line="336" w:lineRule="auto" w:after="180"/>
+      </w:pPr>
+      <w:r>
+        <w:rPr>
+          <w:b w:val="0"/>
+        </w:rPr>
+        <w:t>This is a starting allocation of 135 minutes, not a validated duration. Preserve all named topics. Schedule extra time for connected examples, the full investigation, independent cases and project building.</w:t>
       </w:r>
     </w:p>
     <w:p>
       <w:pPr>
-        <w:pStyle w:val="Heading3"/>
-      </w:pPr>
-      <w:r>
-        <w:t>Retrieval answer guidance</w:t>
+        <w:spacing w:line="336" w:lineRule="auto" w:after="180"/>
+      </w:pPr>
+      <w:r>
+        <w:rPr>
+          <w:b w:val="0"/>
+        </w:rPr>
+        <w:t xml:space="preserve">Repeated copies of a case share one recorded attempt; they are not new </w:t>
+      </w:r>
+      <w:r>
+        <w:rPr>
+          <w:b/>
+        </w:rPr>
+        <w:t>evidence</w:t>
+      </w:r>
+      <w:r>
+        <w:rPr>
+          <w:b w:val="0"/>
+        </w:rPr>
+        <w:t>.</w:t>
       </w:r>
     </w:p>
     <w:p>
@@ -202,155 +258,645 @@
         <w:pStyle w:val="Heading3"/>
       </w:pPr>
       <w:r>
-        <w:t>Methods results and limitations</w:t>
+        <w:t>Retrieval answer guidance</w:t>
       </w:r>
     </w:p>
     <w:p>
-      <w:r>
-        <w:t>Without opening the old lesson, explain one key idea from Methods results and limitations. Give an example and a mistake that the idea helps you avoid.</w:t>
+      <w:pPr>
+        <w:pStyle w:val="Heading3"/>
+      </w:pPr>
+      <w:r>
+        <w:t>Methods results and limitations</w:t>
       </w:r>
     </w:p>
     <w:p>
-      <w:r>
-        <w:t>Look for: Explain the mechanism and terminology of methods results and limitations</w:t>
+      <w:pPr>
+        <w:spacing w:line="336" w:lineRule="auto" w:after="180"/>
+      </w:pPr>
+      <w:r>
+        <w:rPr>
+          <w:b w:val="0"/>
+        </w:rPr>
+        <w:t>Without opening the old lesson, explain one key idea from Methods results and limitations. Give an example and a mistake that the idea helps you avoid.</w:t>
       </w:r>
     </w:p>
     <w:p>
-      <w:r>
-        <w:t>Reference example, not the only acceptable wording: Teacher explanation: Methods state what was done; results state observed outcomes; limitations state restrictions on interpretation. Mixing them hides missing evidence. Classify each statement by role and link results to the procedure and denominator. A proposed mechanism is an explanation to test, not an extra observation.</w:t>
+      <w:pPr>
+        <w:spacing w:line="336" w:lineRule="auto" w:after="180"/>
+      </w:pPr>
+      <w:r>
+        <w:rPr>
+          <w:b w:val="0"/>
+        </w:rPr>
+        <w:t xml:space="preserve">Look for: Explain the </w:t>
+      </w:r>
+      <w:r>
+        <w:rPr>
+          <w:b/>
+        </w:rPr>
+        <w:t>mechanism</w:t>
+      </w:r>
+      <w:r>
+        <w:rPr>
+          <w:b w:val="0"/>
+        </w:rPr>
+        <w:t xml:space="preserve"> and terminology of methods results and limitations</w:t>
       </w:r>
     </w:p>
     <w:p>
       <w:pPr>
-        <w:pStyle w:val="Heading3"/>
-      </w:pPr>
-      <w:r>
-        <w:t>Reading a research claim</w:t>
+        <w:spacing w:line="336" w:lineRule="auto" w:after="180"/>
+      </w:pPr>
+      <w:r>
+        <w:rPr>
+          <w:b w:val="0"/>
+        </w:rPr>
+        <w:t xml:space="preserve">Reference example, not the only acceptable wording: Teacher explanation: Methods state what was done; results state observed outcomes; limitations state restrictions on interpretation. Mixing them hides missing </w:t>
+      </w:r>
+      <w:r>
+        <w:rPr>
+          <w:b/>
+        </w:rPr>
+        <w:t>evidence</w:t>
+      </w:r>
+      <w:r>
+        <w:rPr>
+          <w:b w:val="0"/>
+        </w:rPr>
+        <w:t>.</w:t>
       </w:r>
     </w:p>
     <w:p>
-      <w:r>
-        <w:t>Without opening the old lesson, explain one key idea from Reading a research claim. Give an example and a mistake that the idea helps you avoid.</w:t>
+      <w:pPr>
+        <w:spacing w:line="336" w:lineRule="auto" w:after="180"/>
+      </w:pPr>
+      <w:r>
+        <w:rPr>
+          <w:b w:val="0"/>
+        </w:rPr>
+        <w:t xml:space="preserve">Classify each statement by role and link results to the procedure and denominator. A proposed </w:t>
+      </w:r>
+      <w:r>
+        <w:rPr>
+          <w:b/>
+        </w:rPr>
+        <w:t>mechanism</w:t>
+      </w:r>
+      <w:r>
+        <w:rPr>
+          <w:b w:val="0"/>
+        </w:rPr>
+        <w:t xml:space="preserve"> is an explanation to test, not an extra </w:t>
+      </w:r>
+      <w:r>
+        <w:rPr>
+          <w:b/>
+        </w:rPr>
+        <w:t>observation</w:t>
+      </w:r>
+      <w:r>
+        <w:rPr>
+          <w:b w:val="0"/>
+        </w:rPr>
+        <w:t>.</w:t>
       </w:r>
     </w:p>
     <w:p>
-      <w:r>
-        <w:t>Look for: Explain the mechanism and terminology of reading a research claim</w:t>
+      <w:pPr>
+        <w:pStyle w:val="Heading3"/>
+      </w:pPr>
+      <w:r>
+        <w:t>Reading a research claim</w:t>
       </w:r>
     </w:p>
     <w:p>
-      <w:r>
-        <w:t>Reference example, not the only acceptable wording: Teacher explanation: Reading a claim requires its method, data, comparison and uncertainty. Titles and abstracts may omit conditions crucial to interpretation. Separate the claim from supplied evidence. Record dataset, unit, baseline, metric and limitations. Ask whether the statement extends beyond those observations.</w:t>
+      <w:pPr>
+        <w:spacing w:line="336" w:lineRule="auto" w:after="180"/>
+      </w:pPr>
+      <w:r>
+        <w:rPr>
+          <w:b w:val="0"/>
+        </w:rPr>
+        <w:t>Without opening the old lesson, explain one key idea from Reading a research claim. Give an example and a mistake that the idea helps you avoid.</w:t>
       </w:r>
     </w:p>
     <w:p>
-      <w:r>
-        <w:t>Two 45-minute sessions. Reproducing a computation uses recorded artifacts; replication collects new evidence under a comparable question. Naming conventions vary, so define the terms in the project. Use the supplied constructed scenarios to make the mechanism inspectable. Collect W4 before sharing solutions. Students should name intermediate evidence and limitations; classroom pacing and learning effectiveness remain unvalidated.</w:t>
+      <w:pPr>
+        <w:spacing w:line="336" w:lineRule="auto" w:after="180"/>
+      </w:pPr>
+      <w:r>
+        <w:rPr>
+          <w:b w:val="0"/>
+        </w:rPr>
+        <w:t xml:space="preserve">Look for: Explain the </w:t>
+      </w:r>
+      <w:r>
+        <w:rPr>
+          <w:b/>
+        </w:rPr>
+        <w:t>mechanism</w:t>
+      </w:r>
+      <w:r>
+        <w:rPr>
+          <w:b w:val="0"/>
+        </w:rPr>
+        <w:t xml:space="preserve"> and terminology of reading a research claim</w:t>
       </w:r>
     </w:p>
     <w:p>
       <w:pPr>
-        <w:pStyle w:val="Heading3"/>
-      </w:pPr>
-      <w:r>
-        <w:t>Outcomes</w:t>
+        <w:spacing w:line="336" w:lineRule="auto" w:after="180"/>
+      </w:pPr>
+      <w:r>
+        <w:rPr>
+          <w:b w:val="0"/>
+        </w:rPr>
+        <w:t>Reference example, not the only acceptable wording: Teacher explanation: Reading a claim requires its method, data, comparison and uncertainty. Titles and abstracts may omit conditions crucial to interpretation.</w:t>
       </w:r>
     </w:p>
     <w:p>
-      <w:r>
-        <w:t>Explain the mechanism and terminology of replication and reproduction</w:t>
+      <w:pPr>
+        <w:spacing w:line="336" w:lineRule="auto" w:after="180"/>
+      </w:pPr>
+      <w:r>
+        <w:rPr>
+          <w:b w:val="0"/>
+        </w:rPr>
+        <w:t xml:space="preserve">Separate the claim from supplied </w:t>
+      </w:r>
+      <w:r>
+        <w:rPr>
+          <w:b/>
+        </w:rPr>
+        <w:t>evidence</w:t>
+      </w:r>
+      <w:r>
+        <w:rPr>
+          <w:b w:val="0"/>
+        </w:rPr>
+        <w:t xml:space="preserve">. Record dataset, unit, baseline, metric and limitations. Ask whether the statement extends beyond those </w:t>
+      </w:r>
+      <w:r>
+        <w:rPr>
+          <w:b/>
+        </w:rPr>
+        <w:t>observation</w:t>
+      </w:r>
+      <w:r>
+        <w:rPr>
+          <w:b w:val="0"/>
+        </w:rPr>
+        <w:t>s.</w:t>
       </w:r>
     </w:p>
     <w:p>
-      <w:r>
-        <w:t>Apply the stated procedure to a new case with a traceable result</w:t>
+      <w:pPr>
+        <w:spacing w:line="336" w:lineRule="auto" w:after="180"/>
+      </w:pPr>
+      <w:r>
+        <w:rPr>
+          <w:b w:val="0"/>
+        </w:rPr>
+        <w:t xml:space="preserve">Two 45-minute sessions. Reproducing a computation uses recorded artifacts; </w:t>
+      </w:r>
+      <w:r>
+        <w:rPr>
+          <w:b/>
+        </w:rPr>
+        <w:t>replication</w:t>
+      </w:r>
+      <w:r>
+        <w:rPr>
+          <w:b w:val="0"/>
+        </w:rPr>
+        <w:t xml:space="preserve"> collects new </w:t>
+      </w:r>
+      <w:r>
+        <w:rPr>
+          <w:b/>
+        </w:rPr>
+        <w:t>evidence</w:t>
+      </w:r>
+      <w:r>
+        <w:rPr>
+          <w:b w:val="0"/>
+        </w:rPr>
+        <w:t xml:space="preserve"> under a comparable question. Naming conventions vary, so define the terms in the project.</w:t>
       </w:r>
     </w:p>
     <w:p>
-      <w:r>
-        <w:t>Identify an assumption or limitation and design a revealing follow-up</w:t>
+      <w:pPr>
+        <w:spacing w:line="336" w:lineRule="auto" w:after="180"/>
+      </w:pPr>
+      <w:r>
+        <w:rPr>
+          <w:b w:val="0"/>
+        </w:rPr>
+        <w:t xml:space="preserve">Use the supplied constructed scenarios to make the </w:t>
+      </w:r>
+      <w:r>
+        <w:rPr>
+          <w:b/>
+        </w:rPr>
+        <w:t>mechanism</w:t>
+      </w:r>
+      <w:r>
+        <w:rPr>
+          <w:b w:val="0"/>
+        </w:rPr>
+        <w:t xml:space="preserve"> inspectable. Collect W4 before sharing solutions.</w:t>
       </w:r>
     </w:p>
     <w:p>
       <w:pPr>
-        <w:pStyle w:val="Heading3"/>
-      </w:pPr>
-      <w:r>
-        <w:t>Preparation</w:t>
+        <w:spacing w:line="336" w:lineRule="auto" w:after="180"/>
+      </w:pPr>
+      <w:r>
+        <w:rPr>
+          <w:b w:val="0"/>
+        </w:rPr>
+        <w:t xml:space="preserve">Students should name intermediate </w:t>
+      </w:r>
+      <w:r>
+        <w:rPr>
+          <w:b/>
+        </w:rPr>
+        <w:t>evidence</w:t>
+      </w:r>
+      <w:r>
+        <w:rPr>
+          <w:b w:val="0"/>
+        </w:rPr>
+        <w:t xml:space="preserve"> and limitations; classroom pacing and learning effectiveness remain unvalidated.</w:t>
       </w:r>
     </w:p>
     <w:p>
-      <w:r>
-        <w:t>Lesson and workbook; paper and pencil</w:t>
+      <w:pPr>
+        <w:pStyle w:val="Heading3"/>
+      </w:pPr>
+      <w:r>
+        <w:t>Outcomes</w:t>
       </w:r>
     </w:p>
     <w:p>
-      <w:r>
-        <w:t>Calculator and optional local Python 3 for arithmetic; no live API or private data</w:t>
+      <w:pPr>
+        <w:spacing w:line="336" w:lineRule="auto" w:after="180"/>
+      </w:pPr>
+      <w:r>
+        <w:rPr>
+          <w:b w:val="0"/>
+        </w:rPr>
+        <w:t xml:space="preserve">Explain the </w:t>
+      </w:r>
+      <w:r>
+        <w:rPr>
+          <w:b/>
+        </w:rPr>
+        <w:t>mechanism</w:t>
+      </w:r>
+      <w:r>
+        <w:rPr>
+          <w:b w:val="0"/>
+        </w:rPr>
+        <w:t xml:space="preserve"> and terminology of </w:t>
+      </w:r>
+      <w:r>
+        <w:rPr>
+          <w:b/>
+        </w:rPr>
+        <w:t>replication</w:t>
+      </w:r>
+      <w:r>
+        <w:rPr>
+          <w:b w:val="0"/>
+        </w:rPr>
+        <w:t xml:space="preserve"> and reproduction</w:t>
       </w:r>
     </w:p>
     <w:p>
-      <w:r>
-        <w:t>Prepare the fresh retry separately and withhold its solution until after collection</w:t>
+      <w:pPr>
+        <w:spacing w:line="336" w:lineRule="auto" w:after="180"/>
+      </w:pPr>
+      <w:r>
+        <w:rPr>
+          <w:b w:val="0"/>
+        </w:rPr>
+        <w:t>Apply the stated procedure to a new case with a traceable result</w:t>
       </w:r>
     </w:p>
     <w:p>
       <w:pPr>
-        <w:pStyle w:val="Heading3"/>
-      </w:pPr>
-      <w:r>
-        <w:t>Prerequisite answer</w:t>
+        <w:spacing w:line="336" w:lineRule="auto" w:after="180"/>
+      </w:pPr>
+      <w:r>
+        <w:rPr>
+          <w:b w:val="0"/>
+        </w:rPr>
+        <w:t>Identify an assumption or limitation and design a revealing follow-up</w:t>
       </w:r>
     </w:p>
     <w:p>
-      <w:r>
-        <w:t>A result depends on the inputs, procedure and conditions that produced it. Preserve data roles and distinguish observed outcomes from predictions or unmeasured conditions. If the prior concept cannot be explained, use a short retrieval activity before this chapter.</w:t>
+      <w:pPr>
+        <w:pStyle w:val="Heading3"/>
+      </w:pPr>
+      <w:r>
+        <w:t>Preparation</w:t>
       </w:r>
     </w:p>
     <w:p>
       <w:pPr>
-        <w:pStyle w:val="Heading3"/>
-      </w:pPr>
-      <w:r>
-        <w:t>End goal for the pictorial case</w:t>
+        <w:spacing w:line="336" w:lineRule="auto" w:after="180"/>
+      </w:pPr>
+      <w:r>
+        <w:rPr>
+          <w:b w:val="0"/>
+        </w:rPr>
+        <w:t>Lesson and workbook; paper and pencil</w:t>
       </w:r>
     </w:p>
     <w:p>
-      <w:r>
-        <w:t>Explain replication and reproduction using the records and boundaries of this fictional investigation.</w:t>
+      <w:pPr>
+        <w:spacing w:line="336" w:lineRule="auto" w:after="180"/>
+      </w:pPr>
+      <w:r>
+        <w:rPr>
+          <w:b w:val="0"/>
+        </w:rPr>
+        <w:t>Calculator and optional local Python 3 for arithmetic; no live API or private data</w:t>
       </w:r>
     </w:p>
     <w:p>
-      <w:r>
-        <w:t>This added worked case illustrates the week’s main idea. Retain all original and connected topics; schedule its practice within the teaching cycle.</w:t>
+      <w:pPr>
+        <w:spacing w:line="336" w:lineRule="auto" w:after="180"/>
+      </w:pPr>
+      <w:r>
+        <w:rPr>
+          <w:b w:val="0"/>
+        </w:rPr>
+        <w:t>Prepare the fresh retry separately and withhold its solution until after collection</w:t>
       </w:r>
     </w:p>
     <w:p>
       <w:pPr>
-        <w:pStyle w:val="Heading1"/>
-      </w:pPr>
-      <w:r>
-        <w:t>02. Explain and model the mechanism</w:t>
+        <w:pStyle w:val="Heading3"/>
+      </w:pPr>
+      <w:r>
+        <w:t>Prerequisite answer</w:t>
       </w:r>
     </w:p>
     <w:p>
-      <w:r>
-        <w:t>Reproducing a computation uses recorded artifacts; replication collects new evidence under a comparable question. Naming conventions vary, so define the terms in the project.</w:t>
+      <w:pPr>
+        <w:spacing w:line="336" w:lineRule="auto" w:after="180"/>
+      </w:pPr>
+      <w:r>
+        <w:rPr>
+          <w:b w:val="0"/>
+        </w:rPr>
+        <w:t xml:space="preserve">A result depends on the </w:t>
+      </w:r>
+      <w:r>
+        <w:rPr>
+          <w:b/>
+        </w:rPr>
+        <w:t>input</w:t>
+      </w:r>
+      <w:r>
+        <w:rPr>
+          <w:b w:val="0"/>
+        </w:rPr>
+        <w:t xml:space="preserve">s, procedure and conditions that produced it. Preserve data roles and distinguish observed outcomes from </w:t>
+      </w:r>
+      <w:r>
+        <w:rPr>
+          <w:b/>
+        </w:rPr>
+        <w:t>prediction</w:t>
+      </w:r>
+      <w:r>
+        <w:rPr>
+          <w:b w:val="0"/>
+        </w:rPr>
+        <w:t>s or unmeasured conditions.</w:t>
       </w:r>
     </w:p>
     <w:p>
-      <w:r>
-        <w:t>Begin by writing the question the procedure is intended to answer. Identify the information already supplied, the information it will produce and the information still missing. These are constructed classroom examples; they do not require live accounts, private records or an external service. Do not treat a plausible explanation as a measured outcome.</w:t>
+      <w:pPr>
+        <w:spacing w:line="336" w:lineRule="auto" w:after="180"/>
+      </w:pPr>
+      <w:r>
+        <w:rPr>
+          <w:b w:val="0"/>
+        </w:rPr>
+        <w:t>If the prior concept cannot be explained, use a short retrieval activity before this chapter.</w:t>
       </w:r>
     </w:p>
     <w:p>
-      <w:r>
-        <w:t>Here replay means same artifacts/procedure; new-data replication means newly collected eligible cases under the same plan. Preserve environment, data versions and raw results.</w:t>
+      <w:pPr>
+        <w:pStyle w:val="Heading3"/>
+      </w:pPr>
+      <w:r>
+        <w:t>End goal for the pictorial case</w:t>
       </w:r>
     </w:p>
     <w:p>
-      <w:r>
-        <w:t>Before applying the procedure, write its units, denominator or decision boundary where relevant. A partner should be able to repeat each step using the same inputs. If a required input is absent or violates the stated contract, record that condition explicitly instead of quietly replacing it with a convenient value.</w:t>
+      <w:pPr>
+        <w:spacing w:line="336" w:lineRule="auto" w:after="180"/>
+      </w:pPr>
+      <w:r>
+        <w:rPr>
+          <w:b w:val="0"/>
+        </w:rPr>
+        <w:t xml:space="preserve">Explain </w:t>
+      </w:r>
+      <w:r>
+        <w:rPr>
+          <w:b/>
+        </w:rPr>
+        <w:t>replication</w:t>
+      </w:r>
+      <w:r>
+        <w:rPr>
+          <w:b w:val="0"/>
+        </w:rPr>
+        <w:t xml:space="preserve"> and reproduction using the records and boundaries of this fictional investigation.</w:t>
+      </w:r>
+    </w:p>
+    <w:p>
+      <w:pPr>
+        <w:spacing w:line="336" w:lineRule="auto" w:after="180"/>
+      </w:pPr>
+      <w:r>
+        <w:rPr>
+          <w:b w:val="0"/>
+        </w:rPr>
+        <w:t>This added worked case illustrates the week’s main idea. Retain all original and connected topics; schedule its practice within the teaching cycle.</w:t>
+      </w:r>
+    </w:p>
+    <w:p>
+      <w:pPr>
+        <w:pStyle w:val="Heading1"/>
+      </w:pPr>
+      <w:r>
+        <w:t>02. Explain and model the mechanism</w:t>
+      </w:r>
+    </w:p>
+    <w:p>
+      <w:r>
+        <w:t>Model Replication and reproduction using the supplied case, labelled mechanism and reasoning. Make the scope of each conclusion explicit.</w:t>
+      </w:r>
+    </w:p>
+    <w:p>
+      <w:pPr>
+        <w:spacing w:line="336" w:lineRule="auto" w:after="180"/>
+      </w:pPr>
+      <w:r>
+        <w:rPr>
+          <w:b w:val="0"/>
+        </w:rPr>
+        <w:t xml:space="preserve">Reproducing a computation uses recorded artifacts; </w:t>
+      </w:r>
+      <w:r>
+        <w:rPr>
+          <w:b/>
+        </w:rPr>
+        <w:t>replication</w:t>
+      </w:r>
+      <w:r>
+        <w:rPr>
+          <w:b w:val="0"/>
+        </w:rPr>
+        <w:t xml:space="preserve"> collects new </w:t>
+      </w:r>
+      <w:r>
+        <w:rPr>
+          <w:b/>
+        </w:rPr>
+        <w:t>evidence</w:t>
+      </w:r>
+      <w:r>
+        <w:rPr>
+          <w:b w:val="0"/>
+        </w:rPr>
+        <w:t xml:space="preserve"> under a comparable question. Naming conventions vary, so define the terms in the project.</w:t>
+      </w:r>
+    </w:p>
+    <w:p>
+      <w:pPr>
+        <w:pStyle w:val="Heading3"/>
+      </w:pPr>
+      <w:r>
+        <w:t>Explain Replication and reproduction · 1</w:t>
+      </w:r>
+    </w:p>
+    <w:p>
+      <w:pPr>
+        <w:spacing w:line="336" w:lineRule="auto" w:after="180"/>
+      </w:pPr>
+      <w:r>
+        <w:rPr>
+          <w:b w:val="0"/>
+        </w:rPr>
+        <w:t>Begin by writing the question the procedure is intended to answer. Identify the information already supplied, the information it will produce and the information still missing.</w:t>
+      </w:r>
+    </w:p>
+    <w:p>
+      <w:pPr>
+        <w:spacing w:line="336" w:lineRule="auto" w:after="180"/>
+      </w:pPr>
+      <w:r>
+        <w:rPr>
+          <w:b w:val="0"/>
+        </w:rPr>
+        <w:t>These are constructed classroom examples; they do not require live accounts, private records or an external service. Do not treat a plausible explanation as a measured outcome.</w:t>
+      </w:r>
+    </w:p>
+    <w:p>
+      <w:pPr>
+        <w:spacing w:line="336" w:lineRule="auto" w:after="180"/>
+      </w:pPr>
+      <w:r>
+        <w:rPr>
+          <w:b w:val="0"/>
+        </w:rPr>
+        <w:t xml:space="preserve">Here </w:t>
+      </w:r>
+      <w:r>
+        <w:rPr>
+          <w:b/>
+        </w:rPr>
+        <w:t>replay</w:t>
+      </w:r>
+      <w:r>
+        <w:rPr>
+          <w:b w:val="0"/>
+        </w:rPr>
+        <w:t xml:space="preserve"> means same artifacts/procedure; new-data </w:t>
+      </w:r>
+      <w:r>
+        <w:rPr>
+          <w:b/>
+        </w:rPr>
+        <w:t>replication</w:t>
+      </w:r>
+      <w:r>
+        <w:rPr>
+          <w:b w:val="0"/>
+        </w:rPr>
+        <w:t xml:space="preserve"> means newly collected eligible cases under the same plan. Preserve environment, data versions and raw results.</w:t>
+      </w:r>
+    </w:p>
+    <w:p>
+      <w:pPr>
+        <w:pStyle w:val="Heading3"/>
+      </w:pPr>
+      <w:r>
+        <w:t>Explain Replication and reproduction · 2</w:t>
+      </w:r>
+    </w:p>
+    <w:p>
+      <w:pPr>
+        <w:spacing w:line="336" w:lineRule="auto" w:after="180"/>
+      </w:pPr>
+      <w:r>
+        <w:rPr>
+          <w:b w:val="0"/>
+        </w:rPr>
+        <w:t xml:space="preserve">Before applying the procedure, write its units, denominator or decision boundary where relevant. A partner should be able to repeat each step using the same </w:t>
+      </w:r>
+      <w:r>
+        <w:rPr>
+          <w:b/>
+        </w:rPr>
+        <w:t>input</w:t>
+      </w:r>
+      <w:r>
+        <w:rPr>
+          <w:b w:val="0"/>
+        </w:rPr>
+        <w:t>s.</w:t>
+      </w:r>
+    </w:p>
+    <w:p>
+      <w:pPr>
+        <w:spacing w:line="336" w:lineRule="auto" w:after="180"/>
+      </w:pPr>
+      <w:r>
+        <w:rPr>
+          <w:b w:val="0"/>
+        </w:rPr>
+        <w:t xml:space="preserve">If a required </w:t>
+      </w:r>
+      <w:r>
+        <w:rPr>
+          <w:b/>
+        </w:rPr>
+        <w:t>input</w:t>
+      </w:r>
+      <w:r>
+        <w:rPr>
+          <w:b w:val="0"/>
+        </w:rPr>
+        <w:t xml:space="preserve"> is absent or violates the stated contract, record that condition explicitly instead of quietly replacing it with a convenient value.</w:t>
       </w:r>
     </w:p>
     <w:tbl>
@@ -548,36 +1094,234 @@
       </w:r>
     </w:p>
     <w:p>
-      <w:r>
-        <w:t>Guided: This is a successful replay on eight distinct cases, not sixteen new cases. It checks computation consistency. Qualification: Exact replay can preserve the original design flaws; new data can change conditions and needs its own record. Exit: accept a concrete variation with its predicted outcome and a stated condition that would challenge the mechanism; reject a claim resting on unmeasured evidence.</w:t>
+      <w:pPr>
+        <w:pStyle w:val="Heading3"/>
+      </w:pPr>
+      <w:r>
+        <w:t>Explain Replication and reproduction · 3</w:t>
       </w:r>
     </w:p>
     <w:p>
       <w:pPr>
-        <w:pStyle w:val="Heading3"/>
-      </w:pPr>
-      <w:r>
-        <w:t>Model the reasoning aloud</w:t>
+        <w:spacing w:line="336" w:lineRule="auto" w:after="180"/>
+      </w:pPr>
+      <w:r>
+        <w:rPr>
+          <w:b w:val="0"/>
+        </w:rPr>
+        <w:t xml:space="preserve">Guided: This is a successful </w:t>
+      </w:r>
+      <w:r>
+        <w:rPr>
+          <w:b/>
+        </w:rPr>
+        <w:t>replay</w:t>
+      </w:r>
+      <w:r>
+        <w:rPr>
+          <w:b w:val="0"/>
+        </w:rPr>
+        <w:t xml:space="preserve"> on eight distinct cases, not sixteen new cases. It checks computation consistency.</w:t>
       </w:r>
     </w:p>
     <w:p>
-      <w:r>
-        <w:t>Use the complete worked example below before asking learners to complete W2. Reveal a small part, invite a prediction, then explain the deciding step. These teacher notes contain solutions; do not reveal the independent case answer during modelling.</w:t>
+      <w:pPr>
+        <w:spacing w:line="336" w:lineRule="auto" w:after="180"/>
+      </w:pPr>
+      <w:r>
+        <w:rPr>
+          <w:b w:val="0"/>
+        </w:rPr>
+        <w:t xml:space="preserve">Qualification: Exact </w:t>
+      </w:r>
+      <w:r>
+        <w:rPr>
+          <w:b/>
+        </w:rPr>
+        <w:t>replay</w:t>
+      </w:r>
+      <w:r>
+        <w:rPr>
+          <w:b w:val="0"/>
+        </w:rPr>
+        <w:t xml:space="preserve"> can preserve the original design flaws; new data can change conditions and needs its own record.</w:t>
       </w:r>
     </w:p>
     <w:p>
-      <w:r>
-        <w:t>Partner reruns the same eight cases and gets the same score. Team counts sixteen independent cases.</w:t>
+      <w:pPr>
+        <w:spacing w:line="336" w:lineRule="auto" w:after="180"/>
+      </w:pPr>
+      <w:r>
+        <w:rPr>
+          <w:b w:val="0"/>
+        </w:rPr>
+        <w:t xml:space="preserve">Exit: accept a concrete variation with its predicted outcome and a stated condition that would challenge the </w:t>
+      </w:r>
+      <w:r>
+        <w:rPr>
+          <w:b/>
+        </w:rPr>
+        <w:t>mechanism</w:t>
+      </w:r>
+      <w:r>
+        <w:rPr>
+          <w:b w:val="0"/>
+        </w:rPr>
+        <w:t xml:space="preserve">; reject a claim resting on unmeasured </w:t>
+      </w:r>
+      <w:r>
+        <w:rPr>
+          <w:b/>
+        </w:rPr>
+        <w:t>evidence</w:t>
+      </w:r>
+      <w:r>
+        <w:rPr>
+          <w:b w:val="0"/>
+        </w:rPr>
+        <w:t>.</w:t>
       </w:r>
     </w:p>
     <w:p>
-      <w:r>
-        <w:t>This is a successful replay on eight distinct cases, not sixteen new cases. It checks computation consistency.</w:t>
+      <w:pPr>
+        <w:pStyle w:val="Heading3"/>
+      </w:pPr>
+      <w:r>
+        <w:t>Model the reasoning aloud</w:t>
       </w:r>
     </w:p>
     <w:p>
-      <w:r>
-        <w:t>Compare the intermediate evidence with the final statement. Explain why each number or decision follows from the stated inputs. The conclusion belongs to this scenario and procedure; changing the inputs, evaluation population or authority can change what it establishes. Retain the raw record so a later revision can be compared honestly.</w:t>
+      <w:pPr>
+        <w:spacing w:line="336" w:lineRule="auto" w:after="180"/>
+      </w:pPr>
+      <w:r>
+        <w:rPr>
+          <w:b w:val="0"/>
+        </w:rPr>
+        <w:t xml:space="preserve">Use the complete worked example below before asking learners to complete W2. Reveal a small part, invite a </w:t>
+      </w:r>
+      <w:r>
+        <w:rPr>
+          <w:b/>
+        </w:rPr>
+        <w:t>prediction</w:t>
+      </w:r>
+      <w:r>
+        <w:rPr>
+          <w:b w:val="0"/>
+        </w:rPr>
+        <w:t>, then explain the deciding step.</w:t>
+      </w:r>
+    </w:p>
+    <w:p>
+      <w:pPr>
+        <w:spacing w:line="336" w:lineRule="auto" w:after="180"/>
+      </w:pPr>
+      <w:r>
+        <w:rPr>
+          <w:b w:val="0"/>
+        </w:rPr>
+        <w:t>These teacher notes contain solutions; do not reveal the independent case answer during modelling.</w:t>
+      </w:r>
+    </w:p>
+    <w:p>
+      <w:pPr>
+        <w:spacing w:line="336" w:lineRule="auto" w:after="180"/>
+      </w:pPr>
+      <w:r>
+        <w:rPr>
+          <w:b w:val="0"/>
+        </w:rPr>
+        <w:t>Partner reruns the same eight cases and gets the same score. Team counts sixteen independent cases.</w:t>
+      </w:r>
+    </w:p>
+    <w:p>
+      <w:pPr>
+        <w:spacing w:line="336" w:lineRule="auto" w:after="180"/>
+      </w:pPr>
+      <w:r>
+        <w:rPr>
+          <w:b w:val="0"/>
+        </w:rPr>
+        <w:t xml:space="preserve">This is a successful </w:t>
+      </w:r>
+      <w:r>
+        <w:rPr>
+          <w:b/>
+        </w:rPr>
+        <w:t>replay</w:t>
+      </w:r>
+      <w:r>
+        <w:rPr>
+          <w:b w:val="0"/>
+        </w:rPr>
+        <w:t xml:space="preserve"> on eight distinct cases, not sixteen new cases. It checks computation consistency.</w:t>
+      </w:r>
+    </w:p>
+    <w:p>
+      <w:pPr>
+        <w:pStyle w:val="Heading3"/>
+      </w:pPr>
+      <w:r>
+        <w:t>Model the reasoning aloud · 4</w:t>
+      </w:r>
+    </w:p>
+    <w:p>
+      <w:pPr>
+        <w:spacing w:line="336" w:lineRule="auto" w:after="180"/>
+      </w:pPr>
+      <w:r>
+        <w:rPr>
+          <w:b w:val="0"/>
+        </w:rPr>
+        <w:t xml:space="preserve">Compare the intermediate </w:t>
+      </w:r>
+      <w:r>
+        <w:rPr>
+          <w:b/>
+        </w:rPr>
+        <w:t>evidence</w:t>
+      </w:r>
+      <w:r>
+        <w:rPr>
+          <w:b w:val="0"/>
+        </w:rPr>
+        <w:t xml:space="preserve"> with the final statement. Explain why each number or decision follows from the stated </w:t>
+      </w:r>
+      <w:r>
+        <w:rPr>
+          <w:b/>
+        </w:rPr>
+        <w:t>input</w:t>
+      </w:r>
+      <w:r>
+        <w:rPr>
+          <w:b w:val="0"/>
+        </w:rPr>
+        <w:t>s.</w:t>
+      </w:r>
+    </w:p>
+    <w:p>
+      <w:pPr>
+        <w:spacing w:line="336" w:lineRule="auto" w:after="180"/>
+      </w:pPr>
+      <w:r>
+        <w:rPr>
+          <w:b w:val="0"/>
+        </w:rPr>
+        <w:t xml:space="preserve">The conclusion belongs to this scenario and procedure; changing the </w:t>
+      </w:r>
+      <w:r>
+        <w:rPr>
+          <w:b/>
+        </w:rPr>
+        <w:t>input</w:t>
+      </w:r>
+      <w:r>
+        <w:rPr>
+          <w:b w:val="0"/>
+        </w:rPr>
+        <w:t>s, evaluation population or authority can change what it establishes. Retain the raw record so a later revision can be compared honestly.</w:t>
       </w:r>
     </w:p>
     <w:tbl>
@@ -683,7 +1427,13 @@
       </w:tr>
     </w:tbl>
     <w:p>
-      <w:r>
+      <w:pPr>
+        <w:spacing w:line="336" w:lineRule="auto" w:after="180"/>
+      </w:pPr>
+      <w:r>
+        <w:rPr>
+          <w:b w:val="0"/>
+        </w:rPr>
         <w:t>Use the diagram and verbal explanation together. Ask learners to match a sentence to a specific visual step; do not assign learners fixed visual or auditory learning styles.</w:t>
       </w:r>
     </w:p>
@@ -696,7 +1446,13 @@
       </w:r>
     </w:p>
     <w:p>
-      <w:r>
+      <w:pPr>
+        <w:spacing w:line="336" w:lineRule="auto" w:after="180"/>
+      </w:pPr>
+      <w:r>
+        <w:rPr>
+          <w:b w:val="0"/>
+        </w:rPr>
         <w:t>Same records versus new experiment. A team first reruns a supplied analysis, then collects new records with the same protocol.</w:t>
       </w:r>
     </w:p>
@@ -709,7 +1465,22 @@
       </w:r>
     </w:p>
     <w:p>
-      <w:r>
+      <w:pPr>
+        <w:pStyle w:val="Heading3"/>
+      </w:pPr>
+      <w:r>
+        <w:t>Supplied facts</w:t>
+      </w:r>
+    </w:p>
+    <w:p>
+      <w:pPr>
+        <w:spacing w:line="336" w:lineRule="auto" w:after="180"/>
+        <w:shd w:fill="F1F6FC"/>
+      </w:pPr>
+      <w:r>
+        <w:rPr>
+          <w:b w:val="0"/>
+        </w:rPr>
         <w:t>Original recorded labels: [1,0,1,1]. Analysis counts correct cases. New independent set: [1,1,0,0]. Binary entries mean 1=correct and 0=incorrect.</w:t>
       </w:r>
     </w:p>
@@ -909,21 +1680,31 @@
       </w:r>
     </w:p>
     <w:p>
-      <w:r>
-        <w:t>Reusing data and collecting new data answer different questions. A different new-sample result can arise without a code error; inspect both protocols and variability.</w:t>
+      <w:pPr>
+        <w:pStyle w:val="Heading3"/>
+      </w:pPr>
+      <w:r>
+        <w:t>Why the result follows</w:t>
       </w:r>
     </w:p>
     <w:p>
       <w:pPr>
-        <w:pStyle w:val="Heading3"/>
-      </w:pPr>
-      <w:r>
-        <w:t>What this example does not establish</w:t>
+        <w:spacing w:line="336" w:lineRule="auto" w:after="180"/>
+        <w:shd w:fill="F1F6FC"/>
+      </w:pPr>
+      <w:r>
+        <w:rPr>
+          <w:b w:val="0"/>
+        </w:rPr>
+        <w:t>Reusing data and collecting new data answer different questions. A different new-sample result can arise without a code error; inspect both protocols and variability.</w:t>
       </w:r>
     </w:p>
     <w:p>
-      <w:r>
-        <w:t>Four-case samples are illustrative; neither result alone establishes broad reliability.</w:t>
+      <w:pPr>
+        <w:pStyle w:val="Heading3"/>
+      </w:pPr>
+      <w:r>
+        <w:t>What this example does not establish</w:t>
       </w:r>
     </w:p>
     <w:p>
@@ -931,43 +1712,192 @@
         <w:pStyle w:val="Heading3"/>
       </w:pPr>
       <w:r>
-        <w:t>Change one thing in the pictured case</w:t>
+        <w:t>Keep the stated limit</w:t>
       </w:r>
     </w:p>
     <w:p>
-      <w:r>
-        <w:t>Change: The rerun of the original records outputs 2/4.</w:t>
+      <w:pPr>
+        <w:spacing w:line="336" w:lineRule="auto" w:after="180"/>
+        <w:shd w:fill="FFF5E6"/>
+      </w:pPr>
+      <w:r>
+        <w:rPr>
+          <w:b w:val="0"/>
+        </w:rPr>
+        <w:t>Four-case samples are illustrative; neither result alone establishes broad reliability.</w:t>
       </w:r>
     </w:p>
     <w:p>
-      <w:r>
-        <w:t>Prediction: Investigate code, version, input or scoring differences.</w:t>
+      <w:pPr>
+        <w:pStyle w:val="Heading3"/>
+      </w:pPr>
+      <w:r>
+        <w:t>Change one thing in the pictured case</w:t>
       </w:r>
     </w:p>
     <w:p>
-      <w:r>
-        <w:t>Reason: The same fixed records should give the same deterministic count.</w:t>
+      <w:pPr>
+        <w:pStyle w:val="Heading3"/>
+      </w:pPr>
+      <w:r>
+        <w:t>Change one thing</w:t>
       </w:r>
     </w:p>
     <w:p>
       <w:pPr>
-        <w:pStyle w:val="Heading3"/>
-      </w:pPr>
-      <w:r>
-        <w:t>Ask while showing the picture</w:t>
+        <w:spacing w:line="336" w:lineRule="auto" w:after="180"/>
+        <w:shd w:fill="F5F1FB"/>
+      </w:pPr>
+      <w:r>
+        <w:rPr>
+          <w:b w:val="0"/>
+        </w:rPr>
+        <w:t xml:space="preserve">Change: The rerun of the original records </w:t>
+      </w:r>
+      <w:r>
+        <w:rPr>
+          <w:b/>
+        </w:rPr>
+        <w:t>output</w:t>
+      </w:r>
+      <w:r>
+        <w:rPr>
+          <w:b w:val="0"/>
+        </w:rPr>
+        <w:t>s 2/4.</w:t>
       </w:r>
     </w:p>
     <w:p>
-      <w:r>
-        <w:t>Cover the result. Ask learners to name the inputs and predict the next step. Uncover one step, connect the icon to the actual procedure, and explain its evidence. Then change the supplied condition and compare. The picture is a representation; it does not document execution of a real AI model.</w:t>
+      <w:pPr>
+        <w:pStyle w:val="Heading3"/>
+      </w:pPr>
+      <w:r>
+        <w:t>Predicted result</w:t>
       </w:r>
     </w:p>
     <w:p>
       <w:pPr>
+        <w:spacing w:line="336" w:lineRule="auto" w:after="180"/>
+        <w:shd w:fill="F1F6FC"/>
+      </w:pPr>
+      <w:r>
+        <w:rPr>
+          <w:b/>
+        </w:rPr>
+        <w:t>Prediction</w:t>
+      </w:r>
+      <w:r>
+        <w:rPr>
+          <w:b w:val="0"/>
+        </w:rPr>
+        <w:t xml:space="preserve">: Investigate code, version, </w:t>
+      </w:r>
+      <w:r>
+        <w:rPr>
+          <w:b/>
+        </w:rPr>
+        <w:t>input</w:t>
+      </w:r>
+      <w:r>
+        <w:rPr>
+          <w:b w:val="0"/>
+        </w:rPr>
+        <w:t xml:space="preserve"> or scoring differences.</w:t>
+      </w:r>
+    </w:p>
+    <w:p>
+      <w:pPr>
+        <w:pStyle w:val="Heading3"/>
+      </w:pPr>
+      <w:r>
+        <w:t>Why the result follows</w:t>
+      </w:r>
+    </w:p>
+    <w:p>
+      <w:pPr>
+        <w:spacing w:line="336" w:lineRule="auto" w:after="180"/>
+        <w:shd w:fill="F1F6FC"/>
+      </w:pPr>
+      <w:r>
+        <w:rPr>
+          <w:b w:val="0"/>
+        </w:rPr>
+        <w:t>Reason: The same fixed records should give the same deterministic count.</w:t>
+      </w:r>
+    </w:p>
+    <w:p>
+      <w:pPr>
+        <w:pStyle w:val="Heading3"/>
+      </w:pPr>
+      <w:r>
+        <w:t>Ask while showing the picture</w:t>
+      </w:r>
+    </w:p>
+    <w:p>
+      <w:pPr>
+        <w:pStyle w:val="Heading3"/>
+      </w:pPr>
+      <w:r>
+        <w:t>Ask while showing the picture · 5</w:t>
+      </w:r>
+    </w:p>
+    <w:p>
+      <w:pPr>
+        <w:spacing w:line="336" w:lineRule="auto" w:after="180"/>
+      </w:pPr>
+      <w:r>
+        <w:rPr>
+          <w:b w:val="0"/>
+        </w:rPr>
+        <w:t xml:space="preserve">Cover the result. Ask learners to name the </w:t>
+      </w:r>
+      <w:r>
+        <w:rPr>
+          <w:b/>
+        </w:rPr>
+        <w:t>input</w:t>
+      </w:r>
+      <w:r>
+        <w:rPr>
+          <w:b w:val="0"/>
+        </w:rPr>
+        <w:t xml:space="preserve">s and predict the next step. Uncover one step, connect the icon to the actual procedure, and explain its </w:t>
+      </w:r>
+      <w:r>
+        <w:rPr>
+          <w:b/>
+        </w:rPr>
+        <w:t>evidence</w:t>
+      </w:r>
+      <w:r>
+        <w:rPr>
+          <w:b w:val="0"/>
+        </w:rPr>
+        <w:t>. Then change the supplied condition and compare.</w:t>
+      </w:r>
+    </w:p>
+    <w:p>
+      <w:pPr>
+        <w:spacing w:line="336" w:lineRule="auto" w:after="180"/>
+      </w:pPr>
+      <w:r>
+        <w:rPr>
+          <w:b w:val="0"/>
+        </w:rPr>
+        <w:t>The picture is a representation; it does not document execution of a real AI model.</w:t>
+      </w:r>
+    </w:p>
+    <w:p>
+      <w:pPr>
         <w:pStyle w:val="Heading1"/>
       </w:pPr>
       <w:r>
         <w:t>03. Demonstrate and guide practice</w:t>
+      </w:r>
+    </w:p>
+    <w:p>
+      <w:r>
+        <w:t>Demonstrate Replication and reproduction, reduce support deliberately and check individual reasoning before discussing answers.</w:t>
       </w:r>
     </w:p>
     <w:tbl>
@@ -1183,36 +2113,100 @@
       </w:tr>
     </w:tbl>
     <w:p>
-      <w:r>
-        <w:t>Use the worked example in Sections 3 and 6. Collect a prediction before revealing its result; ask the learner to point to each intermediate fact.</w:t>
+      <w:pPr>
+        <w:spacing w:line="336" w:lineRule="auto" w:after="180"/>
+      </w:pPr>
+      <w:r>
+        <w:rPr>
+          <w:b w:val="0"/>
+        </w:rPr>
+        <w:t xml:space="preserve">Use the worked example in Sections 3 and 6. Collect a </w:t>
+      </w:r>
+      <w:r>
+        <w:rPr>
+          <w:b/>
+        </w:rPr>
+        <w:t>prediction</w:t>
+      </w:r>
+      <w:r>
+        <w:rPr>
+          <w:b w:val="0"/>
+        </w:rPr>
+        <w:t xml:space="preserve"> before revealing its result; ask the learner to point to each intermediate fact.</w:t>
       </w:r>
     </w:p>
     <w:p>
-      <w:r>
-        <w:t>Provide an input/procedure/result/limit frame and a calculator when needed. Ask students to identify the first step before completing the whole trace. Extension: compare two concrete variants of this mechanism while holding unrelated conditions fixed; report both successful and unsuccessful outcomes.</w:t>
+      <w:pPr>
+        <w:spacing w:line="336" w:lineRule="auto" w:after="180"/>
+      </w:pPr>
+      <w:r>
+        <w:rPr>
+          <w:b w:val="0"/>
+        </w:rPr>
+        <w:t xml:space="preserve">Provide an </w:t>
+      </w:r>
+      <w:r>
+        <w:rPr>
+          <w:b/>
+        </w:rPr>
+        <w:t>input</w:t>
+      </w:r>
+      <w:r>
+        <w:rPr>
+          <w:b w:val="0"/>
+        </w:rPr>
+        <w:t>/procedure/result/limit frame and a calculator when needed. Ask students to identify the first step before completing the whole trace.</w:t>
       </w:r>
     </w:p>
     <w:p>
       <w:pPr>
-        <w:pStyle w:val="Heading3"/>
-      </w:pPr>
-      <w:r>
-        <w:t>Reduce help deliberately</w:t>
+        <w:spacing w:line="336" w:lineRule="auto" w:after="180"/>
+      </w:pPr>
+      <w:r>
+        <w:rPr>
+          <w:b w:val="0"/>
+        </w:rPr>
+        <w:t xml:space="preserve">Extension: compare two concrete variants of this </w:t>
+      </w:r>
+      <w:r>
+        <w:rPr>
+          <w:b/>
+        </w:rPr>
+        <w:t>mechanism</w:t>
+      </w:r>
+      <w:r>
+        <w:rPr>
+          <w:b w:val="0"/>
+        </w:rPr>
+        <w:t xml:space="preserve"> while holding unrelated conditions fixed; report both successful and unsuccessful outcomes.</w:t>
       </w:r>
     </w:p>
     <w:p>
-      <w:r>
-        <w:t>Completion task: Partner reruns the same eight cases and gets the same score. Team counts sixteen independent cases. Show the intermediate steps and give the conclusion with its scope.</w:t>
+      <w:pPr>
+        <w:pStyle w:val="Heading3"/>
+      </w:pPr>
+      <w:r>
+        <w:t>Reduce help deliberately</w:t>
       </w:r>
     </w:p>
     <w:p>
-      <w:r>
-        <w:t>Teacher check: Teacher explanation: This is a successful replay on eight distinct cases, not sixteen new cases. It checks computation consistency.</w:t>
+      <w:pPr>
+        <w:pStyle w:val="Heading3"/>
+      </w:pPr>
+      <w:r>
+        <w:t>Completion practice</w:t>
       </w:r>
     </w:p>
     <w:p>
-      <w:r>
-        <w:t>Start by identifying the given inputs together. Leave the intermediate steps blank. If needed, model one step, then withdraw that help on the next step. Move to a full trace only when the partial trace is understood. For partners, alternate explainer and checker; collect a response from every learner before discussion.</w:t>
+      <w:pPr>
+        <w:spacing w:line="336" w:lineRule="auto" w:after="180"/>
+        <w:shd w:fill="F5F1FB"/>
+      </w:pPr>
+      <w:r>
+        <w:rPr>
+          <w:b w:val="0"/>
+        </w:rPr>
+        <w:t>Completion task: Partner reruns the same eight cases and gets the same score. Team counts sixteen independent cases. Show the intermediate steps and give the conclusion with its scope.</w:t>
       </w:r>
     </w:p>
     <w:p>
@@ -1220,22 +2214,65 @@
         <w:pStyle w:val="Heading3"/>
       </w:pPr>
       <w:r>
-        <w:t>Individual reasoning check</w:t>
+        <w:t>Reasoning to listen for</w:t>
       </w:r>
     </w:p>
     <w:p>
-      <w:r>
-        <w:t>Use the worked case for Replication and reproduction. Proposed explanation: “The worked result establishes every future case”. Decide whether this explanation is supported. Point to the step or supplied fact that decides; explain your repair if needed.</w:t>
+      <w:pPr>
+        <w:spacing w:line="336" w:lineRule="auto" w:after="180"/>
+        <w:shd w:fill="F1F6FC"/>
+      </w:pPr>
+      <w:r>
+        <w:rPr>
+          <w:b w:val="0"/>
+        </w:rPr>
+        <w:t xml:space="preserve">Teacher check: Teacher explanation: This is a successful </w:t>
+      </w:r>
+      <w:r>
+        <w:rPr>
+          <w:b/>
+        </w:rPr>
+        <w:t>replay</w:t>
+      </w:r>
+      <w:r>
+        <w:rPr>
+          <w:b w:val="0"/>
+        </w:rPr>
+        <w:t xml:space="preserve"> on eight distinct cases, not sixteen new cases. It checks computation consistency.</w:t>
       </w:r>
     </w:p>
     <w:p>
-      <w:r>
-        <w:t>Expected correction: Exact replay can preserve the original design flaws; new data can change conditions and needs its own record.</w:t>
+      <w:pPr>
+        <w:spacing w:line="336" w:lineRule="auto" w:after="180"/>
+      </w:pPr>
+      <w:r>
+        <w:rPr>
+          <w:b w:val="0"/>
+        </w:rPr>
+        <w:t xml:space="preserve">Start by identifying the given </w:t>
+      </w:r>
+      <w:r>
+        <w:rPr>
+          <w:b/>
+        </w:rPr>
+        <w:t>input</w:t>
+      </w:r>
+      <w:r>
+        <w:rPr>
+          <w:b w:val="0"/>
+        </w:rPr>
+        <w:t>s together. Leave the intermediate steps blank. If needed, model one step, then withdraw that help on the next step. Move to a full trace only when the partial trace is understood.</w:t>
       </w:r>
     </w:p>
     <w:p>
-      <w:r>
-        <w:t>Collect explanations, not only yes/no votes. If a misunderstanding is common, re-model the relevant step for the class. If it affects a few learners, give a short targeted group explanation while others solve a more demanding variation.</w:t>
+      <w:pPr>
+        <w:spacing w:line="336" w:lineRule="auto" w:after="180"/>
+      </w:pPr>
+      <w:r>
+        <w:rPr>
+          <w:b w:val="0"/>
+        </w:rPr>
+        <w:t>For partners, alternate explainer and checker; collect a response from every learner before discussion.</w:t>
       </w:r>
     </w:p>
     <w:p>
@@ -1243,63 +2280,368 @@
         <w:pStyle w:val="Heading3"/>
       </w:pPr>
       <w:r>
-        <w:t>Pictorial practice question</w:t>
+        <w:t>Individual reasoning check</w:t>
       </w:r>
     </w:p>
     <w:p>
-      <w:r>
-        <w:t>Calculate the scores from the original and new four-record sets. Which activity reproduces saved analysis, which repeats the protocol, and why does a different rerun of the original data need investigation?</w:t>
+      <w:pPr>
+        <w:spacing w:line="336" w:lineRule="auto" w:after="180"/>
+      </w:pPr>
+      <w:r>
+        <w:rPr>
+          <w:b w:val="0"/>
+        </w:rPr>
+        <w:t xml:space="preserve">Use the worked case for </w:t>
+      </w:r>
+      <w:r>
+        <w:rPr>
+          <w:b/>
+        </w:rPr>
+        <w:t>Replication</w:t>
+      </w:r>
+      <w:r>
+        <w:rPr>
+          <w:b w:val="0"/>
+        </w:rPr>
+        <w:t xml:space="preserve"> and reproduction. Proposed explanation: “The worked result establishes every future case”. Decide whether this explanation is supported.</w:t>
       </w:r>
     </w:p>
     <w:p>
       <w:pPr>
-        <w:pStyle w:val="Heading3"/>
-      </w:pPr>
-      <w:r>
-        <w:t>Reasoned teacher answer</w:t>
+        <w:spacing w:line="336" w:lineRule="auto" w:after="180"/>
+      </w:pPr>
+      <w:r>
+        <w:rPr>
+          <w:b w:val="0"/>
+        </w:rPr>
+        <w:t>Point to the step or supplied fact that decides; explain your repair if needed.</w:t>
       </w:r>
     </w:p>
     <w:p>
-      <w:r>
-        <w:t>Reusing the supplied four records gives 3/4=75%. The new four-record set gives 2/4=50%. The first checks computational reproduction; the second probes repeatability with new observations. Changed case: Investigate code, version, input or scoring differences. The same fixed records should give the same deterministic count.</w:t>
+      <w:pPr>
+        <w:pStyle w:val="Heading3"/>
+      </w:pPr>
+      <w:r>
+        <w:t>Expected repair</w:t>
       </w:r>
     </w:p>
     <w:p>
-      <w:r>
-        <w:t>Changed-case reasoning: Investigate code, version, input or scoring differences. The same fixed records should give the same deterministic count.</w:t>
+      <w:pPr>
+        <w:spacing w:line="336" w:lineRule="auto" w:after="180"/>
+        <w:shd w:fill="F1F6FC"/>
+      </w:pPr>
+      <w:r>
+        <w:rPr>
+          <w:b w:val="0"/>
+        </w:rPr>
+        <w:t xml:space="preserve">Expected correction: Exact </w:t>
+      </w:r>
+      <w:r>
+        <w:rPr>
+          <w:b/>
+        </w:rPr>
+        <w:t>replay</w:t>
+      </w:r>
+      <w:r>
+        <w:rPr>
+          <w:b w:val="0"/>
+        </w:rPr>
+        <w:t xml:space="preserve"> can preserve the original design flaws; new data can change conditions and needs its own record.</w:t>
       </w:r>
     </w:p>
     <w:p>
-      <w:r>
-        <w:t>Collect each learner’s explanation before discussion. Use the first missing connection between input, deciding step and result to choose support. This question is worked-case practice, not fresh mastery evidence.</w:t>
+      <w:pPr>
+        <w:spacing w:line="336" w:lineRule="auto" w:after="180"/>
+      </w:pPr>
+      <w:r>
+        <w:rPr>
+          <w:b w:val="0"/>
+        </w:rPr>
+        <w:t>Collect explanations, not only yes/no votes. If a misunderstanding is common, re-model the relevant step for the class.</w:t>
       </w:r>
     </w:p>
     <w:p>
       <w:pPr>
-        <w:pStyle w:val="Heading1"/>
-      </w:pPr>
-      <w:r>
-        <w:t>04. Run the investigation and diagnose misconceptions</w:t>
+        <w:spacing w:line="336" w:lineRule="auto" w:after="180"/>
+      </w:pPr>
+      <w:r>
+        <w:rPr>
+          <w:b w:val="0"/>
+        </w:rPr>
+        <w:t>If it affects a few learners, give a short targeted group explanation while others solve a more demanding variation.</w:t>
       </w:r>
     </w:p>
     <w:p>
-      <w:r>
-        <w:t>The worked result establishes every future case: Exact replay can preserve the original design flaws; new data can change conditions and needs its own record.</w:t>
+      <w:pPr>
+        <w:pStyle w:val="Heading3"/>
+      </w:pPr>
+      <w:r>
+        <w:t>Pictorial practice question</w:t>
       </w:r>
     </w:p>
     <w:p>
-      <w:r>
-        <w:t>A missing input may be replaced without recording the change: A replacement changes the evidence or contract. Record the change and its justification; do not silently turn unknown into a measured value.</w:t>
+      <w:pPr>
+        <w:spacing w:line="336" w:lineRule="auto" w:after="180"/>
+        <w:shd w:fill="F5F1FB"/>
+      </w:pPr>
+      <w:r>
+        <w:rPr>
+          <w:b w:val="0"/>
+        </w:rPr>
+        <w:t>Calculate the scores from the original and new four-record sets. Which activity reproduces saved analysis, which repeats the protocol, and why does a different rerun of the original data need investigation?</w:t>
       </w:r>
     </w:p>
     <w:p>
-      <w:r>
-        <w:t>Repeating an assessed case is new independent evidence: A replay checks consistency. An example used for feedback or revision cannot later be described as untouched final evaluation.</w:t>
+      <w:pPr>
+        <w:pStyle w:val="Heading3"/>
+      </w:pPr>
+      <w:r>
+        <w:t>Reasoned teacher answer</w:t>
       </w:r>
     </w:p>
     <w:p>
-      <w:r>
-        <w:t>Use Section 9 for the evidence ledger. Add a boundary or missing-input case and record the expected response before checking. More successful repeats of one case do not establish wider coverage.</w:t>
+      <w:pPr>
+        <w:spacing w:line="336" w:lineRule="auto" w:after="180"/>
+      </w:pPr>
+      <w:r>
+        <w:rPr>
+          <w:b w:val="0"/>
+        </w:rPr>
+        <w:t xml:space="preserve">Reusing the supplied four records gives 3/4=75%. The new four-record set gives 2/4=50%. The first checks computational reproduction; the second probes repeatability with new </w:t>
+      </w:r>
+      <w:r>
+        <w:rPr>
+          <w:b/>
+        </w:rPr>
+        <w:t>observation</w:t>
+      </w:r>
+      <w:r>
+        <w:rPr>
+          <w:b w:val="0"/>
+        </w:rPr>
+        <w:t>s.</w:t>
+      </w:r>
+    </w:p>
+    <w:p>
+      <w:pPr>
+        <w:spacing w:line="336" w:lineRule="auto" w:after="180"/>
+      </w:pPr>
+      <w:r>
+        <w:rPr>
+          <w:b w:val="0"/>
+        </w:rPr>
+        <w:t xml:space="preserve">Changed case: Investigate code, version, </w:t>
+      </w:r>
+      <w:r>
+        <w:rPr>
+          <w:b/>
+        </w:rPr>
+        <w:t>input</w:t>
+      </w:r>
+      <w:r>
+        <w:rPr>
+          <w:b w:val="0"/>
+        </w:rPr>
+        <w:t xml:space="preserve"> or scoring differences. The same fixed records should give the same deterministic count.</w:t>
+      </w:r>
+    </w:p>
+    <w:p>
+      <w:pPr>
+        <w:spacing w:line="336" w:lineRule="auto" w:after="180"/>
+      </w:pPr>
+      <w:r>
+        <w:rPr>
+          <w:b w:val="0"/>
+        </w:rPr>
+        <w:t xml:space="preserve">Changed-case reasoning: Investigate code, version, </w:t>
+      </w:r>
+      <w:r>
+        <w:rPr>
+          <w:b/>
+        </w:rPr>
+        <w:t>input</w:t>
+      </w:r>
+      <w:r>
+        <w:rPr>
+          <w:b w:val="0"/>
+        </w:rPr>
+        <w:t xml:space="preserve"> or scoring differences. The same fixed records should give the same deterministic count.</w:t>
+      </w:r>
+    </w:p>
+    <w:p>
+      <w:pPr>
+        <w:spacing w:line="336" w:lineRule="auto" w:after="180"/>
+      </w:pPr>
+      <w:r>
+        <w:rPr>
+          <w:b w:val="0"/>
+        </w:rPr>
+        <w:t xml:space="preserve">Collect each learner’s explanation before discussion. Use the first missing connection between </w:t>
+      </w:r>
+      <w:r>
+        <w:rPr>
+          <w:b/>
+        </w:rPr>
+        <w:t>input</w:t>
+      </w:r>
+      <w:r>
+        <w:rPr>
+          <w:b w:val="0"/>
+        </w:rPr>
+        <w:t xml:space="preserve">, deciding step and result to choose support. This question is worked-case practice, not fresh mastery </w:t>
+      </w:r>
+      <w:r>
+        <w:rPr>
+          <w:b/>
+        </w:rPr>
+        <w:t>evidence</w:t>
+      </w:r>
+      <w:r>
+        <w:rPr>
+          <w:b w:val="0"/>
+        </w:rPr>
+        <w:t>.</w:t>
+      </w:r>
+    </w:p>
+    <w:p>
+      <w:pPr>
+        <w:pStyle w:val="Heading1"/>
+      </w:pPr>
+      <w:r>
+        <w:t>04. Run the investigation and diagnose misconceptions</w:t>
+      </w:r>
+    </w:p>
+    <w:p>
+      <w:r>
+        <w:t>Run the Replication and reproduction investigation and use the first unsupported step to choose a teaching response.</w:t>
+      </w:r>
+    </w:p>
+    <w:p>
+      <w:pPr>
+        <w:spacing w:line="336" w:lineRule="auto" w:after="180"/>
+      </w:pPr>
+      <w:r>
+        <w:rPr>
+          <w:b w:val="0"/>
+        </w:rPr>
+        <w:t xml:space="preserve">The worked result establishes every future case: Exact </w:t>
+      </w:r>
+      <w:r>
+        <w:rPr>
+          <w:b/>
+        </w:rPr>
+        <w:t>replay</w:t>
+      </w:r>
+      <w:r>
+        <w:rPr>
+          <w:b w:val="0"/>
+        </w:rPr>
+        <w:t xml:space="preserve"> can preserve the original design flaws; new data can change conditions and needs its own record.</w:t>
+      </w:r>
+    </w:p>
+    <w:p>
+      <w:pPr>
+        <w:spacing w:line="336" w:lineRule="auto" w:after="180"/>
+      </w:pPr>
+      <w:r>
+        <w:rPr>
+          <w:b w:val="0"/>
+        </w:rPr>
+        <w:t xml:space="preserve">A missing </w:t>
+      </w:r>
+      <w:r>
+        <w:rPr>
+          <w:b/>
+        </w:rPr>
+        <w:t>input</w:t>
+      </w:r>
+      <w:r>
+        <w:rPr>
+          <w:b w:val="0"/>
+        </w:rPr>
+        <w:t xml:space="preserve"> may be replaced without recording the change: A replacement changes the </w:t>
+      </w:r>
+      <w:r>
+        <w:rPr>
+          <w:b/>
+        </w:rPr>
+        <w:t>evidence</w:t>
+      </w:r>
+      <w:r>
+        <w:rPr>
+          <w:b w:val="0"/>
+        </w:rPr>
+        <w:t xml:space="preserve"> or contract. Record the change and its justification; do not silently turn unknown into a measured value.</w:t>
+      </w:r>
+    </w:p>
+    <w:p>
+      <w:pPr>
+        <w:spacing w:line="336" w:lineRule="auto" w:after="180"/>
+      </w:pPr>
+      <w:r>
+        <w:rPr>
+          <w:b w:val="0"/>
+        </w:rPr>
+        <w:t xml:space="preserve">Repeating an assessed case is new independent </w:t>
+      </w:r>
+      <w:r>
+        <w:rPr>
+          <w:b/>
+        </w:rPr>
+        <w:t>evidence</w:t>
+      </w:r>
+      <w:r>
+        <w:rPr>
+          <w:b w:val="0"/>
+        </w:rPr>
+        <w:t xml:space="preserve">: A </w:t>
+      </w:r>
+      <w:r>
+        <w:rPr>
+          <w:b/>
+        </w:rPr>
+        <w:t>replay</w:t>
+      </w:r>
+      <w:r>
+        <w:rPr>
+          <w:b w:val="0"/>
+        </w:rPr>
+        <w:t xml:space="preserve"> checks consistency. An example used for feedback or revision cannot later be described as untouched final evaluation.</w:t>
+      </w:r>
+    </w:p>
+    <w:p>
+      <w:pPr>
+        <w:spacing w:line="336" w:lineRule="auto" w:after="180"/>
+      </w:pPr>
+      <w:r>
+        <w:rPr>
+          <w:b w:val="0"/>
+        </w:rPr>
+        <w:t xml:space="preserve">Use Section 9 for the </w:t>
+      </w:r>
+      <w:r>
+        <w:rPr>
+          <w:b/>
+        </w:rPr>
+        <w:t>evidence</w:t>
+      </w:r>
+      <w:r>
+        <w:rPr>
+          <w:b w:val="0"/>
+        </w:rPr>
+        <w:t xml:space="preserve"> ledger. Add a boundary or missing-</w:t>
+      </w:r>
+      <w:r>
+        <w:rPr>
+          <w:b/>
+        </w:rPr>
+        <w:t>input</w:t>
+      </w:r>
+      <w:r>
+        <w:rPr>
+          <w:b w:val="0"/>
+        </w:rPr>
+        <w:t xml:space="preserve"> case and record the expected response before checking. More successful repeats of one case do not establish wider coverage.</w:t>
       </w:r>
     </w:p>
     <w:p>
@@ -1457,29 +2799,38 @@
       </w:tr>
     </w:tbl>
     <w:p>
-      <w:r>
-        <w:t>Offer an oral explanation, drawing, enlarged visual or fewer examples when that removes a reading/writing barrier. Keep the same reasoning goal. Stretch secure learners by changing a boundary or assumption and asking them to defend the effect, not simply by assigning more of the same questions.</w:t>
+      <w:pPr>
+        <w:spacing w:line="336" w:lineRule="auto" w:after="180"/>
+      </w:pPr>
+      <w:r>
+        <w:rPr>
+          <w:b w:val="0"/>
+        </w:rPr>
+        <w:t>Offer an oral explanation, drawing, enlarged visual or fewer examples when that removes a reading/writing barrier. Keep the same reasoning goal.</w:t>
       </w:r>
     </w:p>
     <w:p>
       <w:pPr>
-        <w:pStyle w:val="Heading1"/>
-      </w:pPr>
-      <w:r>
-        <w:t>05. Assess and explain the answers</w:t>
+        <w:spacing w:line="336" w:lineRule="auto" w:after="180"/>
+      </w:pPr>
+      <w:r>
+        <w:rPr>
+          <w:b w:val="0"/>
+        </w:rPr>
+        <w:t>Stretch secure learners by changing a boundary or assumption and asking them to defend the effect, not simply by assigning more of the same questions.</w:t>
       </w:r>
     </w:p>
     <w:p>
       <w:pPr>
-        <w:pStyle w:val="Heading3"/>
-      </w:pPr>
-      <w:r>
-        <w:t>Guided and exit questions</w:t>
+        <w:pStyle w:val="Heading1"/>
+      </w:pPr>
+      <w:r>
+        <w:t>05. Assess and explain the answers</w:t>
       </w:r>
     </w:p>
     <w:p>
       <w:r>
-        <w:t>Guided: This is a successful replay on eight distinct cases, not sixteen new cases. It checks computation consistency. Qualification: Exact replay can preserve the original design flaws; new data can change conditions and needs its own record. Exit: accept a concrete variation with its predicted outcome and a stated condition that would challenge the mechanism; reject a claim resting on unmeasured evidence.</w:t>
+        <w:t>Use the Replication and reproduction questions, teacher keys and criteria after the relevant attempts. Previously discussed cases are practice; protect the separately selected independent task.</w:t>
       </w:r>
     </w:p>
     <w:p>
@@ -1487,89 +2838,292 @@
         <w:pStyle w:val="Heading3"/>
       </w:pPr>
       <w:r>
-        <w:t>W1 Explain the mechanism</w:t>
+        <w:t>Guided and exit questions</w:t>
       </w:r>
     </w:p>
     <w:p>
-      <w:r>
-        <w:t>Explain the weekly mechanism in your own words. Use the worked scenario to name its input, decision rule and output.</w:t>
+      <w:pPr>
+        <w:spacing w:line="336" w:lineRule="auto" w:after="180"/>
+      </w:pPr>
+      <w:r>
+        <w:rPr>
+          <w:b w:val="0"/>
+        </w:rPr>
+        <w:t xml:space="preserve">Guided: This is a successful </w:t>
+      </w:r>
+      <w:r>
+        <w:rPr>
+          <w:b/>
+        </w:rPr>
+        <w:t>replay</w:t>
+      </w:r>
+      <w:r>
+        <w:rPr>
+          <w:b w:val="0"/>
+        </w:rPr>
+        <w:t xml:space="preserve"> on eight distinct cases, not sixteen new cases. It checks computation consistency.</w:t>
       </w:r>
     </w:p>
     <w:p>
-      <w:r>
-        <w:t>Teacher explanation: Reproducing a computation uses recorded artifacts; replication collects new evidence under a comparable question. Naming conventions vary, so define the terms in the project. Here replay means same artifacts/procedure; new-data replication means newly collected eligible cases under the same plan. Preserve environment, data versions and raw results.</w:t>
+      <w:pPr>
+        <w:spacing w:line="336" w:lineRule="auto" w:after="180"/>
+      </w:pPr>
+      <w:r>
+        <w:rPr>
+          <w:b w:val="0"/>
+        </w:rPr>
+        <w:t xml:space="preserve">Qualification: Exact </w:t>
+      </w:r>
+      <w:r>
+        <w:rPr>
+          <w:b/>
+        </w:rPr>
+        <w:t>replay</w:t>
+      </w:r>
+      <w:r>
+        <w:rPr>
+          <w:b w:val="0"/>
+        </w:rPr>
+        <w:t xml:space="preserve"> can preserve the original design flaws; new data can change conditions and needs its own record.</w:t>
       </w:r>
     </w:p>
     <w:p>
       <w:pPr>
-        <w:pStyle w:val="Heading3"/>
-      </w:pPr>
-      <w:r>
-        <w:t>W2 Trace the worked case</w:t>
+        <w:spacing w:line="336" w:lineRule="auto" w:after="180"/>
+      </w:pPr>
+      <w:r>
+        <w:rPr>
+          <w:b w:val="0"/>
+        </w:rPr>
+        <w:t xml:space="preserve">Exit: accept a concrete variation with its predicted outcome and a stated condition that would challenge the </w:t>
+      </w:r>
+      <w:r>
+        <w:rPr>
+          <w:b/>
+        </w:rPr>
+        <w:t>mechanism</w:t>
+      </w:r>
+      <w:r>
+        <w:rPr>
+          <w:b w:val="0"/>
+        </w:rPr>
+        <w:t xml:space="preserve">; reject a claim resting on unmeasured </w:t>
+      </w:r>
+      <w:r>
+        <w:rPr>
+          <w:b/>
+        </w:rPr>
+        <w:t>evidence</w:t>
+      </w:r>
+      <w:r>
+        <w:rPr>
+          <w:b w:val="0"/>
+        </w:rPr>
+        <w:t>.</w:t>
       </w:r>
     </w:p>
     <w:p>
-      <w:r>
-        <w:t>Partner reruns the same eight cases and gets the same score. Team counts sixteen independent cases. Show the intermediate steps and give the conclusion with its scope.</w:t>
+      <w:pPr>
+        <w:pStyle w:val="Heading3"/>
+      </w:pPr>
+      <w:r>
+        <w:t>W1 Explain the mechanism</w:t>
       </w:r>
     </w:p>
     <w:p>
-      <w:r>
-        <w:t>Teacher explanation: This is a successful replay on eight distinct cases, not sixteen new cases. It checks computation consistency.</w:t>
+      <w:pPr>
+        <w:pStyle w:val="Heading3"/>
+      </w:pPr>
+      <w:r>
+        <w:t>Workbook question · W1</w:t>
       </w:r>
     </w:p>
     <w:p>
       <w:pPr>
-        <w:pStyle w:val="Heading3"/>
-      </w:pPr>
-      <w:r>
-        <w:t>W3 Audit the limit</w:t>
+        <w:spacing w:line="336" w:lineRule="auto" w:after="180"/>
+        <w:shd w:fill="F5F1FB"/>
+      </w:pPr>
+      <w:r>
+        <w:rPr>
+          <w:b w:val="0"/>
+        </w:rPr>
+        <w:t xml:space="preserve">Explain the weekly </w:t>
+      </w:r>
+      <w:r>
+        <w:rPr>
+          <w:b/>
+        </w:rPr>
+        <w:t>mechanism</w:t>
+      </w:r>
+      <w:r>
+        <w:rPr>
+          <w:b w:val="0"/>
+        </w:rPr>
+        <w:t xml:space="preserve"> in your own words. Use the worked scenario to name its </w:t>
+      </w:r>
+      <w:r>
+        <w:rPr>
+          <w:b/>
+        </w:rPr>
+        <w:t>input</w:t>
+      </w:r>
+      <w:r>
+        <w:rPr>
+          <w:b w:val="0"/>
+        </w:rPr>
+        <w:t xml:space="preserve">, decision rule and </w:t>
+      </w:r>
+      <w:r>
+        <w:rPr>
+          <w:b/>
+        </w:rPr>
+        <w:t>output</w:t>
+      </w:r>
+      <w:r>
+        <w:rPr>
+          <w:b w:val="0"/>
+        </w:rPr>
+        <w:t>.</w:t>
       </w:r>
     </w:p>
     <w:p>
-      <w:r>
-        <w:t>A report omits this qualification: Exact replay can preserve the original design flaws; new data can change conditions and needs its own record. Explain how omitting it could change a reader's interpretation, and write an accurate replacement.</w:t>
+      <w:pPr>
+        <w:pStyle w:val="Heading3"/>
+      </w:pPr>
+      <w:r>
+        <w:t>Teacher reasoning · W1</w:t>
       </w:r>
     </w:p>
     <w:p>
-      <w:r>
-        <w:t>Teacher explanation: Exact replay can preserve the original design flaws; new data can change conditions and needs its own record. State the observed result separately from the unverified or out-of-scope claim; preserve the original evidence rather than inventing a missing fact.</w:t>
+      <w:pPr>
+        <w:spacing w:line="336" w:lineRule="auto" w:after="180"/>
+        <w:shd w:fill="F1F6FC"/>
+      </w:pPr>
+      <w:r>
+        <w:rPr>
+          <w:b w:val="0"/>
+        </w:rPr>
+        <w:t xml:space="preserve">Teacher explanation: Reproducing a computation uses recorded artifacts; </w:t>
+      </w:r>
+      <w:r>
+        <w:rPr>
+          <w:b/>
+        </w:rPr>
+        <w:t>replication</w:t>
+      </w:r>
+      <w:r>
+        <w:rPr>
+          <w:b w:val="0"/>
+        </w:rPr>
+        <w:t xml:space="preserve"> collects new </w:t>
+      </w:r>
+      <w:r>
+        <w:rPr>
+          <w:b/>
+        </w:rPr>
+        <w:t>evidence</w:t>
+      </w:r>
+      <w:r>
+        <w:rPr>
+          <w:b w:val="0"/>
+        </w:rPr>
+        <w:t xml:space="preserve"> under a comparable question. Naming conventions vary, so define the terms in the project.</w:t>
       </w:r>
     </w:p>
     <w:p>
       <w:pPr>
-        <w:pStyle w:val="Heading3"/>
-      </w:pPr>
-      <w:r>
-        <w:t>W4 Apply a new case independently</w:t>
+        <w:spacing w:line="336" w:lineRule="auto" w:after="180"/>
+        <w:shd w:fill="F1F6FC"/>
+      </w:pPr>
+      <w:r>
+        <w:rPr>
+          <w:b w:val="0"/>
+        </w:rPr>
+        <w:t xml:space="preserve">Here </w:t>
+      </w:r>
+      <w:r>
+        <w:rPr>
+          <w:b/>
+        </w:rPr>
+        <w:t>replay</w:t>
+      </w:r>
+      <w:r>
+        <w:rPr>
+          <w:b w:val="0"/>
+        </w:rPr>
+        <w:t xml:space="preserve"> means same artifacts/procedure; new-data </w:t>
+      </w:r>
+      <w:r>
+        <w:rPr>
+          <w:b/>
+        </w:rPr>
+        <w:t>replication</w:t>
+      </w:r>
+      <w:r>
+        <w:rPr>
+          <w:b w:val="0"/>
+        </w:rPr>
+        <w:t xml:space="preserve"> means newly collected eligible cases under the same plan. Preserve environment, data versions and raw results.</w:t>
       </w:r>
     </w:p>
     <w:p>
-      <w:r>
-        <w:t>Team repeats old six queries, then evaluates four newly reserved queries. How many distinct cases and which are new evidence?</w:t>
+      <w:pPr>
+        <w:pStyle w:val="Heading3"/>
+      </w:pPr>
+      <w:r>
+        <w:t>W2 Trace the worked case</w:t>
       </w:r>
     </w:p>
     <w:p>
-      <w:r>
-        <w:t>Teacher explanation: Ten distinct total; four are new. Replays of six old cases are not additional observations for population coverage.</w:t>
+      <w:pPr>
+        <w:pStyle w:val="Heading3"/>
+      </w:pPr>
+      <w:r>
+        <w:t>Workbook question · W2</w:t>
       </w:r>
     </w:p>
     <w:p>
       <w:pPr>
-        <w:pStyle w:val="Heading3"/>
-      </w:pPr>
-      <w:r>
-        <w:t>W5 Design a revealing follow-up</w:t>
+        <w:spacing w:line="336" w:lineRule="auto" w:after="180"/>
+        <w:shd w:fill="F5F1FB"/>
+      </w:pPr>
+      <w:r>
+        <w:rPr>
+          <w:b w:val="0"/>
+        </w:rPr>
+        <w:t>Partner reruns the same eight cases and gets the same score. Team counts sixteen independent cases. Show the intermediate steps and give the conclusion with its scope.</w:t>
       </w:r>
     </w:p>
     <w:p>
-      <w:r>
-        <w:t>For the worked scenario, propose one additional case that could reveal a failure, describe its expected outcome before running it, and explain what would need to remain fixed for a fair comparison. Do not reuse W4 as a new final test after receiving feedback.</w:t>
+      <w:pPr>
+        <w:pStyle w:val="Heading3"/>
+      </w:pPr>
+      <w:r>
+        <w:t>Teacher reasoning · W2</w:t>
       </w:r>
     </w:p>
     <w:p>
-      <w:r>
-        <w:t>Teacher explanation: Accept a concrete variant of the worked input or a missing/conflicting/boundary condition, with an expectation derived from the declared procedure. Require preserved settings, original outputs and data roles. Exact replay can preserve the original design flaws; new data can change conditions and needs its own record. The new case should test this particular mechanism rather than merely restate the original result.</w:t>
+      <w:pPr>
+        <w:spacing w:line="336" w:lineRule="auto" w:after="180"/>
+        <w:shd w:fill="F1F6FC"/>
+      </w:pPr>
+      <w:r>
+        <w:rPr>
+          <w:b w:val="0"/>
+        </w:rPr>
+        <w:t xml:space="preserve">Teacher explanation: This is a successful </w:t>
+      </w:r>
+      <w:r>
+        <w:rPr>
+          <w:b/>
+        </w:rPr>
+        <w:t>replay</w:t>
+      </w:r>
+      <w:r>
+        <w:rPr>
+          <w:b w:val="0"/>
+        </w:rPr>
+        <w:t xml:space="preserve"> on eight distinct cases, not sixteen new cases. It checks computation consistency.</w:t>
       </w:r>
     </w:p>
     <w:p>
@@ -1577,25 +3131,51 @@
         <w:pStyle w:val="Heading3"/>
       </w:pPr>
       <w:r>
-        <w:t>Independent assessment and fresh retry</w:t>
+        <w:t>W3 Audit the limit</w:t>
       </w:r>
     </w:p>
     <w:p>
-      <w:r>
-        <w:t>W4: Ten distinct total; four are new. Replays of six old cases are not additional observations for population coverage. Require intermediate reasoning and the stated scope. Fresh retry: Old dataset ten rows rerun three times, new set five rows. Expected reasoning: Fifteen distinct rows; repeated old runs may study run variability but do not add new cases. If students need support, record it and reassess with another new case rather than awarding independence to a copied answer.</w:t>
+      <w:pPr>
+        <w:pStyle w:val="Heading3"/>
+      </w:pPr>
+      <w:r>
+        <w:t>Workbook question · W3</w:t>
       </w:r>
     </w:p>
     <w:p>
       <w:pPr>
-        <w:pStyle w:val="Heading3"/>
-      </w:pPr>
-      <w:r>
-        <w:t>Assess independent transfer</w:t>
+        <w:spacing w:line="336" w:lineRule="auto" w:after="180"/>
+        <w:shd w:fill="F5F1FB"/>
+      </w:pPr>
+      <w:r>
+        <w:rPr>
+          <w:b w:val="0"/>
+        </w:rPr>
+        <w:t xml:space="preserve">A report omits this qualification: Exact </w:t>
+      </w:r>
+      <w:r>
+        <w:rPr>
+          <w:b/>
+        </w:rPr>
+        <w:t>replay</w:t>
+      </w:r>
+      <w:r>
+        <w:rPr>
+          <w:b w:val="0"/>
+        </w:rPr>
+        <w:t xml:space="preserve"> can preserve the original design flaws; new data can change conditions and needs its own record.</w:t>
       </w:r>
     </w:p>
     <w:p>
-      <w:r>
-        <w:t>Selected case: Team repeats old six queries, then evaluates four newly reserved queries. How many distinct cases and which are new evidence?</w:t>
+      <w:pPr>
+        <w:spacing w:line="336" w:lineRule="auto" w:after="180"/>
+        <w:shd w:fill="F5F1FB"/>
+      </w:pPr>
+      <w:r>
+        <w:rPr>
+          <w:b w:val="0"/>
+        </w:rPr>
+        <w:t>Explain how omitting it could change a reader's interpretation, and write an accurate replacement.</w:t>
       </w:r>
     </w:p>
     <w:p>
@@ -1603,12 +3183,439 @@
         <w:pStyle w:val="Heading3"/>
       </w:pPr>
       <w:r>
-        <w:t>Selected case answer</w:t>
+        <w:t>Teacher reasoning · W3</w:t>
       </w:r>
     </w:p>
     <w:p>
-      <w:r>
-        <w:t>Teacher explanation: Ten distinct total; four are new. Replays of six old cases are not additional observations for population coverage.</w:t>
+      <w:pPr>
+        <w:spacing w:line="336" w:lineRule="auto" w:after="180"/>
+        <w:shd w:fill="F1F6FC"/>
+      </w:pPr>
+      <w:r>
+        <w:rPr>
+          <w:b w:val="0"/>
+        </w:rPr>
+        <w:t xml:space="preserve">Teacher explanation: Exact </w:t>
+      </w:r>
+      <w:r>
+        <w:rPr>
+          <w:b/>
+        </w:rPr>
+        <w:t>replay</w:t>
+      </w:r>
+      <w:r>
+        <w:rPr>
+          <w:b w:val="0"/>
+        </w:rPr>
+        <w:t xml:space="preserve"> can preserve the original design flaws; new data can change conditions and needs its own record.</w:t>
+      </w:r>
+    </w:p>
+    <w:p>
+      <w:pPr>
+        <w:spacing w:line="336" w:lineRule="auto" w:after="180"/>
+        <w:shd w:fill="F1F6FC"/>
+      </w:pPr>
+      <w:r>
+        <w:rPr>
+          <w:b w:val="0"/>
+        </w:rPr>
+        <w:t xml:space="preserve">State the observed result separately from the unverified or out-of-scope claim; preserve the original </w:t>
+      </w:r>
+      <w:r>
+        <w:rPr>
+          <w:b/>
+        </w:rPr>
+        <w:t>evidence</w:t>
+      </w:r>
+      <w:r>
+        <w:rPr>
+          <w:b w:val="0"/>
+        </w:rPr>
+        <w:t xml:space="preserve"> rather than inventing a missing fact.</w:t>
+      </w:r>
+    </w:p>
+    <w:p>
+      <w:pPr>
+        <w:pStyle w:val="Heading3"/>
+      </w:pPr>
+      <w:r>
+        <w:t>W4 Apply a new case independently</w:t>
+      </w:r>
+    </w:p>
+    <w:p>
+      <w:pPr>
+        <w:pStyle w:val="Heading3"/>
+      </w:pPr>
+      <w:r>
+        <w:t>Workbook question · W4</w:t>
+      </w:r>
+    </w:p>
+    <w:p>
+      <w:pPr>
+        <w:spacing w:line="336" w:lineRule="auto" w:after="180"/>
+        <w:shd w:fill="F5F1FB"/>
+      </w:pPr>
+      <w:r>
+        <w:rPr>
+          <w:b w:val="0"/>
+        </w:rPr>
+        <w:t xml:space="preserve">Team repeats old six queries, then evaluates four newly reserved queries. How many distinct cases and which are new </w:t>
+      </w:r>
+      <w:r>
+        <w:rPr>
+          <w:b/>
+        </w:rPr>
+        <w:t>evidence</w:t>
+      </w:r>
+      <w:r>
+        <w:rPr>
+          <w:b w:val="0"/>
+        </w:rPr>
+        <w:t>?</w:t>
+      </w:r>
+    </w:p>
+    <w:p>
+      <w:pPr>
+        <w:pStyle w:val="Heading3"/>
+      </w:pPr>
+      <w:r>
+        <w:t>Teacher reasoning · W4</w:t>
+      </w:r>
+    </w:p>
+    <w:p>
+      <w:pPr>
+        <w:spacing w:line="336" w:lineRule="auto" w:after="180"/>
+        <w:shd w:fill="F1F6FC"/>
+      </w:pPr>
+      <w:r>
+        <w:rPr>
+          <w:b w:val="0"/>
+        </w:rPr>
+        <w:t xml:space="preserve">Teacher explanation: Ten distinct total; four are new. </w:t>
+      </w:r>
+      <w:r>
+        <w:rPr>
+          <w:b/>
+        </w:rPr>
+        <w:t>Replay</w:t>
+      </w:r>
+      <w:r>
+        <w:rPr>
+          <w:b w:val="0"/>
+        </w:rPr>
+        <w:t xml:space="preserve">s of six old cases are not additional </w:t>
+      </w:r>
+      <w:r>
+        <w:rPr>
+          <w:b/>
+        </w:rPr>
+        <w:t>observation</w:t>
+      </w:r>
+      <w:r>
+        <w:rPr>
+          <w:b w:val="0"/>
+        </w:rPr>
+        <w:t>s for population coverage.</w:t>
+      </w:r>
+    </w:p>
+    <w:p>
+      <w:pPr>
+        <w:pStyle w:val="Heading3"/>
+      </w:pPr>
+      <w:r>
+        <w:t>W5 Design a revealing follow-up</w:t>
+      </w:r>
+    </w:p>
+    <w:p>
+      <w:pPr>
+        <w:pStyle w:val="Heading3"/>
+      </w:pPr>
+      <w:r>
+        <w:t>Workbook question · W5</w:t>
+      </w:r>
+    </w:p>
+    <w:p>
+      <w:pPr>
+        <w:spacing w:line="336" w:lineRule="auto" w:after="180"/>
+        <w:shd w:fill="F5F1FB"/>
+      </w:pPr>
+      <w:r>
+        <w:rPr>
+          <w:b w:val="0"/>
+        </w:rPr>
+        <w:t>For the worked scenario, propose one additional case that could reveal a failure, describe its expected outcome before running it, and explain what would need to remain fixed for a fair comparison.</w:t>
+      </w:r>
+    </w:p>
+    <w:p>
+      <w:pPr>
+        <w:spacing w:line="336" w:lineRule="auto" w:after="180"/>
+        <w:shd w:fill="F5F1FB"/>
+      </w:pPr>
+      <w:r>
+        <w:rPr>
+          <w:b w:val="0"/>
+        </w:rPr>
+        <w:t>Do not reuse W4 as a new final test after receiving feedback.</w:t>
+      </w:r>
+    </w:p>
+    <w:p>
+      <w:pPr>
+        <w:pStyle w:val="Heading3"/>
+      </w:pPr>
+      <w:r>
+        <w:t>Teacher reasoning · W5</w:t>
+      </w:r>
+    </w:p>
+    <w:p>
+      <w:pPr>
+        <w:spacing w:line="336" w:lineRule="auto" w:after="180"/>
+        <w:shd w:fill="F1F6FC"/>
+      </w:pPr>
+      <w:r>
+        <w:rPr>
+          <w:b w:val="0"/>
+        </w:rPr>
+        <w:t xml:space="preserve">Teacher explanation: Accept a concrete variant of the worked </w:t>
+      </w:r>
+      <w:r>
+        <w:rPr>
+          <w:b/>
+        </w:rPr>
+        <w:t>input</w:t>
+      </w:r>
+      <w:r>
+        <w:rPr>
+          <w:b w:val="0"/>
+        </w:rPr>
+        <w:t xml:space="preserve"> or a missing/conflicting/boundary condition, with an expectation derived from the declared procedure.</w:t>
+      </w:r>
+    </w:p>
+    <w:p>
+      <w:pPr>
+        <w:spacing w:line="336" w:lineRule="auto" w:after="180"/>
+        <w:shd w:fill="F1F6FC"/>
+      </w:pPr>
+      <w:r>
+        <w:rPr>
+          <w:b w:val="0"/>
+        </w:rPr>
+        <w:t xml:space="preserve">Require preserved settings, original </w:t>
+      </w:r>
+      <w:r>
+        <w:rPr>
+          <w:b/>
+        </w:rPr>
+        <w:t>output</w:t>
+      </w:r>
+      <w:r>
+        <w:rPr>
+          <w:b w:val="0"/>
+        </w:rPr>
+        <w:t xml:space="preserve">s and data roles. Exact </w:t>
+      </w:r>
+      <w:r>
+        <w:rPr>
+          <w:b/>
+        </w:rPr>
+        <w:t>replay</w:t>
+      </w:r>
+      <w:r>
+        <w:rPr>
+          <w:b w:val="0"/>
+        </w:rPr>
+        <w:t xml:space="preserve"> can preserve the original design flaws; new data can change conditions and needs its own record.</w:t>
+      </w:r>
+    </w:p>
+    <w:p>
+      <w:pPr>
+        <w:spacing w:line="336" w:lineRule="auto" w:after="180"/>
+        <w:shd w:fill="F1F6FC"/>
+      </w:pPr>
+      <w:r>
+        <w:rPr>
+          <w:b w:val="0"/>
+        </w:rPr>
+        <w:t xml:space="preserve">The new case should test this particular </w:t>
+      </w:r>
+      <w:r>
+        <w:rPr>
+          <w:b/>
+        </w:rPr>
+        <w:t>mechanism</w:t>
+      </w:r>
+      <w:r>
+        <w:rPr>
+          <w:b w:val="0"/>
+        </w:rPr>
+        <w:t xml:space="preserve"> rather than merely restate the original result.</w:t>
+      </w:r>
+    </w:p>
+    <w:p>
+      <w:pPr>
+        <w:pStyle w:val="Heading3"/>
+      </w:pPr>
+      <w:r>
+        <w:t>Independent assessment and fresh retry</w:t>
+      </w:r>
+    </w:p>
+    <w:p>
+      <w:pPr>
+        <w:pStyle w:val="Heading3"/>
+      </w:pPr>
+      <w:r>
+        <w:t>Teacher key · Independent assessment and fresh retry</w:t>
+      </w:r>
+    </w:p>
+    <w:p>
+      <w:pPr>
+        <w:spacing w:line="336" w:lineRule="auto" w:after="180"/>
+        <w:shd w:fill="F1F6FC"/>
+      </w:pPr>
+      <w:r>
+        <w:rPr>
+          <w:b w:val="0"/>
+        </w:rPr>
+        <w:t xml:space="preserve">W4: Ten distinct total; four are new. </w:t>
+      </w:r>
+      <w:r>
+        <w:rPr>
+          <w:b/>
+        </w:rPr>
+        <w:t>Replay</w:t>
+      </w:r>
+      <w:r>
+        <w:rPr>
+          <w:b w:val="0"/>
+        </w:rPr>
+        <w:t xml:space="preserve">s of six old cases are not additional </w:t>
+      </w:r>
+      <w:r>
+        <w:rPr>
+          <w:b/>
+        </w:rPr>
+        <w:t>observation</w:t>
+      </w:r>
+      <w:r>
+        <w:rPr>
+          <w:b w:val="0"/>
+        </w:rPr>
+        <w:t>s for population coverage. Require intermediate reasoning and the stated scope.</w:t>
+      </w:r>
+    </w:p>
+    <w:p>
+      <w:pPr>
+        <w:spacing w:line="336" w:lineRule="auto" w:after="180"/>
+        <w:shd w:fill="F1F6FC"/>
+      </w:pPr>
+      <w:r>
+        <w:rPr>
+          <w:b w:val="0"/>
+        </w:rPr>
+        <w:t>Fresh retry: Old dataset ten rows rerun three times, new set five rows. Expected reasoning: Fifteen distinct rows; repeated old runs may study run variability but do not add new cases.</w:t>
+      </w:r>
+    </w:p>
+    <w:p>
+      <w:pPr>
+        <w:spacing w:line="336" w:lineRule="auto" w:after="180"/>
+        <w:shd w:fill="F1F6FC"/>
+      </w:pPr>
+      <w:r>
+        <w:rPr>
+          <w:b w:val="0"/>
+        </w:rPr>
+        <w:t>If students need support, record it and reassess with another new case rather than awarding independence to a copied answer.</w:t>
+      </w:r>
+    </w:p>
+    <w:p>
+      <w:pPr>
+        <w:pStyle w:val="Heading3"/>
+      </w:pPr>
+      <w:r>
+        <w:t>Assess independent transfer</w:t>
+      </w:r>
+    </w:p>
+    <w:p>
+      <w:pPr>
+        <w:pStyle w:val="Heading3"/>
+      </w:pPr>
+      <w:r>
+        <w:t>Independent question · withhold the key</w:t>
+      </w:r>
+    </w:p>
+    <w:p>
+      <w:pPr>
+        <w:spacing w:line="336" w:lineRule="auto" w:after="180"/>
+        <w:shd w:fill="F5F1FB"/>
+      </w:pPr>
+      <w:r>
+        <w:rPr>
+          <w:b w:val="0"/>
+        </w:rPr>
+        <w:t xml:space="preserve">Selected case: Team repeats old six queries, then evaluates four newly reserved queries. How many distinct cases and which are new </w:t>
+      </w:r>
+      <w:r>
+        <w:rPr>
+          <w:b/>
+        </w:rPr>
+        <w:t>evidence</w:t>
+      </w:r>
+      <w:r>
+        <w:rPr>
+          <w:b w:val="0"/>
+        </w:rPr>
+        <w:t>?</w:t>
+      </w:r>
+    </w:p>
+    <w:p>
+      <w:pPr>
+        <w:pStyle w:val="Heading3"/>
+      </w:pPr>
+      <w:r>
+        <w:t>Selected case answer</w:t>
+      </w:r>
+    </w:p>
+    <w:p>
+      <w:pPr>
+        <w:pStyle w:val="Heading3"/>
+      </w:pPr>
+      <w:r>
+        <w:t>Teacher key · Selected case answer</w:t>
+      </w:r>
+    </w:p>
+    <w:p>
+      <w:pPr>
+        <w:spacing w:line="336" w:lineRule="auto" w:after="180"/>
+        <w:shd w:fill="F1F6FC"/>
+      </w:pPr>
+      <w:r>
+        <w:rPr>
+          <w:b w:val="0"/>
+        </w:rPr>
+        <w:t xml:space="preserve">Teacher explanation: Ten distinct total; four are new. </w:t>
+      </w:r>
+      <w:r>
+        <w:rPr>
+          <w:b/>
+        </w:rPr>
+        <w:t>Replay</w:t>
+      </w:r>
+      <w:r>
+        <w:rPr>
+          <w:b w:val="0"/>
+        </w:rPr>
+        <w:t xml:space="preserve">s of six old cases are not additional </w:t>
+      </w:r>
+      <w:r>
+        <w:rPr>
+          <w:b/>
+        </w:rPr>
+        <w:t>observation</w:t>
+      </w:r>
+      <w:r>
+        <w:rPr>
+          <w:b w:val="0"/>
+        </w:rPr>
+        <w:t>s for population coverage.</w:t>
       </w:r>
     </w:p>
     <w:tbl>
@@ -1714,67 +3721,305 @@
       </w:tr>
     </w:tbl>
     <w:p>
-      <w:r>
-        <w:t>Record each dimension as not yet, with support, or independent. Accept a valid alternative procedure with a defensible trace. Do not penalise an honestly recorded model failure if the learner correctly explains its evidence and limits.</w:t>
+      <w:pPr>
+        <w:pStyle w:val="Heading3"/>
+      </w:pPr>
+      <w:r>
+        <w:t>Teacher key · Selected case answer</w:t>
       </w:r>
     </w:p>
     <w:p>
       <w:pPr>
-        <w:pStyle w:val="Heading3"/>
-      </w:pPr>
-      <w:r>
-        <w:t>Feedback that the learner uses</w:t>
+        <w:spacing w:line="336" w:lineRule="auto" w:after="180"/>
+        <w:shd w:fill="F1F6FC"/>
+      </w:pPr>
+      <w:r>
+        <w:rPr>
+          <w:b w:val="0"/>
+        </w:rPr>
+        <w:t>Record each dimension as not yet, with support, or independent. Accept a valid alternative procedure with a defensible trace.</w:t>
       </w:r>
     </w:p>
     <w:p>
-      <w:r>
-        <w:t>Name the earliest unsupported step and give one action to repair it. Have the learner make that repair now and explain why. Then assess the relevant skill on a fresh, fully specified case. Confirm it was not previously practised with feedback; solve and check the new case before assigning it. A follow-up design prompt is a starting brief, not automatically an equivalent test.</w:t>
+      <w:pPr>
+        <w:spacing w:line="336" w:lineRule="auto" w:after="180"/>
+        <w:shd w:fill="F1F6FC"/>
+      </w:pPr>
+      <w:r>
+        <w:rPr>
+          <w:b w:val="0"/>
+        </w:rPr>
+        <w:t xml:space="preserve">Do not penalise an honestly recorded model failure if the learner correctly explains its </w:t>
+      </w:r>
+      <w:r>
+        <w:rPr>
+          <w:b/>
+        </w:rPr>
+        <w:t>evidence</w:t>
+      </w:r>
+      <w:r>
+        <w:rPr>
+          <w:b w:val="0"/>
+        </w:rPr>
+        <w:t xml:space="preserve"> and limits.</w:t>
       </w:r>
     </w:p>
     <w:p>
       <w:pPr>
-        <w:pStyle w:val="Heading1"/>
-      </w:pPr>
-      <w:r>
-        <w:t>06. Connect the project, support and next lesson</w:t>
+        <w:pStyle w:val="Heading3"/>
+      </w:pPr>
+      <w:r>
+        <w:t>Feedback that the learner uses</w:t>
       </w:r>
     </w:p>
     <w:p>
-      <w:r>
-        <w:t>Add a labelled replication and reproduction evidence sheet to Reproducible AI Research Study. Show how you can explain the mechanism and terminology of replication and reproduction. Use the supplied fictional case and keep its inputs, intermediate steps, calculation or prediction, and limitation. Connect this record to last week’s record; a matching answer without a trace is insufficient.</w:t>
+      <w:pPr>
+        <w:spacing w:line="336" w:lineRule="auto" w:after="180"/>
+      </w:pPr>
+      <w:r>
+        <w:rPr>
+          <w:b w:val="0"/>
+        </w:rPr>
+        <w:t>Name the earliest unsupported step and give one action to repair it. Have the learner make that repair now and explain why. Then assess the relevant skill on a fresh, fully specified case.</w:t>
       </w:r>
     </w:p>
     <w:p>
-      <w:r>
-        <w:t>Provide an input/procedure/result/limit frame and a calculator when needed. Ask students to identify the first step before completing the whole trace. Extension: compare two concrete variants of this mechanism while holding unrelated conditions fixed; report both successful and unsuccessful outcomes.</w:t>
+      <w:pPr>
+        <w:spacing w:line="336" w:lineRule="auto" w:after="180"/>
+      </w:pPr>
+      <w:r>
+        <w:rPr>
+          <w:b w:val="0"/>
+        </w:rPr>
+        <w:t>Confirm it was not previously practised with feedback; solve and check the new case before assigning it. A follow-up design prompt is a starting brief, not automatically an equivalent test.</w:t>
       </w:r>
     </w:p>
     <w:p>
-      <w:r>
-        <w:t>Next connection: A literature comparison matrix. Preserve the current case record and retrieve its evidence boundary before moving on.</w:t>
+      <w:pPr>
+        <w:pStyle w:val="Heading1"/>
+      </w:pPr>
+      <w:r>
+        <w:t>06. Connect the project, support and next lesson</w:t>
       </w:r>
     </w:p>
     <w:p>
       <w:r>
-        <w:t>Retain the project ledger and assess a changed case after support. Check the relevant prerequisite before carrying this component forward.</w:t>
+        <w:t>Connect Replication and reproduction to Reproducible AI Research Study, adapt support and plan a later changed-case check.</w:t>
       </w:r>
     </w:p>
     <w:p>
       <w:pPr>
-        <w:pStyle w:val="Heading3"/>
-      </w:pPr>
-      <w:r>
-        <w:t>Plan the delayed return</w:t>
+        <w:spacing w:line="336" w:lineRule="auto" w:after="180"/>
+      </w:pPr>
+      <w:r>
+        <w:rPr>
+          <w:b w:val="0"/>
+        </w:rPr>
+        <w:t xml:space="preserve">Add a labelled </w:t>
+      </w:r>
+      <w:r>
+        <w:rPr>
+          <w:b/>
+        </w:rPr>
+        <w:t>replication</w:t>
+      </w:r>
+      <w:r>
+        <w:rPr>
+          <w:b w:val="0"/>
+        </w:rPr>
+        <w:t xml:space="preserve"> and reproduction </w:t>
+      </w:r>
+      <w:r>
+        <w:rPr>
+          <w:b/>
+        </w:rPr>
+        <w:t>evidence</w:t>
+      </w:r>
+      <w:r>
+        <w:rPr>
+          <w:b w:val="0"/>
+        </w:rPr>
+        <w:t xml:space="preserve"> sheet to Reproducible AI Research Study. Show how you can explain the </w:t>
+      </w:r>
+      <w:r>
+        <w:rPr>
+          <w:b/>
+        </w:rPr>
+        <w:t>mechanism</w:t>
+      </w:r>
+      <w:r>
+        <w:rPr>
+          <w:b w:val="0"/>
+        </w:rPr>
+        <w:t xml:space="preserve"> and terminology of </w:t>
+      </w:r>
+      <w:r>
+        <w:rPr>
+          <w:b/>
+        </w:rPr>
+        <w:t>replication</w:t>
+      </w:r>
+      <w:r>
+        <w:rPr>
+          <w:b w:val="0"/>
+        </w:rPr>
+        <w:t xml:space="preserve"> and reproduction.</w:t>
       </w:r>
     </w:p>
     <w:p>
-      <w:r>
-        <w:t>Suggested return points in this level: ai-7/6, ai-7/8, ai-7/11. Use actual classroom dates, adjusting for holidays and gaps. One, three and six teaching weeks are scheduling choices, not a claimed optimal spacing.</w:t>
+      <w:pPr>
+        <w:spacing w:line="336" w:lineRule="auto" w:after="180"/>
+      </w:pPr>
+      <w:r>
+        <w:rPr>
+          <w:b w:val="0"/>
+        </w:rPr>
+        <w:t xml:space="preserve">Use the supplied fictional case and keep its </w:t>
+      </w:r>
+      <w:r>
+        <w:rPr>
+          <w:b/>
+        </w:rPr>
+        <w:t>input</w:t>
+      </w:r>
+      <w:r>
+        <w:rPr>
+          <w:b w:val="0"/>
+        </w:rPr>
+        <w:t xml:space="preserve">s, intermediate steps, calculation or </w:t>
+      </w:r>
+      <w:r>
+        <w:rPr>
+          <w:b/>
+        </w:rPr>
+        <w:t>prediction</w:t>
+      </w:r>
+      <w:r>
+        <w:rPr>
+          <w:b w:val="0"/>
+        </w:rPr>
+        <w:t>, and limitation. Connect this record to last week’s record; a matching answer without a trace is insufficient.</w:t>
       </w:r>
     </w:p>
     <w:p>
-      <w:r>
-        <w:t>At a delayed check, ask for the idea from memory and a changed application. Compare with the earlier independent response and record support used. For a new level, revisit the previous capstone before checking the new prerequisites.</w:t>
+      <w:pPr>
+        <w:spacing w:line="336" w:lineRule="auto" w:after="180"/>
+      </w:pPr>
+      <w:r>
+        <w:rPr>
+          <w:b w:val="0"/>
+        </w:rPr>
+        <w:t xml:space="preserve">Provide an </w:t>
+      </w:r>
+      <w:r>
+        <w:rPr>
+          <w:b/>
+        </w:rPr>
+        <w:t>input</w:t>
+      </w:r>
+      <w:r>
+        <w:rPr>
+          <w:b w:val="0"/>
+        </w:rPr>
+        <w:t>/procedure/result/limit frame and a calculator when needed. Ask students to identify the first step before completing the whole trace.</w:t>
+      </w:r>
+    </w:p>
+    <w:p>
+      <w:pPr>
+        <w:spacing w:line="336" w:lineRule="auto" w:after="180"/>
+      </w:pPr>
+      <w:r>
+        <w:rPr>
+          <w:b w:val="0"/>
+        </w:rPr>
+        <w:t xml:space="preserve">Extension: compare two concrete variants of this </w:t>
+      </w:r>
+      <w:r>
+        <w:rPr>
+          <w:b/>
+        </w:rPr>
+        <w:t>mechanism</w:t>
+      </w:r>
+      <w:r>
+        <w:rPr>
+          <w:b w:val="0"/>
+        </w:rPr>
+        <w:t xml:space="preserve"> while holding unrelated conditions fixed; report both successful and unsuccessful outcomes.</w:t>
+      </w:r>
+    </w:p>
+    <w:p>
+      <w:pPr>
+        <w:spacing w:line="336" w:lineRule="auto" w:after="180"/>
+      </w:pPr>
+      <w:r>
+        <w:rPr>
+          <w:b w:val="0"/>
+        </w:rPr>
+        <w:t xml:space="preserve">Next connection: A literature comparison matrix. Preserve the current case record and retrieve its </w:t>
+      </w:r>
+      <w:r>
+        <w:rPr>
+          <w:b/>
+        </w:rPr>
+        <w:t>evidence</w:t>
+      </w:r>
+      <w:r>
+        <w:rPr>
+          <w:b w:val="0"/>
+        </w:rPr>
+        <w:t xml:space="preserve"> boundary before moving on.</w:t>
+      </w:r>
+    </w:p>
+    <w:p>
+      <w:pPr>
+        <w:spacing w:line="336" w:lineRule="auto" w:after="180"/>
+      </w:pPr>
+      <w:r>
+        <w:rPr>
+          <w:b w:val="0"/>
+        </w:rPr>
+        <w:t>Retain the project ledger and assess a changed case after support. Check the relevant prerequisite before carrying this component forward.</w:t>
+      </w:r>
+    </w:p>
+    <w:p>
+      <w:pPr>
+        <w:pStyle w:val="Heading3"/>
+      </w:pPr>
+      <w:r>
+        <w:t>Plan the delayed return</w:t>
+      </w:r>
+    </w:p>
+    <w:p>
+      <w:pPr>
+        <w:spacing w:line="336" w:lineRule="auto" w:after="180"/>
+      </w:pPr>
+      <w:r>
+        <w:rPr>
+          <w:b w:val="0"/>
+        </w:rPr>
+        <w:t>Suggested return points in this level: ai-7/6, ai-7/8, ai-7/11. Use actual classroom dates, adjusting for holidays and gaps. One, three and six teaching weeks are scheduling choices, not a claimed optimal spacing.</w:t>
+      </w:r>
+    </w:p>
+    <w:p>
+      <w:pPr>
+        <w:spacing w:line="336" w:lineRule="auto" w:after="180"/>
+      </w:pPr>
+      <w:r>
+        <w:rPr>
+          <w:b w:val="0"/>
+        </w:rPr>
+        <w:t>At a delayed check, ask for the idea from memory and a changed application. Compare with the earlier independent response and record support used.</w:t>
+      </w:r>
+    </w:p>
+    <w:p>
+      <w:pPr>
+        <w:spacing w:line="336" w:lineRule="auto" w:after="180"/>
+      </w:pPr>
+      <w:r>
+        <w:rPr>
+          <w:b w:val="0"/>
+        </w:rPr>
+        <w:t>For a new level, revisit the previous capstone before checking the new prerequisites.</w:t>
       </w:r>
     </w:p>
     <w:tbl>
@@ -1934,8 +4179,26 @@
       </w:tr>
     </w:tbl>
     <w:p>
-      <w:r>
-        <w:t>Use the evidence to choose reteaching or the next step. A completed page, confidence rating or attractive project does not by itself demonstrate understanding.</w:t>
+      <w:pPr>
+        <w:spacing w:line="336" w:lineRule="auto" w:after="180"/>
+      </w:pPr>
+      <w:r>
+        <w:rPr>
+          <w:b w:val="0"/>
+        </w:rPr>
+        <w:t xml:space="preserve">Use the </w:t>
+      </w:r>
+      <w:r>
+        <w:rPr>
+          <w:b/>
+        </w:rPr>
+        <w:t>evidence</w:t>
+      </w:r>
+      <w:r>
+        <w:rPr>
+          <w:b w:val="0"/>
+        </w:rPr>
+        <w:t xml:space="preserve"> to choose reteaching or the next step. A completed page, confidence rating or attractive project does not by itself demonstrate understanding.</w:t>
       </w:r>
     </w:p>
     <w:p>
@@ -1947,7 +4210,13 @@
       </w:r>
     </w:p>
     <w:p>
-      <w:r>
+      <w:pPr>
+        <w:spacing w:line="336" w:lineRule="auto" w:after="180"/>
+      </w:pPr>
+      <w:r>
+        <w:rPr>
+          <w:b w:val="0"/>
+        </w:rPr>
         <w:t>For the Reproducible AI Research Study, retain an annotated worked trace and the changed-case reasoning. Connect the claim to its records, units and assumptions so another investigator can challenge or reproduce it.</w:t>
       </w:r>
     </w:p>
@@ -1961,12 +4230,74 @@
     </w:p>
     <w:p>
       <w:r>
-        <w:t>Teaching target: Explain the mechanism and terminology of replication and reproduction</w:t>
+        <w:t>Use this preparation summary alongside the detailed Replication and reproduction lesson; it is a checklist rather than a replacement for the full sequence.</w:t>
       </w:r>
     </w:p>
     <w:p>
-      <w:r>
-        <w:t>Prepare the labelled worked-case picture, the matching workbook, fictional input cards and a place for individual responses. Check a local Python 3 environment before class; have a paper-trace version ready.</w:t>
+      <w:pPr>
+        <w:pStyle w:val="Heading3"/>
+      </w:pPr>
+      <w:r>
+        <w:t>Teaching target</w:t>
+      </w:r>
+    </w:p>
+    <w:p>
+      <w:pPr>
+        <w:spacing w:line="336" w:lineRule="auto" w:after="180"/>
+        <w:shd w:fill="EDF7F3"/>
+      </w:pPr>
+      <w:r>
+        <w:rPr>
+          <w:b w:val="0"/>
+        </w:rPr>
+        <w:t xml:space="preserve">Teaching target: Explain the </w:t>
+      </w:r>
+      <w:r>
+        <w:rPr>
+          <w:b/>
+        </w:rPr>
+        <w:t>mechanism</w:t>
+      </w:r>
+      <w:r>
+        <w:rPr>
+          <w:b w:val="0"/>
+        </w:rPr>
+        <w:t xml:space="preserve"> and terminology of </w:t>
+      </w:r>
+      <w:r>
+        <w:rPr>
+          <w:b/>
+        </w:rPr>
+        <w:t>replication</w:t>
+      </w:r>
+      <w:r>
+        <w:rPr>
+          <w:b w:val="0"/>
+        </w:rPr>
+        <w:t xml:space="preserve"> and reproduction</w:t>
+      </w:r>
+    </w:p>
+    <w:p>
+      <w:pPr>
+        <w:spacing w:line="336" w:lineRule="auto" w:after="180"/>
+      </w:pPr>
+      <w:r>
+        <w:rPr>
+          <w:b w:val="0"/>
+        </w:rPr>
+        <w:t xml:space="preserve">Prepare the labelled worked-case picture, the matching workbook, fictional </w:t>
+      </w:r>
+      <w:r>
+        <w:rPr>
+          <w:b/>
+        </w:rPr>
+        <w:t>input</w:t>
+      </w:r>
+      <w:r>
+        <w:rPr>
+          <w:b w:val="0"/>
+        </w:rPr>
+        <w:t xml:space="preserve"> cards and a place for individual responses. Check a local Python 3 environment before class; have a paper-trace version ready.</w:t>
       </w:r>
     </w:p>
     <w:tbl>
@@ -2113,37 +4444,231 @@
       </w:tr>
     </w:tbl>
     <w:p>
-      <w:r>
+      <w:pPr>
+        <w:spacing w:line="336" w:lineRule="auto" w:after="180"/>
+      </w:pPr>
+      <w:r>
+        <w:rPr>
+          <w:b w:val="0"/>
+        </w:rPr>
         <w:t>Before class, solve the supported practice: Partner reruns the same eight cases and gets the same score. Team counts sixteen independent cases. Show the intermediate steps and give the conclusion with its scope.</w:t>
       </w:r>
     </w:p>
     <w:p>
-      <w:r>
-        <w:t>Reasoned practice answer: Teacher explanation: This is a successful replay on eight distinct cases, not sixteen new cases. It checks computation consistency.</w:t>
+      <w:pPr>
+        <w:pStyle w:val="Heading3"/>
+      </w:pPr>
+      <w:r>
+        <w:t>Supported practice answer</w:t>
       </w:r>
     </w:p>
     <w:p>
-      <w:r>
-        <w:t>Check every learner before discussion: Use the worked case for Replication and reproduction. Proposed explanation: “The worked result establishes every future case”. Decide whether this explanation is supported. Point to the step or supplied fact that decides; explain your repair if needed.</w:t>
+      <w:pPr>
+        <w:spacing w:line="336" w:lineRule="auto" w:after="180"/>
+        <w:shd w:fill="F1F6FC"/>
+      </w:pPr>
+      <w:r>
+        <w:rPr>
+          <w:b w:val="0"/>
+        </w:rPr>
+        <w:t xml:space="preserve">Reasoned practice answer: Teacher explanation: This is a successful </w:t>
+      </w:r>
+      <w:r>
+        <w:rPr>
+          <w:b/>
+        </w:rPr>
+        <w:t>replay</w:t>
+      </w:r>
+      <w:r>
+        <w:rPr>
+          <w:b w:val="0"/>
+        </w:rPr>
+        <w:t xml:space="preserve"> on eight distinct cases, not sixteen new cases. It checks computation consistency.</w:t>
       </w:r>
     </w:p>
     <w:p>
-      <w:r>
-        <w:t>Misconception repair: Exact replay can preserve the original design flaws; new data can change conditions and needs its own record.</w:t>
+      <w:pPr>
+        <w:spacing w:line="336" w:lineRule="auto" w:after="180"/>
+      </w:pPr>
+      <w:r>
+        <w:rPr>
+          <w:b w:val="0"/>
+        </w:rPr>
+        <w:t xml:space="preserve">Check every learner before discussion: Use the worked case for </w:t>
+      </w:r>
+      <w:r>
+        <w:rPr>
+          <w:b/>
+        </w:rPr>
+        <w:t>Replication</w:t>
+      </w:r>
+      <w:r>
+        <w:rPr>
+          <w:b w:val="0"/>
+        </w:rPr>
+        <w:t xml:space="preserve"> and reproduction. Proposed explanation: “The worked result establishes every future case”. Decide whether this explanation is supported.</w:t>
       </w:r>
     </w:p>
     <w:p>
-      <w:r>
-        <w:t>Support: read the exact case aloud, enlarge the labelled picture, supply input cards and model only the first deciding step. Accept a spoken explanation or drawing; retain the reasoning goal.</w:t>
+      <w:pPr>
+        <w:spacing w:line="336" w:lineRule="auto" w:after="180"/>
+      </w:pPr>
+      <w:r>
+        <w:rPr>
+          <w:b w:val="0"/>
+        </w:rPr>
+        <w:t>Point to the step or supplied fact that decides; explain your repair if needed.</w:t>
       </w:r>
     </w:p>
     <w:p>
-      <w:r>
-        <w:t>Extension: The rerun of the original records outputs 2/4. Require a prediction and a reason before comparing. Expected result: Investigate code, version, input or scoring differences. Reason: The same fixed records should give the same deterministic count.</w:t>
+      <w:pPr>
+        <w:pStyle w:val="Heading3"/>
+      </w:pPr>
+      <w:r>
+        <w:t>Repair the misconception</w:t>
       </w:r>
     </w:p>
     <w:p>
-      <w:r>
+      <w:pPr>
+        <w:spacing w:line="336" w:lineRule="auto" w:after="180"/>
+        <w:shd w:fill="FFF5E6"/>
+      </w:pPr>
+      <w:r>
+        <w:rPr>
+          <w:b w:val="0"/>
+        </w:rPr>
+        <w:t xml:space="preserve">Misconception repair: Exact </w:t>
+      </w:r>
+      <w:r>
+        <w:rPr>
+          <w:b/>
+        </w:rPr>
+        <w:t>replay</w:t>
+      </w:r>
+      <w:r>
+        <w:rPr>
+          <w:b w:val="0"/>
+        </w:rPr>
+        <w:t xml:space="preserve"> can preserve the original design flaws; new data can change conditions and needs its own record.</w:t>
+      </w:r>
+    </w:p>
+    <w:p>
+      <w:pPr>
+        <w:pStyle w:val="Heading3"/>
+      </w:pPr>
+      <w:r>
+        <w:t>Support without giving away the answer</w:t>
+      </w:r>
+    </w:p>
+    <w:p>
+      <w:pPr>
+        <w:spacing w:line="336" w:lineRule="auto" w:after="180"/>
+        <w:shd w:fill="F1F6F8"/>
+      </w:pPr>
+      <w:r>
+        <w:rPr>
+          <w:b w:val="0"/>
+        </w:rPr>
+        <w:t xml:space="preserve">Support: read the exact case aloud, enlarge the labelled picture, supply </w:t>
+      </w:r>
+      <w:r>
+        <w:rPr>
+          <w:b/>
+        </w:rPr>
+        <w:t>input</w:t>
+      </w:r>
+      <w:r>
+        <w:rPr>
+          <w:b w:val="0"/>
+        </w:rPr>
+        <w:t xml:space="preserve"> cards and model only the first deciding step. Accept a spoken explanation or drawing; retain the reasoning goal.</w:t>
+      </w:r>
+    </w:p>
+    <w:p>
+      <w:pPr>
+        <w:pStyle w:val="Heading3"/>
+      </w:pPr>
+      <w:r>
+        <w:t>Extend the reasoning</w:t>
+      </w:r>
+    </w:p>
+    <w:p>
+      <w:pPr>
+        <w:spacing w:line="336" w:lineRule="auto" w:after="180"/>
+        <w:shd w:fill="F5F1FB"/>
+      </w:pPr>
+      <w:r>
+        <w:rPr>
+          <w:b w:val="0"/>
+        </w:rPr>
+        <w:t xml:space="preserve">Extension: The rerun of the original records </w:t>
+      </w:r>
+      <w:r>
+        <w:rPr>
+          <w:b/>
+        </w:rPr>
+        <w:t>output</w:t>
+      </w:r>
+      <w:r>
+        <w:rPr>
+          <w:b w:val="0"/>
+        </w:rPr>
+        <w:t xml:space="preserve">s 2/4. Require a </w:t>
+      </w:r>
+      <w:r>
+        <w:rPr>
+          <w:b/>
+        </w:rPr>
+        <w:t>prediction</w:t>
+      </w:r>
+      <w:r>
+        <w:rPr>
+          <w:b w:val="0"/>
+        </w:rPr>
+        <w:t xml:space="preserve"> and a reason before comparing. Expected result: Investigate code, version, </w:t>
+      </w:r>
+      <w:r>
+        <w:rPr>
+          <w:b/>
+        </w:rPr>
+        <w:t>input</w:t>
+      </w:r>
+      <w:r>
+        <w:rPr>
+          <w:b w:val="0"/>
+        </w:rPr>
+        <w:t xml:space="preserve"> or scoring differences.</w:t>
+      </w:r>
+    </w:p>
+    <w:p>
+      <w:pPr>
+        <w:spacing w:line="336" w:lineRule="auto" w:after="180"/>
+        <w:shd w:fill="F5F1FB"/>
+      </w:pPr>
+      <w:r>
+        <w:rPr>
+          <w:b w:val="0"/>
+        </w:rPr>
+        <w:t>Reason: The same fixed records should give the same deterministic count.</w:t>
+      </w:r>
+    </w:p>
+    <w:p>
+      <w:pPr>
+        <w:pStyle w:val="Heading3"/>
+      </w:pPr>
+      <w:r>
+        <w:t>Protect the independent attempt</w:t>
+      </w:r>
+    </w:p>
+    <w:p>
+      <w:pPr>
+        <w:spacing w:line="336" w:lineRule="auto" w:after="180"/>
+        <w:shd w:fill="FFF5E6"/>
+      </w:pPr>
+      <w:r>
+        <w:rPr>
+          <w:b w:val="0"/>
+        </w:rPr>
         <w:t>Independent assessment: withhold the reserved answer until the learner has attempted the new case. Record support separately from correctness.</w:t>
       </w:r>
     </w:p>
@@ -2332,46 +4857,981 @@
       </w:tr>
     </w:tbl>
     <w:p>
-      <w:r>
-        <w:t>Project checkpoint: Frame the need. Name the user, the problem, allowed inputs and a safe simple starting method.</w:t>
+      <w:pPr>
+        <w:pStyle w:val="Heading3"/>
+      </w:pPr>
+      <w:r>
+        <w:t>Project checkpoint</w:t>
       </w:r>
     </w:p>
     <w:p>
-      <w:r>
-        <w:t>Use the weekly teacher answer for topic-specific reasoning. A saved progress tick is an activity record; judge mastery from the learner’s explanation and evidence.</w:t>
+      <w:pPr>
+        <w:spacing w:line="336" w:lineRule="auto" w:after="180"/>
+        <w:shd w:fill="EDF7F3"/>
+      </w:pPr>
+      <w:r>
+        <w:rPr>
+          <w:b w:val="0"/>
+        </w:rPr>
+        <w:t xml:space="preserve">Project checkpoint: Frame the need. Name the user, the problem, allowed </w:t>
+      </w:r>
+      <w:r>
+        <w:rPr>
+          <w:b/>
+        </w:rPr>
+        <w:t>input</w:t>
+      </w:r>
+      <w:r>
+        <w:rPr>
+          <w:b w:val="0"/>
+        </w:rPr>
+        <w:t>s and a safe simple starting method.</w:t>
       </w:r>
     </w:p>
     <w:p>
       <w:pPr>
-        <w:pStyle w:val="Heading1"/>
-      </w:pPr>
-      <w:r>
-        <w:t>08. Use feedback, labs and repair paths</w:t>
+        <w:spacing w:line="336" w:lineRule="auto" w:after="180"/>
+      </w:pPr>
+      <w:r>
+        <w:rPr>
+          <w:b w:val="0"/>
+        </w:rPr>
+        <w:t xml:space="preserve">Use the weekly teacher answer for topic-specific reasoning. A saved progress tick is an activity record; judge mastery from the learner’s explanation and </w:t>
+      </w:r>
+      <w:r>
+        <w:rPr>
+          <w:b/>
+        </w:rPr>
+        <w:t>evidence</w:t>
+      </w:r>
+      <w:r>
+        <w:rPr>
+          <w:b w:val="0"/>
+        </w:rPr>
+        <w:t>.</w:t>
       </w:r>
     </w:p>
     <w:p>
-      <w:r>
-        <w:t>Use the two formative questions as supported practice, not as independent mastery scores. Discuss the deciding evidence rather than accepting a guessed selection.</w:t>
+      <w:pPr>
+        <w:pStyle w:val="Heading1"/>
+      </w:pPr>
+      <w:r>
+        <w:t>08. Use feedback, labs and repair paths</w:t>
       </w:r>
     </w:p>
     <w:p>
       <w:r>
-        <w:t>The feedback comes from the reviewed public worked case. Do not reveal the separately reserved independent teacher answer until the learner has attempted that case.</w:t>
+        <w:t>Use feedback, earlier review and portfolios purposefully. Apply the coding routine only when this lesson has an executable lab.</w:t>
       </w:r>
     </w:p>
     <w:p>
-      <w:r>
-        <w:t>Ask students to predict before running code. Preserve errors and actual outputs; collect a changed test and an explanation. The branch-boundary and indexing lessons deliberately include failure cases.</w:t>
+      <w:pPr>
+        <w:spacing w:line="336" w:lineRule="auto" w:after="180"/>
+      </w:pPr>
+      <w:r>
+        <w:rPr>
+          <w:b w:val="0"/>
+        </w:rPr>
+        <w:t xml:space="preserve">Use the two formative questions as supported practice, not as independent mastery scores. Discuss the deciding </w:t>
+      </w:r>
+      <w:r>
+        <w:rPr>
+          <w:b/>
+        </w:rPr>
+        <w:t>evidence</w:t>
+      </w:r>
+      <w:r>
+        <w:rPr>
+          <w:b w:val="0"/>
+        </w:rPr>
+        <w:t xml:space="preserve"> rather than accepting a guessed selection.</w:t>
       </w:r>
     </w:p>
     <w:p>
-      <w:r>
-        <w:t>Use the earlier worked-explanation links to address a specific missing building block, then return to the current question. Adapt this suggestion after observing the learner; it is not an automatic diagnosis.</w:t>
+      <w:pPr>
+        <w:spacing w:line="336" w:lineRule="auto" w:after="180"/>
+      </w:pPr>
+      <w:r>
+        <w:rPr>
+          <w:b w:val="0"/>
+        </w:rPr>
+        <w:t>The feedback comes from the reviewed public worked case. Do not reveal the separately reserved independent teacher answer until the learner has attempted that case.</w:t>
       </w:r>
     </w:p>
     <w:p>
-      <w:r>
-        <w:t>Collect the completed-work portfolio as evidence. Record support separately from correctness, and assess explanation, trace/test and limitations. Progress ticks and quiz selections alone do not establish mastery.</w:t>
+      <w:pPr>
+        <w:pStyle w:val="Heading3"/>
+      </w:pPr>
+      <w:r>
+        <w:t>For later coding lessons</w:t>
+      </w:r>
+    </w:p>
+    <w:p>
+      <w:r>
+        <w:t>This week has no code block. Use this routine when a later lesson includes an executable lab.</w:t>
+      </w:r>
+    </w:p>
+    <w:p>
+      <w:pPr>
+        <w:spacing w:line="336" w:lineRule="auto" w:after="180"/>
+        <w:shd w:fill="F1F6F8"/>
+      </w:pPr>
+      <w:r>
+        <w:rPr>
+          <w:b w:val="0"/>
+        </w:rPr>
+        <w:t xml:space="preserve">Ask students to predict before running code. Preserve errors and actual </w:t>
+      </w:r>
+      <w:r>
+        <w:rPr>
+          <w:b/>
+        </w:rPr>
+        <w:t>output</w:t>
+      </w:r>
+      <w:r>
+        <w:rPr>
+          <w:b w:val="0"/>
+        </w:rPr>
+        <w:t>s; collect a changed test and an explanation. The branch-boundary and indexing lessons deliberately include failure cases.</w:t>
+      </w:r>
+    </w:p>
+    <w:p>
+      <w:pPr>
+        <w:spacing w:line="336" w:lineRule="auto" w:after="180"/>
+      </w:pPr>
+      <w:r>
+        <w:rPr>
+          <w:b w:val="0"/>
+        </w:rPr>
+        <w:t>Use the earlier worked-explanation links to address a specific missing building block, then return to the current question. Adapt this suggestion after observing the learner; it is not an automatic diagnosis.</w:t>
+      </w:r>
+    </w:p>
+    <w:p>
+      <w:pPr>
+        <w:spacing w:line="336" w:lineRule="auto" w:after="180"/>
+      </w:pPr>
+      <w:r>
+        <w:rPr>
+          <w:b w:val="0"/>
+        </w:rPr>
+        <w:t xml:space="preserve">Collect the completed-work portfolio as </w:t>
+      </w:r>
+      <w:r>
+        <w:rPr>
+          <w:b/>
+        </w:rPr>
+        <w:t>evidence</w:t>
+      </w:r>
+      <w:r>
+        <w:rPr>
+          <w:b w:val="0"/>
+        </w:rPr>
+        <w:t>. Record support separately from correctness, and assess explanation, trace/test and limitations. Progress ticks and quiz selections alone do not establish mastery.</w:t>
+      </w:r>
+    </w:p>
+    <w:p>
+      <w:pPr>
+        <w:pStyle w:val="Heading1"/>
+      </w:pPr>
+      <w:r>
+        <w:t>09. Visual concept journey</w:t>
+      </w:r>
+    </w:p>
+    <w:p>
+      <w:r>
+        <w:t>Show one Replication and reproduction graphic at a time, request a prediction and discuss its trace before the independent assessment.</w:t>
+      </w:r>
+    </w:p>
+    <w:p>
+      <w:pPr>
+        <w:spacing w:line="336" w:lineRule="auto" w:after="180"/>
+      </w:pPr>
+      <w:r>
+        <w:rPr>
+          <w:b w:val="0"/>
+        </w:rPr>
+        <w:t xml:space="preserve">Use one picture at a time. Hide a worked result before asking for a </w:t>
+      </w:r>
+      <w:r>
+        <w:rPr>
+          <w:b/>
+        </w:rPr>
+        <w:t>prediction</w:t>
+      </w:r>
+      <w:r>
+        <w:rPr>
+          <w:b w:val="0"/>
+        </w:rPr>
+        <w:t>, then reveal it for feedback. These are supported teaching cases; retain the separate independent assessment for a fresh first attempt.</w:t>
+      </w:r>
+    </w:p>
+    <w:p>
+      <w:pPr>
+        <w:pStyle w:val="Heading3"/>
+      </w:pPr>
+      <w:r>
+        <w:t>01. Replication and reproduction: the case</w:t>
+      </w:r>
+    </w:p>
+    <w:p>
+      <w:r>
+        <w:drawing>
+          <wp:inline xmlns:a="http://schemas.openxmlformats.org/drawingml/2006/main" xmlns:pic="http://schemas.openxmlformats.org/drawingml/2006/picture">
+            <wp:extent cx="5486400" cy="2834640"/>
+            <wp:docPr id="3" name="Picture 3" descr="Same records versus new experiment. A team first reruns a supplied analysis, then collects new records with the same protocol. Supplied facts: Original recorded labels: [1,0,1,1]. Analysis counts correct cases. New independent set: [1,1,0,0]. Binary entries mean 1=correct and 0=incorrect."/>
+            <wp:cNvGraphicFramePr>
+              <a:graphicFrameLocks noChangeAspect="1"/>
+            </wp:cNvGraphicFramePr>
+            <a:graphic>
+              <a:graphicData uri="http://schemas.openxmlformats.org/drawingml/2006/picture">
+                <pic:pic>
+                  <pic:nvPicPr>
+                    <pic:cNvPr id="0" name="academy-story-ai-7-5-01.png"/>
+                    <pic:cNvPicPr/>
+                  </pic:nvPicPr>
+                  <pic:blipFill>
+                    <a:blip r:embed="rId11"/>
+                    <a:stretch>
+                      <a:fillRect/>
+                    </a:stretch>
+                  </pic:blipFill>
+                  <pic:spPr>
+                    <a:xfrm>
+                      <a:off x="0" y="0"/>
+                      <a:ext cx="5486400" cy="2834640"/>
+                    </a:xfrm>
+                    <a:prstGeom prst="rect"/>
+                  </pic:spPr>
+                </pic:pic>
+              </a:graphicData>
+            </a:graphic>
+          </wp:inline>
+        </w:drawing>
+      </w:r>
+    </w:p>
+    <w:p>
+      <w:pPr>
+        <w:spacing w:line="336" w:lineRule="auto" w:after="180"/>
+      </w:pPr>
+      <w:r>
+        <w:rPr>
+          <w:b w:val="0"/>
+        </w:rPr>
+        <w:t>Same records versus new experiment. A team first reruns a supplied analysis, then collects new records with the same protocol. Supplied facts: Original recorded labels: [1,0,1,1]. Analysis counts correct cases.</w:t>
+      </w:r>
+    </w:p>
+    <w:p>
+      <w:pPr>
+        <w:spacing w:line="336" w:lineRule="auto" w:after="180"/>
+      </w:pPr>
+      <w:r>
+        <w:rPr>
+          <w:b w:val="0"/>
+        </w:rPr>
+        <w:t>New independent set: [1,1,0,0]. Binary entries mean 1=correct and 0=incorrect.</w:t>
+      </w:r>
+    </w:p>
+    <w:p>
+      <w:pPr>
+        <w:spacing w:line="336" w:lineRule="auto" w:after="180"/>
+        <w:shd w:fill="F5F1FB"/>
+      </w:pPr>
+      <w:r>
+        <w:rPr>
+          <w:b w:val="0"/>
+        </w:rPr>
+        <w:t>Point to the given fact that matters most. Explain why it matters.</w:t>
+      </w:r>
+    </w:p>
+    <w:p>
+      <w:pPr>
+        <w:pStyle w:val="Heading3"/>
+      </w:pPr>
+      <w:r>
+        <w:t>Discuss while showing the picture</w:t>
+      </w:r>
+    </w:p>
+    <w:p>
+      <w:pPr>
+        <w:spacing w:line="336" w:lineRule="auto" w:after="180"/>
+        <w:shd w:fill="F1F6F8"/>
+      </w:pPr>
+      <w:r>
+        <w:rPr>
+          <w:b w:val="0"/>
+        </w:rPr>
+        <w:t>Teacher prompt: Point to the given fact that matters most. Explain why it matters. Ask learners to describe one label or arrow in ordinary words. Use the adjacent transcript if the image is difficult to see.</w:t>
+      </w:r>
+    </w:p>
+    <w:p>
+      <w:pPr>
+        <w:pStyle w:val="Heading3"/>
+      </w:pPr>
+      <w:r>
+        <w:t>02. Follow the deciding steps</w:t>
+      </w:r>
+    </w:p>
+    <w:p>
+      <w:r>
+        <w:drawing>
+          <wp:inline xmlns:a="http://schemas.openxmlformats.org/drawingml/2006/main" xmlns:pic="http://schemas.openxmlformats.org/drawingml/2006/picture">
+            <wp:extent cx="5486400" cy="3337560"/>
+            <wp:docPr id="4" name="Picture 4" descr="Reproduce the analysis: Reusing the supplied four records gives 3/4=75%. → Repeat the protocol: The new four-record set gives 2/4=50%. → Compare purposes: The first checks computational reproduction; the second probes repeatability with new observations."/>
+            <wp:cNvGraphicFramePr>
+              <a:graphicFrameLocks noChangeAspect="1"/>
+            </wp:cNvGraphicFramePr>
+            <a:graphic>
+              <a:graphicData uri="http://schemas.openxmlformats.org/drawingml/2006/picture">
+                <pic:pic>
+                  <pic:nvPicPr>
+                    <pic:cNvPr id="0" name="academy-story-ai-7-5-02.png"/>
+                    <pic:cNvPicPr/>
+                  </pic:nvPicPr>
+                  <pic:blipFill>
+                    <a:blip r:embed="rId12"/>
+                    <a:stretch>
+                      <a:fillRect/>
+                    </a:stretch>
+                  </pic:blipFill>
+                  <pic:spPr>
+                    <a:xfrm>
+                      <a:off x="0" y="0"/>
+                      <a:ext cx="5486400" cy="3337560"/>
+                    </a:xfrm>
+                    <a:prstGeom prst="rect"/>
+                  </pic:spPr>
+                </pic:pic>
+              </a:graphicData>
+            </a:graphic>
+          </wp:inline>
+        </w:drawing>
+      </w:r>
+    </w:p>
+    <w:p>
+      <w:pPr>
+        <w:spacing w:line="336" w:lineRule="auto" w:after="180"/>
+      </w:pPr>
+      <w:r>
+        <w:rPr>
+          <w:b w:val="0"/>
+        </w:rPr>
+        <w:t xml:space="preserve">Reproduce the analysis: Reusing the supplied four records gives 3/4=75%. → Repeat the protocol: The new four-record set gives 2/4=50%. → Compare purposes: The first checks computational reproduction; the second probes repeatability with new </w:t>
+      </w:r>
+      <w:r>
+        <w:rPr>
+          <w:b/>
+        </w:rPr>
+        <w:t>observation</w:t>
+      </w:r>
+      <w:r>
+        <w:rPr>
+          <w:b w:val="0"/>
+        </w:rPr>
+        <w:t>s.</w:t>
+      </w:r>
+    </w:p>
+    <w:p>
+      <w:pPr>
+        <w:spacing w:line="336" w:lineRule="auto" w:after="180"/>
+        <w:shd w:fill="F5F1FB"/>
+      </w:pPr>
+      <w:r>
+        <w:rPr>
+          <w:b w:val="0"/>
+        </w:rPr>
+        <w:t xml:space="preserve">Point to each numbered stage and explain which recorded </w:t>
+      </w:r>
+      <w:r>
+        <w:rPr>
+          <w:b/>
+        </w:rPr>
+        <w:t>input</w:t>
+      </w:r>
+      <w:r>
+        <w:rPr>
+          <w:b w:val="0"/>
+        </w:rPr>
+        <w:t xml:space="preserve"> it uses.</w:t>
+      </w:r>
+    </w:p>
+    <w:p>
+      <w:pPr>
+        <w:pStyle w:val="Heading3"/>
+      </w:pPr>
+      <w:r>
+        <w:t>Discuss while showing the picture</w:t>
+      </w:r>
+    </w:p>
+    <w:p>
+      <w:pPr>
+        <w:spacing w:line="336" w:lineRule="auto" w:after="180"/>
+        <w:shd w:fill="F1F6F8"/>
+      </w:pPr>
+      <w:r>
+        <w:rPr>
+          <w:b w:val="0"/>
+        </w:rPr>
+        <w:t xml:space="preserve">Teacher prompt: Point to each numbered stage and explain which recorded </w:t>
+      </w:r>
+      <w:r>
+        <w:rPr>
+          <w:b/>
+        </w:rPr>
+        <w:t>input</w:t>
+      </w:r>
+      <w:r>
+        <w:rPr>
+          <w:b w:val="0"/>
+        </w:rPr>
+        <w:t xml:space="preserve"> it uses. Ask learners to describe one label or arrow in ordinary words. Use the adjacent transcript if the image is difficult to see.</w:t>
+      </w:r>
+    </w:p>
+    <w:p>
+      <w:pPr>
+        <w:pStyle w:val="Heading3"/>
+      </w:pPr>
+      <w:r>
+        <w:t>03. Different four-record datasets</w:t>
+      </w:r>
+    </w:p>
+    <w:p>
+      <w:r>
+        <w:drawing>
+          <wp:inline xmlns:a="http://schemas.openxmlformats.org/drawingml/2006/main" xmlns:pic="http://schemas.openxmlformats.org/drawingml/2006/picture">
+            <wp:extent cx="5486400" cy="2834640"/>
+            <wp:docPr id="5" name="Picture 5" descr="Different four-record datasets. Units: correct cases out of 4; samples differ. Saved analysis: 3. New sample: 2."/>
+            <wp:cNvGraphicFramePr>
+              <a:graphicFrameLocks noChangeAspect="1"/>
+            </wp:cNvGraphicFramePr>
+            <a:graphic>
+              <a:graphicData uri="http://schemas.openxmlformats.org/drawingml/2006/picture">
+                <pic:pic>
+                  <pic:nvPicPr>
+                    <pic:cNvPr id="0" name="academy-story-ai-7-5-03.png"/>
+                    <pic:cNvPicPr/>
+                  </pic:nvPicPr>
+                  <pic:blipFill>
+                    <a:blip r:embed="rId13"/>
+                    <a:stretch>
+                      <a:fillRect/>
+                    </a:stretch>
+                  </pic:blipFill>
+                  <pic:spPr>
+                    <a:xfrm>
+                      <a:off x="0" y="0"/>
+                      <a:ext cx="5486400" cy="2834640"/>
+                    </a:xfrm>
+                    <a:prstGeom prst="rect"/>
+                  </pic:spPr>
+                </pic:pic>
+              </a:graphicData>
+            </a:graphic>
+          </wp:inline>
+        </w:drawing>
+      </w:r>
+    </w:p>
+    <w:p>
+      <w:pPr>
+        <w:spacing w:line="336" w:lineRule="auto" w:after="180"/>
+      </w:pPr>
+      <w:r>
+        <w:rPr>
+          <w:b w:val="0"/>
+        </w:rPr>
+        <w:t>Different four-record datasets. Units: correct cases out of 4; samples differ. Saved analysis: 3. New sample: 2.</w:t>
+      </w:r>
+    </w:p>
+    <w:p>
+      <w:pPr>
+        <w:spacing w:line="336" w:lineRule="auto" w:after="180"/>
+        <w:shd w:fill="F5F1FB"/>
+      </w:pPr>
+      <w:r>
+        <w:rPr>
+          <w:b w:val="0"/>
+        </w:rPr>
+        <w:t>Read the labels and values. Explain the relationship the model shows.</w:t>
+      </w:r>
+    </w:p>
+    <w:p>
+      <w:pPr>
+        <w:pStyle w:val="Heading3"/>
+      </w:pPr>
+      <w:r>
+        <w:t>Discuss while showing the picture</w:t>
+      </w:r>
+    </w:p>
+    <w:p>
+      <w:pPr>
+        <w:spacing w:line="336" w:lineRule="auto" w:after="180"/>
+        <w:shd w:fill="F1F6F8"/>
+      </w:pPr>
+      <w:r>
+        <w:rPr>
+          <w:b w:val="0"/>
+        </w:rPr>
+        <w:t>Teacher prompt: Read the labels and values. Explain the relationship the model shows. Ask learners to describe one label or arrow in ordinary words. Use the adjacent transcript if the image is difficult to see.</w:t>
+      </w:r>
+    </w:p>
+    <w:p>
+      <w:pPr>
+        <w:spacing w:line="336" w:lineRule="auto" w:after="180"/>
+        <w:shd w:fill="F1F6F8"/>
+      </w:pPr>
+      <w:r>
+        <w:rPr>
+          <w:b w:val="0"/>
+        </w:rPr>
+        <w:t>Check row/column meanings, units and denominators before discussing a difference. Supplied toy values are not real class or model results.</w:t>
+      </w:r>
+    </w:p>
+    <w:p>
+      <w:pPr>
+        <w:pStyle w:val="Heading3"/>
+      </w:pPr>
+      <w:r>
+        <w:t>04. Change one thing. Trace what follows.</w:t>
+      </w:r>
+    </w:p>
+    <w:p>
+      <w:r>
+        <w:drawing>
+          <wp:inline xmlns:a="http://schemas.openxmlformats.org/drawingml/2006/main" xmlns:pic="http://schemas.openxmlformats.org/drawingml/2006/picture">
+            <wp:extent cx="5486400" cy="3041904"/>
+            <wp:docPr id="6" name="Picture 6" descr="Original case: The first checks computational reproduction; the second probes repeatability with new observations. Changed condition: The rerun of the original records outputs 2/4. Expected result: Investigate code, version, input or scoring differences. Reason: The same fixed records should give the same deterministic count."/>
+            <wp:cNvGraphicFramePr>
+              <a:graphicFrameLocks noChangeAspect="1"/>
+            </wp:cNvGraphicFramePr>
+            <a:graphic>
+              <a:graphicData uri="http://schemas.openxmlformats.org/drawingml/2006/picture">
+                <pic:pic>
+                  <pic:nvPicPr>
+                    <pic:cNvPr id="0" name="academy-story-ai-7-5-04.png"/>
+                    <pic:cNvPicPr/>
+                  </pic:nvPicPr>
+                  <pic:blipFill>
+                    <a:blip r:embed="rId14"/>
+                    <a:stretch>
+                      <a:fillRect/>
+                    </a:stretch>
+                  </pic:blipFill>
+                  <pic:spPr>
+                    <a:xfrm>
+                      <a:off x="0" y="0"/>
+                      <a:ext cx="5486400" cy="3041904"/>
+                    </a:xfrm>
+                    <a:prstGeom prst="rect"/>
+                  </pic:spPr>
+                </pic:pic>
+              </a:graphicData>
+            </a:graphic>
+          </wp:inline>
+        </w:drawing>
+      </w:r>
+    </w:p>
+    <w:p>
+      <w:pPr>
+        <w:spacing w:line="336" w:lineRule="auto" w:after="180"/>
+      </w:pPr>
+      <w:r>
+        <w:rPr>
+          <w:b w:val="0"/>
+        </w:rPr>
+        <w:t xml:space="preserve">Original case: The first checks computational reproduction; the second probes repeatability with new </w:t>
+      </w:r>
+      <w:r>
+        <w:rPr>
+          <w:b/>
+        </w:rPr>
+        <w:t>observation</w:t>
+      </w:r>
+      <w:r>
+        <w:rPr>
+          <w:b w:val="0"/>
+        </w:rPr>
+        <w:t xml:space="preserve">s. Changed condition: The rerun of the original records </w:t>
+      </w:r>
+      <w:r>
+        <w:rPr>
+          <w:b/>
+        </w:rPr>
+        <w:t>output</w:t>
+      </w:r>
+      <w:r>
+        <w:rPr>
+          <w:b w:val="0"/>
+        </w:rPr>
+        <w:t>s 2/4.</w:t>
+      </w:r>
+    </w:p>
+    <w:p>
+      <w:pPr>
+        <w:spacing w:line="336" w:lineRule="auto" w:after="180"/>
+      </w:pPr>
+      <w:r>
+        <w:rPr>
+          <w:b w:val="0"/>
+        </w:rPr>
+        <w:t xml:space="preserve">Expected result: Investigate code, version, </w:t>
+      </w:r>
+      <w:r>
+        <w:rPr>
+          <w:b/>
+        </w:rPr>
+        <w:t>input</w:t>
+      </w:r>
+      <w:r>
+        <w:rPr>
+          <w:b w:val="0"/>
+        </w:rPr>
+        <w:t xml:space="preserve"> or scoring differences. Reason: The same fixed records should give the same deterministic count.</w:t>
+      </w:r>
+    </w:p>
+    <w:p>
+      <w:pPr>
+        <w:spacing w:line="336" w:lineRule="auto" w:after="180"/>
+        <w:shd w:fill="F5F1FB"/>
+      </w:pPr>
+      <w:r>
+        <w:rPr>
+          <w:b w:val="0"/>
+        </w:rPr>
+        <w:t>Predict before checking the worked changed-case result. Name what changed and what the supplied facts allow you to conclude.</w:t>
+      </w:r>
+    </w:p>
+    <w:p>
+      <w:pPr>
+        <w:pStyle w:val="Heading3"/>
+      </w:pPr>
+      <w:r>
+        <w:t>Discuss while showing the picture</w:t>
+      </w:r>
+    </w:p>
+    <w:p>
+      <w:pPr>
+        <w:spacing w:line="336" w:lineRule="auto" w:after="180"/>
+        <w:shd w:fill="F1F6F8"/>
+      </w:pPr>
+      <w:r>
+        <w:rPr>
+          <w:b w:val="0"/>
+        </w:rPr>
+        <w:t>Teacher prompt: Predict before checking the worked changed-case result. Name what changed and what the supplied facts allow you to conclude. Ask learners to describe one label or arrow in ordinary words.</w:t>
+      </w:r>
+    </w:p>
+    <w:p>
+      <w:pPr>
+        <w:spacing w:line="336" w:lineRule="auto" w:after="180"/>
+        <w:shd w:fill="F1F6F8"/>
+      </w:pPr>
+      <w:r>
+        <w:rPr>
+          <w:b w:val="0"/>
+        </w:rPr>
+        <w:t>Use the adjacent transcript if the image is difficult to see. Changed-case reasoning: The same fixed records should give the same deterministic count.</w:t>
+      </w:r>
+    </w:p>
+    <w:p>
+      <w:pPr>
+        <w:pStyle w:val="Heading3"/>
+      </w:pPr>
+      <w:r>
+        <w:t>05. Connect the explanation to its limit</w:t>
+      </w:r>
+    </w:p>
+    <w:p>
+      <w:r>
+        <w:drawing>
+          <wp:inline xmlns:a="http://schemas.openxmlformats.org/drawingml/2006/main" xmlns:pic="http://schemas.openxmlformats.org/drawingml/2006/picture">
+            <wp:extent cx="5486400" cy="2834640"/>
+            <wp:docPr id="7" name="Picture 7" descr="Reusing data and collecting new data answer different questions. A different new-sample result can arise without a code error; inspect both protocols and variability. Limit: Four-case samples are illustrative; neither result alone establishes broad reliability."/>
+            <wp:cNvGraphicFramePr>
+              <a:graphicFrameLocks noChangeAspect="1"/>
+            </wp:cNvGraphicFramePr>
+            <a:graphic>
+              <a:graphicData uri="http://schemas.openxmlformats.org/drawingml/2006/picture">
+                <pic:pic>
+                  <pic:nvPicPr>
+                    <pic:cNvPr id="0" name="academy-story-ai-7-5-05.png"/>
+                    <pic:cNvPicPr/>
+                  </pic:nvPicPr>
+                  <pic:blipFill>
+                    <a:blip r:embed="rId15"/>
+                    <a:stretch>
+                      <a:fillRect/>
+                    </a:stretch>
+                  </pic:blipFill>
+                  <pic:spPr>
+                    <a:xfrm>
+                      <a:off x="0" y="0"/>
+                      <a:ext cx="5486400" cy="2834640"/>
+                    </a:xfrm>
+                    <a:prstGeom prst="rect"/>
+                  </pic:spPr>
+                </pic:pic>
+              </a:graphicData>
+            </a:graphic>
+          </wp:inline>
+        </w:drawing>
+      </w:r>
+    </w:p>
+    <w:p>
+      <w:pPr>
+        <w:spacing w:line="336" w:lineRule="auto" w:after="180"/>
+      </w:pPr>
+      <w:r>
+        <w:rPr>
+          <w:b w:val="0"/>
+        </w:rPr>
+        <w:t>Reusing data and collecting new data answer different questions. A different new-sample result can arise without a code error; inspect both protocols and variability.</w:t>
+      </w:r>
+    </w:p>
+    <w:p>
+      <w:pPr>
+        <w:spacing w:line="336" w:lineRule="auto" w:after="180"/>
+      </w:pPr>
+      <w:r>
+        <w:rPr>
+          <w:b w:val="0"/>
+        </w:rPr>
+        <w:t>Limit: Four-case samples are illustrative; neither result alone establishes broad reliability.</w:t>
+      </w:r>
+    </w:p>
+    <w:p>
+      <w:pPr>
+        <w:spacing w:line="336" w:lineRule="auto" w:after="180"/>
+        <w:shd w:fill="F5F1FB"/>
+      </w:pPr>
+      <w:r>
+        <w:rPr>
+          <w:b w:val="0"/>
+        </w:rPr>
+        <w:t>Explain the case, then point to a limit on the claim.</w:t>
+      </w:r>
+    </w:p>
+    <w:p>
+      <w:pPr>
+        <w:pStyle w:val="Heading3"/>
+      </w:pPr>
+      <w:r>
+        <w:t>Discuss while showing the picture</w:t>
+      </w:r>
+    </w:p>
+    <w:p>
+      <w:pPr>
+        <w:spacing w:line="336" w:lineRule="auto" w:after="180"/>
+        <w:shd w:fill="F1F6F8"/>
+      </w:pPr>
+      <w:r>
+        <w:rPr>
+          <w:b w:val="0"/>
+        </w:rPr>
+        <w:t>Teacher prompt: Explain the case, then point to a limit on the claim. Ask learners to describe one label or arrow in ordinary words. Use the adjacent transcript if the image is difficult to see.</w:t>
+      </w:r>
+    </w:p>
+    <w:p>
+      <w:pPr>
+        <w:spacing w:line="336" w:lineRule="auto" w:after="180"/>
+        <w:shd w:fill="F1F6F8"/>
+      </w:pPr>
+      <w:r>
+        <w:rPr>
+          <w:b w:val="0"/>
+        </w:rPr>
+        <w:t>Keep the stated scope: Four-case samples are illustrative; neither result alone establishes broad reliability.</w:t>
+      </w:r>
+    </w:p>
+    <w:p>
+      <w:pPr>
+        <w:pStyle w:val="Heading3"/>
+      </w:pPr>
+      <w:r>
+        <w:t>06. Make the idea visible in your project</w:t>
+      </w:r>
+    </w:p>
+    <w:p>
+      <w:r>
+        <w:drawing>
+          <wp:inline xmlns:a="http://schemas.openxmlformats.org/drawingml/2006/main" xmlns:pic="http://schemas.openxmlformats.org/drawingml/2006/picture">
+            <wp:extent cx="5486400" cy="3828288"/>
+            <wp:docPr id="8" name="Picture 8" descr="For the Reproducible AI Research Study, retain an annotated worked trace and the changed-case reasoning. Connect the claim to its records, units and assumptions so another investigator can challenge or reproduce it. Draw your input, deciding step, result and limit. Supported question: Calculate the scores from the original and new four-record sets. Which activity reproduces saved analysis, which repeats the protocol, and why does a different rerun of the original data need investigation?"/>
+            <wp:cNvGraphicFramePr>
+              <a:graphicFrameLocks noChangeAspect="1"/>
+            </wp:cNvGraphicFramePr>
+            <a:graphic>
+              <a:graphicData uri="http://schemas.openxmlformats.org/drawingml/2006/picture">
+                <pic:pic>
+                  <pic:nvPicPr>
+                    <pic:cNvPr id="0" name="academy-story-ai-7-5-06.png"/>
+                    <pic:cNvPicPr/>
+                  </pic:nvPicPr>
+                  <pic:blipFill>
+                    <a:blip r:embed="rId16"/>
+                    <a:stretch>
+                      <a:fillRect/>
+                    </a:stretch>
+                  </pic:blipFill>
+                  <pic:spPr>
+                    <a:xfrm>
+                      <a:off x="0" y="0"/>
+                      <a:ext cx="5486400" cy="3828288"/>
+                    </a:xfrm>
+                    <a:prstGeom prst="rect"/>
+                  </pic:spPr>
+                </pic:pic>
+              </a:graphicData>
+            </a:graphic>
+          </wp:inline>
+        </w:drawing>
+      </w:r>
+    </w:p>
+    <w:p>
+      <w:pPr>
+        <w:spacing w:line="336" w:lineRule="auto" w:after="180"/>
+      </w:pPr>
+      <w:r>
+        <w:rPr>
+          <w:b w:val="0"/>
+        </w:rPr>
+        <w:t>For the Reproducible AI Research Study, retain an annotated worked trace and the changed-case reasoning. Connect the claim to its records, units and assumptions so another investigator can challenge or reproduce it.</w:t>
+      </w:r>
+    </w:p>
+    <w:p>
+      <w:pPr>
+        <w:spacing w:line="336" w:lineRule="auto" w:after="180"/>
+      </w:pPr>
+      <w:r>
+        <w:rPr>
+          <w:b w:val="0"/>
+        </w:rPr>
+        <w:t xml:space="preserve">Draw your </w:t>
+      </w:r>
+      <w:r>
+        <w:rPr>
+          <w:b/>
+        </w:rPr>
+        <w:t>input</w:t>
+      </w:r>
+      <w:r>
+        <w:rPr>
+          <w:b w:val="0"/>
+        </w:rPr>
+        <w:t>, deciding step, result and limit. Supported question: Calculate the scores from the original and new four-record sets.</w:t>
+      </w:r>
+    </w:p>
+    <w:p>
+      <w:pPr>
+        <w:spacing w:line="336" w:lineRule="auto" w:after="180"/>
+      </w:pPr>
+      <w:r>
+        <w:rPr>
+          <w:b w:val="0"/>
+        </w:rPr>
+        <w:t>Which activity reproduces saved analysis, which repeats the protocol, and why does a different rerun of the original data need investigation?</w:t>
+      </w:r>
+    </w:p>
+    <w:p>
+      <w:pPr>
+        <w:spacing w:line="336" w:lineRule="auto" w:after="180"/>
+        <w:shd w:fill="F5F1FB"/>
+      </w:pPr>
+      <w:r>
+        <w:rPr>
+          <w:b w:val="0"/>
+        </w:rPr>
+        <w:t xml:space="preserve">Draw your project trace and justify the deciding step using </w:t>
+      </w:r>
+      <w:r>
+        <w:rPr>
+          <w:b/>
+        </w:rPr>
+        <w:t>evidence</w:t>
+      </w:r>
+      <w:r>
+        <w:rPr>
+          <w:b w:val="0"/>
+        </w:rPr>
+        <w:t>.</w:t>
+      </w:r>
+    </w:p>
+    <w:p>
+      <w:pPr>
+        <w:pStyle w:val="Heading3"/>
+      </w:pPr>
+      <w:r>
+        <w:t>Discuss while showing the picture</w:t>
+      </w:r>
+    </w:p>
+    <w:p>
+      <w:pPr>
+        <w:spacing w:line="336" w:lineRule="auto" w:after="180"/>
+        <w:shd w:fill="F1F6F8"/>
+      </w:pPr>
+      <w:r>
+        <w:rPr>
+          <w:b w:val="0"/>
+        </w:rPr>
+        <w:t xml:space="preserve">Teacher prompt: Draw your project trace and justify the deciding step using </w:t>
+      </w:r>
+      <w:r>
+        <w:rPr>
+          <w:b/>
+        </w:rPr>
+        <w:t>evidence</w:t>
+      </w:r>
+      <w:r>
+        <w:rPr>
+          <w:b w:val="0"/>
+        </w:rPr>
+        <w:t>. Ask learners to describe one label or arrow in ordinary words. Use the adjacent transcript if the image is difficult to see.</w:t>
+      </w:r>
+    </w:p>
+    <w:p>
+      <w:pPr>
+        <w:spacing w:line="336" w:lineRule="auto" w:after="180"/>
+        <w:shd w:fill="F1F6F8"/>
+      </w:pPr>
+      <w:r>
+        <w:rPr>
+          <w:b w:val="0"/>
+        </w:rPr>
+        <w:t xml:space="preserve">Supported practice key: Reusing the supplied four records gives 3/4=75%. The new four-record set gives 2/4=50%. The first checks computational reproduction; the second probes repeatability with new </w:t>
+      </w:r>
+      <w:r>
+        <w:rPr>
+          <w:b/>
+        </w:rPr>
+        <w:t>observation</w:t>
+      </w:r>
+      <w:r>
+        <w:rPr>
+          <w:b w:val="0"/>
+        </w:rPr>
+        <w:t>s.</w:t>
+      </w:r>
+    </w:p>
+    <w:p>
+      <w:pPr>
+        <w:spacing w:line="336" w:lineRule="auto" w:after="180"/>
+        <w:shd w:fill="F1F6F8"/>
+      </w:pPr>
+      <w:r>
+        <w:rPr>
+          <w:b w:val="0"/>
+        </w:rPr>
+        <w:t xml:space="preserve">Changed case: Investigate code, version, </w:t>
+      </w:r>
+      <w:r>
+        <w:rPr>
+          <w:b/>
+        </w:rPr>
+        <w:t>input</w:t>
+      </w:r>
+      <w:r>
+        <w:rPr>
+          <w:b w:val="0"/>
+        </w:rPr>
+        <w:t xml:space="preserve"> or scoring differences. The same fixed records should give the same deterministic count.</w:t>
       </w:r>
     </w:p>
     <w:sectPr>

--- a/downloads/teacher/ai-7-week-05.docx
+++ b/downloads/teacher/ai-7-week-05.docx
@@ -149,7 +149,7 @@
           </w:tcPr>
           <w:p>
             <w:r>
-              <w:t>Sections 1–6; record the brief recall in the workbook.</w:t>
+              <w:t>Use Your mission, Notice the evidence, See how it works, Words that unlock the idea and Follow a worked example; record the brief recall in the workbook.</w:t>
             </w:r>
           </w:p>
         </w:tc>
@@ -181,7 +181,7 @@
           </w:tcPr>
           <w:p>
             <w:r>
-              <w:t>Sections 7–10; use the matching workbook W2 and misconception check.</w:t>
+              <w:t>Use Find and repair a mistake, Practise together and Run the investigation, with workbook W2 and Individual reasoning check.</w:t>
             </w:r>
           </w:p>
         </w:tc>
@@ -213,7 +213,7 @@
           </w:tcPr>
           <w:p>
             <w:r>
-              <w:t>Sections 9 and 11–14. Give extra time to finish the full task set; use Section 15 when the week includes a coding lab.</w:t>
+              <w:t>Use Run the investigation, Build your understanding, Connect your project and Show what you know. Reserve further time for the full task set. Use a code example only where one is actually supplied.</w:t>
             </w:r>
           </w:p>
         </w:tc>
@@ -457,7 +457,7 @@
         <w:rPr>
           <w:b w:val="0"/>
         </w:rPr>
-        <w:t xml:space="preserve">Two 45-minute sessions. Reproducing a computation uses recorded artifacts; </w:t>
+        <w:t xml:space="preserve">Compact alternative: two 45-minute sessions for the core explanation and W1–W5 only. The main plan uses three sessions; schedule further time for the complete investigation, project, visual journey and any code examples. Reproducing a computation uses recorded artifacts; </w:t>
       </w:r>
       <w:r>
         <w:rPr>
@@ -1974,7 +1974,7 @@
           </w:tcPr>
           <w:p>
             <w:r>
-              <w:t>Explain section 1 and vocabulary. Complete W1 with a mechanism-based explanation.</w:t>
+              <w:t>Explain See how it works and Words that unlock the idea. Complete W1 with a mechanism-based explanation.</w:t>
             </w:r>
           </w:p>
         </w:tc>
@@ -4373,7 +4373,7 @@
           </w:tcPr>
           <w:p>
             <w:r>
-              <w:t>Sections 1–6; record the brief recall in the workbook.</w:t>
+              <w:t>Use Your mission, Notice the evidence, See how it works, Words that unlock the idea and Follow a worked example; record the brief recall in the workbook.</w:t>
             </w:r>
           </w:p>
         </w:tc>
@@ -4405,7 +4405,7 @@
           </w:tcPr>
           <w:p>
             <w:r>
-              <w:t>Sections 7–10; use the matching workbook W2 and misconception check.</w:t>
+              <w:t>Use Find and repair a mistake, Practise together and Run the investigation, with workbook W2 and Individual reasoning check.</w:t>
             </w:r>
           </w:p>
         </w:tc>
@@ -4437,7 +4437,7 @@
           </w:tcPr>
           <w:p>
             <w:r>
-              <w:t>Sections 9 and 11–14. Give extra time to finish the full task set; use Section 15 when the week includes a coding lab.</w:t>
+              <w:t>Use Run the investigation, Build your understanding, Connect your project and Show what you know. Reserve further time for the full task set. Use a code example only where one is actually supplied.</w:t>
             </w:r>
           </w:p>
         </w:tc>

--- a/downloads/teacher/ai-7-week-05.docx
+++ b/downloads/teacher/ai-7-week-05.docx
@@ -25,20 +25,38 @@
         <w:pStyle w:val="Heading1"/>
       </w:pPr>
       <w:r>
-        <w:t>01. Prepare the purpose, prerequisites and materials</w:t>
+        <w:t>Ask whether the artifact, procedure or case population actually changed.</w:t>
       </w:r>
     </w:p>
     <w:p>
       <w:r>
-        <w:t>Prepare Replication and reproduction: check the target, prerequisites, resources and adaptable teaching schedule.</w:t>
+        <w:t>Teach reproduction and replication with honest supplied-fixture/actual-work status.</w:t>
       </w:r>
     </w:p>
     <w:p>
-      <w:pPr>
-        <w:pStyle w:val="Heading3"/>
-      </w:pPr>
-      <w:r>
-        <w:t>Teach the learning cycle</w:t>
+      <w:r>
+        <w:t>Model repeated IDs → compute original/new scores → inspect mismatch candidates → assess new-case accounting → preserve protocol and independence assumptions.</w:t>
+      </w:r>
+    </w:p>
+    <w:p>
+      <w:pPr>
+        <w:pStyle w:val="Heading1"/>
+      </w:pPr>
+      <w:r>
+        <w:t>01. Prepare the connected research investigation</w:t>
+      </w:r>
+    </w:p>
+    <w:p>
+      <w:r>
+        <w:t>Keep modelling, shared practice and independent evidence distinct.</w:t>
+      </w:r>
+    </w:p>
+    <w:p>
+      <w:pPr>
+        <w:pStyle w:val="Heading2"/>
+      </w:pPr>
+      <w:r>
+        <w:t>Target and main teaching plan</w:t>
       </w:r>
     </w:p>
     <w:p>
@@ -255,18 +273,21 @@
     </w:p>
     <w:p>
       <w:pPr>
-        <w:pStyle w:val="Heading3"/>
-      </w:pPr>
-      <w:r>
-        <w:t>Retrieval answer guidance</w:t>
+        <w:pStyle w:val="Heading2"/>
+      </w:pPr>
+      <w:r>
+        <w:t>Preparation and prerequisite</w:t>
       </w:r>
     </w:p>
     <w:p>
       <w:pPr>
-        <w:pStyle w:val="Heading3"/>
-      </w:pPr>
-      <w:r>
-        <w:t>Methods results and limitations</w:t>
+        <w:spacing w:line="336" w:lineRule="auto" w:after="180"/>
+      </w:pPr>
+      <w:r>
+        <w:rPr>
+          <w:b w:val="0"/>
+        </w:rPr>
+        <w:t>Lesson and workbook; paper and pencil</w:t>
       </w:r>
     </w:p>
     <w:p>
@@ -277,7 +298,7 @@
         <w:rPr>
           <w:b w:val="0"/>
         </w:rPr>
-        <w:t>Without opening the old lesson, explain one key idea from Methods results and limitations. Give an example and a mistake that the idea helps you avoid.</w:t>
+        <w:t>Calculator and optional local Python 3 for arithmetic; no live API or private data</w:t>
       </w:r>
     </w:p>
     <w:p>
@@ -288,19 +309,7 @@
         <w:rPr>
           <w:b w:val="0"/>
         </w:rPr>
-        <w:t xml:space="preserve">Look for: Explain the </w:t>
-      </w:r>
-      <w:r>
-        <w:rPr>
-          <w:b/>
-        </w:rPr>
-        <w:t>mechanism</w:t>
-      </w:r>
-      <w:r>
-        <w:rPr>
-          <w:b w:val="0"/>
-        </w:rPr>
-        <w:t xml:space="preserve"> and terminology of methods results and limitations</w:t>
+        <w:t>Prepare the fresh retry separately and withhold its solution until after collection</w:t>
       </w:r>
     </w:p>
     <w:p>
@@ -311,19 +320,31 @@
         <w:rPr>
           <w:b w:val="0"/>
         </w:rPr>
-        <w:t xml:space="preserve">Reference example, not the only acceptable wording: Teacher explanation: Methods state what was done; results state observed outcomes; limitations state restrictions on interpretation. Mixing them hides missing </w:t>
+        <w:t xml:space="preserve">A result depends on the </w:t>
       </w:r>
       <w:r>
         <w:rPr>
           <w:b/>
         </w:rPr>
-        <w:t>evidence</w:t>
+        <w:t>input</w:t>
       </w:r>
       <w:r>
         <w:rPr>
           <w:b w:val="0"/>
         </w:rPr>
-        <w:t>.</w:t>
+        <w:t xml:space="preserve">s, procedure and conditions that produced it. Preserve data roles and distinguish observed outcomes from </w:t>
+      </w:r>
+      <w:r>
+        <w:rPr>
+          <w:b/>
+        </w:rPr>
+        <w:t>prediction</w:t>
+      </w:r>
+      <w:r>
+        <w:rPr>
+          <w:b w:val="0"/>
+        </w:rPr>
+        <w:t>s or unmeasured conditions.</w:t>
       </w:r>
     </w:p>
     <w:p>
@@ -334,39 +355,15 @@
         <w:rPr>
           <w:b w:val="0"/>
         </w:rPr>
-        <w:t xml:space="preserve">Classify each statement by role and link results to the procedure and denominator. A proposed </w:t>
-      </w:r>
-      <w:r>
-        <w:rPr>
-          <w:b/>
-        </w:rPr>
-        <w:t>mechanism</w:t>
-      </w:r>
-      <w:r>
-        <w:rPr>
-          <w:b w:val="0"/>
-        </w:rPr>
-        <w:t xml:space="preserve"> is an explanation to test, not an extra </w:t>
-      </w:r>
-      <w:r>
-        <w:rPr>
-          <w:b/>
-        </w:rPr>
-        <w:t>observation</w:t>
-      </w:r>
-      <w:r>
-        <w:rPr>
-          <w:b w:val="0"/>
-        </w:rPr>
-        <w:t>.</w:t>
+        <w:t>If the prior concept cannot be explained, use a short retrieval activity before this chapter.</w:t>
       </w:r>
     </w:p>
     <w:p>
       <w:pPr>
-        <w:pStyle w:val="Heading3"/>
-      </w:pPr>
-      <w:r>
-        <w:t>Reading a research claim</w:t>
+        <w:pStyle w:val="Heading2"/>
+      </w:pPr>
+      <w:r>
+        <w:t>Opening retrieval</w:t>
       </w:r>
     </w:p>
     <w:p>
@@ -377,7 +374,7 @@
         <w:rPr>
           <w:b w:val="0"/>
         </w:rPr>
-        <w:t>Without opening the old lesson, explain one key idea from Reading a research claim. Give an example and a mistake that the idea helps you avoid.</w:t>
+        <w:t>Without opening the old lesson, explain one key idea from Methods results and limitations. Give an example and a mistake that the idea helps you avoid.</w:t>
       </w:r>
     </w:p>
     <w:p>
@@ -400,7 +397,7 @@
         <w:rPr>
           <w:b w:val="0"/>
         </w:rPr>
-        <w:t xml:space="preserve"> and terminology of reading a research claim</w:t>
+        <w:t xml:space="preserve"> and terminology of methods results and limitations</w:t>
       </w:r>
     </w:p>
     <w:p>
@@ -411,7 +408,19 @@
         <w:rPr>
           <w:b w:val="0"/>
         </w:rPr>
-        <w:t>Reference example, not the only acceptable wording: Teacher explanation: Reading a claim requires its method, data, comparison and uncertainty. Titles and abstracts may omit conditions crucial to interpretation.</w:t>
+        <w:t xml:space="preserve">Reference example, not the only acceptable wording: Teacher explanation: Methods state what was done; results state observed outcomes; limitations state restrictions on interpretation. Mixing them hides missing </w:t>
+      </w:r>
+      <w:r>
+        <w:rPr>
+          <w:b/>
+        </w:rPr>
+        <w:t>evidence</w:t>
+      </w:r>
+      <w:r>
+        <w:rPr>
+          <w:b w:val="0"/>
+        </w:rPr>
+        <w:t>.</w:t>
       </w:r>
     </w:p>
     <w:p>
@@ -422,19 +431,19 @@
         <w:rPr>
           <w:b w:val="0"/>
         </w:rPr>
-        <w:t xml:space="preserve">Separate the claim from supplied </w:t>
+        <w:t xml:space="preserve">Classify each statement by role and link results to the procedure and denominator. A proposed </w:t>
       </w:r>
       <w:r>
         <w:rPr>
           <w:b/>
         </w:rPr>
-        <w:t>evidence</w:t>
+        <w:t>mechanism</w:t>
       </w:r>
       <w:r>
         <w:rPr>
           <w:b w:val="0"/>
         </w:rPr>
-        <w:t xml:space="preserve">. Record dataset, unit, baseline, metric and limitations. Ask whether the statement extends beyond those </w:t>
+        <w:t xml:space="preserve"> is an explanation to test, not an extra </w:t>
       </w:r>
       <w:r>
         <w:rPr>
@@ -446,7 +455,7 @@
         <w:rPr>
           <w:b w:val="0"/>
         </w:rPr>
-        <w:t>s.</w:t>
+        <w:t>.</w:t>
       </w:r>
     </w:p>
     <w:p>
@@ -457,31 +466,7 @@
         <w:rPr>
           <w:b w:val="0"/>
         </w:rPr>
-        <w:t xml:space="preserve">Compact alternative: two 45-minute sessions for the core explanation and W1–W5 only. The main plan uses three sessions; schedule further time for the complete investigation, project, visual journey and any code examples. Reproducing a computation uses recorded artifacts; </w:t>
-      </w:r>
-      <w:r>
-        <w:rPr>
-          <w:b/>
-        </w:rPr>
-        <w:t>replication</w:t>
-      </w:r>
-      <w:r>
-        <w:rPr>
-          <w:b w:val="0"/>
-        </w:rPr>
-        <w:t xml:space="preserve"> collects new </w:t>
-      </w:r>
-      <w:r>
-        <w:rPr>
-          <w:b/>
-        </w:rPr>
-        <w:t>evidence</w:t>
-      </w:r>
-      <w:r>
-        <w:rPr>
-          <w:b w:val="0"/>
-        </w:rPr>
-        <w:t xml:space="preserve"> under a comparable question. Naming conventions vary, so define the terms in the project.</w:t>
+        <w:t>Without opening the old lesson, explain one key idea from Reading a research claim. Give an example and a mistake that the idea helps you avoid.</w:t>
       </w:r>
     </w:p>
     <w:p>
@@ -492,7 +477,7 @@
         <w:rPr>
           <w:b w:val="0"/>
         </w:rPr>
-        <w:t xml:space="preserve">Use the supplied constructed scenarios to make the </w:t>
+        <w:t xml:space="preserve">Look for: Explain the </w:t>
       </w:r>
       <w:r>
         <w:rPr>
@@ -504,7 +489,7 @@
         <w:rPr>
           <w:b w:val="0"/>
         </w:rPr>
-        <w:t xml:space="preserve"> inspectable. Collect W4 before sharing solutions.</w:t>
+        <w:t xml:space="preserve"> and terminology of reading a research claim</w:t>
       </w:r>
     </w:p>
     <w:p>
@@ -515,62 +500,50 @@
         <w:rPr>
           <w:b w:val="0"/>
         </w:rPr>
-        <w:t xml:space="preserve">Students should name intermediate </w:t>
-      </w:r>
-      <w:r>
-        <w:rPr>
-          <w:b/>
-        </w:rPr>
-        <w:t>evidence</w:t>
-      </w:r>
-      <w:r>
-        <w:rPr>
-          <w:b w:val="0"/>
-        </w:rPr>
-        <w:t xml:space="preserve"> and limitations; classroom pacing and learning effectiveness remain unvalidated.</w:t>
+        <w:t>Reference example, not the only acceptable wording: Teacher explanation: Reading a claim requires its method, data, comparison and uncertainty. Titles and abstracts may omit conditions crucial to interpretation.</w:t>
       </w:r>
     </w:p>
     <w:p>
       <w:pPr>
-        <w:pStyle w:val="Heading3"/>
-      </w:pPr>
-      <w:r>
-        <w:t>Outcomes</w:t>
+        <w:spacing w:line="336" w:lineRule="auto" w:after="180"/>
+      </w:pPr>
+      <w:r>
+        <w:rPr>
+          <w:b w:val="0"/>
+        </w:rPr>
+        <w:t xml:space="preserve">Separate the claim from supplied </w:t>
+      </w:r>
+      <w:r>
+        <w:rPr>
+          <w:b/>
+        </w:rPr>
+        <w:t>evidence</w:t>
+      </w:r>
+      <w:r>
+        <w:rPr>
+          <w:b w:val="0"/>
+        </w:rPr>
+        <w:t xml:space="preserve">. Record dataset, unit, baseline, metric and limitations. Ask whether the statement extends beyond those </w:t>
+      </w:r>
+      <w:r>
+        <w:rPr>
+          <w:b/>
+        </w:rPr>
+        <w:t>observation</w:t>
+      </w:r>
+      <w:r>
+        <w:rPr>
+          <w:b w:val="0"/>
+        </w:rPr>
+        <w:t>s.</w:t>
       </w:r>
     </w:p>
     <w:p>
       <w:pPr>
-        <w:spacing w:line="336" w:lineRule="auto" w:after="180"/>
-      </w:pPr>
-      <w:r>
-        <w:rPr>
-          <w:b w:val="0"/>
-        </w:rPr>
-        <w:t xml:space="preserve">Explain the </w:t>
-      </w:r>
-      <w:r>
-        <w:rPr>
-          <w:b/>
-        </w:rPr>
-        <w:t>mechanism</w:t>
-      </w:r>
-      <w:r>
-        <w:rPr>
-          <w:b w:val="0"/>
-        </w:rPr>
-        <w:t xml:space="preserve"> and terminology of </w:t>
-      </w:r>
-      <w:r>
-        <w:rPr>
-          <w:b/>
-        </w:rPr>
-        <w:t>replication</w:t>
-      </w:r>
-      <w:r>
-        <w:rPr>
-          <w:b w:val="0"/>
-        </w:rPr>
-        <w:t xml:space="preserve"> and reproduction</w:t>
+        <w:pStyle w:val="Heading2"/>
+      </w:pPr>
+      <w:r>
+        <w:t>Pictured end goal</w:t>
       </w:r>
     </w:p>
     <w:p>
@@ -581,18 +554,27 @@
         <w:rPr>
           <w:b w:val="0"/>
         </w:rPr>
-        <w:t>Apply the stated procedure to a new case with a traceable result</w:t>
+        <w:t xml:space="preserve">Explain </w:t>
+      </w:r>
+      <w:r>
+        <w:rPr>
+          <w:b/>
+        </w:rPr>
+        <w:t>replication</w:t>
+      </w:r>
+      <w:r>
+        <w:rPr>
+          <w:b w:val="0"/>
+        </w:rPr>
+        <w:t xml:space="preserve"> and reproduction using the records and boundaries of this fictional investigation.</w:t>
       </w:r>
     </w:p>
     <w:p>
       <w:pPr>
-        <w:spacing w:line="336" w:lineRule="auto" w:after="180"/>
-      </w:pPr>
-      <w:r>
-        <w:rPr>
-          <w:b w:val="0"/>
-        </w:rPr>
-        <w:t>Identify an assumption or limitation and design a revealing follow-up</w:t>
+        <w:pStyle w:val="Heading2"/>
+      </w:pPr>
+      <w:r>
+        <w:t>Earlier wording, alternatives and picture transcripts · reference / check after trying</w:t>
       </w:r>
     </w:p>
     <w:p>
@@ -600,48 +582,66 @@
         <w:pStyle w:val="Heading3"/>
       </w:pPr>
       <w:r>
-        <w:t>Preparation</w:t>
+        <w:t>Teach the learning cycle</w:t>
       </w:r>
     </w:p>
     <w:p>
       <w:pPr>
-        <w:spacing w:line="336" w:lineRule="auto" w:after="180"/>
-      </w:pPr>
-      <w:r>
-        <w:rPr>
-          <w:b w:val="0"/>
-        </w:rPr>
-        <w:t>Lesson and workbook; paper and pencil</w:t>
+        <w:pStyle w:val="Heading3"/>
+      </w:pPr>
+      <w:r>
+        <w:t>Retrieval answer guidance</w:t>
       </w:r>
     </w:p>
     <w:p>
       <w:pPr>
-        <w:spacing w:line="336" w:lineRule="auto" w:after="180"/>
-      </w:pPr>
-      <w:r>
-        <w:rPr>
-          <w:b w:val="0"/>
-        </w:rPr>
-        <w:t>Calculator and optional local Python 3 for arithmetic; no live API or private data</w:t>
+        <w:pStyle w:val="Heading3"/>
+      </w:pPr>
+      <w:r>
+        <w:t>Methods results and limitations</w:t>
       </w:r>
     </w:p>
     <w:p>
       <w:pPr>
-        <w:spacing w:line="336" w:lineRule="auto" w:after="180"/>
-      </w:pPr>
-      <w:r>
-        <w:rPr>
-          <w:b w:val="0"/>
-        </w:rPr>
-        <w:t>Prepare the fresh retry separately and withhold its solution until after collection</w:t>
+        <w:pStyle w:val="Heading3"/>
+      </w:pPr>
+      <w:r>
+        <w:t>Reading a research claim</w:t>
       </w:r>
     </w:p>
     <w:p>
       <w:pPr>
-        <w:pStyle w:val="Heading3"/>
-      </w:pPr>
-      <w:r>
-        <w:t>Prerequisite answer</w:t>
+        <w:spacing w:line="336" w:lineRule="auto" w:after="180"/>
+      </w:pPr>
+      <w:r>
+        <w:rPr>
+          <w:b w:val="0"/>
+        </w:rPr>
+        <w:t xml:space="preserve">Compact alternative: two 45-minute sessions for the core explanation and W1–W5 only. The main plan uses three sessions; schedule further time for the complete investigation, project, visual journey and any code examples. Reproducing a computation uses recorded artifacts; </w:t>
+      </w:r>
+      <w:r>
+        <w:rPr>
+          <w:b/>
+        </w:rPr>
+        <w:t>replication</w:t>
+      </w:r>
+      <w:r>
+        <w:rPr>
+          <w:b w:val="0"/>
+        </w:rPr>
+        <w:t xml:space="preserve"> collects new </w:t>
+      </w:r>
+      <w:r>
+        <w:rPr>
+          <w:b/>
+        </w:rPr>
+        <w:t>evidence</w:t>
+      </w:r>
+      <w:r>
+        <w:rPr>
+          <w:b w:val="0"/>
+        </w:rPr>
+        <w:t xml:space="preserve"> under a comparable question. Naming conventions vary, so define the terms in the project.</w:t>
       </w:r>
     </w:p>
     <w:p>
@@ -652,31 +652,19 @@
         <w:rPr>
           <w:b w:val="0"/>
         </w:rPr>
-        <w:t xml:space="preserve">A result depends on the </w:t>
+        <w:t xml:space="preserve">Use the supplied constructed scenarios to make the </w:t>
       </w:r>
       <w:r>
         <w:rPr>
           <w:b/>
         </w:rPr>
-        <w:t>input</w:t>
+        <w:t>mechanism</w:t>
       </w:r>
       <w:r>
         <w:rPr>
           <w:b w:val="0"/>
         </w:rPr>
-        <w:t xml:space="preserve">s, procedure and conditions that produced it. Preserve data roles and distinguish observed outcomes from </w:t>
-      </w:r>
-      <w:r>
-        <w:rPr>
-          <w:b/>
-        </w:rPr>
-        <w:t>prediction</w:t>
-      </w:r>
-      <w:r>
-        <w:rPr>
-          <w:b w:val="0"/>
-        </w:rPr>
-        <w:t>s or unmeasured conditions.</w:t>
+        <w:t xml:space="preserve"> inspectable. Collect W4 before sharing solutions.</w:t>
       </w:r>
     </w:p>
     <w:p>
@@ -687,7 +675,19 @@
         <w:rPr>
           <w:b w:val="0"/>
         </w:rPr>
-        <w:t>If the prior concept cannot be explained, use a short retrieval activity before this chapter.</w:t>
+        <w:t xml:space="preserve">Students should name intermediate </w:t>
+      </w:r>
+      <w:r>
+        <w:rPr>
+          <w:b/>
+        </w:rPr>
+        <w:t>evidence</w:t>
+      </w:r>
+      <w:r>
+        <w:rPr>
+          <w:b w:val="0"/>
+        </w:rPr>
+        <w:t xml:space="preserve"> and limitations; classroom pacing and learning effectiveness remain unvalidated.</w:t>
       </w:r>
     </w:p>
     <w:p>
@@ -695,7 +695,7 @@
         <w:pStyle w:val="Heading3"/>
       </w:pPr>
       <w:r>
-        <w:t>End goal for the pictorial case</w:t>
+        <w:t>Outcomes</w:t>
       </w:r>
     </w:p>
     <w:p>
@@ -706,19 +706,31 @@
         <w:rPr>
           <w:b w:val="0"/>
         </w:rPr>
-        <w:t xml:space="preserve">Explain </w:t>
+        <w:t xml:space="preserve">Explain the </w:t>
       </w:r>
       <w:r>
         <w:rPr>
           <w:b/>
         </w:rPr>
+        <w:t>mechanism</w:t>
+      </w:r>
+      <w:r>
+        <w:rPr>
+          <w:b w:val="0"/>
+        </w:rPr>
+        <w:t xml:space="preserve"> and terminology of </w:t>
+      </w:r>
+      <w:r>
+        <w:rPr>
+          <w:b/>
+        </w:rPr>
         <w:t>replication</w:t>
       </w:r>
       <w:r>
         <w:rPr>
           <w:b w:val="0"/>
         </w:rPr>
-        <w:t xml:space="preserve"> and reproduction using the records and boundaries of this fictional investigation.</w:t>
+        <w:t xml:space="preserve"> and reproduction</w:t>
       </w:r>
     </w:p>
     <w:p>
@@ -729,55 +741,34 @@
         <w:rPr>
           <w:b w:val="0"/>
         </w:rPr>
-        <w:t>This added worked case illustrates the week’s main idea. Retain all original and connected topics; schedule its practice within the teaching cycle.</w:t>
+        <w:t>Apply the stated procedure to a new case with a traceable result</w:t>
       </w:r>
     </w:p>
     <w:p>
       <w:pPr>
-        <w:pStyle w:val="Heading1"/>
-      </w:pPr>
-      <w:r>
-        <w:t>02. Explain and model the mechanism</w:t>
+        <w:spacing w:line="336" w:lineRule="auto" w:after="180"/>
+      </w:pPr>
+      <w:r>
+        <w:rPr>
+          <w:b w:val="0"/>
+        </w:rPr>
+        <w:t>Identify an assumption or limitation and design a revealing follow-up</w:t>
       </w:r>
     </w:p>
     <w:p>
-      <w:r>
-        <w:t>Model Replication and reproduction using the supplied case, labelled mechanism and reasoning. Make the scope of each conclusion explicit.</w:t>
+      <w:pPr>
+        <w:pStyle w:val="Heading3"/>
+      </w:pPr>
+      <w:r>
+        <w:t>Preparation</w:t>
       </w:r>
     </w:p>
     <w:p>
       <w:pPr>
-        <w:spacing w:line="336" w:lineRule="auto" w:after="180"/>
-      </w:pPr>
-      <w:r>
-        <w:rPr>
-          <w:b w:val="0"/>
-        </w:rPr>
-        <w:t xml:space="preserve">Reproducing a computation uses recorded artifacts; </w:t>
-      </w:r>
-      <w:r>
-        <w:rPr>
-          <w:b/>
-        </w:rPr>
-        <w:t>replication</w:t>
-      </w:r>
-      <w:r>
-        <w:rPr>
-          <w:b w:val="0"/>
-        </w:rPr>
-        <w:t xml:space="preserve"> collects new </w:t>
-      </w:r>
-      <w:r>
-        <w:rPr>
-          <w:b/>
-        </w:rPr>
-        <w:t>evidence</w:t>
-      </w:r>
-      <w:r>
-        <w:rPr>
-          <w:b w:val="0"/>
-        </w:rPr>
-        <w:t xml:space="preserve"> under a comparable question. Naming conventions vary, so define the terms in the project.</w:t>
+        <w:pStyle w:val="Heading3"/>
+      </w:pPr>
+      <w:r>
+        <w:t>Prerequisite answer</w:t>
       </w:r>
     </w:p>
     <w:p>
@@ -785,7 +776,7 @@
         <w:pStyle w:val="Heading3"/>
       </w:pPr>
       <w:r>
-        <w:t>Explain Replication and reproduction · 1</w:t>
+        <w:t>End goal for the pictorial case</w:t>
       </w:r>
     </w:p>
     <w:p>
@@ -796,61 +787,1731 @@
         <w:rPr>
           <w:b w:val="0"/>
         </w:rPr>
-        <w:t>Begin by writing the question the procedure is intended to answer. Identify the information already supplied, the information it will produce and the information still missing.</w:t>
+        <w:t>This added worked case illustrates the week’s main idea. Retain all original and connected topics; schedule its practice within the teaching cycle.</w:t>
       </w:r>
     </w:p>
     <w:p>
       <w:pPr>
-        <w:spacing w:line="336" w:lineRule="auto" w:after="180"/>
-      </w:pPr>
-      <w:r>
-        <w:rPr>
-          <w:b w:val="0"/>
-        </w:rPr>
-        <w:t>These are constructed classroom examples; they do not require live accounts, private records or an external service. Do not treat a plausible explanation as a measured outcome.</w:t>
+        <w:pStyle w:val="Heading1"/>
+      </w:pPr>
+      <w:r>
+        <w:t>02. Teach replay value without new-case or independence inflation</w:t>
       </w:r>
     </w:p>
     <w:p>
-      <w:pPr>
-        <w:spacing w:line="336" w:lineRule="auto" w:after="180"/>
-      </w:pPr>
-      <w:r>
-        <w:rPr>
-          <w:b w:val="0"/>
-        </w:rPr>
-        <w:t xml:space="preserve">Here </w:t>
-      </w:r>
-      <w:r>
-        <w:rPr>
-          <w:b/>
-        </w:rPr>
-        <w:t>replay</w:t>
-      </w:r>
-      <w:r>
-        <w:rPr>
-          <w:b w:val="0"/>
-        </w:rPr>
-        <w:t xml:space="preserve"> means same artifacts/procedure; new-data </w:t>
-      </w:r>
-      <w:r>
-        <w:rPr>
-          <w:b/>
-        </w:rPr>
-        <w:t>replication</w:t>
-      </w:r>
-      <w:r>
-        <w:rPr>
-          <w:b w:val="0"/>
-        </w:rPr>
-        <w:t xml:space="preserve"> means newly collected eligible cases under the same plan. Preserve environment, data versions and raw results.</w:t>
+      <w:r>
+        <w:t>Define terminology locally and inspect the unit, artifact and collection protocol.</w:t>
       </w:r>
     </w:p>
     <w:p>
       <w:pPr>
+        <w:pStyle w:val="Heading2"/>
+      </w:pPr>
+      <w:r>
+        <w:t>Definitions and complete fictional accounting contract</w:t>
+      </w:r>
+    </w:p>
+    <w:p>
+      <w:pPr>
+        <w:spacing w:line="336" w:lineRule="auto" w:after="180"/>
+      </w:pPr>
+      <w:r>
+        <w:rPr>
+          <w:b w:val="0"/>
+        </w:rPr>
+        <w:t xml:space="preserve">Reproducing a computation uses recorded artifacts; </w:t>
+      </w:r>
+      <w:r>
+        <w:rPr>
+          <w:b/>
+        </w:rPr>
+        <w:t>replication</w:t>
+      </w:r>
+      <w:r>
+        <w:rPr>
+          <w:b w:val="0"/>
+        </w:rPr>
+        <w:t xml:space="preserve"> collects new </w:t>
+      </w:r>
+      <w:r>
+        <w:rPr>
+          <w:b/>
+        </w:rPr>
+        <w:t>evidence</w:t>
+      </w:r>
+      <w:r>
+        <w:rPr>
+          <w:b w:val="0"/>
+        </w:rPr>
+        <w:t xml:space="preserve"> under a comparable question. Naming conventions vary, so define the terms in the project.</w:t>
+      </w:r>
+    </w:p>
+    <w:p>
+      <w:pPr>
+        <w:spacing w:line="336" w:lineRule="auto" w:after="180"/>
+      </w:pPr>
+      <w:r>
+        <w:rPr>
+          <w:b w:val="0"/>
+        </w:rPr>
+        <w:t xml:space="preserve">Here </w:t>
+      </w:r>
+      <w:r>
+        <w:rPr>
+          <w:b/>
+        </w:rPr>
+        <w:t>replay</w:t>
+      </w:r>
+      <w:r>
+        <w:rPr>
+          <w:b w:val="0"/>
+        </w:rPr>
+        <w:t xml:space="preserve"> means same artifacts/procedure; new-data </w:t>
+      </w:r>
+      <w:r>
+        <w:rPr>
+          <w:b/>
+        </w:rPr>
+        <w:t>replication</w:t>
+      </w:r>
+      <w:r>
+        <w:rPr>
+          <w:b w:val="0"/>
+        </w:rPr>
+        <w:t xml:space="preserve"> means newly collected eligible cases under the same plan. Preserve environment, data versions and raw results.</w:t>
+      </w:r>
+    </w:p>
+    <w:tbl>
+      <w:tblPr>
+        <w:tblStyle w:val="LightShading-Accent1"/>
+        <w:tblW w:type="auto" w:w="0"/>
+        <w:tblLook w:firstColumn="1" w:firstRow="1" w:lastColumn="0" w:lastRow="0" w:noHBand="0" w:noVBand="1" w:val="04A0"/>
+      </w:tblPr>
+      <w:tblGrid>
+        <w:gridCol w:w="5112"/>
+        <w:gridCol w:w="5112"/>
+      </w:tblGrid>
+      <w:tr>
+        <w:trPr>
+          <w:tblHeader/>
+        </w:trPr>
+        <w:tc>
+          <w:tcPr>
+            <w:tcW w:type="dxa" w:w="5112"/>
+          </w:tcPr>
+          <w:p>
+            <w:r>
+              <w:t>Term or rule</w:t>
+            </w:r>
+          </w:p>
+        </w:tc>
+        <w:tc>
+          <w:tcPr>
+            <w:tcW w:type="dxa" w:w="5112"/>
+          </w:tcPr>
+          <w:p>
+            <w:r>
+              <w:t>Complete classroom convention</w:t>
+            </w:r>
+          </w:p>
+        </w:tc>
+      </w:tr>
+      <w:tr>
+        <w:tc>
+          <w:tcPr>
+            <w:tcW w:type="dxa" w:w="5112"/>
+          </w:tcPr>
+          <w:p>
+            <w:r>
+              <w:t>Replay/reproduce computation</w:t>
+            </w:r>
+          </w:p>
+        </w:tc>
+        <w:tc>
+          <w:tcPr>
+            <w:tcW w:type="dxa" w:w="5112"/>
+          </w:tcPr>
+          <w:p>
+            <w:r>
+              <w:t>Same saved records and stated analysis procedure/environment</w:t>
+            </w:r>
+          </w:p>
+        </w:tc>
+      </w:tr>
+      <w:tr>
+        <w:tc>
+          <w:tcPr>
+            <w:tcW w:type="dxa" w:w="5112"/>
+          </w:tcPr>
+          <w:p>
+            <w:r>
+              <w:t>New-data replication</w:t>
+            </w:r>
+          </w:p>
+        </w:tc>
+        <w:tc>
+          <w:tcPr>
+            <w:tcW w:type="dxa" w:w="5112"/>
+          </w:tcPr>
+          <w:p>
+            <w:r>
+              <w:t>Newly collected eligible cases under a comparable question/protocol; here only supplied fictional new-data fixtures</w:t>
+            </w:r>
+          </w:p>
+        </w:tc>
+      </w:tr>
+      <w:tr>
+        <w:tc>
+          <w:tcPr>
+            <w:tcW w:type="dxa" w:w="5112"/>
+          </w:tcPr>
+          <w:p>
+            <w:r>
+              <w:t>Main accounting</w:t>
+            </w:r>
+          </w:p>
+        </w:tc>
+        <w:tc>
+          <w:tcPr>
+            <w:tcW w:type="dxa" w:w="5112"/>
+          </w:tcPr>
+          <w:p>
+            <w:r>
+              <w:t>Original eight IDs Q1–Q8 plus their replay =16 evaluation events, 8 distinct cases, 0 newly added cases</w:t>
+            </w:r>
+          </w:p>
+        </w:tc>
+      </w:tr>
+      <w:tr>
+        <w:tc>
+          <w:tcPr>
+            <w:tcW w:type="dxa" w:w="5112"/>
+          </w:tcPr>
+          <w:p>
+            <w:r>
+              <w:t>Record identity</w:t>
+            </w:r>
+          </w:p>
+        </w:tc>
+        <w:tc>
+          <w:tcPr>
+            <w:tcW w:type="dxa" w:w="5112"/>
+          </w:tcPr>
+          <w:p>
+            <w:r>
+              <w:t>Use case IDs, not whether two correctness values happen to be equal</w:t>
+            </w:r>
+          </w:p>
+        </w:tc>
+      </w:tr>
+      <w:tr>
+        <w:tc>
+          <w:tcPr>
+            <w:tcW w:type="dxa" w:w="5112"/>
+          </w:tcPr>
+          <w:p>
+            <w:r>
+              <w:t>Picture outcome meaning</w:t>
+            </w:r>
+          </w:p>
+        </w:tc>
+        <w:tc>
+          <w:tcPr>
+            <w:tcW w:type="dxa" w:w="5112"/>
+          </w:tcPr>
+          <w:p>
+            <w:r>
+              <w:t>Binary1=correct, 0=incorrect; correctness flags, not class labels</w:t>
+            </w:r>
+          </w:p>
+        </w:tc>
+      </w:tr>
+      <w:tr>
+        <w:tc>
+          <w:tcPr>
+            <w:tcW w:type="dxa" w:w="5112"/>
+          </w:tcPr>
+          <w:p>
+            <w:r>
+              <w:t>Picture original/replay</w:t>
+            </w:r>
+          </w:p>
+        </w:tc>
+        <w:tc>
+          <w:tcPr>
+            <w:tcW w:type="dxa" w:w="5112"/>
+          </w:tcPr>
+          <w:p>
+            <w:r>
+              <w:t>OLD1–OLD4 flags [1, 0, 1, 1]; same artifact/analysis gives 3/4=75%</w:t>
+            </w:r>
+          </w:p>
+        </w:tc>
+      </w:tr>
+      <w:tr>
+        <w:tc>
+          <w:tcPr>
+            <w:tcW w:type="dxa" w:w="5112"/>
+          </w:tcPr>
+          <w:p>
+            <w:r>
+              <w:t>Picture new-data fixture</w:t>
+            </w:r>
+          </w:p>
+        </w:tc>
+        <w:tc>
+          <w:tcPr>
+            <w:tcW w:type="dxa" w:w="5112"/>
+          </w:tcPr>
+          <w:p>
+            <w:r>
+              <w:t>NEW1–NEW4 flags [1, 1, 0, 0]; same scoring gives 2/4=50%</w:t>
+            </w:r>
+          </w:p>
+        </w:tc>
+      </w:tr>
+      <w:tr>
+        <w:tc>
+          <w:tcPr>
+            <w:tcW w:type="dxa" w:w="5112"/>
+          </w:tcPr>
+          <w:p>
+            <w:r>
+              <w:t>Independence</w:t>
+            </w:r>
+          </w:p>
+        </w:tc>
+        <w:tc>
+          <w:tcPr>
+            <w:tcW w:type="dxa" w:w="5112"/>
+          </w:tcPr>
+          <w:p>
+            <w:r>
+              <w:t>A collection-design assumption requiring scrutiny; distinct IDs alone do not establish it</w:t>
+            </w:r>
+          </w:p>
+        </w:tc>
+      </w:tr>
+      <w:tr>
+        <w:tc>
+          <w:tcPr>
+            <w:tcW w:type="dxa" w:w="5112"/>
+          </w:tcPr>
+          <w:p>
+            <w:r>
+              <w:t>Evidence status</w:t>
+            </w:r>
+          </w:p>
+        </w:tc>
+        <w:tc>
+          <w:tcPr>
+            <w:tcW w:type="dxa" w:w="5112"/>
+          </w:tcPr>
+          <w:p>
+            <w:r>
+              <w:t>No actual partner rerun, new collection or model study performed; all records are supplied practice fixtures</w:t>
+            </w:r>
+          </w:p>
+        </w:tc>
+      </w:tr>
+    </w:tbl>
+    <w:p>
+      <w:pPr>
+        <w:pStyle w:val="Heading2"/>
+      </w:pPr>
+      <w:r>
+        <w:t>Main event/case ledger and checked reasoning</w:t>
+      </w:r>
+    </w:p>
+    <w:tbl>
+      <w:tblPr>
+        <w:tblStyle w:val="LightShading-Accent1"/>
+        <w:tblW w:type="auto" w:w="0"/>
+        <w:tblLook w:firstColumn="1" w:firstRow="1" w:lastColumn="0" w:lastRow="0" w:noHBand="0" w:noVBand="1" w:val="04A0"/>
+      </w:tblPr>
+      <w:tblGrid>
+        <w:gridCol w:w="2556"/>
+        <w:gridCol w:w="2556"/>
+        <w:gridCol w:w="2556"/>
+        <w:gridCol w:w="2556"/>
+      </w:tblGrid>
+      <w:tr>
+        <w:trPr>
+          <w:tblHeader/>
+        </w:trPr>
+        <w:tc>
+          <w:tcPr>
+            <w:tcW w:type="dxa" w:w="2556"/>
+          </w:tcPr>
+          <w:p>
+            <w:r>
+              <w:t>Main activity</w:t>
+            </w:r>
+          </w:p>
+        </w:tc>
+        <w:tc>
+          <w:tcPr>
+            <w:tcW w:type="dxa" w:w="2556"/>
+          </w:tcPr>
+          <w:p>
+            <w:r>
+              <w:t>Evaluation events added</w:t>
+            </w:r>
+          </w:p>
+        </w:tc>
+        <w:tc>
+          <w:tcPr>
+            <w:tcW w:type="dxa" w:w="2556"/>
+          </w:tcPr>
+          <w:p>
+            <w:r>
+              <w:t>Distinct case IDs after activity</w:t>
+            </w:r>
+          </w:p>
+        </w:tc>
+        <w:tc>
+          <w:tcPr>
+            <w:tcW w:type="dxa" w:w="2556"/>
+          </w:tcPr>
+          <w:p>
+            <w:r>
+              <w:t>What is learned</w:t>
+            </w:r>
+          </w:p>
+        </w:tc>
+      </w:tr>
+      <w:tr>
+        <w:tc>
+          <w:tcPr>
+            <w:tcW w:type="dxa" w:w="2556"/>
+          </w:tcPr>
+          <w:p>
+            <w:r>
+              <w:t>Original Q1–Q8 evaluated</w:t>
+            </w:r>
+          </w:p>
+        </w:tc>
+        <w:tc>
+          <w:tcPr>
+            <w:tcW w:type="dxa" w:w="2556"/>
+          </w:tcPr>
+          <w:p>
+            <w:r>
+              <w:t>8</w:t>
+            </w:r>
+          </w:p>
+        </w:tc>
+        <w:tc>
+          <w:tcPr>
+            <w:tcW w:type="dxa" w:w="2556"/>
+          </w:tcPr>
+          <w:p>
+            <w:r>
+              <w:t>8</w:t>
+            </w:r>
+          </w:p>
+        </w:tc>
+        <w:tc>
+          <w:tcPr>
+            <w:tcW w:type="dxa" w:w="2556"/>
+          </w:tcPr>
+          <w:p>
+            <w:r>
+              <w:t>Recorded outcome on those cases</w:t>
+            </w:r>
+          </w:p>
+        </w:tc>
+      </w:tr>
+      <w:tr>
+        <w:tc>
+          <w:tcPr>
+            <w:tcW w:type="dxa" w:w="2556"/>
+          </w:tcPr>
+          <w:p>
+            <w:r>
+              <w:t>Partner scenario reruns Q1–Q8</w:t>
+            </w:r>
+          </w:p>
+        </w:tc>
+        <w:tc>
+          <w:tcPr>
+            <w:tcW w:type="dxa" w:w="2556"/>
+          </w:tcPr>
+          <w:p>
+            <w:r>
+              <w:t>8</w:t>
+            </w:r>
+          </w:p>
+        </w:tc>
+        <w:tc>
+          <w:tcPr>
+            <w:tcW w:type="dxa" w:w="2556"/>
+          </w:tcPr>
+          <w:p>
+            <w:r>
+              <w:t>8</w:t>
+            </w:r>
+          </w:p>
+        </w:tc>
+        <w:tc>
+          <w:tcPr>
+            <w:tcW w:type="dxa" w:w="2556"/>
+          </w:tcPr>
+          <w:p>
+            <w:r>
+              <w:t>Same-score replay checks computational consistency</w:t>
+            </w:r>
+          </w:p>
+        </w:tc>
+      </w:tr>
+      <w:tr>
+        <w:tc>
+          <w:tcPr>
+            <w:tcW w:type="dxa" w:w="2556"/>
+          </w:tcPr>
+          <w:p>
+            <w:r>
+              <w:t>Main total</w:t>
+            </w:r>
+          </w:p>
+        </w:tc>
+        <w:tc>
+          <w:tcPr>
+            <w:tcW w:type="dxa" w:w="2556"/>
+          </w:tcPr>
+          <w:p>
+            <w:r>
+              <w:t>16</w:t>
+            </w:r>
+          </w:p>
+        </w:tc>
+        <w:tc>
+          <w:tcPr>
+            <w:tcW w:type="dxa" w:w="2556"/>
+          </w:tcPr>
+          <w:p>
+            <w:r>
+              <w:t>8</w:t>
+            </w:r>
+          </w:p>
+        </w:tc>
+        <w:tc>
+          <w:tcPr>
+            <w:tcW w:type="dxa" w:w="2556"/>
+          </w:tcPr>
+          <w:p>
+            <w:r>
+              <w:t>No new-case coverage added by replay</w:t>
+            </w:r>
+          </w:p>
+        </w:tc>
+      </w:tr>
+      <w:tr>
+        <w:tc>
+          <w:tcPr>
+            <w:tcW w:type="dxa" w:w="2556"/>
+          </w:tcPr>
+          <w:p>
+            <w:r>
+              <w:t>Claim of16 independent cases</w:t>
+            </w:r>
+          </w:p>
+        </w:tc>
+        <w:tc>
+          <w:tcPr>
+            <w:tcW w:type="dxa" w:w="2556"/>
+          </w:tcPr>
+          <w:p>
+            <w:r>
+              <w:t>Counts repeated events as new units</w:t>
+            </w:r>
+          </w:p>
+        </w:tc>
+        <w:tc>
+          <w:tcPr>
+            <w:tcW w:type="dxa" w:w="2556"/>
+          </w:tcPr>
+          <w:p>
+            <w:r>
+              <w:t>Unsupported</w:t>
+            </w:r>
+          </w:p>
+        </w:tc>
+        <w:tc>
+          <w:tcPr>
+            <w:tcW w:type="dxa" w:w="2556"/>
+          </w:tcPr>
+          <w:p>
+            <w:r>
+              <w:t>Neither distinctness nor independence doubled</w:t>
+            </w:r>
+          </w:p>
+        </w:tc>
+      </w:tr>
+      <w:tr>
+        <w:tc>
+          <w:tcPr>
+            <w:tcW w:type="dxa" w:w="2556"/>
+          </w:tcPr>
+          <w:p>
+            <w:r>
+              <w:t>No actual partner in local code</w:t>
+            </w:r>
+          </w:p>
+        </w:tc>
+        <w:tc>
+          <w:tcPr>
+            <w:tcW w:type="dxa" w:w="2556"/>
+          </w:tcPr>
+          <w:p>
+            <w:r>
+              <w:t>Only supplied IDs/replay calculation</w:t>
+            </w:r>
+          </w:p>
+        </w:tc>
+        <w:tc>
+          <w:tcPr>
+            <w:tcW w:type="dxa" w:w="2556"/>
+          </w:tcPr>
+          <w:p>
+            <w:r>
+              <w:t>No human outcome asserted</w:t>
+            </w:r>
+          </w:p>
+        </w:tc>
+        <w:tc>
+          <w:tcPr>
+            <w:tcW w:type="dxa" w:w="2556"/>
+          </w:tcPr>
+          <w:p>
+            <w:r>
+              <w:t>Record actual collaborator replay only if performed</w:t>
+            </w:r>
+          </w:p>
+        </w:tc>
+      </w:tr>
+    </w:tbl>
+    <w:p>
+      <w:pPr>
+        <w:spacing w:line="336" w:lineRule="auto" w:after="180"/>
+      </w:pPr>
+      <w:r>
+        <w:rPr>
+          <w:b w:val="0"/>
+        </w:rPr>
+        <w:t>Main original/replay eight IDs means 16 events, 8 distinct cases and 0 new cases, not 16 independent cases. Distinct IDs do not establish statistical independence either. Picture original flags 3/4=75% and same deterministic replay 75%; new supplied flags 2/4=50%. Across three runs 12 events, 8 distinct IDs, 4 new IDs.</w:t>
+      </w:r>
+    </w:p>
+    <w:p>
+      <w:pPr>
+        <w:spacing w:line="336" w:lineRule="auto" w:after="180"/>
+      </w:pPr>
+      <w:r>
+        <w:rPr>
+          <w:b w:val="0"/>
+        </w:rPr>
+        <w:t>Mismatched original rerun 2/4 needs artifact/analysis/environment investigation; changed-analysis bug is one illustration, not proven cause. A different new-sample result does not automatically imply code error. No actual partner or collection performed in the local fixture. Selected six old plus four genuinely new queries gives 10 distinct total, 4 new; replaying old six does not add coverage.</w:t>
+      </w:r>
+    </w:p>
+    <w:p>
+      <w:pPr>
         <w:pStyle w:val="Heading3"/>
       </w:pPr>
       <w:r>
-        <w:t>Explain Replication and reproduction · 2</w:t>
+        <w:t>Replication and reproduction — evidence trace</w:t>
+      </w:r>
+    </w:p>
+    <w:tbl>
+      <w:tblPr>
+        <w:tblStyle w:val="LightShading-Accent1"/>
+        <w:tblW w:type="auto" w:w="0"/>
+        <w:tblLook w:firstColumn="1" w:firstRow="1" w:lastColumn="0" w:lastRow="0" w:noHBand="0" w:noVBand="1" w:val="04A0"/>
+      </w:tblPr>
+      <w:tblGrid>
+        <w:gridCol w:w="3408"/>
+        <w:gridCol w:w="3408"/>
+        <w:gridCol w:w="3408"/>
+      </w:tblGrid>
+      <w:tr>
+        <w:trPr>
+          <w:tblHeader/>
+        </w:trPr>
+        <w:tc>
+          <w:tcPr>
+            <w:tcW w:type="dxa" w:w="3408"/>
+          </w:tcPr>
+          <w:p>
+            <w:r>
+              <w:t>Input and scope</w:t>
+            </w:r>
+          </w:p>
+        </w:tc>
+        <w:tc>
+          <w:tcPr>
+            <w:tcW w:type="dxa" w:w="3408"/>
+          </w:tcPr>
+          <w:p>
+            <w:r>
+              <w:t>Check or calculation</w:t>
+            </w:r>
+          </w:p>
+        </w:tc>
+        <w:tc>
+          <w:tcPr>
+            <w:tcW w:type="dxa" w:w="3408"/>
+          </w:tcPr>
+          <w:p>
+            <w:r>
+              <w:t>Conclusion and limit</w:t>
+            </w:r>
+          </w:p>
+        </w:tc>
+      </w:tr>
+      <w:tr>
+        <w:tc>
+          <w:tcPr>
+            <w:tcW w:type="dxa" w:w="3408"/>
+          </w:tcPr>
+          <w:p>
+            <w:r>
+              <w:t>Partner reruns the same eight cases and gets the same score. Team counts sixteen independent cases.</w:t>
+            </w:r>
+          </w:p>
+        </w:tc>
+        <w:tc>
+          <w:tcPr>
+            <w:tcW w:type="dxa" w:w="3408"/>
+          </w:tcPr>
+          <w:p>
+            <w:r>
+              <w:t>Here replay means same artifacts/procedure; new-data replication means newly collected eligible cases under the same plan. Preserve environment, data versions and raw results.</w:t>
+            </w:r>
+          </w:p>
+        </w:tc>
+        <w:tc>
+          <w:tcPr>
+            <w:tcW w:type="dxa" w:w="3408"/>
+          </w:tcPr>
+          <w:p>
+            <w:r>
+              <w:t>This is a successful replay on eight distinct cases, not sixteen new cases. It checks computation consistency.</w:t>
+            </w:r>
+          </w:p>
+        </w:tc>
+      </w:tr>
+    </w:tbl>
+    <w:p>
+      <w:r>
+        <w:t>The figure connects this chapter's worked input, declared procedure and result. Read the complete worked reasoning for qualifiers and intermediate steps; the abbreviated labels do not replace that reasoning.</w:t>
+      </w:r>
+    </w:p>
+    <w:p>
+      <w:pPr>
+        <w:spacing w:line="336" w:lineRule="auto" w:after="180"/>
+      </w:pPr>
+      <w:r>
+        <w:rPr>
+          <w:b w:val="0"/>
+        </w:rPr>
+        <w:t xml:space="preserve">Guided: This is a successful </w:t>
+      </w:r>
+      <w:r>
+        <w:rPr>
+          <w:b/>
+        </w:rPr>
+        <w:t>replay</w:t>
+      </w:r>
+      <w:r>
+        <w:rPr>
+          <w:b w:val="0"/>
+        </w:rPr>
+        <w:t xml:space="preserve"> on eight distinct cases, not sixteen new cases. It checks computation consistency.</w:t>
+      </w:r>
+    </w:p>
+    <w:p>
+      <w:pPr>
+        <w:spacing w:line="336" w:lineRule="auto" w:after="180"/>
+      </w:pPr>
+      <w:r>
+        <w:rPr>
+          <w:b w:val="0"/>
+        </w:rPr>
+        <w:t xml:space="preserve">Qualification: Exact </w:t>
+      </w:r>
+      <w:r>
+        <w:rPr>
+          <w:b/>
+        </w:rPr>
+        <w:t>replay</w:t>
+      </w:r>
+      <w:r>
+        <w:rPr>
+          <w:b w:val="0"/>
+        </w:rPr>
+        <w:t xml:space="preserve"> can preserve the original design flaws; new data can change conditions and needs its own record.</w:t>
+      </w:r>
+    </w:p>
+    <w:p>
+      <w:pPr>
+        <w:spacing w:line="336" w:lineRule="auto" w:after="180"/>
+      </w:pPr>
+      <w:r>
+        <w:rPr>
+          <w:b w:val="0"/>
+        </w:rPr>
+        <w:t xml:space="preserve">Exit: accept a concrete variation with its predicted outcome and a stated condition that would challenge the </w:t>
+      </w:r>
+      <w:r>
+        <w:rPr>
+          <w:b/>
+        </w:rPr>
+        <w:t>mechanism</w:t>
+      </w:r>
+      <w:r>
+        <w:rPr>
+          <w:b w:val="0"/>
+        </w:rPr>
+        <w:t xml:space="preserve">; reject a claim resting on unmeasured </w:t>
+      </w:r>
+      <w:r>
+        <w:rPr>
+          <w:b/>
+        </w:rPr>
+        <w:t>evidence</w:t>
+      </w:r>
+      <w:r>
+        <w:rPr>
+          <w:b w:val="0"/>
+        </w:rPr>
+        <w:t>.</w:t>
+      </w:r>
+    </w:p>
+    <w:p>
+      <w:pPr>
+        <w:spacing w:line="336" w:lineRule="auto" w:after="180"/>
+      </w:pPr>
+      <w:r>
+        <w:rPr>
+          <w:b w:val="0"/>
+        </w:rPr>
+        <w:t>Partner reruns the same eight cases and gets the same score. Team counts sixteen independent cases.</w:t>
+      </w:r>
+    </w:p>
+    <w:p>
+      <w:pPr>
+        <w:spacing w:line="336" w:lineRule="auto" w:after="180"/>
+      </w:pPr>
+      <w:r>
+        <w:rPr>
+          <w:b w:val="0"/>
+        </w:rPr>
+        <w:t xml:space="preserve">This is a successful </w:t>
+      </w:r>
+      <w:r>
+        <w:rPr>
+          <w:b/>
+        </w:rPr>
+        <w:t>replay</w:t>
+      </w:r>
+      <w:r>
+        <w:rPr>
+          <w:b w:val="0"/>
+        </w:rPr>
+        <w:t xml:space="preserve"> on eight distinct cases, not sixteen new cases. It checks computation consistency.</w:t>
+      </w:r>
+    </w:p>
+    <w:p>
+      <w:pPr>
+        <w:spacing w:line="336" w:lineRule="auto" w:after="180"/>
+      </w:pPr>
+      <w:r>
+        <w:rPr>
+          <w:b w:val="0"/>
+        </w:rPr>
+        <w:t xml:space="preserve">Compare the intermediate </w:t>
+      </w:r>
+      <w:r>
+        <w:rPr>
+          <w:b/>
+        </w:rPr>
+        <w:t>evidence</w:t>
+      </w:r>
+      <w:r>
+        <w:rPr>
+          <w:b w:val="0"/>
+        </w:rPr>
+        <w:t xml:space="preserve"> with the final statement. Explain why each number or decision follows from the stated </w:t>
+      </w:r>
+      <w:r>
+        <w:rPr>
+          <w:b/>
+        </w:rPr>
+        <w:t>input</w:t>
+      </w:r>
+      <w:r>
+        <w:rPr>
+          <w:b w:val="0"/>
+        </w:rPr>
+        <w:t>s.</w:t>
+      </w:r>
+    </w:p>
+    <w:p>
+      <w:pPr>
+        <w:spacing w:line="336" w:lineRule="auto" w:after="180"/>
+      </w:pPr>
+      <w:r>
+        <w:rPr>
+          <w:b w:val="0"/>
+        </w:rPr>
+        <w:t xml:space="preserve">The conclusion belongs to this scenario and procedure; changing the </w:t>
+      </w:r>
+      <w:r>
+        <w:rPr>
+          <w:b/>
+        </w:rPr>
+        <w:t>input</w:t>
+      </w:r>
+      <w:r>
+        <w:rPr>
+          <w:b w:val="0"/>
+        </w:rPr>
+        <w:t>s, evaluation population or authority can change what it establishes. Retain the raw record so a later revision can be compared honestly.</w:t>
+      </w:r>
+    </w:p>
+    <w:p>
+      <w:pPr>
+        <w:pStyle w:val="Heading2"/>
+      </w:pPr>
+      <w:r>
+        <w:t>Identity, mismatch and evidence-status probes</w:t>
+      </w:r>
+    </w:p>
+    <w:tbl>
+      <w:tblPr>
+        <w:tblStyle w:val="LightShading-Accent1"/>
+        <w:tblW w:type="auto" w:w="0"/>
+        <w:tblLook w:firstColumn="1" w:firstRow="1" w:lastColumn="0" w:lastRow="0" w:noHBand="0" w:noVBand="1" w:val="04A0"/>
+      </w:tblPr>
+      <w:tblGrid>
+        <w:gridCol w:w="5112"/>
+        <w:gridCol w:w="5112"/>
+      </w:tblGrid>
+      <w:tr>
+        <w:trPr>
+          <w:tblHeader/>
+        </w:trPr>
+        <w:tc>
+          <w:tcPr>
+            <w:tcW w:type="dxa" w:w="5112"/>
+          </w:tcPr>
+          <w:p>
+            <w:r>
+              <w:t>Replay/replication probe</w:t>
+            </w:r>
+          </w:p>
+        </w:tc>
+        <w:tc>
+          <w:tcPr>
+            <w:tcW w:type="dxa" w:w="5112"/>
+          </w:tcPr>
+          <w:p>
+            <w:r>
+              <w:t>Expected interpretation</w:t>
+            </w:r>
+          </w:p>
+        </w:tc>
+      </w:tr>
+      <w:tr>
+        <w:tc>
+          <w:tcPr>
+            <w:tcW w:type="dxa" w:w="5112"/>
+          </w:tcPr>
+          <w:p>
+            <w:r>
+              <w:t>Same old cases rerun</w:t>
+            </w:r>
+          </w:p>
+        </w:tc>
+        <w:tc>
+          <w:tcPr>
+            <w:tcW w:type="dxa" w:w="5112"/>
+          </w:tcPr>
+          <w:p>
+            <w:r>
+              <w:t>Additional evaluation events, not new distinct cases</w:t>
+            </w:r>
+          </w:p>
+        </w:tc>
+      </w:tr>
+      <w:tr>
+        <w:tc>
+          <w:tcPr>
+            <w:tcW w:type="dxa" w:w="5112"/>
+          </w:tcPr>
+          <w:p>
+            <w:r>
+              <w:t>Different case IDs</w:t>
+            </w:r>
+          </w:p>
+        </w:tc>
+        <w:tc>
+          <w:tcPr>
+            <w:tcW w:type="dxa" w:w="5112"/>
+          </w:tcPr>
+          <w:p>
+            <w:r>
+              <w:t>Distinct identifiers, not automatic statistical independence</w:t>
+            </w:r>
+          </w:p>
+        </w:tc>
+      </w:tr>
+      <w:tr>
+        <w:tc>
+          <w:tcPr>
+            <w:tcW w:type="dxa" w:w="5112"/>
+          </w:tcPr>
+          <w:p>
+            <w:r>
+              <w:t>Different cases share same binary outcome</w:t>
+            </w:r>
+          </w:p>
+        </w:tc>
+        <w:tc>
+          <w:tcPr>
+            <w:tcW w:type="dxa" w:w="5112"/>
+          </w:tcPr>
+          <w:p>
+            <w:r>
+              <w:t>Still different cases; do not deduplicate by outcome value</w:t>
+            </w:r>
+          </w:p>
+        </w:tc>
+      </w:tr>
+      <w:tr>
+        <w:tc>
+          <w:tcPr>
+            <w:tcW w:type="dxa" w:w="5112"/>
+          </w:tcPr>
+          <w:p>
+            <w:r>
+              <w:t>Original deterministic records produce different score</w:t>
+            </w:r>
+          </w:p>
+        </w:tc>
+        <w:tc>
+          <w:tcPr>
+            <w:tcW w:type="dxa" w:w="5112"/>
+          </w:tcPr>
+          <w:p>
+            <w:r>
+              <w:t>Inspect artifact/code/environment/procedure mismatch</w:t>
+            </w:r>
+          </w:p>
+        </w:tc>
+      </w:tr>
+      <w:tr>
+        <w:tc>
+          <w:tcPr>
+            <w:tcW w:type="dxa" w:w="5112"/>
+          </w:tcPr>
+          <w:p>
+            <w:r>
+              <w:t>New eligible cases produce different score</w:t>
+            </w:r>
+          </w:p>
+        </w:tc>
+        <w:tc>
+          <w:tcPr>
+            <w:tcW w:type="dxa" w:w="5112"/>
+          </w:tcPr>
+          <w:p>
+            <w:r>
+              <w:t>May reflect sample variation or changed conditions; no automatic code-error conclusion</w:t>
+            </w:r>
+          </w:p>
+        </w:tc>
+      </w:tr>
+      <w:tr>
+        <w:tc>
+          <w:tcPr>
+            <w:tcW w:type="dxa" w:w="5112"/>
+          </w:tcPr>
+          <w:p>
+            <w:r>
+              <w:t>Same final aggregate score</w:t>
+            </w:r>
+          </w:p>
+        </w:tc>
+        <w:tc>
+          <w:tcPr>
+            <w:tcW w:type="dxa" w:w="5112"/>
+          </w:tcPr>
+          <w:p>
+            <w:r>
+              <w:t>Useful agreement but not proof every intermediate record/procedure matches</w:t>
+            </w:r>
+          </w:p>
+        </w:tc>
+      </w:tr>
+      <w:tr>
+        <w:tc>
+          <w:tcPr>
+            <w:tcW w:type="dxa" w:w="5112"/>
+          </w:tcPr>
+          <w:p>
+            <w:r>
+              <w:t>One known replay passes</w:t>
+            </w:r>
+          </w:p>
+        </w:tc>
+        <w:tc>
+          <w:tcPr>
+            <w:tcW w:type="dxa" w:w="5112"/>
+          </w:tcPr>
+          <w:p>
+            <w:r>
+              <w:t>Does not establish broader reliability or new-data replication</w:t>
+            </w:r>
+          </w:p>
+        </w:tc>
+      </w:tr>
+      <w:tr>
+        <w:tc>
+          <w:tcPr>
+            <w:tcW w:type="dxa" w:w="5112"/>
+          </w:tcPr>
+          <w:p>
+            <w:r>
+              <w:t>No collaborator actually reruns</w:t>
+            </w:r>
+          </w:p>
+        </w:tc>
+        <w:tc>
+          <w:tcPr>
+            <w:tcW w:type="dxa" w:w="5112"/>
+          </w:tcPr>
+          <w:p>
+            <w:r>
+              <w:t>Do not invent partner evidence</w:t>
+            </w:r>
+          </w:p>
+        </w:tc>
+      </w:tr>
+      <w:tr>
+        <w:tc>
+          <w:tcPr>
+            <w:tcW w:type="dxa" w:w="5112"/>
+          </w:tcPr>
+          <w:p>
+            <w:r>
+              <w:t>New fixture supplied rather than collected</w:t>
+            </w:r>
+          </w:p>
+        </w:tc>
+        <w:tc>
+          <w:tcPr>
+            <w:tcW w:type="dxa" w:w="5112"/>
+          </w:tcPr>
+          <w:p>
+            <w:r>
+              <w:t>Label constructed new-data example, not completed collection study</w:t>
+            </w:r>
+          </w:p>
+        </w:tc>
+      </w:tr>
+    </w:tbl>
+    <w:p>
+      <w:pPr>
+        <w:pStyle w:val="Heading2"/>
+      </w:pPr>
+      <w:r>
+        <w:t>Separate correctness fixtures and full run accounting</w:t>
+      </w:r>
+    </w:p>
+    <w:p>
+      <w:pPr>
+        <w:spacing w:line="336" w:lineRule="auto" w:after="180"/>
+      </w:pPr>
+      <w:r>
+        <w:rPr>
+          <w:b w:val="0"/>
+        </w:rPr>
+        <w:t>Same records versus new experiment. A team first reruns a supplied analysis, then collects new records with the same protocol.</w:t>
+      </w:r>
+    </w:p>
+    <w:p>
+      <w:pPr>
+        <w:spacing w:line="336" w:lineRule="auto" w:after="180"/>
+      </w:pPr>
+      <w:r>
+        <w:rPr>
+          <w:b w:val="0"/>
+        </w:rPr>
+        <w:t>Original recorded correctness flags: [1,0,1,1]. Analysis counts correct cases. New independent set: [1,1,0,0]. Binary entries mean 1=correct and 0=incorrect.</w:t>
+      </w:r>
+    </w:p>
+    <w:p>
+      <w:pPr>
+        <w:spacing w:line="336" w:lineRule="auto" w:after="180"/>
+      </w:pPr>
+      <w:r>
+        <w:rPr>
+          <w:b w:val="0"/>
+        </w:rPr>
+        <w:t>The picture is a separate four-record example. Original correctness flags [1, 0, 1, 1] contain three correct outcomes, so the stated count/total analysis gives 75%. Replaying those same four records with the same deterministic analysis also gives 75%. New supplied records [1, 1, 0, 0] give 50% under that rule. A different new-sample score can arise without a code defect.</w:t>
+      </w:r>
+    </w:p>
+    <w:p>
+      <w:pPr>
+        <w:spacing w:line="336" w:lineRule="auto" w:after="180"/>
+      </w:pPr>
+      <w:r>
+        <w:rPr>
+          <w:b w:val="0"/>
+        </w:rPr>
+        <w:t>But a reported rerun of the original artifact giving 2/4 conflicts with the stated computation: inspect data/version changes, analysis, settings and transcription. The added code demonstrates one deliberately changed analysis as a possible mechanism, not the proven cause of the picture’s hypothetical mismatch. The picture assumes newly independent observations; distinct IDs in a fixture do not verify that assumption.</w:t>
+      </w:r>
+    </w:p>
+    <w:tbl>
+      <w:tblPr>
+        <w:tblStyle w:val="LightShading-Accent1"/>
+        <w:tblW w:type="auto" w:w="0"/>
+        <w:tblLook w:firstColumn="1" w:firstRow="1" w:lastColumn="0" w:lastRow="0" w:noHBand="0" w:noVBand="1" w:val="04A0"/>
+      </w:tblPr>
+      <w:tblGrid>
+        <w:gridCol w:w="2556"/>
+        <w:gridCol w:w="2556"/>
+        <w:gridCol w:w="2556"/>
+        <w:gridCol w:w="2556"/>
+      </w:tblGrid>
+      <w:tr>
+        <w:trPr>
+          <w:tblHeader/>
+        </w:trPr>
+        <w:tc>
+          <w:tcPr>
+            <w:tcW w:type="dxa" w:w="2556"/>
+          </w:tcPr>
+          <w:p>
+            <w:r>
+              <w:t>Separate picture activity</w:t>
+            </w:r>
+          </w:p>
+        </w:tc>
+        <w:tc>
+          <w:tcPr>
+            <w:tcW w:type="dxa" w:w="2556"/>
+          </w:tcPr>
+          <w:p>
+            <w:r>
+              <w:t>Correctness flags</w:t>
+            </w:r>
+          </w:p>
+        </w:tc>
+        <w:tc>
+          <w:tcPr>
+            <w:tcW w:type="dxa" w:w="2556"/>
+          </w:tcPr>
+          <w:p>
+            <w:r>
+              <w:t>Score</w:t>
+            </w:r>
+          </w:p>
+        </w:tc>
+        <w:tc>
+          <w:tcPr>
+            <w:tcW w:type="dxa" w:w="2556"/>
+          </w:tcPr>
+          <w:p>
+            <w:r>
+              <w:t>Case accounting</w:t>
+            </w:r>
+          </w:p>
+        </w:tc>
+      </w:tr>
+      <w:tr>
+        <w:tc>
+          <w:tcPr>
+            <w:tcW w:type="dxa" w:w="2556"/>
+          </w:tcPr>
+          <w:p>
+            <w:r>
+              <w:t>Original saved analysis</w:t>
+            </w:r>
+          </w:p>
+        </w:tc>
+        <w:tc>
+          <w:tcPr>
+            <w:tcW w:type="dxa" w:w="2556"/>
+          </w:tcPr>
+          <w:p>
+            <w:r>
+              <w:t>1, 0, 1, 1</w:t>
+            </w:r>
+          </w:p>
+        </w:tc>
+        <w:tc>
+          <w:tcPr>
+            <w:tcW w:type="dxa" w:w="2556"/>
+          </w:tcPr>
+          <w:p>
+            <w:r>
+              <w:t>3/4=75%</w:t>
+            </w:r>
+          </w:p>
+        </w:tc>
+        <w:tc>
+          <w:tcPr>
+            <w:tcW w:type="dxa" w:w="2556"/>
+          </w:tcPr>
+          <w:p>
+            <w:r>
+              <w:t>4 original IDs</w:t>
+            </w:r>
+          </w:p>
+        </w:tc>
+      </w:tr>
+      <w:tr>
+        <w:tc>
+          <w:tcPr>
+            <w:tcW w:type="dxa" w:w="2556"/>
+          </w:tcPr>
+          <w:p>
+            <w:r>
+              <w:t>Replay same artifact/procedure</w:t>
+            </w:r>
+          </w:p>
+        </w:tc>
+        <w:tc>
+          <w:tcPr>
+            <w:tcW w:type="dxa" w:w="2556"/>
+          </w:tcPr>
+          <w:p>
+            <w:r>
+              <w:t>1, 0, 1, 1</w:t>
+            </w:r>
+          </w:p>
+        </w:tc>
+        <w:tc>
+          <w:tcPr>
+            <w:tcW w:type="dxa" w:w="2556"/>
+          </w:tcPr>
+          <w:p>
+            <w:r>
+              <w:t>3/4=75%</w:t>
+            </w:r>
+          </w:p>
+        </w:tc>
+        <w:tc>
+          <w:tcPr>
+            <w:tcW w:type="dxa" w:w="2556"/>
+          </w:tcPr>
+          <w:p>
+            <w:r>
+              <w:t>4 more events, 0 new IDs</w:t>
+            </w:r>
+          </w:p>
+        </w:tc>
+      </w:tr>
+      <w:tr>
+        <w:tc>
+          <w:tcPr>
+            <w:tcW w:type="dxa" w:w="2556"/>
+          </w:tcPr>
+          <w:p>
+            <w:r>
+              <w:t>New-data supplied fixture</w:t>
+            </w:r>
+          </w:p>
+        </w:tc>
+        <w:tc>
+          <w:tcPr>
+            <w:tcW w:type="dxa" w:w="2556"/>
+          </w:tcPr>
+          <w:p>
+            <w:r>
+              <w:t>1, 1, 0, 0</w:t>
+            </w:r>
+          </w:p>
+        </w:tc>
+        <w:tc>
+          <w:tcPr>
+            <w:tcW w:type="dxa" w:w="2556"/>
+          </w:tcPr>
+          <w:p>
+            <w:r>
+              <w:t>2/4=50%</w:t>
+            </w:r>
+          </w:p>
+        </w:tc>
+        <w:tc>
+          <w:tcPr>
+            <w:tcW w:type="dxa" w:w="2556"/>
+          </w:tcPr>
+          <w:p>
+            <w:r>
+              <w:t>4 new IDs</w:t>
+            </w:r>
+          </w:p>
+        </w:tc>
+      </w:tr>
+      <w:tr>
+        <w:tc>
+          <w:tcPr>
+            <w:tcW w:type="dxa" w:w="2556"/>
+          </w:tcPr>
+          <w:p>
+            <w:r>
+              <w:t>Across all three runs</w:t>
+            </w:r>
+          </w:p>
+        </w:tc>
+        <w:tc>
+          <w:tcPr>
+            <w:tcW w:type="dxa" w:w="2556"/>
+          </w:tcPr>
+          <w:p>
+            <w:r>
+              <w:t>12 evaluation events</w:t>
+            </w:r>
+          </w:p>
+        </w:tc>
+        <w:tc>
+          <w:tcPr>
+            <w:tcW w:type="dxa" w:w="2556"/>
+          </w:tcPr>
+          <w:p>
+            <w:r>
+              <w:t>Keep scores separate</w:t>
+            </w:r>
+          </w:p>
+        </w:tc>
+        <w:tc>
+          <w:tcPr>
+            <w:tcW w:type="dxa" w:w="2556"/>
+          </w:tcPr>
+          <w:p>
+            <w:r>
+              <w:t>8 distinct IDs, 4 newly added</w:t>
+            </w:r>
+          </w:p>
+        </w:tc>
+      </w:tr>
+      <w:tr>
+        <w:tc>
+          <w:tcPr>
+            <w:tcW w:type="dxa" w:w="2556"/>
+          </w:tcPr>
+          <w:p>
+            <w:r>
+              <w:t>Changed original rerun claims 2/4</w:t>
+            </w:r>
+          </w:p>
+        </w:tc>
+        <w:tc>
+          <w:tcPr>
+            <w:tcW w:type="dxa" w:w="2556"/>
+          </w:tcPr>
+          <w:p>
+            <w:r>
+              <w:t>Does not match supplied count rule</w:t>
+            </w:r>
+          </w:p>
+        </w:tc>
+        <w:tc>
+          <w:tcPr>
+            <w:tcW w:type="dxa" w:w="2556"/>
+          </w:tcPr>
+          <w:p>
+            <w:r>
+              <w:t>Investigate mismatch</w:t>
+            </w:r>
+          </w:p>
+        </w:tc>
+        <w:tc>
+          <w:tcPr>
+            <w:tcW w:type="dxa" w:w="2556"/>
+          </w:tcPr>
+          <w:p>
+            <w:r>
+              <w:t>Do not relabel as new-sample variability</w:t>
+            </w:r>
+          </w:p>
+        </w:tc>
+      </w:tr>
+    </w:tbl>
+    <w:p>
+      <w:pPr>
+        <w:pStyle w:val="Heading2"/>
+      </w:pPr>
+      <w:r>
+        <w:t>Picture trace and changed-original-rerun key</w:t>
+      </w:r>
+    </w:p>
+    <w:p>
+      <w:r>
+        <w:drawing>
+          <wp:inline xmlns:a="http://schemas.openxmlformats.org/drawingml/2006/main" xmlns:pic="http://schemas.openxmlformats.org/drawingml/2006/picture">
+            <wp:extent cx="5486400" cy="3337560"/>
+            <wp:docPr id="1" name="Picture 1" descr="Reproduce the analysis: Reusing the supplied four records gives 3/4=75%. → Repeat the protocol: The new four-record set gives 2/4=50%. → Compare purposes: The first checks computational reproduction; the second probes repeatability with new observations."/>
+            <wp:cNvGraphicFramePr>
+              <a:graphicFrameLocks noChangeAspect="1"/>
+            </wp:cNvGraphicFramePr>
+            <a:graphic>
+              <a:graphicData uri="http://schemas.openxmlformats.org/drawingml/2006/picture">
+                <pic:pic>
+                  <pic:nvPicPr>
+                    <pic:cNvPr id="0" name="academy-story-ai-7-5-02.png"/>
+                    <pic:cNvPicPr/>
+                  </pic:nvPicPr>
+                  <pic:blipFill>
+                    <a:blip r:embed="rId9"/>
+                    <a:stretch>
+                      <a:fillRect/>
+                    </a:stretch>
+                  </pic:blipFill>
+                  <pic:spPr>
+                    <a:xfrm>
+                      <a:off x="0" y="0"/>
+                      <a:ext cx="5486400" cy="3337560"/>
+                    </a:xfrm>
+                    <a:prstGeom prst="rect"/>
+                  </pic:spPr>
+                </pic:pic>
+              </a:graphicData>
+            </a:graphic>
+          </wp:inline>
+        </w:drawing>
+      </w:r>
+    </w:p>
+    <w:p>
+      <w:pPr>
+        <w:pStyle w:val="Heading3"/>
+      </w:pPr>
+      <w:r>
+        <w:t>Read the picture one step at a time</w:t>
+      </w:r>
+    </w:p>
+    <w:tbl>
+      <w:tblPr>
+        <w:tblStyle w:val="LightShading-Accent1"/>
+        <w:tblW w:type="auto" w:w="0"/>
+        <w:tblLook w:firstColumn="1" w:firstRow="1" w:lastColumn="0" w:lastRow="0" w:noHBand="0" w:noVBand="1" w:val="04A0"/>
+      </w:tblPr>
+      <w:tblGrid>
+        <w:gridCol w:w="5112"/>
+        <w:gridCol w:w="5112"/>
+      </w:tblGrid>
+      <w:tr>
+        <w:trPr>
+          <w:tblHeader/>
+        </w:trPr>
+        <w:tc>
+          <w:tcPr>
+            <w:tcW w:type="dxa" w:w="5112"/>
+          </w:tcPr>
+          <w:p>
+            <w:r>
+              <w:t>Step</w:t>
+            </w:r>
+          </w:p>
+        </w:tc>
+        <w:tc>
+          <w:tcPr>
+            <w:tcW w:type="dxa" w:w="5112"/>
+          </w:tcPr>
+          <w:p>
+            <w:r>
+              <w:t>What happens and why</w:t>
+            </w:r>
+          </w:p>
+        </w:tc>
+      </w:tr>
+      <w:tr>
+        <w:tc>
+          <w:tcPr>
+            <w:tcW w:type="dxa" w:w="5112"/>
+          </w:tcPr>
+          <w:p>
+            <w:r>
+              <w:t>1. Reproduce the analysis</w:t>
+            </w:r>
+          </w:p>
+        </w:tc>
+        <w:tc>
+          <w:tcPr>
+            <w:tcW w:type="dxa" w:w="5112"/>
+          </w:tcPr>
+          <w:p>
+            <w:r>
+              <w:t>Reusing the supplied four records gives 3/4=75%.</w:t>
+            </w:r>
+          </w:p>
+        </w:tc>
+      </w:tr>
+      <w:tr>
+        <w:tc>
+          <w:tcPr>
+            <w:tcW w:type="dxa" w:w="5112"/>
+          </w:tcPr>
+          <w:p>
+            <w:r>
+              <w:t>2. Repeat the protocol</w:t>
+            </w:r>
+          </w:p>
+        </w:tc>
+        <w:tc>
+          <w:tcPr>
+            <w:tcW w:type="dxa" w:w="5112"/>
+          </w:tcPr>
+          <w:p>
+            <w:r>
+              <w:t>The new four-record set gives 2/4=50%.</w:t>
+            </w:r>
+          </w:p>
+        </w:tc>
+      </w:tr>
+      <w:tr>
+        <w:tc>
+          <w:tcPr>
+            <w:tcW w:type="dxa" w:w="5112"/>
+          </w:tcPr>
+          <w:p>
+            <w:r>
+              <w:t>3. Compare purposes</w:t>
+            </w:r>
+          </w:p>
+        </w:tc>
+        <w:tc>
+          <w:tcPr>
+            <w:tcW w:type="dxa" w:w="5112"/>
+          </w:tcPr>
+          <w:p>
+            <w:r>
+              <w:t>The first checks computational reproduction; the second probes repeatability with new observations.</w:t>
+            </w:r>
+          </w:p>
+        </w:tc>
+      </w:tr>
+    </w:tbl>
+    <w:p>
+      <w:r>
+        <w:t>Match each pictured step to the supplied facts. This is a worked teaching case, not an independent assessment.</w:t>
+      </w:r>
+    </w:p>
+    <w:p>
+      <w:pPr>
+        <w:spacing w:line="336" w:lineRule="auto" w:after="180"/>
+      </w:pPr>
+      <w:r>
+        <w:rPr>
+          <w:b w:val="0"/>
+        </w:rPr>
+        <w:t>Reusing data and collecting new data answer different questions. A different new-sample result can arise without a code error; inspect both protocols and variability.</w:t>
+      </w:r>
+    </w:p>
+    <w:p>
+      <w:pPr>
+        <w:spacing w:line="336" w:lineRule="auto" w:after="180"/>
+      </w:pPr>
+      <w:r>
+        <w:rPr>
+          <w:b w:val="0"/>
+        </w:rPr>
+        <w:t>Four-case samples are illustrative; neither result alone establishes broad reliability.</w:t>
+      </w:r>
+    </w:p>
+    <w:p>
+      <w:pPr>
+        <w:spacing w:line="336" w:lineRule="auto" w:after="180"/>
+      </w:pPr>
+      <w:r>
+        <w:rPr>
+          <w:b w:val="0"/>
+        </w:rPr>
+        <w:t xml:space="preserve">Change: The rerun of the original records </w:t>
+      </w:r>
+      <w:r>
+        <w:rPr>
+          <w:b/>
+        </w:rPr>
+        <w:t>output</w:t>
+      </w:r>
+      <w:r>
+        <w:rPr>
+          <w:b w:val="0"/>
+        </w:rPr>
+        <w:t>s 2/4.</w:t>
+      </w:r>
+    </w:p>
+    <w:p>
+      <w:pPr>
+        <w:spacing w:line="336" w:lineRule="auto" w:after="180"/>
+      </w:pPr>
+      <w:r>
+        <w:rPr>
+          <w:b/>
+        </w:rPr>
+        <w:t>Prediction</w:t>
+      </w:r>
+      <w:r>
+        <w:rPr>
+          <w:b w:val="0"/>
+        </w:rPr>
+        <w:t xml:space="preserve">: Investigate code, version, </w:t>
+      </w:r>
+      <w:r>
+        <w:rPr>
+          <w:b/>
+        </w:rPr>
+        <w:t>input</w:t>
+      </w:r>
+      <w:r>
+        <w:rPr>
+          <w:b w:val="0"/>
+        </w:rPr>
+        <w:t xml:space="preserve"> or scoring differences.</w:t>
+      </w:r>
+    </w:p>
+    <w:p>
+      <w:pPr>
+        <w:spacing w:line="336" w:lineRule="auto" w:after="180"/>
+      </w:pPr>
+      <w:r>
+        <w:rPr>
+          <w:b w:val="0"/>
+        </w:rPr>
+        <w:t>Reason: The same fixed records should give the same deterministic count.</w:t>
+      </w:r>
+    </w:p>
+    <w:p>
+      <w:pPr>
+        <w:pStyle w:val="Heading2"/>
+      </w:pPr>
+      <w:r>
+        <w:t>Earlier wording, alternatives and picture transcripts · reference / check after trying</w:t>
+      </w:r>
+    </w:p>
+    <w:p>
+      <w:pPr>
+        <w:spacing w:line="336" w:lineRule="auto" w:after="180"/>
+      </w:pPr>
+      <w:r>
+        <w:rPr>
+          <w:b w:val="0"/>
+        </w:rPr>
+        <w:t>Begin by writing the question the procedure is intended to answer. Identify the information already supplied, the information it will produce and the information still missing.</w:t>
+      </w:r>
+    </w:p>
+    <w:p>
+      <w:pPr>
+        <w:spacing w:line="336" w:lineRule="auto" w:after="180"/>
+      </w:pPr>
+      <w:r>
+        <w:rPr>
+          <w:b w:val="0"/>
+        </w:rPr>
+        <w:t>These are constructed classroom examples; they do not require live accounts, private records or an external service. Do not treat a plausible explanation as a measured outcome.</w:t>
       </w:r>
     </w:p>
     <w:p>
@@ -1006,99 +2667,30 @@
         <w:pStyle w:val="Heading3"/>
       </w:pPr>
       <w:r>
-        <w:t>Replication and reproduction — evidence trace</w:t>
-      </w:r>
-    </w:p>
-    <w:tbl>
-      <w:tblPr>
-        <w:tblStyle w:val="LightShading-Accent1"/>
-        <w:tblW w:type="auto" w:w="0"/>
-        <w:tblLook w:firstColumn="1" w:firstRow="1" w:lastColumn="0" w:lastRow="0" w:noHBand="0" w:noVBand="1" w:val="04A0"/>
-      </w:tblPr>
-      <w:tblGrid>
-        <w:gridCol w:w="3408"/>
-        <w:gridCol w:w="3408"/>
-        <w:gridCol w:w="3408"/>
-      </w:tblGrid>
-      <w:tr>
-        <w:trPr>
-          <w:tblHeader/>
-        </w:trPr>
-        <w:tc>
-          <w:tcPr>
-            <w:tcW w:type="dxa" w:w="3408"/>
-          </w:tcPr>
-          <w:p>
-            <w:r>
-              <w:t>Input and scope</w:t>
-            </w:r>
-          </w:p>
-        </w:tc>
-        <w:tc>
-          <w:tcPr>
-            <w:tcW w:type="dxa" w:w="3408"/>
-          </w:tcPr>
-          <w:p>
-            <w:r>
-              <w:t>Check or calculation</w:t>
-            </w:r>
-          </w:p>
-        </w:tc>
-        <w:tc>
-          <w:tcPr>
-            <w:tcW w:type="dxa" w:w="3408"/>
-          </w:tcPr>
-          <w:p>
-            <w:r>
-              <w:t>Conclusion and limit</w:t>
-            </w:r>
-          </w:p>
-        </w:tc>
-      </w:tr>
-      <w:tr>
-        <w:tc>
-          <w:tcPr>
-            <w:tcW w:type="dxa" w:w="3408"/>
-          </w:tcPr>
-          <w:p>
-            <w:r>
-              <w:t>Partner reruns the same eight cases and gets the same score. Team counts sixteen independent cases.</w:t>
-            </w:r>
-          </w:p>
-        </w:tc>
-        <w:tc>
-          <w:tcPr>
-            <w:tcW w:type="dxa" w:w="3408"/>
-          </w:tcPr>
-          <w:p>
-            <w:r>
-              <w:t>Here replay means same artifacts/procedure; new-data replication means newly collected eligible cases under the same plan. Preserve environment, data versions and raw results.</w:t>
-            </w:r>
-          </w:p>
-        </w:tc>
-        <w:tc>
-          <w:tcPr>
-            <w:tcW w:type="dxa" w:w="3408"/>
-          </w:tcPr>
-          <w:p>
-            <w:r>
-              <w:t>This is a successful replay on eight distinct cases, not sixteen new cases. It checks computation consistency.</w:t>
-            </w:r>
-          </w:p>
-        </w:tc>
-      </w:tr>
-    </w:tbl>
-    <w:p>
-      <w:r>
-        <w:t>The figure connects this chapter's worked input, declared procedure and result. Read the complete worked reasoning for qualifiers and intermediate steps; the abbreviated labels do not replace that reasoning.</w:t>
+        <w:t>Model the reasoning aloud</w:t>
       </w:r>
     </w:p>
     <w:p>
       <w:pPr>
-        <w:pStyle w:val="Heading3"/>
-      </w:pPr>
-      <w:r>
-        <w:t>Explain Replication and reproduction · 3</w:t>
+        <w:spacing w:line="336" w:lineRule="auto" w:after="180"/>
+      </w:pPr>
+      <w:r>
+        <w:rPr>
+          <w:b w:val="0"/>
+        </w:rPr>
+        <w:t xml:space="preserve">Use the complete worked example below before asking learners to complete W2. Reveal a small part, invite a </w:t>
+      </w:r>
+      <w:r>
+        <w:rPr>
+          <w:b/>
+        </w:rPr>
+        <w:t>prediction</w:t>
+      </w:r>
+      <w:r>
+        <w:rPr>
+          <w:b w:val="0"/>
+        </w:rPr>
+        <w:t>, then explain the deciding step.</w:t>
       </w:r>
     </w:p>
     <w:p>
@@ -1109,219 +2701,7 @@
         <w:rPr>
           <w:b w:val="0"/>
         </w:rPr>
-        <w:t xml:space="preserve">Guided: This is a successful </w:t>
-      </w:r>
-      <w:r>
-        <w:rPr>
-          <w:b/>
-        </w:rPr>
-        <w:t>replay</w:t>
-      </w:r>
-      <w:r>
-        <w:rPr>
-          <w:b w:val="0"/>
-        </w:rPr>
-        <w:t xml:space="preserve"> on eight distinct cases, not sixteen new cases. It checks computation consistency.</w:t>
-      </w:r>
-    </w:p>
-    <w:p>
-      <w:pPr>
-        <w:spacing w:line="336" w:lineRule="auto" w:after="180"/>
-      </w:pPr>
-      <w:r>
-        <w:rPr>
-          <w:b w:val="0"/>
-        </w:rPr>
-        <w:t xml:space="preserve">Qualification: Exact </w:t>
-      </w:r>
-      <w:r>
-        <w:rPr>
-          <w:b/>
-        </w:rPr>
-        <w:t>replay</w:t>
-      </w:r>
-      <w:r>
-        <w:rPr>
-          <w:b w:val="0"/>
-        </w:rPr>
-        <w:t xml:space="preserve"> can preserve the original design flaws; new data can change conditions and needs its own record.</w:t>
-      </w:r>
-    </w:p>
-    <w:p>
-      <w:pPr>
-        <w:spacing w:line="336" w:lineRule="auto" w:after="180"/>
-      </w:pPr>
-      <w:r>
-        <w:rPr>
-          <w:b w:val="0"/>
-        </w:rPr>
-        <w:t xml:space="preserve">Exit: accept a concrete variation with its predicted outcome and a stated condition that would challenge the </w:t>
-      </w:r>
-      <w:r>
-        <w:rPr>
-          <w:b/>
-        </w:rPr>
-        <w:t>mechanism</w:t>
-      </w:r>
-      <w:r>
-        <w:rPr>
-          <w:b w:val="0"/>
-        </w:rPr>
-        <w:t xml:space="preserve">; reject a claim resting on unmeasured </w:t>
-      </w:r>
-      <w:r>
-        <w:rPr>
-          <w:b/>
-        </w:rPr>
-        <w:t>evidence</w:t>
-      </w:r>
-      <w:r>
-        <w:rPr>
-          <w:b w:val="0"/>
-        </w:rPr>
-        <w:t>.</w:t>
-      </w:r>
-    </w:p>
-    <w:p>
-      <w:pPr>
-        <w:pStyle w:val="Heading3"/>
-      </w:pPr>
-      <w:r>
-        <w:t>Model the reasoning aloud</w:t>
-      </w:r>
-    </w:p>
-    <w:p>
-      <w:pPr>
-        <w:spacing w:line="336" w:lineRule="auto" w:after="180"/>
-      </w:pPr>
-      <w:r>
-        <w:rPr>
-          <w:b w:val="0"/>
-        </w:rPr>
-        <w:t xml:space="preserve">Use the complete worked example below before asking learners to complete W2. Reveal a small part, invite a </w:t>
-      </w:r>
-      <w:r>
-        <w:rPr>
-          <w:b/>
-        </w:rPr>
-        <w:t>prediction</w:t>
-      </w:r>
-      <w:r>
-        <w:rPr>
-          <w:b w:val="0"/>
-        </w:rPr>
-        <w:t>, then explain the deciding step.</w:t>
-      </w:r>
-    </w:p>
-    <w:p>
-      <w:pPr>
-        <w:spacing w:line="336" w:lineRule="auto" w:after="180"/>
-      </w:pPr>
-      <w:r>
-        <w:rPr>
-          <w:b w:val="0"/>
-        </w:rPr>
         <w:t>These teacher notes contain solutions; do not reveal the independent case answer during modelling.</w:t>
-      </w:r>
-    </w:p>
-    <w:p>
-      <w:pPr>
-        <w:spacing w:line="336" w:lineRule="auto" w:after="180"/>
-      </w:pPr>
-      <w:r>
-        <w:rPr>
-          <w:b w:val="0"/>
-        </w:rPr>
-        <w:t>Partner reruns the same eight cases and gets the same score. Team counts sixteen independent cases.</w:t>
-      </w:r>
-    </w:p>
-    <w:p>
-      <w:pPr>
-        <w:spacing w:line="336" w:lineRule="auto" w:after="180"/>
-      </w:pPr>
-      <w:r>
-        <w:rPr>
-          <w:b w:val="0"/>
-        </w:rPr>
-        <w:t xml:space="preserve">This is a successful </w:t>
-      </w:r>
-      <w:r>
-        <w:rPr>
-          <w:b/>
-        </w:rPr>
-        <w:t>replay</w:t>
-      </w:r>
-      <w:r>
-        <w:rPr>
-          <w:b w:val="0"/>
-        </w:rPr>
-        <w:t xml:space="preserve"> on eight distinct cases, not sixteen new cases. It checks computation consistency.</w:t>
-      </w:r>
-    </w:p>
-    <w:p>
-      <w:pPr>
-        <w:pStyle w:val="Heading3"/>
-      </w:pPr>
-      <w:r>
-        <w:t>Model the reasoning aloud · 4</w:t>
-      </w:r>
-    </w:p>
-    <w:p>
-      <w:pPr>
-        <w:spacing w:line="336" w:lineRule="auto" w:after="180"/>
-      </w:pPr>
-      <w:r>
-        <w:rPr>
-          <w:b w:val="0"/>
-        </w:rPr>
-        <w:t xml:space="preserve">Compare the intermediate </w:t>
-      </w:r>
-      <w:r>
-        <w:rPr>
-          <w:b/>
-        </w:rPr>
-        <w:t>evidence</w:t>
-      </w:r>
-      <w:r>
-        <w:rPr>
-          <w:b w:val="0"/>
-        </w:rPr>
-        <w:t xml:space="preserve"> with the final statement. Explain why each number or decision follows from the stated </w:t>
-      </w:r>
-      <w:r>
-        <w:rPr>
-          <w:b/>
-        </w:rPr>
-        <w:t>input</w:t>
-      </w:r>
-      <w:r>
-        <w:rPr>
-          <w:b w:val="0"/>
-        </w:rPr>
-        <w:t>s.</w:t>
-      </w:r>
-    </w:p>
-    <w:p>
-      <w:pPr>
-        <w:spacing w:line="336" w:lineRule="auto" w:after="180"/>
-      </w:pPr>
-      <w:r>
-        <w:rPr>
-          <w:b w:val="0"/>
-        </w:rPr>
-        <w:t xml:space="preserve">The conclusion belongs to this scenario and procedure; changing the </w:t>
-      </w:r>
-      <w:r>
-        <w:rPr>
-          <w:b/>
-        </w:rPr>
-        <w:t>input</w:t>
-      </w:r>
-      <w:r>
-        <w:rPr>
-          <w:b w:val="0"/>
-        </w:rPr>
-        <w:t>s, evaluation population or authority can change what it establishes. Retain the raw record so a later revision can be compared honestly.</w:t>
       </w:r>
     </w:p>
     <w:tbl>
@@ -1447,41 +2827,10 @@
     </w:p>
     <w:p>
       <w:pPr>
-        <w:spacing w:line="336" w:lineRule="auto" w:after="180"/>
-      </w:pPr>
-      <w:r>
-        <w:rPr>
-          <w:b w:val="0"/>
-        </w:rPr>
-        <w:t>Same records versus new experiment. A team first reruns a supplied analysis, then collects new records with the same protocol.</w:t>
-      </w:r>
-    </w:p>
-    <w:p>
-      <w:pPr>
         <w:pStyle w:val="Heading3"/>
       </w:pPr>
       <w:r>
         <w:t>The facts we will use</w:t>
-      </w:r>
-    </w:p>
-    <w:p>
-      <w:pPr>
-        <w:pStyle w:val="Heading3"/>
-      </w:pPr>
-      <w:r>
-        <w:t>Supplied facts</w:t>
-      </w:r>
-    </w:p>
-    <w:p>
-      <w:pPr>
-        <w:spacing w:line="336" w:lineRule="auto" w:after="180"/>
-        <w:shd w:fill="F1F6FC"/>
-      </w:pPr>
-      <w:r>
-        <w:rPr>
-          <w:b w:val="0"/>
-        </w:rPr>
-        <w:t>Original recorded labels: [1,0,1,1]. Analysis counts correct cases. New independent set: [1,1,0,0]. Binary entries mean 1=correct and 0=incorrect.</w:t>
       </w:r>
     </w:p>
     <w:p>
@@ -1489,7 +2838,7 @@
         <w:drawing>
           <wp:inline xmlns:a="http://schemas.openxmlformats.org/drawingml/2006/main" xmlns:pic="http://schemas.openxmlformats.org/drawingml/2006/picture">
             <wp:extent cx="5486400" cy="2641600"/>
-            <wp:docPr id="1" name="Picture 1" descr="Different four-record datasets"/>
+            <wp:docPr id="2" name="Picture 2" descr="Different four-record datasets"/>
             <wp:cNvGraphicFramePr>
               <a:graphicFrameLocks noChangeAspect="1"/>
             </wp:cNvGraphicFramePr>
@@ -1501,7 +2850,7 @@
                     <pic:cNvPicPr/>
                   </pic:nvPicPr>
                   <pic:blipFill>
-                    <a:blip r:embed="rId9"/>
+                    <a:blip r:embed="rId10"/>
                     <a:stretch>
                       <a:fillRect/>
                     </a:stretch>
@@ -1525,7 +2874,7 @@
         <w:drawing>
           <wp:inline xmlns:a="http://schemas.openxmlformats.org/drawingml/2006/main" xmlns:pic="http://schemas.openxmlformats.org/drawingml/2006/picture">
             <wp:extent cx="5486400" cy="5185229"/>
-            <wp:docPr id="2" name="Picture 2" descr="Replication and reproduction. Reproduce the analysis: Reusing the supplied four records gives 3/4=75%.. Repeat the protocol: The new four-record set gives 2/4=50%.. Compare purposes: The first checks computational reproduction; the second probes repeatability with new observations."/>
+            <wp:docPr id="3" name="Picture 3" descr="Replication and reproduction. Reproduce the analysis: Reusing the supplied four records gives 3/4=75%.. Repeat the protocol: The new four-record set gives 2/4=50%.. Compare purposes: The first checks computational reproduction; the second probes repeatability with new observations."/>
             <wp:cNvGraphicFramePr>
               <a:graphicFrameLocks noChangeAspect="1"/>
             </wp:cNvGraphicFramePr>
@@ -1537,7 +2886,7 @@
                     <pic:cNvPicPr/>
                   </pic:nvPicPr>
                   <pic:blipFill>
-                    <a:blip r:embed="rId10"/>
+                    <a:blip r:embed="rId11"/>
                     <a:stretch>
                       <a:fillRect/>
                     </a:stretch>
@@ -1561,114 +2910,7 @@
         <w:pStyle w:val="Heading3"/>
       </w:pPr>
       <w:r>
-        <w:t>Read the picture one step at a time</w:t>
-      </w:r>
-    </w:p>
-    <w:tbl>
-      <w:tblPr>
-        <w:tblStyle w:val="LightShading-Accent1"/>
-        <w:tblW w:type="auto" w:w="0"/>
-        <w:tblLook w:firstColumn="1" w:firstRow="1" w:lastColumn="0" w:lastRow="0" w:noHBand="0" w:noVBand="1" w:val="04A0"/>
-      </w:tblPr>
-      <w:tblGrid>
-        <w:gridCol w:w="5112"/>
-        <w:gridCol w:w="5112"/>
-      </w:tblGrid>
-      <w:tr>
-        <w:trPr>
-          <w:tblHeader/>
-        </w:trPr>
-        <w:tc>
-          <w:tcPr>
-            <w:tcW w:type="dxa" w:w="5112"/>
-          </w:tcPr>
-          <w:p>
-            <w:r>
-              <w:t>Step</w:t>
-            </w:r>
-          </w:p>
-        </w:tc>
-        <w:tc>
-          <w:tcPr>
-            <w:tcW w:type="dxa" w:w="5112"/>
-          </w:tcPr>
-          <w:p>
-            <w:r>
-              <w:t>What happens and why</w:t>
-            </w:r>
-          </w:p>
-        </w:tc>
-      </w:tr>
-      <w:tr>
-        <w:tc>
-          <w:tcPr>
-            <w:tcW w:type="dxa" w:w="5112"/>
-          </w:tcPr>
-          <w:p>
-            <w:r>
-              <w:t>1. Reproduce the analysis</w:t>
-            </w:r>
-          </w:p>
-        </w:tc>
-        <w:tc>
-          <w:tcPr>
-            <w:tcW w:type="dxa" w:w="5112"/>
-          </w:tcPr>
-          <w:p>
-            <w:r>
-              <w:t>Reusing the supplied four records gives 3/4=75%.</w:t>
-            </w:r>
-          </w:p>
-        </w:tc>
-      </w:tr>
-      <w:tr>
-        <w:tc>
-          <w:tcPr>
-            <w:tcW w:type="dxa" w:w="5112"/>
-          </w:tcPr>
-          <w:p>
-            <w:r>
-              <w:t>2. Repeat the protocol</w:t>
-            </w:r>
-          </w:p>
-        </w:tc>
-        <w:tc>
-          <w:tcPr>
-            <w:tcW w:type="dxa" w:w="5112"/>
-          </w:tcPr>
-          <w:p>
-            <w:r>
-              <w:t>The new four-record set gives 2/4=50%.</w:t>
-            </w:r>
-          </w:p>
-        </w:tc>
-      </w:tr>
-      <w:tr>
-        <w:tc>
-          <w:tcPr>
-            <w:tcW w:type="dxa" w:w="5112"/>
-          </w:tcPr>
-          <w:p>
-            <w:r>
-              <w:t>3. Compare purposes</w:t>
-            </w:r>
-          </w:p>
-        </w:tc>
-        <w:tc>
-          <w:tcPr>
-            <w:tcW w:type="dxa" w:w="5112"/>
-          </w:tcPr>
-          <w:p>
-            <w:r>
-              <w:t>The first checks computational reproduction; the second probes repeatability with new observations.</w:t>
-            </w:r>
-          </w:p>
-        </w:tc>
-      </w:tr>
-    </w:tbl>
-    <w:p>
-      <w:r>
-        <w:t>Match each pictured step to the supplied facts. This is a worked teaching case, not an independent assessment.</w:t>
+        <w:t>Why this result follows</w:t>
       </w:r>
     </w:p>
     <w:p>
@@ -1676,7 +2918,7 @@
         <w:pStyle w:val="Heading3"/>
       </w:pPr>
       <w:r>
-        <w:t>Why this result follows</w:t>
+        <w:t>What this example does not establish</w:t>
       </w:r>
     </w:p>
     <w:p>
@@ -1684,161 +2926,192 @@
         <w:pStyle w:val="Heading3"/>
       </w:pPr>
       <w:r>
-        <w:t>Why the result follows</w:t>
+        <w:t>Change one thing in the pictured case</w:t>
       </w:r>
     </w:p>
     <w:p>
       <w:pPr>
-        <w:spacing w:line="336" w:lineRule="auto" w:after="180"/>
-        <w:shd w:fill="F1F6FC"/>
-      </w:pPr>
-      <w:r>
-        <w:rPr>
-          <w:b w:val="0"/>
-        </w:rPr>
-        <w:t>Reusing data and collecting new data answer different questions. A different new-sample result can arise without a code error; inspect both protocols and variability.</w:t>
+        <w:pStyle w:val="Heading3"/>
+      </w:pPr>
+      <w:r>
+        <w:t>Ask while showing the picture</w:t>
       </w:r>
     </w:p>
     <w:p>
       <w:pPr>
-        <w:pStyle w:val="Heading3"/>
-      </w:pPr>
-      <w:r>
-        <w:t>What this example does not establish</w:t>
+        <w:spacing w:line="336" w:lineRule="auto" w:after="180"/>
+      </w:pPr>
+      <w:r>
+        <w:rPr>
+          <w:b w:val="0"/>
+        </w:rPr>
+        <w:t xml:space="preserve">Cover the result. Ask learners to name the </w:t>
+      </w:r>
+      <w:r>
+        <w:rPr>
+          <w:b/>
+        </w:rPr>
+        <w:t>input</w:t>
+      </w:r>
+      <w:r>
+        <w:rPr>
+          <w:b w:val="0"/>
+        </w:rPr>
+        <w:t xml:space="preserve">s and predict the next step. Uncover one step, connect the icon to the actual procedure, and explain its </w:t>
+      </w:r>
+      <w:r>
+        <w:rPr>
+          <w:b/>
+        </w:rPr>
+        <w:t>evidence</w:t>
+      </w:r>
+      <w:r>
+        <w:rPr>
+          <w:b w:val="0"/>
+        </w:rPr>
+        <w:t>. Then change the supplied condition and compare.</w:t>
       </w:r>
     </w:p>
     <w:p>
       <w:pPr>
-        <w:pStyle w:val="Heading3"/>
-      </w:pPr>
-      <w:r>
-        <w:t>Keep the stated limit</w:t>
+        <w:spacing w:line="336" w:lineRule="auto" w:after="180"/>
+      </w:pPr>
+      <w:r>
+        <w:rPr>
+          <w:b w:val="0"/>
+        </w:rPr>
+        <w:t>The picture is a representation; it does not document execution of a real AI model.</w:t>
       </w:r>
     </w:p>
     <w:p>
       <w:pPr>
-        <w:spacing w:line="336" w:lineRule="auto" w:after="180"/>
-        <w:shd w:fill="FFF5E6"/>
-      </w:pPr>
-      <w:r>
-        <w:rPr>
-          <w:b w:val="0"/>
-        </w:rPr>
-        <w:t>Four-case samples are illustrative; neither result alone establishes broad reliability.</w:t>
+        <w:pStyle w:val="Heading1"/>
+      </w:pPr>
+      <w:r>
+        <w:t>03. Model a step,then remove help</w:t>
       </w:r>
     </w:p>
     <w:p>
-      <w:pPr>
-        <w:pStyle w:val="Heading3"/>
-      </w:pPr>
-      <w:r>
-        <w:t>Change one thing in the pictured case</w:t>
+      <w:r>
+        <w:t>Collect each learner’s reasoning before showing a key.</w:t>
       </w:r>
     </w:p>
     <w:p>
       <w:pPr>
-        <w:pStyle w:val="Heading3"/>
-      </w:pPr>
-      <w:r>
-        <w:t>Change one thing</w:t>
+        <w:pStyle w:val="Heading2"/>
+      </w:pPr>
+      <w:r>
+        <w:t>Current completion task and checked reasoning</w:t>
       </w:r>
     </w:p>
     <w:p>
       <w:pPr>
         <w:spacing w:line="336" w:lineRule="auto" w:after="180"/>
-        <w:shd w:fill="F5F1FB"/>
       </w:pPr>
       <w:r>
         <w:rPr>
           <w:b w:val="0"/>
         </w:rPr>
-        <w:t xml:space="preserve">Change: The rerun of the original records </w:t>
-      </w:r>
-      <w:r>
-        <w:rPr>
-          <w:b/>
-        </w:rPr>
-        <w:t>output</w:t>
-      </w:r>
-      <w:r>
-        <w:rPr>
-          <w:b w:val="0"/>
-        </w:rPr>
-        <w:t>s 2/4.</w:t>
+        <w:t>Completion task: Partner reruns the same eight cases and gets the same score. Team counts sixteen independent cases. Show the intermediate steps and give the conclusion with its scope.</w:t>
       </w:r>
     </w:p>
     <w:p>
       <w:pPr>
-        <w:pStyle w:val="Heading3"/>
-      </w:pPr>
-      <w:r>
-        <w:t>Predicted result</w:t>
+        <w:spacing w:line="336" w:lineRule="auto" w:after="180"/>
+      </w:pPr>
+      <w:r>
+        <w:rPr>
+          <w:b w:val="0"/>
+        </w:rPr>
+        <w:t xml:space="preserve">Teacher check: Teacher explanation: This is a successful </w:t>
+      </w:r>
+      <w:r>
+        <w:rPr>
+          <w:b/>
+        </w:rPr>
+        <w:t>replay</w:t>
+      </w:r>
+      <w:r>
+        <w:rPr>
+          <w:b w:val="0"/>
+        </w:rPr>
+        <w:t xml:space="preserve"> on eight distinct cases, not sixteen new cases. It checks computation consistency.</w:t>
       </w:r>
     </w:p>
     <w:p>
       <w:pPr>
         <w:spacing w:line="336" w:lineRule="auto" w:after="180"/>
-        <w:shd w:fill="F1F6FC"/>
-      </w:pPr>
+      </w:pPr>
+      <w:r>
+        <w:rPr>
+          <w:b w:val="0"/>
+        </w:rPr>
+        <w:t xml:space="preserve">Start by identifying the given </w:t>
+      </w:r>
       <w:r>
         <w:rPr>
           <w:b/>
         </w:rPr>
-        <w:t>Prediction</w:t>
+        <w:t>input</w:t>
       </w:r>
       <w:r>
         <w:rPr>
           <w:b w:val="0"/>
         </w:rPr>
-        <w:t xml:space="preserve">: Investigate code, version, </w:t>
-      </w:r>
-      <w:r>
-        <w:rPr>
-          <w:b/>
-        </w:rPr>
-        <w:t>input</w:t>
-      </w:r>
-      <w:r>
-        <w:rPr>
-          <w:b w:val="0"/>
-        </w:rPr>
-        <w:t xml:space="preserve"> or scoring differences.</w:t>
+        <w:t>s together. Leave the intermediate steps blank. If needed, model one step, then withdraw that help on the next step. Move to a full trace only when the partial trace is understood.</w:t>
       </w:r>
     </w:p>
     <w:p>
       <w:pPr>
-        <w:pStyle w:val="Heading3"/>
-      </w:pPr>
-      <w:r>
-        <w:t>Why the result follows</w:t>
+        <w:spacing w:line="336" w:lineRule="auto" w:after="180"/>
+      </w:pPr>
+      <w:r>
+        <w:rPr>
+          <w:b w:val="0"/>
+        </w:rPr>
+        <w:t>For partners, alternate explainer and checker; collect a response from every learner before discussion.</w:t>
       </w:r>
     </w:p>
     <w:p>
       <w:pPr>
-        <w:spacing w:line="336" w:lineRule="auto" w:after="180"/>
-        <w:shd w:fill="F1F6FC"/>
-      </w:pPr>
-      <w:r>
-        <w:rPr>
-          <w:b w:val="0"/>
-        </w:rPr>
-        <w:t>Reason: The same fixed records should give the same deterministic count.</w:t>
+        <w:pStyle w:val="Heading2"/>
+      </w:pPr>
+      <w:r>
+        <w:t>Individual misconception check</w:t>
       </w:r>
     </w:p>
     <w:p>
       <w:pPr>
-        <w:pStyle w:val="Heading3"/>
-      </w:pPr>
-      <w:r>
-        <w:t>Ask while showing the picture</w:t>
+        <w:spacing w:line="336" w:lineRule="auto" w:after="180"/>
+      </w:pPr>
+      <w:r>
+        <w:rPr>
+          <w:b w:val="0"/>
+        </w:rPr>
+        <w:t xml:space="preserve">Use the worked case for </w:t>
+      </w:r>
+      <w:r>
+        <w:rPr>
+          <w:b/>
+        </w:rPr>
+        <w:t>Replication</w:t>
+      </w:r>
+      <w:r>
+        <w:rPr>
+          <w:b w:val="0"/>
+        </w:rPr>
+        <w:t xml:space="preserve"> and reproduction. Proposed explanation: “The worked result establishes every future case”. Decide whether this explanation is supported.</w:t>
       </w:r>
     </w:p>
     <w:p>
       <w:pPr>
-        <w:pStyle w:val="Heading3"/>
-      </w:pPr>
-      <w:r>
-        <w:t>Ask while showing the picture · 5</w:t>
+        <w:spacing w:line="336" w:lineRule="auto" w:after="180"/>
+      </w:pPr>
+      <w:r>
+        <w:rPr>
+          <w:b w:val="0"/>
+        </w:rPr>
+        <w:t>Point to the step or supplied fact that decides; explain your repair if needed.</w:t>
       </w:r>
     </w:p>
     <w:p>
@@ -1849,31 +3122,19 @@
         <w:rPr>
           <w:b w:val="0"/>
         </w:rPr>
-        <w:t xml:space="preserve">Cover the result. Ask learners to name the </w:t>
+        <w:t xml:space="preserve">Expected correction: Exact </w:t>
       </w:r>
       <w:r>
         <w:rPr>
           <w:b/>
         </w:rPr>
-        <w:t>input</w:t>
+        <w:t>replay</w:t>
       </w:r>
       <w:r>
         <w:rPr>
           <w:b w:val="0"/>
         </w:rPr>
-        <w:t xml:space="preserve">s and predict the next step. Uncover one step, connect the icon to the actual procedure, and explain its </w:t>
-      </w:r>
-      <w:r>
-        <w:rPr>
-          <w:b/>
-        </w:rPr>
-        <w:t>evidence</w:t>
-      </w:r>
-      <w:r>
-        <w:rPr>
-          <w:b w:val="0"/>
-        </w:rPr>
-        <w:t>. Then change the supplied condition and compare.</w:t>
+        <w:t xml:space="preserve"> can preserve the original design flaws; new data can change conditions and needs its own record.</w:t>
       </w:r>
     </w:p>
     <w:p>
@@ -1884,20 +3145,226 @@
         <w:rPr>
           <w:b w:val="0"/>
         </w:rPr>
-        <w:t>The picture is a representation; it does not document execution of a real AI model.</w:t>
+        <w:t>Collect explanations, not only yes/no votes. If a misunderstanding is common, re-model the relevant step for the class.</w:t>
       </w:r>
     </w:p>
     <w:p>
       <w:pPr>
-        <w:pStyle w:val="Heading1"/>
-      </w:pPr>
-      <w:r>
-        <w:t>03. Demonstrate and guide practice</w:t>
+        <w:spacing w:line="336" w:lineRule="auto" w:after="180"/>
+      </w:pPr>
+      <w:r>
+        <w:rPr>
+          <w:b w:val="0"/>
+        </w:rPr>
+        <w:t>If it affects a few learners, give a short targeted group explanation while others solve a more demanding variation.</w:t>
       </w:r>
     </w:p>
     <w:p>
-      <w:r>
-        <w:t>Demonstrate Replication and reproduction, reduce support deliberately and check individual reasoning before discussing answers.</w:t>
+      <w:pPr>
+        <w:pStyle w:val="Heading2"/>
+      </w:pPr>
+      <w:r>
+        <w:t>Pictured reasoning and changed case</w:t>
+      </w:r>
+    </w:p>
+    <w:p>
+      <w:pPr>
+        <w:spacing w:line="336" w:lineRule="auto" w:after="180"/>
+      </w:pPr>
+      <w:r>
+        <w:rPr>
+          <w:b w:val="0"/>
+        </w:rPr>
+        <w:t>Calculate the scores from the original and new four-record sets. Which activity reproduces saved analysis, which repeats the protocol, and why does a different rerun of the original data need investigation?</w:t>
+      </w:r>
+    </w:p>
+    <w:p>
+      <w:pPr>
+        <w:spacing w:line="336" w:lineRule="auto" w:after="180"/>
+      </w:pPr>
+      <w:r>
+        <w:rPr>
+          <w:b w:val="0"/>
+        </w:rPr>
+        <w:t xml:space="preserve">Reusing the supplied four records gives 3/4=75%. The new four-record set gives 2/4=50%. The first checks computational reproduction; the second probes repeatability with new </w:t>
+      </w:r>
+      <w:r>
+        <w:rPr>
+          <w:b/>
+        </w:rPr>
+        <w:t>observation</w:t>
+      </w:r>
+      <w:r>
+        <w:rPr>
+          <w:b w:val="0"/>
+        </w:rPr>
+        <w:t>s.</w:t>
+      </w:r>
+    </w:p>
+    <w:p>
+      <w:pPr>
+        <w:spacing w:line="336" w:lineRule="auto" w:after="180"/>
+      </w:pPr>
+      <w:r>
+        <w:rPr>
+          <w:b w:val="0"/>
+        </w:rPr>
+        <w:t xml:space="preserve">Changed case: Investigate code, version, </w:t>
+      </w:r>
+      <w:r>
+        <w:rPr>
+          <w:b/>
+        </w:rPr>
+        <w:t>input</w:t>
+      </w:r>
+      <w:r>
+        <w:rPr>
+          <w:b w:val="0"/>
+        </w:rPr>
+        <w:t xml:space="preserve"> or scoring differences. The same fixed records should give the same deterministic count.</w:t>
+      </w:r>
+    </w:p>
+    <w:p>
+      <w:pPr>
+        <w:spacing w:line="336" w:lineRule="auto" w:after="180"/>
+      </w:pPr>
+      <w:r>
+        <w:rPr>
+          <w:b w:val="0"/>
+        </w:rPr>
+        <w:t xml:space="preserve">Changed-case reasoning: Investigate code, version, </w:t>
+      </w:r>
+      <w:r>
+        <w:rPr>
+          <w:b/>
+        </w:rPr>
+        <w:t>input</w:t>
+      </w:r>
+      <w:r>
+        <w:rPr>
+          <w:b w:val="0"/>
+        </w:rPr>
+        <w:t xml:space="preserve"> or scoring differences. The same fixed records should give the same deterministic count.</w:t>
+      </w:r>
+    </w:p>
+    <w:p>
+      <w:pPr>
+        <w:spacing w:line="336" w:lineRule="auto" w:after="180"/>
+      </w:pPr>
+      <w:r>
+        <w:rPr>
+          <w:b w:val="0"/>
+        </w:rPr>
+        <w:t xml:space="preserve">Collect each learner’s explanation before discussion. Use the first missing connection between </w:t>
+      </w:r>
+      <w:r>
+        <w:rPr>
+          <w:b/>
+        </w:rPr>
+        <w:t>input</w:t>
+      </w:r>
+      <w:r>
+        <w:rPr>
+          <w:b w:val="0"/>
+        </w:rPr>
+        <w:t xml:space="preserve">, deciding step and result to choose support. This question is worked-case practice, not fresh mastery </w:t>
+      </w:r>
+      <w:r>
+        <w:rPr>
+          <w:b/>
+        </w:rPr>
+        <w:t>evidence</w:t>
+      </w:r>
+      <w:r>
+        <w:rPr>
+          <w:b w:val="0"/>
+        </w:rPr>
+        <w:t>.</w:t>
+      </w:r>
+    </w:p>
+    <w:p>
+      <w:pPr>
+        <w:pStyle w:val="Heading2"/>
+      </w:pPr>
+      <w:r>
+        <w:t>Accessible support and extension</w:t>
+      </w:r>
+    </w:p>
+    <w:p>
+      <w:pPr>
+        <w:spacing w:line="336" w:lineRule="auto" w:after="180"/>
+      </w:pPr>
+      <w:r>
+        <w:rPr>
+          <w:b w:val="0"/>
+        </w:rPr>
+        <w:t xml:space="preserve">Use the worked example in Sections 3 and 6. Collect a </w:t>
+      </w:r>
+      <w:r>
+        <w:rPr>
+          <w:b/>
+        </w:rPr>
+        <w:t>prediction</w:t>
+      </w:r>
+      <w:r>
+        <w:rPr>
+          <w:b w:val="0"/>
+        </w:rPr>
+        <w:t xml:space="preserve"> before revealing its result; ask the learner to point to each intermediate fact.</w:t>
+      </w:r>
+    </w:p>
+    <w:p>
+      <w:pPr>
+        <w:spacing w:line="336" w:lineRule="auto" w:after="180"/>
+      </w:pPr>
+      <w:r>
+        <w:rPr>
+          <w:b w:val="0"/>
+        </w:rPr>
+        <w:t xml:space="preserve">Provide an </w:t>
+      </w:r>
+      <w:r>
+        <w:rPr>
+          <w:b/>
+        </w:rPr>
+        <w:t>input</w:t>
+      </w:r>
+      <w:r>
+        <w:rPr>
+          <w:b w:val="0"/>
+        </w:rPr>
+        <w:t>/procedure/result/limit frame and a calculator when needed. Ask students to identify the first step before completing the whole trace.</w:t>
+      </w:r>
+    </w:p>
+    <w:p>
+      <w:pPr>
+        <w:spacing w:line="336" w:lineRule="auto" w:after="180"/>
+      </w:pPr>
+      <w:r>
+        <w:rPr>
+          <w:b w:val="0"/>
+        </w:rPr>
+        <w:t xml:space="preserve">Extension: compare two concrete variants of this </w:t>
+      </w:r>
+      <w:r>
+        <w:rPr>
+          <w:b/>
+        </w:rPr>
+        <w:t>mechanism</w:t>
+      </w:r>
+      <w:r>
+        <w:rPr>
+          <w:b w:val="0"/>
+        </w:rPr>
+        <w:t xml:space="preserve"> while holding unrelated conditions fixed; report both successful and unsuccessful outcomes.</w:t>
+      </w:r>
+    </w:p>
+    <w:p>
+      <w:pPr>
+        <w:pStyle w:val="Heading2"/>
+      </w:pPr>
+      <w:r>
+        <w:t>Earlier wording, alternatives and picture transcripts · reference / check after trying</w:t>
       </w:r>
     </w:p>
     <w:tbl>
@@ -2114,71 +3581,26 @@
     </w:tbl>
     <w:p>
       <w:pPr>
-        <w:spacing w:line="336" w:lineRule="auto" w:after="180"/>
-      </w:pPr>
-      <w:r>
-        <w:rPr>
-          <w:b w:val="0"/>
-        </w:rPr>
-        <w:t xml:space="preserve">Use the worked example in Sections 3 and 6. Collect a </w:t>
-      </w:r>
-      <w:r>
-        <w:rPr>
-          <w:b/>
-        </w:rPr>
-        <w:t>prediction</w:t>
-      </w:r>
-      <w:r>
-        <w:rPr>
-          <w:b w:val="0"/>
-        </w:rPr>
-        <w:t xml:space="preserve"> before revealing its result; ask the learner to point to each intermediate fact.</w:t>
+        <w:pStyle w:val="Heading3"/>
+      </w:pPr>
+      <w:r>
+        <w:t>Reduce help deliberately</w:t>
       </w:r>
     </w:p>
     <w:p>
       <w:pPr>
-        <w:spacing w:line="336" w:lineRule="auto" w:after="180"/>
-      </w:pPr>
-      <w:r>
-        <w:rPr>
-          <w:b w:val="0"/>
-        </w:rPr>
-        <w:t xml:space="preserve">Provide an </w:t>
-      </w:r>
-      <w:r>
-        <w:rPr>
-          <w:b/>
-        </w:rPr>
-        <w:t>input</w:t>
-      </w:r>
-      <w:r>
-        <w:rPr>
-          <w:b w:val="0"/>
-        </w:rPr>
-        <w:t>/procedure/result/limit frame and a calculator when needed. Ask students to identify the first step before completing the whole trace.</w:t>
+        <w:pStyle w:val="Heading3"/>
+      </w:pPr>
+      <w:r>
+        <w:t>Individual reasoning check</w:t>
       </w:r>
     </w:p>
     <w:p>
       <w:pPr>
-        <w:spacing w:line="336" w:lineRule="auto" w:after="180"/>
-      </w:pPr>
-      <w:r>
-        <w:rPr>
-          <w:b w:val="0"/>
-        </w:rPr>
-        <w:t xml:space="preserve">Extension: compare two concrete variants of this </w:t>
-      </w:r>
-      <w:r>
-        <w:rPr>
-          <w:b/>
-        </w:rPr>
-        <w:t>mechanism</w:t>
-      </w:r>
-      <w:r>
-        <w:rPr>
-          <w:b w:val="0"/>
-        </w:rPr>
-        <w:t xml:space="preserve"> while holding unrelated conditions fixed; report both successful and unsuccessful outcomes.</w:t>
+        <w:pStyle w:val="Heading3"/>
+      </w:pPr>
+      <w:r>
+        <w:t>Pictorial practice question</w:t>
       </w:r>
     </w:p>
     <w:p>
@@ -2186,59 +3608,39 @@
         <w:pStyle w:val="Heading3"/>
       </w:pPr>
       <w:r>
-        <w:t>Reduce help deliberately</w:t>
+        <w:t>Reasoned teacher answer</w:t>
       </w:r>
     </w:p>
     <w:p>
       <w:pPr>
-        <w:pStyle w:val="Heading3"/>
-      </w:pPr>
-      <w:r>
-        <w:t>Completion practice</w:t>
+        <w:pStyle w:val="Heading1"/>
+      </w:pPr>
+      <w:r>
+        <w:t>04. Run the complete supplied investigation</w:t>
       </w:r>
     </w:p>
     <w:p>
-      <w:pPr>
-        <w:spacing w:line="336" w:lineRule="auto" w:after="180"/>
-        <w:shd w:fill="F5F1FB"/>
-      </w:pPr>
-      <w:r>
-        <w:rPr>
-          <w:b w:val="0"/>
-        </w:rPr>
-        <w:t>Completion task: Partner reruns the same eight cases and gets the same score. Team counts sixteen independent cases. Show the intermediate steps and give the conclusion with its scope.</w:t>
+      <w:r>
+        <w:t>Separate predictions,actual runs and paper traces.</w:t>
       </w:r>
     </w:p>
     <w:p>
       <w:pPr>
-        <w:pStyle w:val="Heading3"/>
-      </w:pPr>
-      <w:r>
-        <w:t>Reasoning to listen for</w:t>
+        <w:pStyle w:val="Heading2"/>
+      </w:pPr>
+      <w:r>
+        <w:t>Complete inputs,expected results and limits</w:t>
       </w:r>
     </w:p>
     <w:p>
       <w:pPr>
         <w:spacing w:line="336" w:lineRule="auto" w:after="180"/>
-        <w:shd w:fill="F1F6FC"/>
       </w:pPr>
       <w:r>
         <w:rPr>
           <w:b w:val="0"/>
         </w:rPr>
-        <w:t xml:space="preserve">Teacher check: Teacher explanation: This is a successful </w:t>
-      </w:r>
-      <w:r>
-        <w:rPr>
-          <w:b/>
-        </w:rPr>
-        <w:t>replay</w:t>
-      </w:r>
-      <w:r>
-        <w:rPr>
-          <w:b w:val="0"/>
-        </w:rPr>
-        <w:t xml:space="preserve"> on eight distinct cases, not sixteen new cases. It checks computation consistency.</w:t>
+        <w:t>Main eight-case replay adds evaluation events but no new distinct cases. Picture original/replay 75% versus supplied new 50% answer different questions; unexpected original 2/4 requires investigation, not automatic new-sample interpretation. IDs alone do not prove independence. Selected old six plus new four gives 10 distinct cases and 4 new; repeated old six are not extra population coverage.</w:t>
       </w:r>
     </w:p>
     <w:p>
@@ -2249,38 +3651,38 @@
         <w:rPr>
           <w:b w:val="0"/>
         </w:rPr>
-        <w:t xml:space="preserve">Start by identifying the given </w:t>
-      </w:r>
-      <w:r>
-        <w:rPr>
-          <w:b/>
-        </w:rPr>
-        <w:t>input</w:t>
-      </w:r>
-      <w:r>
-        <w:rPr>
-          <w:b w:val="0"/>
-        </w:rPr>
-        <w:t>s together. Leave the intermediate steps blank. If needed, model one step, then withdraw that help on the next step. Move to a full trace only when the partial trace is understood.</w:t>
+        <w:t>Keep actual collaborator/new-collection work distinct from supplied local fixtures.</w:t>
       </w:r>
     </w:p>
     <w:p>
       <w:pPr>
-        <w:spacing w:line="336" w:lineRule="auto" w:after="180"/>
-      </w:pPr>
-      <w:r>
-        <w:rPr>
-          <w:b w:val="0"/>
-        </w:rPr>
-        <w:t>For partners, alternate explainer and checker; collect a response from every learner before discussion.</w:t>
+        <w:pStyle w:val="Heading2"/>
+      </w:pPr>
+      <w:r>
+        <w:t>Diagnose the current misconceptions</w:t>
       </w:r>
     </w:p>
     <w:p>
       <w:pPr>
-        <w:pStyle w:val="Heading3"/>
-      </w:pPr>
-      <w:r>
-        <w:t>Individual reasoning check</w:t>
+        <w:spacing w:line="336" w:lineRule="auto" w:after="180"/>
+      </w:pPr>
+      <w:r>
+        <w:rPr>
+          <w:b w:val="0"/>
+        </w:rPr>
+        <w:t xml:space="preserve">The worked result establishes every future case: Exact </w:t>
+      </w:r>
+      <w:r>
+        <w:rPr>
+          <w:b/>
+        </w:rPr>
+        <w:t>replay</w:t>
+      </w:r>
+      <w:r>
+        <w:rPr>
+          <w:b w:val="0"/>
+        </w:rPr>
+        <w:t xml:space="preserve"> can preserve the original design flaws; new data can change conditions and needs its own record.</w:t>
       </w:r>
     </w:p>
     <w:p>
@@ -2291,19 +3693,31 @@
         <w:rPr>
           <w:b w:val="0"/>
         </w:rPr>
-        <w:t xml:space="preserve">Use the worked case for </w:t>
+        <w:t xml:space="preserve">A missing </w:t>
       </w:r>
       <w:r>
         <w:rPr>
           <w:b/>
         </w:rPr>
-        <w:t>Replication</w:t>
+        <w:t>input</w:t>
       </w:r>
       <w:r>
         <w:rPr>
           <w:b w:val="0"/>
         </w:rPr>
-        <w:t xml:space="preserve"> and reproduction. Proposed explanation: “The worked result establishes every future case”. Decide whether this explanation is supported.</w:t>
+        <w:t xml:space="preserve"> may be replaced without recording the change: A replacement changes the </w:t>
+      </w:r>
+      <w:r>
+        <w:rPr>
+          <w:b/>
+        </w:rPr>
+        <w:t>evidence</w:t>
+      </w:r>
+      <w:r>
+        <w:rPr>
+          <w:b w:val="0"/>
+        </w:rPr>
+        <w:t xml:space="preserve"> or contract. Record the change and its justification; do not silently turn unknown into a measured value.</w:t>
       </w:r>
     </w:p>
     <w:p>
@@ -2314,342 +3728,74 @@
         <w:rPr>
           <w:b w:val="0"/>
         </w:rPr>
-        <w:t>Point to the step or supplied fact that decides; explain your repair if needed.</w:t>
+        <w:t xml:space="preserve">Repeating an assessed case is new independent </w:t>
+      </w:r>
+      <w:r>
+        <w:rPr>
+          <w:b/>
+        </w:rPr>
+        <w:t>evidence</w:t>
+      </w:r>
+      <w:r>
+        <w:rPr>
+          <w:b w:val="0"/>
+        </w:rPr>
+        <w:t xml:space="preserve">: A </w:t>
+      </w:r>
+      <w:r>
+        <w:rPr>
+          <w:b/>
+        </w:rPr>
+        <w:t>replay</w:t>
+      </w:r>
+      <w:r>
+        <w:rPr>
+          <w:b w:val="0"/>
+        </w:rPr>
+        <w:t xml:space="preserve"> checks consistency. An example used for feedback or revision cannot later be described as untouched final evaluation.</w:t>
       </w:r>
     </w:p>
     <w:p>
       <w:pPr>
-        <w:pStyle w:val="Heading3"/>
-      </w:pPr>
-      <w:r>
-        <w:t>Expected repair</w:t>
+        <w:spacing w:line="336" w:lineRule="auto" w:after="180"/>
+      </w:pPr>
+      <w:r>
+        <w:rPr>
+          <w:b w:val="0"/>
+        </w:rPr>
+        <w:t xml:space="preserve">Use Section 9 for the </w:t>
+      </w:r>
+      <w:r>
+        <w:rPr>
+          <w:b/>
+        </w:rPr>
+        <w:t>evidence</w:t>
+      </w:r>
+      <w:r>
+        <w:rPr>
+          <w:b w:val="0"/>
+        </w:rPr>
+        <w:t xml:space="preserve"> ledger. Add a boundary or missing-</w:t>
+      </w:r>
+      <w:r>
+        <w:rPr>
+          <w:b/>
+        </w:rPr>
+        <w:t>input</w:t>
+      </w:r>
+      <w:r>
+        <w:rPr>
+          <w:b w:val="0"/>
+        </w:rPr>
+        <w:t xml:space="preserve"> case and record the expected response before checking. More successful repeats of one case do not establish wider coverage.</w:t>
       </w:r>
     </w:p>
     <w:p>
       <w:pPr>
-        <w:spacing w:line="336" w:lineRule="auto" w:after="180"/>
-        <w:shd w:fill="F1F6FC"/>
-      </w:pPr>
-      <w:r>
-        <w:rPr>
-          <w:b w:val="0"/>
-        </w:rPr>
-        <w:t xml:space="preserve">Expected correction: Exact </w:t>
-      </w:r>
-      <w:r>
-        <w:rPr>
-          <w:b/>
-        </w:rPr>
-        <w:t>replay</w:t>
-      </w:r>
-      <w:r>
-        <w:rPr>
-          <w:b w:val="0"/>
-        </w:rPr>
-        <w:t xml:space="preserve"> can preserve the original design flaws; new data can change conditions and needs its own record.</w:t>
-      </w:r>
-    </w:p>
-    <w:p>
-      <w:pPr>
-        <w:spacing w:line="336" w:lineRule="auto" w:after="180"/>
-      </w:pPr>
-      <w:r>
-        <w:rPr>
-          <w:b w:val="0"/>
-        </w:rPr>
-        <w:t>Collect explanations, not only yes/no votes. If a misunderstanding is common, re-model the relevant step for the class.</w:t>
-      </w:r>
-    </w:p>
-    <w:p>
-      <w:pPr>
-        <w:spacing w:line="336" w:lineRule="auto" w:after="180"/>
-      </w:pPr>
-      <w:r>
-        <w:rPr>
-          <w:b w:val="0"/>
-        </w:rPr>
-        <w:t>If it affects a few learners, give a short targeted group explanation while others solve a more demanding variation.</w:t>
-      </w:r>
-    </w:p>
-    <w:p>
-      <w:pPr>
-        <w:pStyle w:val="Heading3"/>
-      </w:pPr>
-      <w:r>
-        <w:t>Pictorial practice question</w:t>
-      </w:r>
-    </w:p>
-    <w:p>
-      <w:pPr>
-        <w:spacing w:line="336" w:lineRule="auto" w:after="180"/>
-        <w:shd w:fill="F5F1FB"/>
-      </w:pPr>
-      <w:r>
-        <w:rPr>
-          <w:b w:val="0"/>
-        </w:rPr>
-        <w:t>Calculate the scores from the original and new four-record sets. Which activity reproduces saved analysis, which repeats the protocol, and why does a different rerun of the original data need investigation?</w:t>
-      </w:r>
-    </w:p>
-    <w:p>
-      <w:pPr>
-        <w:pStyle w:val="Heading3"/>
-      </w:pPr>
-      <w:r>
-        <w:t>Reasoned teacher answer</w:t>
-      </w:r>
-    </w:p>
-    <w:p>
-      <w:pPr>
-        <w:spacing w:line="336" w:lineRule="auto" w:after="180"/>
-      </w:pPr>
-      <w:r>
-        <w:rPr>
-          <w:b w:val="0"/>
-        </w:rPr>
-        <w:t xml:space="preserve">Reusing the supplied four records gives 3/4=75%. The new four-record set gives 2/4=50%. The first checks computational reproduction; the second probes repeatability with new </w:t>
-      </w:r>
-      <w:r>
-        <w:rPr>
-          <w:b/>
-        </w:rPr>
-        <w:t>observation</w:t>
-      </w:r>
-      <w:r>
-        <w:rPr>
-          <w:b w:val="0"/>
-        </w:rPr>
-        <w:t>s.</w:t>
-      </w:r>
-    </w:p>
-    <w:p>
-      <w:pPr>
-        <w:spacing w:line="336" w:lineRule="auto" w:after="180"/>
-      </w:pPr>
-      <w:r>
-        <w:rPr>
-          <w:b w:val="0"/>
-        </w:rPr>
-        <w:t xml:space="preserve">Changed case: Investigate code, version, </w:t>
-      </w:r>
-      <w:r>
-        <w:rPr>
-          <w:b/>
-        </w:rPr>
-        <w:t>input</w:t>
-      </w:r>
-      <w:r>
-        <w:rPr>
-          <w:b w:val="0"/>
-        </w:rPr>
-        <w:t xml:space="preserve"> or scoring differences. The same fixed records should give the same deterministic count.</w:t>
-      </w:r>
-    </w:p>
-    <w:p>
-      <w:pPr>
-        <w:spacing w:line="336" w:lineRule="auto" w:after="180"/>
-      </w:pPr>
-      <w:r>
-        <w:rPr>
-          <w:b w:val="0"/>
-        </w:rPr>
-        <w:t xml:space="preserve">Changed-case reasoning: Investigate code, version, </w:t>
-      </w:r>
-      <w:r>
-        <w:rPr>
-          <w:b/>
-        </w:rPr>
-        <w:t>input</w:t>
-      </w:r>
-      <w:r>
-        <w:rPr>
-          <w:b w:val="0"/>
-        </w:rPr>
-        <w:t xml:space="preserve"> or scoring differences. The same fixed records should give the same deterministic count.</w:t>
-      </w:r>
-    </w:p>
-    <w:p>
-      <w:pPr>
-        <w:spacing w:line="336" w:lineRule="auto" w:after="180"/>
-      </w:pPr>
-      <w:r>
-        <w:rPr>
-          <w:b w:val="0"/>
-        </w:rPr>
-        <w:t xml:space="preserve">Collect each learner’s explanation before discussion. Use the first missing connection between </w:t>
-      </w:r>
-      <w:r>
-        <w:rPr>
-          <w:b/>
-        </w:rPr>
-        <w:t>input</w:t>
-      </w:r>
-      <w:r>
-        <w:rPr>
-          <w:b w:val="0"/>
-        </w:rPr>
-        <w:t xml:space="preserve">, deciding step and result to choose support. This question is worked-case practice, not fresh mastery </w:t>
-      </w:r>
-      <w:r>
-        <w:rPr>
-          <w:b/>
-        </w:rPr>
-        <w:t>evidence</w:t>
-      </w:r>
-      <w:r>
-        <w:rPr>
-          <w:b w:val="0"/>
-        </w:rPr>
-        <w:t>.</w:t>
-      </w:r>
-    </w:p>
-    <w:p>
-      <w:pPr>
-        <w:pStyle w:val="Heading1"/>
-      </w:pPr>
-      <w:r>
-        <w:t>04. Run the investigation and diagnose misconceptions</w:t>
-      </w:r>
-    </w:p>
-    <w:p>
-      <w:r>
-        <w:t>Run the Replication and reproduction investigation and use the first unsupported step to choose a teaching response.</w:t>
-      </w:r>
-    </w:p>
-    <w:p>
-      <w:pPr>
-        <w:spacing w:line="336" w:lineRule="auto" w:after="180"/>
-      </w:pPr>
-      <w:r>
-        <w:rPr>
-          <w:b w:val="0"/>
-        </w:rPr>
-        <w:t xml:space="preserve">The worked result establishes every future case: Exact </w:t>
-      </w:r>
-      <w:r>
-        <w:rPr>
-          <w:b/>
-        </w:rPr>
-        <w:t>replay</w:t>
-      </w:r>
-      <w:r>
-        <w:rPr>
-          <w:b w:val="0"/>
-        </w:rPr>
-        <w:t xml:space="preserve"> can preserve the original design flaws; new data can change conditions and needs its own record.</w:t>
-      </w:r>
-    </w:p>
-    <w:p>
-      <w:pPr>
-        <w:spacing w:line="336" w:lineRule="auto" w:after="180"/>
-      </w:pPr>
-      <w:r>
-        <w:rPr>
-          <w:b w:val="0"/>
-        </w:rPr>
-        <w:t xml:space="preserve">A missing </w:t>
-      </w:r>
-      <w:r>
-        <w:rPr>
-          <w:b/>
-        </w:rPr>
-        <w:t>input</w:t>
-      </w:r>
-      <w:r>
-        <w:rPr>
-          <w:b w:val="0"/>
-        </w:rPr>
-        <w:t xml:space="preserve"> may be replaced without recording the change: A replacement changes the </w:t>
-      </w:r>
-      <w:r>
-        <w:rPr>
-          <w:b/>
-        </w:rPr>
-        <w:t>evidence</w:t>
-      </w:r>
-      <w:r>
-        <w:rPr>
-          <w:b w:val="0"/>
-        </w:rPr>
-        <w:t xml:space="preserve"> or contract. Record the change and its justification; do not silently turn unknown into a measured value.</w:t>
-      </w:r>
-    </w:p>
-    <w:p>
-      <w:pPr>
-        <w:spacing w:line="336" w:lineRule="auto" w:after="180"/>
-      </w:pPr>
-      <w:r>
-        <w:rPr>
-          <w:b w:val="0"/>
-        </w:rPr>
-        <w:t xml:space="preserve">Repeating an assessed case is new independent </w:t>
-      </w:r>
-      <w:r>
-        <w:rPr>
-          <w:b/>
-        </w:rPr>
-        <w:t>evidence</w:t>
-      </w:r>
-      <w:r>
-        <w:rPr>
-          <w:b w:val="0"/>
-        </w:rPr>
-        <w:t xml:space="preserve">: A </w:t>
-      </w:r>
-      <w:r>
-        <w:rPr>
-          <w:b/>
-        </w:rPr>
-        <w:t>replay</w:t>
-      </w:r>
-      <w:r>
-        <w:rPr>
-          <w:b w:val="0"/>
-        </w:rPr>
-        <w:t xml:space="preserve"> checks consistency. An example used for feedback or revision cannot later be described as untouched final evaluation.</w:t>
-      </w:r>
-    </w:p>
-    <w:p>
-      <w:pPr>
-        <w:spacing w:line="336" w:lineRule="auto" w:after="180"/>
-      </w:pPr>
-      <w:r>
-        <w:rPr>
-          <w:b w:val="0"/>
-        </w:rPr>
-        <w:t xml:space="preserve">Use Section 9 for the </w:t>
-      </w:r>
-      <w:r>
-        <w:rPr>
-          <w:b/>
-        </w:rPr>
-        <w:t>evidence</w:t>
-      </w:r>
-      <w:r>
-        <w:rPr>
-          <w:b w:val="0"/>
-        </w:rPr>
-        <w:t xml:space="preserve"> ledger. Add a boundary or missing-</w:t>
-      </w:r>
-      <w:r>
-        <w:rPr>
-          <w:b/>
-        </w:rPr>
-        <w:t>input</w:t>
-      </w:r>
-      <w:r>
-        <w:rPr>
-          <w:b w:val="0"/>
-        </w:rPr>
-        <w:t xml:space="preserve"> case and record the expected response before checking. More successful repeats of one case do not establish wider coverage.</w:t>
-      </w:r>
-    </w:p>
-    <w:p>
-      <w:pPr>
-        <w:pStyle w:val="Heading3"/>
-      </w:pPr>
-      <w:r>
-        <w:t>Match the support to the first error</w:t>
+        <w:pStyle w:val="Heading2"/>
+      </w:pPr>
+      <w:r>
+        <w:t>Choose accessible support</w:t>
       </w:r>
     </w:p>
     <w:tbl>
@@ -2822,69 +3968,39 @@
     </w:p>
     <w:p>
       <w:pPr>
-        <w:pStyle w:val="Heading1"/>
-      </w:pPr>
-      <w:r>
-        <w:t>05. Assess and explain the answers</w:t>
+        <w:pStyle w:val="Heading2"/>
+      </w:pPr>
+      <w:r>
+        <w:t>Earlier wording, alternatives and picture transcripts · reference / check after trying</w:t>
       </w:r>
     </w:p>
     <w:p>
-      <w:r>
-        <w:t>Use the Replication and reproduction questions, teacher keys and criteria after the relevant attempts. Previously discussed cases are practice; protect the separately selected independent task.</w:t>
+      <w:pPr>
+        <w:pStyle w:val="Heading3"/>
+      </w:pPr>
+      <w:r>
+        <w:t>Match the support to the first error</w:t>
       </w:r>
     </w:p>
     <w:p>
       <w:pPr>
-        <w:pStyle w:val="Heading3"/>
-      </w:pPr>
-      <w:r>
-        <w:t>Guided and exit questions</w:t>
+        <w:pStyle w:val="Heading1"/>
+      </w:pPr>
+      <w:r>
+        <w:t>05. Assess the new research scenario</w:t>
       </w:r>
     </w:p>
     <w:p>
-      <w:pPr>
-        <w:spacing w:line="336" w:lineRule="auto" w:after="180"/>
-      </w:pPr>
-      <w:r>
-        <w:rPr>
-          <w:b w:val="0"/>
-        </w:rPr>
-        <w:t xml:space="preserve">Guided: This is a successful </w:t>
-      </w:r>
-      <w:r>
-        <w:rPr>
-          <w:b/>
-        </w:rPr>
-        <w:t>replay</w:t>
-      </w:r>
-      <w:r>
-        <w:rPr>
-          <w:b w:val="0"/>
-        </w:rPr>
-        <w:t xml:space="preserve"> on eight distinct cases, not sixteen new cases. It checks computation consistency.</w:t>
+      <w:r>
+        <w:t>Keep the selected answer private until after a first attempt.</w:t>
       </w:r>
     </w:p>
     <w:p>
       <w:pPr>
-        <w:spacing w:line="336" w:lineRule="auto" w:after="180"/>
-      </w:pPr>
-      <w:r>
-        <w:rPr>
-          <w:b w:val="0"/>
-        </w:rPr>
-        <w:t xml:space="preserve">Qualification: Exact </w:t>
-      </w:r>
-      <w:r>
-        <w:rPr>
-          <w:b/>
-        </w:rPr>
-        <w:t>replay</w:t>
-      </w:r>
-      <w:r>
-        <w:rPr>
-          <w:b w:val="0"/>
-        </w:rPr>
-        <w:t xml:space="preserve"> can preserve the original design flaws; new data can change conditions and needs its own record.</w:t>
+        <w:pStyle w:val="Heading2"/>
+      </w:pPr>
+      <w:r>
+        <w:t>Selected independent task and checked answer</w:t>
       </w:r>
     </w:p>
     <w:p>
@@ -2895,727 +4011,62 @@
         <w:rPr>
           <w:b w:val="0"/>
         </w:rPr>
-        <w:t xml:space="preserve">Exit: accept a concrete variation with its predicted outcome and a stated condition that would challenge the </w:t>
+        <w:t xml:space="preserve">Selected case: Team repeats old six queries, then evaluates four newly reserved queries. How many distinct cases and which are new </w:t>
       </w:r>
       <w:r>
         <w:rPr>
           <w:b/>
         </w:rPr>
-        <w:t>mechanism</w:t>
+        <w:t>evidence</w:t>
       </w:r>
       <w:r>
         <w:rPr>
           <w:b w:val="0"/>
         </w:rPr>
-        <w:t xml:space="preserve">; reject a claim resting on unmeasured </w:t>
-      </w:r>
-      <w:r>
-        <w:rPr>
-          <w:b/>
-        </w:rPr>
-        <w:t>evidence</w:t>
-      </w:r>
-      <w:r>
-        <w:rPr>
-          <w:b w:val="0"/>
-        </w:rPr>
-        <w:t>.</w:t>
+        <w:t>?</w:t>
       </w:r>
     </w:p>
     <w:p>
       <w:pPr>
-        <w:pStyle w:val="Heading3"/>
-      </w:pPr>
-      <w:r>
-        <w:t>W1 Explain the mechanism</w:t>
+        <w:spacing w:line="336" w:lineRule="auto" w:after="180"/>
+      </w:pPr>
+      <w:r>
+        <w:rPr>
+          <w:b w:val="0"/>
+        </w:rPr>
+        <w:t xml:space="preserve">Teacher explanation: Ten distinct total; four are new. </w:t>
+      </w:r>
+      <w:r>
+        <w:rPr>
+          <w:b/>
+        </w:rPr>
+        <w:t>Replay</w:t>
+      </w:r>
+      <w:r>
+        <w:rPr>
+          <w:b w:val="0"/>
+        </w:rPr>
+        <w:t xml:space="preserve">s of six old cases are not additional </w:t>
+      </w:r>
+      <w:r>
+        <w:rPr>
+          <w:b/>
+        </w:rPr>
+        <w:t>observation</w:t>
+      </w:r>
+      <w:r>
+        <w:rPr>
+          <w:b w:val="0"/>
+        </w:rPr>
+        <w:t>s for population coverage.</w:t>
       </w:r>
     </w:p>
     <w:p>
       <w:pPr>
-        <w:pStyle w:val="Heading3"/>
-      </w:pPr>
-      <w:r>
-        <w:t>Workbook question · W1</w:t>
-      </w:r>
-    </w:p>
-    <w:p>
-      <w:pPr>
-        <w:spacing w:line="336" w:lineRule="auto" w:after="180"/>
-        <w:shd w:fill="F5F1FB"/>
-      </w:pPr>
-      <w:r>
-        <w:rPr>
-          <w:b w:val="0"/>
-        </w:rPr>
-        <w:t xml:space="preserve">Explain the weekly </w:t>
-      </w:r>
-      <w:r>
-        <w:rPr>
-          <w:b/>
-        </w:rPr>
-        <w:t>mechanism</w:t>
-      </w:r>
-      <w:r>
-        <w:rPr>
-          <w:b w:val="0"/>
-        </w:rPr>
-        <w:t xml:space="preserve"> in your own words. Use the worked scenario to name its </w:t>
-      </w:r>
-      <w:r>
-        <w:rPr>
-          <w:b/>
-        </w:rPr>
-        <w:t>input</w:t>
-      </w:r>
-      <w:r>
-        <w:rPr>
-          <w:b w:val="0"/>
-        </w:rPr>
-        <w:t xml:space="preserve">, decision rule and </w:t>
-      </w:r>
-      <w:r>
-        <w:rPr>
-          <w:b/>
-        </w:rPr>
-        <w:t>output</w:t>
-      </w:r>
-      <w:r>
-        <w:rPr>
-          <w:b w:val="0"/>
-        </w:rPr>
-        <w:t>.</w:t>
-      </w:r>
-    </w:p>
-    <w:p>
-      <w:pPr>
-        <w:pStyle w:val="Heading3"/>
-      </w:pPr>
-      <w:r>
-        <w:t>Teacher reasoning · W1</w:t>
-      </w:r>
-    </w:p>
-    <w:p>
-      <w:pPr>
-        <w:spacing w:line="336" w:lineRule="auto" w:after="180"/>
-        <w:shd w:fill="F1F6FC"/>
-      </w:pPr>
-      <w:r>
-        <w:rPr>
-          <w:b w:val="0"/>
-        </w:rPr>
-        <w:t xml:space="preserve">Teacher explanation: Reproducing a computation uses recorded artifacts; </w:t>
-      </w:r>
-      <w:r>
-        <w:rPr>
-          <w:b/>
-        </w:rPr>
-        <w:t>replication</w:t>
-      </w:r>
-      <w:r>
-        <w:rPr>
-          <w:b w:val="0"/>
-        </w:rPr>
-        <w:t xml:space="preserve"> collects new </w:t>
-      </w:r>
-      <w:r>
-        <w:rPr>
-          <w:b/>
-        </w:rPr>
-        <w:t>evidence</w:t>
-      </w:r>
-      <w:r>
-        <w:rPr>
-          <w:b w:val="0"/>
-        </w:rPr>
-        <w:t xml:space="preserve"> under a comparable question. Naming conventions vary, so define the terms in the project.</w:t>
-      </w:r>
-    </w:p>
-    <w:p>
-      <w:pPr>
-        <w:spacing w:line="336" w:lineRule="auto" w:after="180"/>
-        <w:shd w:fill="F1F6FC"/>
-      </w:pPr>
-      <w:r>
-        <w:rPr>
-          <w:b w:val="0"/>
-        </w:rPr>
-        <w:t xml:space="preserve">Here </w:t>
-      </w:r>
-      <w:r>
-        <w:rPr>
-          <w:b/>
-        </w:rPr>
-        <w:t>replay</w:t>
-      </w:r>
-      <w:r>
-        <w:rPr>
-          <w:b w:val="0"/>
-        </w:rPr>
-        <w:t xml:space="preserve"> means same artifacts/procedure; new-data </w:t>
-      </w:r>
-      <w:r>
-        <w:rPr>
-          <w:b/>
-        </w:rPr>
-        <w:t>replication</w:t>
-      </w:r>
-      <w:r>
-        <w:rPr>
-          <w:b w:val="0"/>
-        </w:rPr>
-        <w:t xml:space="preserve"> means newly collected eligible cases under the same plan. Preserve environment, data versions and raw results.</w:t>
-      </w:r>
-    </w:p>
-    <w:p>
-      <w:pPr>
-        <w:pStyle w:val="Heading3"/>
-      </w:pPr>
-      <w:r>
-        <w:t>W2 Trace the worked case</w:t>
-      </w:r>
-    </w:p>
-    <w:p>
-      <w:pPr>
-        <w:pStyle w:val="Heading3"/>
-      </w:pPr>
-      <w:r>
-        <w:t>Workbook question · W2</w:t>
-      </w:r>
-    </w:p>
-    <w:p>
-      <w:pPr>
-        <w:spacing w:line="336" w:lineRule="auto" w:after="180"/>
-        <w:shd w:fill="F5F1FB"/>
-      </w:pPr>
-      <w:r>
-        <w:rPr>
-          <w:b w:val="0"/>
-        </w:rPr>
-        <w:t>Partner reruns the same eight cases and gets the same score. Team counts sixteen independent cases. Show the intermediate steps and give the conclusion with its scope.</w:t>
-      </w:r>
-    </w:p>
-    <w:p>
-      <w:pPr>
-        <w:pStyle w:val="Heading3"/>
-      </w:pPr>
-      <w:r>
-        <w:t>Teacher reasoning · W2</w:t>
-      </w:r>
-    </w:p>
-    <w:p>
-      <w:pPr>
-        <w:spacing w:line="336" w:lineRule="auto" w:after="180"/>
-        <w:shd w:fill="F1F6FC"/>
-      </w:pPr>
-      <w:r>
-        <w:rPr>
-          <w:b w:val="0"/>
-        </w:rPr>
-        <w:t xml:space="preserve">Teacher explanation: This is a successful </w:t>
-      </w:r>
-      <w:r>
-        <w:rPr>
-          <w:b/>
-        </w:rPr>
-        <w:t>replay</w:t>
-      </w:r>
-      <w:r>
-        <w:rPr>
-          <w:b w:val="0"/>
-        </w:rPr>
-        <w:t xml:space="preserve"> on eight distinct cases, not sixteen new cases. It checks computation consistency.</w:t>
-      </w:r>
-    </w:p>
-    <w:p>
-      <w:pPr>
-        <w:pStyle w:val="Heading3"/>
-      </w:pPr>
-      <w:r>
-        <w:t>W3 Audit the limit</w:t>
-      </w:r>
-    </w:p>
-    <w:p>
-      <w:pPr>
-        <w:pStyle w:val="Heading3"/>
-      </w:pPr>
-      <w:r>
-        <w:t>Workbook question · W3</w:t>
-      </w:r>
-    </w:p>
-    <w:p>
-      <w:pPr>
-        <w:spacing w:line="336" w:lineRule="auto" w:after="180"/>
-        <w:shd w:fill="F5F1FB"/>
-      </w:pPr>
-      <w:r>
-        <w:rPr>
-          <w:b w:val="0"/>
-        </w:rPr>
-        <w:t xml:space="preserve">A report omits this qualification: Exact </w:t>
-      </w:r>
-      <w:r>
-        <w:rPr>
-          <w:b/>
-        </w:rPr>
-        <w:t>replay</w:t>
-      </w:r>
-      <w:r>
-        <w:rPr>
-          <w:b w:val="0"/>
-        </w:rPr>
-        <w:t xml:space="preserve"> can preserve the original design flaws; new data can change conditions and needs its own record.</w:t>
-      </w:r>
-    </w:p>
-    <w:p>
-      <w:pPr>
-        <w:spacing w:line="336" w:lineRule="auto" w:after="180"/>
-        <w:shd w:fill="F5F1FB"/>
-      </w:pPr>
-      <w:r>
-        <w:rPr>
-          <w:b w:val="0"/>
-        </w:rPr>
-        <w:t>Explain how omitting it could change a reader's interpretation, and write an accurate replacement.</w:t>
-      </w:r>
-    </w:p>
-    <w:p>
-      <w:pPr>
-        <w:pStyle w:val="Heading3"/>
-      </w:pPr>
-      <w:r>
-        <w:t>Teacher reasoning · W3</w:t>
-      </w:r>
-    </w:p>
-    <w:p>
-      <w:pPr>
-        <w:spacing w:line="336" w:lineRule="auto" w:after="180"/>
-        <w:shd w:fill="F1F6FC"/>
-      </w:pPr>
-      <w:r>
-        <w:rPr>
-          <w:b w:val="0"/>
-        </w:rPr>
-        <w:t xml:space="preserve">Teacher explanation: Exact </w:t>
-      </w:r>
-      <w:r>
-        <w:rPr>
-          <w:b/>
-        </w:rPr>
-        <w:t>replay</w:t>
-      </w:r>
-      <w:r>
-        <w:rPr>
-          <w:b w:val="0"/>
-        </w:rPr>
-        <w:t xml:space="preserve"> can preserve the original design flaws; new data can change conditions and needs its own record.</w:t>
-      </w:r>
-    </w:p>
-    <w:p>
-      <w:pPr>
-        <w:spacing w:line="336" w:lineRule="auto" w:after="180"/>
-        <w:shd w:fill="F1F6FC"/>
-      </w:pPr>
-      <w:r>
-        <w:rPr>
-          <w:b w:val="0"/>
-        </w:rPr>
-        <w:t xml:space="preserve">State the observed result separately from the unverified or out-of-scope claim; preserve the original </w:t>
-      </w:r>
-      <w:r>
-        <w:rPr>
-          <w:b/>
-        </w:rPr>
-        <w:t>evidence</w:t>
-      </w:r>
-      <w:r>
-        <w:rPr>
-          <w:b w:val="0"/>
-        </w:rPr>
-        <w:t xml:space="preserve"> rather than inventing a missing fact.</w:t>
-      </w:r>
-    </w:p>
-    <w:p>
-      <w:pPr>
-        <w:pStyle w:val="Heading3"/>
-      </w:pPr>
-      <w:r>
-        <w:t>W4 Apply a new case independently</w:t>
-      </w:r>
-    </w:p>
-    <w:p>
-      <w:pPr>
-        <w:pStyle w:val="Heading3"/>
-      </w:pPr>
-      <w:r>
-        <w:t>Workbook question · W4</w:t>
-      </w:r>
-    </w:p>
-    <w:p>
-      <w:pPr>
-        <w:spacing w:line="336" w:lineRule="auto" w:after="180"/>
-        <w:shd w:fill="F5F1FB"/>
-      </w:pPr>
-      <w:r>
-        <w:rPr>
-          <w:b w:val="0"/>
-        </w:rPr>
-        <w:t xml:space="preserve">Team repeats old six queries, then evaluates four newly reserved queries. How many distinct cases and which are new </w:t>
-      </w:r>
-      <w:r>
-        <w:rPr>
-          <w:b/>
-        </w:rPr>
-        <w:t>evidence</w:t>
-      </w:r>
-      <w:r>
-        <w:rPr>
-          <w:b w:val="0"/>
-        </w:rPr>
-        <w:t>?</w:t>
-      </w:r>
-    </w:p>
-    <w:p>
-      <w:pPr>
-        <w:pStyle w:val="Heading3"/>
-      </w:pPr>
-      <w:r>
-        <w:t>Teacher reasoning · W4</w:t>
-      </w:r>
-    </w:p>
-    <w:p>
-      <w:pPr>
-        <w:spacing w:line="336" w:lineRule="auto" w:after="180"/>
-        <w:shd w:fill="F1F6FC"/>
-      </w:pPr>
-      <w:r>
-        <w:rPr>
-          <w:b w:val="0"/>
-        </w:rPr>
-        <w:t xml:space="preserve">Teacher explanation: Ten distinct total; four are new. </w:t>
-      </w:r>
-      <w:r>
-        <w:rPr>
-          <w:b/>
-        </w:rPr>
-        <w:t>Replay</w:t>
-      </w:r>
-      <w:r>
-        <w:rPr>
-          <w:b w:val="0"/>
-        </w:rPr>
-        <w:t xml:space="preserve">s of six old cases are not additional </w:t>
-      </w:r>
-      <w:r>
-        <w:rPr>
-          <w:b/>
-        </w:rPr>
-        <w:t>observation</w:t>
-      </w:r>
-      <w:r>
-        <w:rPr>
-          <w:b w:val="0"/>
-        </w:rPr>
-        <w:t>s for population coverage.</w:t>
-      </w:r>
-    </w:p>
-    <w:p>
-      <w:pPr>
-        <w:pStyle w:val="Heading3"/>
-      </w:pPr>
-      <w:r>
-        <w:t>W5 Design a revealing follow-up</w:t>
-      </w:r>
-    </w:p>
-    <w:p>
-      <w:pPr>
-        <w:pStyle w:val="Heading3"/>
-      </w:pPr>
-      <w:r>
-        <w:t>Workbook question · W5</w:t>
-      </w:r>
-    </w:p>
-    <w:p>
-      <w:pPr>
-        <w:spacing w:line="336" w:lineRule="auto" w:after="180"/>
-        <w:shd w:fill="F5F1FB"/>
-      </w:pPr>
-      <w:r>
-        <w:rPr>
-          <w:b w:val="0"/>
-        </w:rPr>
-        <w:t>For the worked scenario, propose one additional case that could reveal a failure, describe its expected outcome before running it, and explain what would need to remain fixed for a fair comparison.</w:t>
-      </w:r>
-    </w:p>
-    <w:p>
-      <w:pPr>
-        <w:spacing w:line="336" w:lineRule="auto" w:after="180"/>
-        <w:shd w:fill="F5F1FB"/>
-      </w:pPr>
-      <w:r>
-        <w:rPr>
-          <w:b w:val="0"/>
-        </w:rPr>
-        <w:t>Do not reuse W4 as a new final test after receiving feedback.</w:t>
-      </w:r>
-    </w:p>
-    <w:p>
-      <w:pPr>
-        <w:pStyle w:val="Heading3"/>
-      </w:pPr>
-      <w:r>
-        <w:t>Teacher reasoning · W5</w:t>
-      </w:r>
-    </w:p>
-    <w:p>
-      <w:pPr>
-        <w:spacing w:line="336" w:lineRule="auto" w:after="180"/>
-        <w:shd w:fill="F1F6FC"/>
-      </w:pPr>
-      <w:r>
-        <w:rPr>
-          <w:b w:val="0"/>
-        </w:rPr>
-        <w:t xml:space="preserve">Teacher explanation: Accept a concrete variant of the worked </w:t>
-      </w:r>
-      <w:r>
-        <w:rPr>
-          <w:b/>
-        </w:rPr>
-        <w:t>input</w:t>
-      </w:r>
-      <w:r>
-        <w:rPr>
-          <w:b w:val="0"/>
-        </w:rPr>
-        <w:t xml:space="preserve"> or a missing/conflicting/boundary condition, with an expectation derived from the declared procedure.</w:t>
-      </w:r>
-    </w:p>
-    <w:p>
-      <w:pPr>
-        <w:spacing w:line="336" w:lineRule="auto" w:after="180"/>
-        <w:shd w:fill="F1F6FC"/>
-      </w:pPr>
-      <w:r>
-        <w:rPr>
-          <w:b w:val="0"/>
-        </w:rPr>
-        <w:t xml:space="preserve">Require preserved settings, original </w:t>
-      </w:r>
-      <w:r>
-        <w:rPr>
-          <w:b/>
-        </w:rPr>
-        <w:t>output</w:t>
-      </w:r>
-      <w:r>
-        <w:rPr>
-          <w:b w:val="0"/>
-        </w:rPr>
-        <w:t xml:space="preserve">s and data roles. Exact </w:t>
-      </w:r>
-      <w:r>
-        <w:rPr>
-          <w:b/>
-        </w:rPr>
-        <w:t>replay</w:t>
-      </w:r>
-      <w:r>
-        <w:rPr>
-          <w:b w:val="0"/>
-        </w:rPr>
-        <w:t xml:space="preserve"> can preserve the original design flaws; new data can change conditions and needs its own record.</w:t>
-      </w:r>
-    </w:p>
-    <w:p>
-      <w:pPr>
-        <w:spacing w:line="336" w:lineRule="auto" w:after="180"/>
-        <w:shd w:fill="F1F6FC"/>
-      </w:pPr>
-      <w:r>
-        <w:rPr>
-          <w:b w:val="0"/>
-        </w:rPr>
-        <w:t xml:space="preserve">The new case should test this particular </w:t>
-      </w:r>
-      <w:r>
-        <w:rPr>
-          <w:b/>
-        </w:rPr>
-        <w:t>mechanism</w:t>
-      </w:r>
-      <w:r>
-        <w:rPr>
-          <w:b w:val="0"/>
-        </w:rPr>
-        <w:t xml:space="preserve"> rather than merely restate the original result.</w:t>
-      </w:r>
-    </w:p>
-    <w:p>
-      <w:pPr>
-        <w:pStyle w:val="Heading3"/>
-      </w:pPr>
-      <w:r>
-        <w:t>Independent assessment and fresh retry</w:t>
-      </w:r>
-    </w:p>
-    <w:p>
-      <w:pPr>
-        <w:pStyle w:val="Heading3"/>
-      </w:pPr>
-      <w:r>
-        <w:t>Teacher key · Independent assessment and fresh retry</w:t>
-      </w:r>
-    </w:p>
-    <w:p>
-      <w:pPr>
-        <w:spacing w:line="336" w:lineRule="auto" w:after="180"/>
-        <w:shd w:fill="F1F6FC"/>
-      </w:pPr>
-      <w:r>
-        <w:rPr>
-          <w:b w:val="0"/>
-        </w:rPr>
-        <w:t xml:space="preserve">W4: Ten distinct total; four are new. </w:t>
-      </w:r>
-      <w:r>
-        <w:rPr>
-          <w:b/>
-        </w:rPr>
-        <w:t>Replay</w:t>
-      </w:r>
-      <w:r>
-        <w:rPr>
-          <w:b w:val="0"/>
-        </w:rPr>
-        <w:t xml:space="preserve">s of six old cases are not additional </w:t>
-      </w:r>
-      <w:r>
-        <w:rPr>
-          <w:b/>
-        </w:rPr>
-        <w:t>observation</w:t>
-      </w:r>
-      <w:r>
-        <w:rPr>
-          <w:b w:val="0"/>
-        </w:rPr>
-        <w:t>s for population coverage. Require intermediate reasoning and the stated scope.</w:t>
-      </w:r>
-    </w:p>
-    <w:p>
-      <w:pPr>
-        <w:spacing w:line="336" w:lineRule="auto" w:after="180"/>
-        <w:shd w:fill="F1F6FC"/>
-      </w:pPr>
-      <w:r>
-        <w:rPr>
-          <w:b w:val="0"/>
-        </w:rPr>
-        <w:t>Fresh retry: Old dataset ten rows rerun three times, new set five rows. Expected reasoning: Fifteen distinct rows; repeated old runs may study run variability but do not add new cases.</w:t>
-      </w:r>
-    </w:p>
-    <w:p>
-      <w:pPr>
-        <w:spacing w:line="336" w:lineRule="auto" w:after="180"/>
-        <w:shd w:fill="F1F6FC"/>
-      </w:pPr>
-      <w:r>
-        <w:rPr>
-          <w:b w:val="0"/>
-        </w:rPr>
-        <w:t>If students need support, record it and reassess with another new case rather than awarding independence to a copied answer.</w:t>
-      </w:r>
-    </w:p>
-    <w:p>
-      <w:pPr>
-        <w:pStyle w:val="Heading3"/>
-      </w:pPr>
-      <w:r>
-        <w:t>Assess independent transfer</w:t>
-      </w:r>
-    </w:p>
-    <w:p>
-      <w:pPr>
-        <w:pStyle w:val="Heading3"/>
-      </w:pPr>
-      <w:r>
-        <w:t>Independent question · withhold the key</w:t>
-      </w:r>
-    </w:p>
-    <w:p>
-      <w:pPr>
-        <w:spacing w:line="336" w:lineRule="auto" w:after="180"/>
-        <w:shd w:fill="F5F1FB"/>
-      </w:pPr>
-      <w:r>
-        <w:rPr>
-          <w:b w:val="0"/>
-        </w:rPr>
-        <w:t xml:space="preserve">Selected case: Team repeats old six queries, then evaluates four newly reserved queries. How many distinct cases and which are new </w:t>
-      </w:r>
-      <w:r>
-        <w:rPr>
-          <w:b/>
-        </w:rPr>
-        <w:t>evidence</w:t>
-      </w:r>
-      <w:r>
-        <w:rPr>
-          <w:b w:val="0"/>
-        </w:rPr>
-        <w:t>?</w:t>
-      </w:r>
-    </w:p>
-    <w:p>
-      <w:pPr>
-        <w:pStyle w:val="Heading3"/>
-      </w:pPr>
-      <w:r>
-        <w:t>Selected case answer</w:t>
-      </w:r>
-    </w:p>
-    <w:p>
-      <w:pPr>
-        <w:pStyle w:val="Heading3"/>
-      </w:pPr>
-      <w:r>
-        <w:t>Teacher key · Selected case answer</w:t>
-      </w:r>
-    </w:p>
-    <w:p>
-      <w:pPr>
-        <w:spacing w:line="336" w:lineRule="auto" w:after="180"/>
-        <w:shd w:fill="F1F6FC"/>
-      </w:pPr>
-      <w:r>
-        <w:rPr>
-          <w:b w:val="0"/>
-        </w:rPr>
-        <w:t xml:space="preserve">Teacher explanation: Ten distinct total; four are new. </w:t>
-      </w:r>
-      <w:r>
-        <w:rPr>
-          <w:b/>
-        </w:rPr>
-        <w:t>Replay</w:t>
-      </w:r>
-      <w:r>
-        <w:rPr>
-          <w:b w:val="0"/>
-        </w:rPr>
-        <w:t xml:space="preserve">s of six old cases are not additional </w:t>
-      </w:r>
-      <w:r>
-        <w:rPr>
-          <w:b/>
-        </w:rPr>
-        <w:t>observation</w:t>
-      </w:r>
-      <w:r>
-        <w:rPr>
-          <w:b w:val="0"/>
-        </w:rPr>
-        <w:t>s for population coverage.</w:t>
+        <w:pStyle w:val="Heading2"/>
+      </w:pPr>
+      <w:r>
+        <w:t>Judge explanation,trace and limits</w:t>
       </w:r>
     </w:p>
     <w:tbl>
@@ -3722,54 +4173,55 @@
     </w:tbl>
     <w:p>
       <w:pPr>
-        <w:pStyle w:val="Heading3"/>
-      </w:pPr>
-      <w:r>
-        <w:t>Teacher key · Selected case answer</w:t>
+        <w:spacing w:line="336" w:lineRule="auto" w:after="180"/>
+      </w:pPr>
+      <w:r>
+        <w:rPr>
+          <w:b w:val="0"/>
+        </w:rPr>
+        <w:t>Record each dimension as not yet, with support, or independent. Accept a valid alternative procedure with a defensible trace.</w:t>
       </w:r>
     </w:p>
     <w:p>
       <w:pPr>
         <w:spacing w:line="336" w:lineRule="auto" w:after="180"/>
-        <w:shd w:fill="F1F6FC"/>
       </w:pPr>
       <w:r>
         <w:rPr>
           <w:b w:val="0"/>
         </w:rPr>
-        <w:t>Record each dimension as not yet, with support, or independent. Accept a valid alternative procedure with a defensible trace.</w:t>
+        <w:t xml:space="preserve">Do not penalise an honestly recorded model failure if the learner correctly explains its </w:t>
+      </w:r>
+      <w:r>
+        <w:rPr>
+          <w:b/>
+        </w:rPr>
+        <w:t>evidence</w:t>
+      </w:r>
+      <w:r>
+        <w:rPr>
+          <w:b w:val="0"/>
+        </w:rPr>
+        <w:t xml:space="preserve"> and limits.</w:t>
       </w:r>
     </w:p>
     <w:p>
       <w:pPr>
-        <w:spacing w:line="336" w:lineRule="auto" w:after="180"/>
-        <w:shd w:fill="F1F6FC"/>
-      </w:pPr>
-      <w:r>
-        <w:rPr>
-          <w:b w:val="0"/>
-        </w:rPr>
-        <w:t xml:space="preserve">Do not penalise an honestly recorded model failure if the learner correctly explains its </w:t>
-      </w:r>
-      <w:r>
-        <w:rPr>
-          <w:b/>
-        </w:rPr>
-        <w:t>evidence</w:t>
-      </w:r>
-      <w:r>
-        <w:rPr>
-          <w:b w:val="0"/>
-        </w:rPr>
-        <w:t xml:space="preserve"> and limits.</w:t>
+        <w:pStyle w:val="Heading2"/>
+      </w:pPr>
+      <w:r>
+        <w:t>Give one usable repair</w:t>
       </w:r>
     </w:p>
     <w:p>
       <w:pPr>
-        <w:pStyle w:val="Heading3"/>
-      </w:pPr>
-      <w:r>
-        <w:t>Feedback that the learner uses</w:t>
+        <w:spacing w:line="336" w:lineRule="auto" w:after="180"/>
+      </w:pPr>
+      <w:r>
+        <w:rPr>
+          <w:b w:val="0"/>
+        </w:rPr>
+        <w:t>Name the earliest unsupported step and give one action to repair it. Have the learner make that repair now and explain why. Then assess the relevant skill on a fresh, fully specified case.</w:t>
       </w:r>
     </w:p>
     <w:p>
@@ -3780,31 +4232,97 @@
         <w:rPr>
           <w:b w:val="0"/>
         </w:rPr>
-        <w:t>Name the earliest unsupported step and give one action to repair it. Have the learner make that repair now and explain why. Then assess the relevant skill on a fresh, fully specified case.</w:t>
+        <w:t>Confirm it was not previously practised with feedback; solve and check the new case before assigning it. A follow-up design prompt is a starting brief, not automatically an equivalent test.</w:t>
       </w:r>
     </w:p>
     <w:p>
       <w:pPr>
-        <w:spacing w:line="336" w:lineRule="auto" w:after="180"/>
-      </w:pPr>
-      <w:r>
-        <w:rPr>
-          <w:b w:val="0"/>
-        </w:rPr>
-        <w:t>Confirm it was not previously practised with feedback; solve and check the new case before assigning it. A follow-up design prompt is a starting brief, not automatically an equivalent test.</w:t>
+        <w:pStyle w:val="Heading2"/>
+      </w:pPr>
+      <w:r>
+        <w:t>W1 Explain the mechanism</w:t>
       </w:r>
     </w:p>
     <w:p>
       <w:pPr>
-        <w:pStyle w:val="Heading1"/>
-      </w:pPr>
-      <w:r>
-        <w:t>06. Connect the project, support and next lesson</w:t>
+        <w:spacing w:line="336" w:lineRule="auto" w:after="180"/>
+      </w:pPr>
+      <w:r>
+        <w:rPr>
+          <w:b w:val="0"/>
+        </w:rPr>
+        <w:t xml:space="preserve">Explain the weekly </w:t>
+      </w:r>
+      <w:r>
+        <w:rPr>
+          <w:b/>
+        </w:rPr>
+        <w:t>mechanism</w:t>
+      </w:r>
+      <w:r>
+        <w:rPr>
+          <w:b w:val="0"/>
+        </w:rPr>
+        <w:t xml:space="preserve"> in your own words. Use the worked scenario to name its </w:t>
+      </w:r>
+      <w:r>
+        <w:rPr>
+          <w:b/>
+        </w:rPr>
+        <w:t>input</w:t>
+      </w:r>
+      <w:r>
+        <w:rPr>
+          <w:b w:val="0"/>
+        </w:rPr>
+        <w:t xml:space="preserve">, decision rule and </w:t>
+      </w:r>
+      <w:r>
+        <w:rPr>
+          <w:b/>
+        </w:rPr>
+        <w:t>output</w:t>
+      </w:r>
+      <w:r>
+        <w:rPr>
+          <w:b w:val="0"/>
+        </w:rPr>
+        <w:t>.</w:t>
       </w:r>
     </w:p>
     <w:p>
-      <w:r>
-        <w:t>Connect Replication and reproduction to Reproducible AI Research Study, adapt support and plan a later changed-case check.</w:t>
+      <w:pPr>
+        <w:spacing w:line="336" w:lineRule="auto" w:after="180"/>
+      </w:pPr>
+      <w:r>
+        <w:rPr>
+          <w:b w:val="0"/>
+        </w:rPr>
+        <w:t xml:space="preserve">Teacher explanation: Reproducing a computation uses recorded artifacts; </w:t>
+      </w:r>
+      <w:r>
+        <w:rPr>
+          <w:b/>
+        </w:rPr>
+        <w:t>replication</w:t>
+      </w:r>
+      <w:r>
+        <w:rPr>
+          <w:b w:val="0"/>
+        </w:rPr>
+        <w:t xml:space="preserve"> collects new </w:t>
+      </w:r>
+      <w:r>
+        <w:rPr>
+          <w:b/>
+        </w:rPr>
+        <w:t>evidence</w:t>
+      </w:r>
+      <w:r>
+        <w:rPr>
+          <w:b w:val="0"/>
+        </w:rPr>
+        <w:t xml:space="preserve"> under a comparable question. Naming conventions vary, so define the terms in the project.</w:t>
       </w:r>
     </w:p>
     <w:p>
@@ -3815,90 +4333,39 @@
         <w:rPr>
           <w:b w:val="0"/>
         </w:rPr>
-        <w:t xml:space="preserve">Add a labelled </w:t>
+        <w:t xml:space="preserve">Here </w:t>
       </w:r>
       <w:r>
         <w:rPr>
           <w:b/>
         </w:rPr>
+        <w:t>replay</w:t>
+      </w:r>
+      <w:r>
+        <w:rPr>
+          <w:b w:val="0"/>
+        </w:rPr>
+        <w:t xml:space="preserve"> means same artifacts/procedure; new-data </w:t>
+      </w:r>
+      <w:r>
+        <w:rPr>
+          <w:b/>
+        </w:rPr>
         <w:t>replication</w:t>
       </w:r>
       <w:r>
         <w:rPr>
           <w:b w:val="0"/>
         </w:rPr>
-        <w:t xml:space="preserve"> and reproduction </w:t>
-      </w:r>
-      <w:r>
-        <w:rPr>
-          <w:b/>
-        </w:rPr>
-        <w:t>evidence</w:t>
-      </w:r>
-      <w:r>
-        <w:rPr>
-          <w:b w:val="0"/>
-        </w:rPr>
-        <w:t xml:space="preserve"> sheet to Reproducible AI Research Study. Show how you can explain the </w:t>
-      </w:r>
-      <w:r>
-        <w:rPr>
-          <w:b/>
-        </w:rPr>
-        <w:t>mechanism</w:t>
-      </w:r>
-      <w:r>
-        <w:rPr>
-          <w:b w:val="0"/>
-        </w:rPr>
-        <w:t xml:space="preserve"> and terminology of </w:t>
-      </w:r>
-      <w:r>
-        <w:rPr>
-          <w:b/>
-        </w:rPr>
-        <w:t>replication</w:t>
-      </w:r>
-      <w:r>
-        <w:rPr>
-          <w:b w:val="0"/>
-        </w:rPr>
-        <w:t xml:space="preserve"> and reproduction.</w:t>
+        <w:t xml:space="preserve"> means newly collected eligible cases under the same plan. Preserve environment, data versions and raw results.</w:t>
       </w:r>
     </w:p>
     <w:p>
       <w:pPr>
-        <w:spacing w:line="336" w:lineRule="auto" w:after="180"/>
-      </w:pPr>
-      <w:r>
-        <w:rPr>
-          <w:b w:val="0"/>
-        </w:rPr>
-        <w:t xml:space="preserve">Use the supplied fictional case and keep its </w:t>
-      </w:r>
-      <w:r>
-        <w:rPr>
-          <w:b/>
-        </w:rPr>
-        <w:t>input</w:t>
-      </w:r>
-      <w:r>
-        <w:rPr>
-          <w:b w:val="0"/>
-        </w:rPr>
-        <w:t xml:space="preserve">s, intermediate steps, calculation or </w:t>
-      </w:r>
-      <w:r>
-        <w:rPr>
-          <w:b/>
-        </w:rPr>
-        <w:t>prediction</w:t>
-      </w:r>
-      <w:r>
-        <w:rPr>
-          <w:b w:val="0"/>
-        </w:rPr>
-        <w:t>, and limitation. Connect this record to last week’s record; a matching answer without a trace is insufficient.</w:t>
+        <w:pStyle w:val="Heading2"/>
+      </w:pPr>
+      <w:r>
+        <w:t>W2 Trace the worked case</w:t>
       </w:r>
     </w:p>
     <w:p>
@@ -3909,19 +4376,7 @@
         <w:rPr>
           <w:b w:val="0"/>
         </w:rPr>
-        <w:t xml:space="preserve">Provide an </w:t>
-      </w:r>
-      <w:r>
-        <w:rPr>
-          <w:b/>
-        </w:rPr>
-        <w:t>input</w:t>
-      </w:r>
-      <w:r>
-        <w:rPr>
-          <w:b w:val="0"/>
-        </w:rPr>
-        <w:t>/procedure/result/limit frame and a calculator when needed. Ask students to identify the first step before completing the whole trace.</w:t>
+        <w:t>Partner reruns the same eight cases and gets the same score. Team counts sixteen independent cases. Show the intermediate steps and give the conclusion with its scope.</w:t>
       </w:r>
     </w:p>
     <w:p>
@@ -3932,42 +4387,27 @@
         <w:rPr>
           <w:b w:val="0"/>
         </w:rPr>
-        <w:t xml:space="preserve">Extension: compare two concrete variants of this </w:t>
+        <w:t xml:space="preserve">Teacher explanation: This is a successful </w:t>
       </w:r>
       <w:r>
         <w:rPr>
           <w:b/>
         </w:rPr>
-        <w:t>mechanism</w:t>
+        <w:t>replay</w:t>
       </w:r>
       <w:r>
         <w:rPr>
           <w:b w:val="0"/>
         </w:rPr>
-        <w:t xml:space="preserve"> while holding unrelated conditions fixed; report both successful and unsuccessful outcomes.</w:t>
+        <w:t xml:space="preserve"> on eight distinct cases, not sixteen new cases. It checks computation consistency.</w:t>
       </w:r>
     </w:p>
     <w:p>
       <w:pPr>
-        <w:spacing w:line="336" w:lineRule="auto" w:after="180"/>
-      </w:pPr>
-      <w:r>
-        <w:rPr>
-          <w:b w:val="0"/>
-        </w:rPr>
-        <w:t xml:space="preserve">Next connection: A literature comparison matrix. Preserve the current case record and retrieve its </w:t>
-      </w:r>
-      <w:r>
-        <w:rPr>
-          <w:b/>
-        </w:rPr>
-        <w:t>evidence</w:t>
-      </w:r>
-      <w:r>
-        <w:rPr>
-          <w:b w:val="0"/>
-        </w:rPr>
-        <w:t xml:space="preserve"> boundary before moving on.</w:t>
+        <w:pStyle w:val="Heading2"/>
+      </w:pPr>
+      <w:r>
+        <w:t>W3 Audit the limit</w:t>
       </w:r>
     </w:p>
     <w:p>
@@ -3978,15 +4418,685 @@
         <w:rPr>
           <w:b w:val="0"/>
         </w:rPr>
-        <w:t>Retain the project ledger and assess a changed case after support. Check the relevant prerequisite before carrying this component forward.</w:t>
+        <w:t xml:space="preserve">A report omits this qualification: Exact </w:t>
+      </w:r>
+      <w:r>
+        <w:rPr>
+          <w:b/>
+        </w:rPr>
+        <w:t>replay</w:t>
+      </w:r>
+      <w:r>
+        <w:rPr>
+          <w:b w:val="0"/>
+        </w:rPr>
+        <w:t xml:space="preserve"> can preserve the original design flaws; new data can change conditions and needs its own record.</w:t>
       </w:r>
     </w:p>
     <w:p>
       <w:pPr>
+        <w:spacing w:line="336" w:lineRule="auto" w:after="180"/>
+      </w:pPr>
+      <w:r>
+        <w:rPr>
+          <w:b w:val="0"/>
+        </w:rPr>
+        <w:t>Explain how omitting it could change a reader's interpretation, and write an accurate replacement.</w:t>
+      </w:r>
+    </w:p>
+    <w:p>
+      <w:pPr>
+        <w:spacing w:line="336" w:lineRule="auto" w:after="180"/>
+      </w:pPr>
+      <w:r>
+        <w:rPr>
+          <w:b w:val="0"/>
+        </w:rPr>
+        <w:t xml:space="preserve">Teacher explanation: Exact </w:t>
+      </w:r>
+      <w:r>
+        <w:rPr>
+          <w:b/>
+        </w:rPr>
+        <w:t>replay</w:t>
+      </w:r>
+      <w:r>
+        <w:rPr>
+          <w:b w:val="0"/>
+        </w:rPr>
+        <w:t xml:space="preserve"> can preserve the original design flaws; new data can change conditions and needs its own record.</w:t>
+      </w:r>
+    </w:p>
+    <w:p>
+      <w:pPr>
+        <w:spacing w:line="336" w:lineRule="auto" w:after="180"/>
+      </w:pPr>
+      <w:r>
+        <w:rPr>
+          <w:b w:val="0"/>
+        </w:rPr>
+        <w:t xml:space="preserve">State the observed result separately from the unverified or out-of-scope claim; preserve the original </w:t>
+      </w:r>
+      <w:r>
+        <w:rPr>
+          <w:b/>
+        </w:rPr>
+        <w:t>evidence</w:t>
+      </w:r>
+      <w:r>
+        <w:rPr>
+          <w:b w:val="0"/>
+        </w:rPr>
+        <w:t xml:space="preserve"> rather than inventing a missing fact.</w:t>
+      </w:r>
+    </w:p>
+    <w:p>
+      <w:pPr>
+        <w:pStyle w:val="Heading2"/>
+      </w:pPr>
+      <w:r>
+        <w:t>W5 Design a revealing follow-up</w:t>
+      </w:r>
+    </w:p>
+    <w:p>
+      <w:pPr>
+        <w:spacing w:line="336" w:lineRule="auto" w:after="180"/>
+      </w:pPr>
+      <w:r>
+        <w:rPr>
+          <w:b w:val="0"/>
+        </w:rPr>
+        <w:t>For the worked scenario, propose one additional case that could reveal a failure, describe its expected outcome before running it, and explain what would need to remain fixed for a fair comparison.</w:t>
+      </w:r>
+    </w:p>
+    <w:p>
+      <w:pPr>
+        <w:spacing w:line="336" w:lineRule="auto" w:after="180"/>
+      </w:pPr>
+      <w:r>
+        <w:rPr>
+          <w:b w:val="0"/>
+        </w:rPr>
+        <w:t>Do not reuse W4 as a new final test after receiving feedback.</w:t>
+      </w:r>
+    </w:p>
+    <w:p>
+      <w:pPr>
+        <w:spacing w:line="336" w:lineRule="auto" w:after="180"/>
+      </w:pPr>
+      <w:r>
+        <w:rPr>
+          <w:b w:val="0"/>
+        </w:rPr>
+        <w:t xml:space="preserve">Teacher explanation: Accept a concrete variant of the worked </w:t>
+      </w:r>
+      <w:r>
+        <w:rPr>
+          <w:b/>
+        </w:rPr>
+        <w:t>input</w:t>
+      </w:r>
+      <w:r>
+        <w:rPr>
+          <w:b w:val="0"/>
+        </w:rPr>
+        <w:t xml:space="preserve"> or a missing/conflicting/boundary condition, with an expectation derived from the declared procedure.</w:t>
+      </w:r>
+    </w:p>
+    <w:p>
+      <w:pPr>
+        <w:spacing w:line="336" w:lineRule="auto" w:after="180"/>
+      </w:pPr>
+      <w:r>
+        <w:rPr>
+          <w:b w:val="0"/>
+        </w:rPr>
+        <w:t xml:space="preserve">Require preserved settings, original </w:t>
+      </w:r>
+      <w:r>
+        <w:rPr>
+          <w:b/>
+        </w:rPr>
+        <w:t>output</w:t>
+      </w:r>
+      <w:r>
+        <w:rPr>
+          <w:b w:val="0"/>
+        </w:rPr>
+        <w:t xml:space="preserve">s and data roles. Exact </w:t>
+      </w:r>
+      <w:r>
+        <w:rPr>
+          <w:b/>
+        </w:rPr>
+        <w:t>replay</w:t>
+      </w:r>
+      <w:r>
+        <w:rPr>
+          <w:b w:val="0"/>
+        </w:rPr>
+        <w:t xml:space="preserve"> can preserve the original design flaws; new data can change conditions and needs its own record.</w:t>
+      </w:r>
+    </w:p>
+    <w:p>
+      <w:pPr>
+        <w:spacing w:line="336" w:lineRule="auto" w:after="180"/>
+      </w:pPr>
+      <w:r>
+        <w:rPr>
+          <w:b w:val="0"/>
+        </w:rPr>
+        <w:t xml:space="preserve">The new case should test this particular </w:t>
+      </w:r>
+      <w:r>
+        <w:rPr>
+          <w:b/>
+        </w:rPr>
+        <w:t>mechanism</w:t>
+      </w:r>
+      <w:r>
+        <w:rPr>
+          <w:b w:val="0"/>
+        </w:rPr>
+        <w:t xml:space="preserve"> rather than merely restate the original result.</w:t>
+      </w:r>
+    </w:p>
+    <w:p>
+      <w:pPr>
+        <w:pStyle w:val="Heading2"/>
+      </w:pPr>
+      <w:r>
+        <w:t>Earlier wording, alternatives and picture transcripts · reference / check after trying</w:t>
+      </w:r>
+    </w:p>
+    <w:p>
+      <w:pPr>
         <w:pStyle w:val="Heading3"/>
       </w:pPr>
       <w:r>
-        <w:t>Plan the delayed return</w:t>
+        <w:t>Guided and exit questions</w:t>
+      </w:r>
+    </w:p>
+    <w:p>
+      <w:pPr>
+        <w:spacing w:line="336" w:lineRule="auto" w:after="180"/>
+      </w:pPr>
+      <w:r>
+        <w:rPr>
+          <w:b w:val="0"/>
+        </w:rPr>
+        <w:t xml:space="preserve">Guided: This is a successful </w:t>
+      </w:r>
+      <w:r>
+        <w:rPr>
+          <w:b/>
+        </w:rPr>
+        <w:t>replay</w:t>
+      </w:r>
+      <w:r>
+        <w:rPr>
+          <w:b w:val="0"/>
+        </w:rPr>
+        <w:t xml:space="preserve"> on eight distinct cases, not sixteen new cases. It checks computation consistency.</w:t>
+      </w:r>
+    </w:p>
+    <w:p>
+      <w:pPr>
+        <w:spacing w:line="336" w:lineRule="auto" w:after="180"/>
+      </w:pPr>
+      <w:r>
+        <w:rPr>
+          <w:b w:val="0"/>
+        </w:rPr>
+        <w:t xml:space="preserve">Qualification: Exact </w:t>
+      </w:r>
+      <w:r>
+        <w:rPr>
+          <w:b/>
+        </w:rPr>
+        <w:t>replay</w:t>
+      </w:r>
+      <w:r>
+        <w:rPr>
+          <w:b w:val="0"/>
+        </w:rPr>
+        <w:t xml:space="preserve"> can preserve the original design flaws; new data can change conditions and needs its own record.</w:t>
+      </w:r>
+    </w:p>
+    <w:p>
+      <w:pPr>
+        <w:spacing w:line="336" w:lineRule="auto" w:after="180"/>
+      </w:pPr>
+      <w:r>
+        <w:rPr>
+          <w:b w:val="0"/>
+        </w:rPr>
+        <w:t xml:space="preserve">Exit: accept a concrete variation with its predicted outcome and a stated condition that would challenge the </w:t>
+      </w:r>
+      <w:r>
+        <w:rPr>
+          <w:b/>
+        </w:rPr>
+        <w:t>mechanism</w:t>
+      </w:r>
+      <w:r>
+        <w:rPr>
+          <w:b w:val="0"/>
+        </w:rPr>
+        <w:t xml:space="preserve">; reject a claim resting on unmeasured </w:t>
+      </w:r>
+      <w:r>
+        <w:rPr>
+          <w:b/>
+        </w:rPr>
+        <w:t>evidence</w:t>
+      </w:r>
+      <w:r>
+        <w:rPr>
+          <w:b w:val="0"/>
+        </w:rPr>
+        <w:t>.</w:t>
+      </w:r>
+    </w:p>
+    <w:p>
+      <w:pPr>
+        <w:pStyle w:val="Heading3"/>
+      </w:pPr>
+      <w:r>
+        <w:t>W1 Explain the mechanism</w:t>
+      </w:r>
+    </w:p>
+    <w:p>
+      <w:pPr>
+        <w:pStyle w:val="Heading3"/>
+      </w:pPr>
+      <w:r>
+        <w:t>W2 Trace the worked case</w:t>
+      </w:r>
+    </w:p>
+    <w:p>
+      <w:pPr>
+        <w:pStyle w:val="Heading3"/>
+      </w:pPr>
+      <w:r>
+        <w:t>W3 Audit the limit</w:t>
+      </w:r>
+    </w:p>
+    <w:p>
+      <w:pPr>
+        <w:pStyle w:val="Heading3"/>
+      </w:pPr>
+      <w:r>
+        <w:t>W4 Apply a new case independently</w:t>
+      </w:r>
+    </w:p>
+    <w:p>
+      <w:pPr>
+        <w:spacing w:line="336" w:lineRule="auto" w:after="180"/>
+      </w:pPr>
+      <w:r>
+        <w:rPr>
+          <w:b w:val="0"/>
+        </w:rPr>
+        <w:t xml:space="preserve">Team repeats old six queries, then evaluates four newly reserved queries. How many distinct cases and which are new </w:t>
+      </w:r>
+      <w:r>
+        <w:rPr>
+          <w:b/>
+        </w:rPr>
+        <w:t>evidence</w:t>
+      </w:r>
+      <w:r>
+        <w:rPr>
+          <w:b w:val="0"/>
+        </w:rPr>
+        <w:t>?</w:t>
+      </w:r>
+    </w:p>
+    <w:p>
+      <w:pPr>
+        <w:spacing w:line="336" w:lineRule="auto" w:after="180"/>
+      </w:pPr>
+      <w:r>
+        <w:rPr>
+          <w:b w:val="0"/>
+        </w:rPr>
+        <w:t xml:space="preserve">Teacher explanation: Ten distinct total; four are new. </w:t>
+      </w:r>
+      <w:r>
+        <w:rPr>
+          <w:b/>
+        </w:rPr>
+        <w:t>Replay</w:t>
+      </w:r>
+      <w:r>
+        <w:rPr>
+          <w:b w:val="0"/>
+        </w:rPr>
+        <w:t xml:space="preserve">s of six old cases are not additional </w:t>
+      </w:r>
+      <w:r>
+        <w:rPr>
+          <w:b/>
+        </w:rPr>
+        <w:t>observation</w:t>
+      </w:r>
+      <w:r>
+        <w:rPr>
+          <w:b w:val="0"/>
+        </w:rPr>
+        <w:t>s for population coverage.</w:t>
+      </w:r>
+    </w:p>
+    <w:p>
+      <w:pPr>
+        <w:pStyle w:val="Heading3"/>
+      </w:pPr>
+      <w:r>
+        <w:t>W5 Design a revealing follow-up</w:t>
+      </w:r>
+    </w:p>
+    <w:p>
+      <w:pPr>
+        <w:pStyle w:val="Heading3"/>
+      </w:pPr>
+      <w:r>
+        <w:t>Independent assessment and fresh retry</w:t>
+      </w:r>
+    </w:p>
+    <w:p>
+      <w:pPr>
+        <w:spacing w:line="336" w:lineRule="auto" w:after="180"/>
+      </w:pPr>
+      <w:r>
+        <w:rPr>
+          <w:b w:val="0"/>
+        </w:rPr>
+        <w:t xml:space="preserve">W4: Ten distinct total; four are new. </w:t>
+      </w:r>
+      <w:r>
+        <w:rPr>
+          <w:b/>
+        </w:rPr>
+        <w:t>Replay</w:t>
+      </w:r>
+      <w:r>
+        <w:rPr>
+          <w:b w:val="0"/>
+        </w:rPr>
+        <w:t xml:space="preserve">s of six old cases are not additional </w:t>
+      </w:r>
+      <w:r>
+        <w:rPr>
+          <w:b/>
+        </w:rPr>
+        <w:t>observation</w:t>
+      </w:r>
+      <w:r>
+        <w:rPr>
+          <w:b w:val="0"/>
+        </w:rPr>
+        <w:t>s for population coverage. Require intermediate reasoning and the stated scope.</w:t>
+      </w:r>
+    </w:p>
+    <w:p>
+      <w:pPr>
+        <w:spacing w:line="336" w:lineRule="auto" w:after="180"/>
+      </w:pPr>
+      <w:r>
+        <w:rPr>
+          <w:b w:val="0"/>
+        </w:rPr>
+        <w:t>Fresh retry: Old dataset ten rows rerun three times, new set five rows. Expected reasoning: Fifteen distinct rows; repeated old runs may study run variability but do not add new cases.</w:t>
+      </w:r>
+    </w:p>
+    <w:p>
+      <w:pPr>
+        <w:spacing w:line="336" w:lineRule="auto" w:after="180"/>
+      </w:pPr>
+      <w:r>
+        <w:rPr>
+          <w:b w:val="0"/>
+        </w:rPr>
+        <w:t>If students need support, record it and reassess with another new case rather than awarding independence to a copied answer.</w:t>
+      </w:r>
+    </w:p>
+    <w:p>
+      <w:pPr>
+        <w:pStyle w:val="Heading3"/>
+      </w:pPr>
+      <w:r>
+        <w:t>Assess independent transfer</w:t>
+      </w:r>
+    </w:p>
+    <w:p>
+      <w:pPr>
+        <w:pStyle w:val="Heading3"/>
+      </w:pPr>
+      <w:r>
+        <w:t>Selected case answer</w:t>
+      </w:r>
+    </w:p>
+    <w:p>
+      <w:pPr>
+        <w:pStyle w:val="Heading3"/>
+      </w:pPr>
+      <w:r>
+        <w:t>Feedback that the learner uses</w:t>
+      </w:r>
+    </w:p>
+    <w:p>
+      <w:pPr>
+        <w:pStyle w:val="Heading1"/>
+      </w:pPr>
+      <w:r>
+        <w:t>06. Connect, support and revisit research reasoning</w:t>
+      </w:r>
+    </w:p>
+    <w:p>
+      <w:r>
+        <w:t>Use saved evidence and assumptions to choose the next question.</w:t>
+      </w:r>
+    </w:p>
+    <w:p>
+      <w:pPr>
+        <w:pStyle w:val="Heading2"/>
+      </w:pPr>
+      <w:r>
+        <w:t>Project and next-week bridge</w:t>
+      </w:r>
+    </w:p>
+    <w:p>
+      <w:pPr>
+        <w:spacing w:line="336" w:lineRule="auto" w:after="180"/>
+      </w:pPr>
+      <w:r>
+        <w:rPr>
+          <w:b w:val="0"/>
+        </w:rPr>
+        <w:t xml:space="preserve">Add a labelled </w:t>
+      </w:r>
+      <w:r>
+        <w:rPr>
+          <w:b/>
+        </w:rPr>
+        <w:t>replication</w:t>
+      </w:r>
+      <w:r>
+        <w:rPr>
+          <w:b w:val="0"/>
+        </w:rPr>
+        <w:t xml:space="preserve"> and reproduction </w:t>
+      </w:r>
+      <w:r>
+        <w:rPr>
+          <w:b/>
+        </w:rPr>
+        <w:t>evidence</w:t>
+      </w:r>
+      <w:r>
+        <w:rPr>
+          <w:b w:val="0"/>
+        </w:rPr>
+        <w:t xml:space="preserve"> sheet to Reproducible AI Research Study. Show how you can explain the </w:t>
+      </w:r>
+      <w:r>
+        <w:rPr>
+          <w:b/>
+        </w:rPr>
+        <w:t>mechanism</w:t>
+      </w:r>
+      <w:r>
+        <w:rPr>
+          <w:b w:val="0"/>
+        </w:rPr>
+        <w:t xml:space="preserve"> and terminology of </w:t>
+      </w:r>
+      <w:r>
+        <w:rPr>
+          <w:b/>
+        </w:rPr>
+        <w:t>replication</w:t>
+      </w:r>
+      <w:r>
+        <w:rPr>
+          <w:b w:val="0"/>
+        </w:rPr>
+        <w:t xml:space="preserve"> and reproduction.</w:t>
+      </w:r>
+    </w:p>
+    <w:p>
+      <w:pPr>
+        <w:spacing w:line="336" w:lineRule="auto" w:after="180"/>
+      </w:pPr>
+      <w:r>
+        <w:rPr>
+          <w:b w:val="0"/>
+        </w:rPr>
+        <w:t xml:space="preserve">Use the supplied fictional case and keep its </w:t>
+      </w:r>
+      <w:r>
+        <w:rPr>
+          <w:b/>
+        </w:rPr>
+        <w:t>input</w:t>
+      </w:r>
+      <w:r>
+        <w:rPr>
+          <w:b w:val="0"/>
+        </w:rPr>
+        <w:t xml:space="preserve">s, intermediate steps, calculation or </w:t>
+      </w:r>
+      <w:r>
+        <w:rPr>
+          <w:b/>
+        </w:rPr>
+        <w:t>prediction</w:t>
+      </w:r>
+      <w:r>
+        <w:rPr>
+          <w:b w:val="0"/>
+        </w:rPr>
+        <w:t>, and limitation. Connect this record to last week’s record; a matching answer without a trace is insufficient.</w:t>
+      </w:r>
+    </w:p>
+    <w:p>
+      <w:pPr>
+        <w:spacing w:line="336" w:lineRule="auto" w:after="180"/>
+      </w:pPr>
+      <w:r>
+        <w:rPr>
+          <w:b w:val="0"/>
+        </w:rPr>
+        <w:t xml:space="preserve">Provide an </w:t>
+      </w:r>
+      <w:r>
+        <w:rPr>
+          <w:b/>
+        </w:rPr>
+        <w:t>input</w:t>
+      </w:r>
+      <w:r>
+        <w:rPr>
+          <w:b w:val="0"/>
+        </w:rPr>
+        <w:t>/procedure/result/limit frame and a calculator when needed. Ask students to identify the first step before completing the whole trace.</w:t>
+      </w:r>
+    </w:p>
+    <w:p>
+      <w:pPr>
+        <w:spacing w:line="336" w:lineRule="auto" w:after="180"/>
+      </w:pPr>
+      <w:r>
+        <w:rPr>
+          <w:b w:val="0"/>
+        </w:rPr>
+        <w:t xml:space="preserve">Extension: compare two concrete variants of this </w:t>
+      </w:r>
+      <w:r>
+        <w:rPr>
+          <w:b/>
+        </w:rPr>
+        <w:t>mechanism</w:t>
+      </w:r>
+      <w:r>
+        <w:rPr>
+          <w:b w:val="0"/>
+        </w:rPr>
+        <w:t xml:space="preserve"> while holding unrelated conditions fixed; report both successful and unsuccessful outcomes.</w:t>
+      </w:r>
+    </w:p>
+    <w:p>
+      <w:pPr>
+        <w:spacing w:line="336" w:lineRule="auto" w:after="180"/>
+      </w:pPr>
+      <w:r>
+        <w:rPr>
+          <w:b w:val="0"/>
+        </w:rPr>
+        <w:t xml:space="preserve">Next connection: A literature comparison matrix. Preserve the current case record and retrieve its </w:t>
+      </w:r>
+      <w:r>
+        <w:rPr>
+          <w:b/>
+        </w:rPr>
+        <w:t>evidence</w:t>
+      </w:r>
+      <w:r>
+        <w:rPr>
+          <w:b w:val="0"/>
+        </w:rPr>
+        <w:t xml:space="preserve"> boundary before moving on.</w:t>
+      </w:r>
+    </w:p>
+    <w:p>
+      <w:pPr>
+        <w:spacing w:line="336" w:lineRule="auto" w:after="180"/>
+      </w:pPr>
+      <w:r>
+        <w:rPr>
+          <w:b w:val="0"/>
+        </w:rPr>
+        <w:t>Retain the project ledger and assess a changed case after support. Check the relevant prerequisite before carrying this component forward.</w:t>
+      </w:r>
+    </w:p>
+    <w:p>
+      <w:pPr>
+        <w:spacing w:line="336" w:lineRule="auto" w:after="180"/>
+      </w:pPr>
+      <w:r>
+        <w:rPr>
+          <w:b w:val="0"/>
+        </w:rPr>
+        <w:t>For the Reproducible AI Research Study, retain an annotated worked trace and the changed-case reasoning. Connect the claim to its records, units and assumptions so another investigator can challenge or reproduce it.</w:t>
+      </w:r>
+    </w:p>
+    <w:p>
+      <w:pPr>
+        <w:pStyle w:val="Heading2"/>
+      </w:pPr>
+      <w:r>
+        <w:t>Delayed return and support record</w:t>
       </w:r>
     </w:p>
     <w:p>
@@ -4203,48 +5313,60 @@
     </w:p>
     <w:p>
       <w:pPr>
-        <w:pStyle w:val="Heading3"/>
-      </w:pPr>
-      <w:r>
-        <w:t>Project evidence from this case</w:t>
+        <w:pStyle w:val="Heading2"/>
+      </w:pPr>
+      <w:r>
+        <w:t>Earlier wording, alternatives and picture transcripts · reference / check after trying</w:t>
       </w:r>
     </w:p>
     <w:p>
       <w:pPr>
-        <w:spacing w:line="336" w:lineRule="auto" w:after="180"/>
-      </w:pPr>
-      <w:r>
-        <w:rPr>
-          <w:b w:val="0"/>
-        </w:rPr>
-        <w:t>For the Reproducible AI Research Study, retain an annotated worked trace and the changed-case reasoning. Connect the claim to its records, units and assumptions so another investigator can challenge or reproduce it.</w:t>
+        <w:pStyle w:val="Heading3"/>
+      </w:pPr>
+      <w:r>
+        <w:t>Plan the delayed return</w:t>
       </w:r>
     </w:p>
     <w:p>
       <w:pPr>
-        <w:pStyle w:val="Heading1"/>
-      </w:pPr>
-      <w:r>
-        <w:t>07. Prepare, teach and assess</w:t>
+        <w:pStyle w:val="Heading3"/>
+      </w:pPr>
+      <w:r>
+        <w:t>Project evidence from this case</w:t>
       </w:r>
     </w:p>
     <w:p>
-      <w:r>
-        <w:t>Use this preparation summary alongside the detailed Replication and reproduction lesson; it is a checklist rather than a replacement for the full sequence.</w:t>
+      <w:pPr>
+        <w:pStyle w:val="Heading1"/>
+      </w:pPr>
+      <w:r>
+        <w:t>Reference bank and extra practice</w:t>
       </w:r>
     </w:p>
     <w:p>
       <w:pPr>
-        <w:pStyle w:val="Heading3"/>
-      </w:pPr>
-      <w:r>
-        <w:t>Teaching target</w:t>
+        <w:pStyle w:val="Heading1"/>
+      </w:pPr>
+      <w:r>
+        <w:t>07. Reference · Alternative planning checklist</w:t>
       </w:r>
     </w:p>
     <w:p>
+      <w:r>
+        <w:t>Use alongside the main route when helpful.</w:t>
+      </w:r>
+    </w:p>
+    <w:p>
+      <w:pPr>
+        <w:pStyle w:val="Heading2"/>
+      </w:pPr>
+      <w:r>
+        <w:t>Planning,assessment and project reminders</w:t>
+      </w:r>
+    </w:p>
+    <w:p>
       <w:pPr>
         <w:spacing w:line="336" w:lineRule="auto" w:after="180"/>
-        <w:shd w:fill="EDF7F3"/>
       </w:pPr>
       <w:r>
         <w:rPr>
@@ -4456,34 +5578,48 @@
     </w:p>
     <w:p>
       <w:pPr>
-        <w:pStyle w:val="Heading3"/>
-      </w:pPr>
-      <w:r>
-        <w:t>Supported practice answer</w:t>
+        <w:spacing w:line="336" w:lineRule="auto" w:after="180"/>
+      </w:pPr>
+      <w:r>
+        <w:rPr>
+          <w:b w:val="0"/>
+        </w:rPr>
+        <w:t xml:space="preserve">Reasoned practice answer: Teacher explanation: This is a successful </w:t>
+      </w:r>
+      <w:r>
+        <w:rPr>
+          <w:b/>
+        </w:rPr>
+        <w:t>replay</w:t>
+      </w:r>
+      <w:r>
+        <w:rPr>
+          <w:b w:val="0"/>
+        </w:rPr>
+        <w:t xml:space="preserve"> on eight distinct cases, not sixteen new cases. It checks computation consistency.</w:t>
       </w:r>
     </w:p>
     <w:p>
       <w:pPr>
         <w:spacing w:line="336" w:lineRule="auto" w:after="180"/>
-        <w:shd w:fill="F1F6FC"/>
       </w:pPr>
       <w:r>
         <w:rPr>
           <w:b w:val="0"/>
         </w:rPr>
-        <w:t xml:space="preserve">Reasoned practice answer: Teacher explanation: This is a successful </w:t>
+        <w:t xml:space="preserve">Check every learner before discussion: Use the worked case for </w:t>
       </w:r>
       <w:r>
         <w:rPr>
           <w:b/>
         </w:rPr>
-        <w:t>replay</w:t>
+        <w:t>Replication</w:t>
       </w:r>
       <w:r>
         <w:rPr>
           <w:b w:val="0"/>
         </w:rPr>
-        <w:t xml:space="preserve"> on eight distinct cases, not sixteen new cases. It checks computation consistency.</w:t>
+        <w:t xml:space="preserve"> and reproduction. Proposed explanation: “The worked result establishes every future case”. Decide whether this explanation is supported.</w:t>
       </w:r>
     </w:p>
     <w:p>
@@ -4494,19 +5630,7 @@
         <w:rPr>
           <w:b w:val="0"/>
         </w:rPr>
-        <w:t xml:space="preserve">Check every learner before discussion: Use the worked case for </w:t>
-      </w:r>
-      <w:r>
-        <w:rPr>
-          <w:b/>
-        </w:rPr>
-        <w:t>Replication</w:t>
-      </w:r>
-      <w:r>
-        <w:rPr>
-          <w:b w:val="0"/>
-        </w:rPr>
-        <w:t xml:space="preserve"> and reproduction. Proposed explanation: “The worked result establishes every future case”. Decide whether this explanation is supported.</w:t>
+        <w:t>Point to the step or supplied fact that decides; explain your repair if needed.</w:t>
       </w:r>
     </w:p>
     <w:p>
@@ -4517,153 +5641,105 @@
         <w:rPr>
           <w:b w:val="0"/>
         </w:rPr>
-        <w:t>Point to the step or supplied fact that decides; explain your repair if needed.</w:t>
+        <w:t xml:space="preserve">Misconception repair: Exact </w:t>
+      </w:r>
+      <w:r>
+        <w:rPr>
+          <w:b/>
+        </w:rPr>
+        <w:t>replay</w:t>
+      </w:r>
+      <w:r>
+        <w:rPr>
+          <w:b w:val="0"/>
+        </w:rPr>
+        <w:t xml:space="preserve"> can preserve the original design flaws; new data can change conditions and needs its own record.</w:t>
       </w:r>
     </w:p>
     <w:p>
       <w:pPr>
-        <w:pStyle w:val="Heading3"/>
-      </w:pPr>
-      <w:r>
-        <w:t>Repair the misconception</w:t>
+        <w:spacing w:line="336" w:lineRule="auto" w:after="180"/>
+      </w:pPr>
+      <w:r>
+        <w:rPr>
+          <w:b w:val="0"/>
+        </w:rPr>
+        <w:t xml:space="preserve">Support: read the exact case aloud, enlarge the labelled picture, supply </w:t>
+      </w:r>
+      <w:r>
+        <w:rPr>
+          <w:b/>
+        </w:rPr>
+        <w:t>input</w:t>
+      </w:r>
+      <w:r>
+        <w:rPr>
+          <w:b w:val="0"/>
+        </w:rPr>
+        <w:t xml:space="preserve"> cards and model only the first deciding step. Accept a spoken explanation or drawing; retain the reasoning goal.</w:t>
       </w:r>
     </w:p>
     <w:p>
       <w:pPr>
         <w:spacing w:line="336" w:lineRule="auto" w:after="180"/>
-        <w:shd w:fill="FFF5E6"/>
       </w:pPr>
       <w:r>
         <w:rPr>
           <w:b w:val="0"/>
         </w:rPr>
-        <w:t xml:space="preserve">Misconception repair: Exact </w:t>
+        <w:t xml:space="preserve">Extension: The rerun of the original records </w:t>
       </w:r>
       <w:r>
         <w:rPr>
           <w:b/>
         </w:rPr>
-        <w:t>replay</w:t>
+        <w:t>output</w:t>
       </w:r>
       <w:r>
         <w:rPr>
           <w:b w:val="0"/>
         </w:rPr>
-        <w:t xml:space="preserve"> can preserve the original design flaws; new data can change conditions and needs its own record.</w:t>
+        <w:t xml:space="preserve">s 2/4. Require a </w:t>
+      </w:r>
+      <w:r>
+        <w:rPr>
+          <w:b/>
+        </w:rPr>
+        <w:t>prediction</w:t>
+      </w:r>
+      <w:r>
+        <w:rPr>
+          <w:b w:val="0"/>
+        </w:rPr>
+        <w:t xml:space="preserve"> and a reason before comparing. Expected result: Investigate code, version, </w:t>
+      </w:r>
+      <w:r>
+        <w:rPr>
+          <w:b/>
+        </w:rPr>
+        <w:t>input</w:t>
+      </w:r>
+      <w:r>
+        <w:rPr>
+          <w:b w:val="0"/>
+        </w:rPr>
+        <w:t xml:space="preserve"> or scoring differences.</w:t>
       </w:r>
     </w:p>
     <w:p>
       <w:pPr>
-        <w:pStyle w:val="Heading3"/>
-      </w:pPr>
-      <w:r>
-        <w:t>Support without giving away the answer</w:t>
+        <w:spacing w:line="336" w:lineRule="auto" w:after="180"/>
+      </w:pPr>
+      <w:r>
+        <w:rPr>
+          <w:b w:val="0"/>
+        </w:rPr>
+        <w:t>Reason: The same fixed records should give the same deterministic count.</w:t>
       </w:r>
     </w:p>
     <w:p>
       <w:pPr>
         <w:spacing w:line="336" w:lineRule="auto" w:after="180"/>
-        <w:shd w:fill="F1F6F8"/>
-      </w:pPr>
-      <w:r>
-        <w:rPr>
-          <w:b w:val="0"/>
-        </w:rPr>
-        <w:t xml:space="preserve">Support: read the exact case aloud, enlarge the labelled picture, supply </w:t>
-      </w:r>
-      <w:r>
-        <w:rPr>
-          <w:b/>
-        </w:rPr>
-        <w:t>input</w:t>
-      </w:r>
-      <w:r>
-        <w:rPr>
-          <w:b w:val="0"/>
-        </w:rPr>
-        <w:t xml:space="preserve"> cards and model only the first deciding step. Accept a spoken explanation or drawing; retain the reasoning goal.</w:t>
-      </w:r>
-    </w:p>
-    <w:p>
-      <w:pPr>
-        <w:pStyle w:val="Heading3"/>
-      </w:pPr>
-      <w:r>
-        <w:t>Extend the reasoning</w:t>
-      </w:r>
-    </w:p>
-    <w:p>
-      <w:pPr>
-        <w:spacing w:line="336" w:lineRule="auto" w:after="180"/>
-        <w:shd w:fill="F5F1FB"/>
-      </w:pPr>
-      <w:r>
-        <w:rPr>
-          <w:b w:val="0"/>
-        </w:rPr>
-        <w:t xml:space="preserve">Extension: The rerun of the original records </w:t>
-      </w:r>
-      <w:r>
-        <w:rPr>
-          <w:b/>
-        </w:rPr>
-        <w:t>output</w:t>
-      </w:r>
-      <w:r>
-        <w:rPr>
-          <w:b w:val="0"/>
-        </w:rPr>
-        <w:t xml:space="preserve">s 2/4. Require a </w:t>
-      </w:r>
-      <w:r>
-        <w:rPr>
-          <w:b/>
-        </w:rPr>
-        <w:t>prediction</w:t>
-      </w:r>
-      <w:r>
-        <w:rPr>
-          <w:b w:val="0"/>
-        </w:rPr>
-        <w:t xml:space="preserve"> and a reason before comparing. Expected result: Investigate code, version, </w:t>
-      </w:r>
-      <w:r>
-        <w:rPr>
-          <w:b/>
-        </w:rPr>
-        <w:t>input</w:t>
-      </w:r>
-      <w:r>
-        <w:rPr>
-          <w:b w:val="0"/>
-        </w:rPr>
-        <w:t xml:space="preserve"> or scoring differences.</w:t>
-      </w:r>
-    </w:p>
-    <w:p>
-      <w:pPr>
-        <w:spacing w:line="336" w:lineRule="auto" w:after="180"/>
-        <w:shd w:fill="F5F1FB"/>
-      </w:pPr>
-      <w:r>
-        <w:rPr>
-          <w:b w:val="0"/>
-        </w:rPr>
-        <w:t>Reason: The same fixed records should give the same deterministic count.</w:t>
-      </w:r>
-    </w:p>
-    <w:p>
-      <w:pPr>
-        <w:pStyle w:val="Heading3"/>
-      </w:pPr>
-      <w:r>
-        <w:t>Protect the independent attempt</w:t>
-      </w:r>
-    </w:p>
-    <w:p>
-      <w:pPr>
-        <w:spacing w:line="336" w:lineRule="auto" w:after="180"/>
-        <w:shd w:fill="FFF5E6"/>
       </w:pPr>
       <w:r>
         <w:rPr>
@@ -4858,70 +5934,69 @@
     </w:tbl>
     <w:p>
       <w:pPr>
-        <w:pStyle w:val="Heading3"/>
-      </w:pPr>
-      <w:r>
-        <w:t>Project checkpoint</w:t>
+        <w:spacing w:line="336" w:lineRule="auto" w:after="180"/>
+      </w:pPr>
+      <w:r>
+        <w:rPr>
+          <w:b w:val="0"/>
+        </w:rPr>
+        <w:t xml:space="preserve">Project checkpoint: Frame the need. Name the user, the problem, allowed </w:t>
+      </w:r>
+      <w:r>
+        <w:rPr>
+          <w:b/>
+        </w:rPr>
+        <w:t>input</w:t>
+      </w:r>
+      <w:r>
+        <w:rPr>
+          <w:b w:val="0"/>
+        </w:rPr>
+        <w:t>s and a safe simple starting method.</w:t>
       </w:r>
     </w:p>
     <w:p>
       <w:pPr>
         <w:spacing w:line="336" w:lineRule="auto" w:after="180"/>
-        <w:shd w:fill="EDF7F3"/>
       </w:pPr>
       <w:r>
         <w:rPr>
           <w:b w:val="0"/>
         </w:rPr>
-        <w:t xml:space="preserve">Project checkpoint: Frame the need. Name the user, the problem, allowed </w:t>
+        <w:t xml:space="preserve">Use the weekly teacher answer for topic-specific reasoning. A saved progress tick is an activity record; judge mastery from the learner’s explanation and </w:t>
       </w:r>
       <w:r>
         <w:rPr>
           <w:b/>
         </w:rPr>
-        <w:t>input</w:t>
+        <w:t>evidence</w:t>
       </w:r>
       <w:r>
         <w:rPr>
           <w:b w:val="0"/>
         </w:rPr>
-        <w:t>s and a safe simple starting method.</w:t>
+        <w:t>.</w:t>
       </w:r>
     </w:p>
     <w:p>
       <w:pPr>
-        <w:spacing w:line="336" w:lineRule="auto" w:after="180"/>
-      </w:pPr>
-      <w:r>
-        <w:rPr>
-          <w:b w:val="0"/>
-        </w:rPr>
-        <w:t xml:space="preserve">Use the weekly teacher answer for topic-specific reasoning. A saved progress tick is an activity record; judge mastery from the learner’s explanation and </w:t>
-      </w:r>
-      <w:r>
-        <w:rPr>
-          <w:b/>
-        </w:rPr>
-        <w:t>evidence</w:t>
-      </w:r>
-      <w:r>
-        <w:rPr>
-          <w:b w:val="0"/>
-        </w:rPr>
-        <w:t>.</w:t>
+        <w:pStyle w:val="Heading1"/>
+      </w:pPr>
+      <w:r>
+        <w:t>08. Reference · Feedback,labs and repair paths</w:t>
       </w:r>
     </w:p>
     <w:p>
-      <w:pPr>
-        <w:pStyle w:val="Heading1"/>
-      </w:pPr>
-      <w:r>
-        <w:t>08. Use feedback, labs and repair paths</w:t>
+      <w:r>
+        <w:t>Retain the first attempt and the evidence used for a repair.</w:t>
       </w:r>
     </w:p>
     <w:p>
-      <w:r>
-        <w:t>Use feedback, earlier review and portfolios purposefully. Apply the coding routine only when this lesson has an executable lab.</w:t>
+      <w:pPr>
+        <w:pStyle w:val="Heading2"/>
+      </w:pPr>
+      <w:r>
+        <w:t>Feedback and record guidance</w:t>
       </w:r>
     </w:p>
     <w:p>
@@ -4959,40 +6034,42 @@
       </w:r>
     </w:p>
     <w:p>
-      <w:pPr>
-        <w:pStyle w:val="Heading3"/>
-      </w:pPr>
-      <w:r>
-        <w:t>For later coding lessons</w:t>
+      <w:r>
+        <w:t>This week has no code block. Use this routine when a later lesson includes an executable lab.</w:t>
       </w:r>
     </w:p>
     <w:p>
-      <w:r>
-        <w:t>This week has no code block. Use this routine when a later lesson includes an executable lab.</w:t>
+      <w:pPr>
+        <w:spacing w:line="336" w:lineRule="auto" w:after="180"/>
+      </w:pPr>
+      <w:r>
+        <w:rPr>
+          <w:b w:val="0"/>
+        </w:rPr>
+        <w:t xml:space="preserve">Ask students to predict before running code. Preserve errors and actual </w:t>
+      </w:r>
+      <w:r>
+        <w:rPr>
+          <w:b/>
+        </w:rPr>
+        <w:t>output</w:t>
+      </w:r>
+      <w:r>
+        <w:rPr>
+          <w:b w:val="0"/>
+        </w:rPr>
+        <w:t>s; collect a changed test and an explanation. The branch-boundary and indexing lessons deliberately include failure cases.</w:t>
       </w:r>
     </w:p>
     <w:p>
       <w:pPr>
         <w:spacing w:line="336" w:lineRule="auto" w:after="180"/>
-        <w:shd w:fill="F1F6F8"/>
       </w:pPr>
       <w:r>
         <w:rPr>
           <w:b w:val="0"/>
         </w:rPr>
-        <w:t xml:space="preserve">Ask students to predict before running code. Preserve errors and actual </w:t>
-      </w:r>
-      <w:r>
-        <w:rPr>
-          <w:b/>
-        </w:rPr>
-        <w:t>output</w:t>
-      </w:r>
-      <w:r>
-        <w:rPr>
-          <w:b w:val="0"/>
-        </w:rPr>
-        <w:t>s; collect a changed test and an explanation. The branch-boundary and indexing lessons deliberately include failure cases.</w:t>
+        <w:t>Use the earlier worked-explanation links to address a specific missing building block, then return to the current question. Adapt this suggestion after observing the learner; it is not an automatic diagnosis.</w:t>
       </w:r>
     </w:p>
     <w:p>
@@ -5003,71 +6080,37 @@
         <w:rPr>
           <w:b w:val="0"/>
         </w:rPr>
-        <w:t>Use the earlier worked-explanation links to address a specific missing building block, then return to the current question. Adapt this suggestion after observing the learner; it is not an automatic diagnosis.</w:t>
+        <w:t xml:space="preserve">Collect the completed-work portfolio as </w:t>
+      </w:r>
+      <w:r>
+        <w:rPr>
+          <w:b/>
+        </w:rPr>
+        <w:t>evidence</w:t>
+      </w:r>
+      <w:r>
+        <w:rPr>
+          <w:b w:val="0"/>
+        </w:rPr>
+        <w:t>. Record support separately from correctness, and assess explanation, trace/test and limitations. Progress ticks and quiz selections alone do not establish mastery.</w:t>
       </w:r>
     </w:p>
     <w:p>
       <w:pPr>
-        <w:spacing w:line="336" w:lineRule="auto" w:after="180"/>
-      </w:pPr>
-      <w:r>
-        <w:rPr>
-          <w:b w:val="0"/>
-        </w:rPr>
-        <w:t xml:space="preserve">Collect the completed-work portfolio as </w:t>
-      </w:r>
-      <w:r>
-        <w:rPr>
-          <w:b/>
-        </w:rPr>
-        <w:t>evidence</w:t>
-      </w:r>
-      <w:r>
-        <w:rPr>
-          <w:b w:val="0"/>
-        </w:rPr>
-        <w:t>. Record support separately from correctness, and assess explanation, trace/test and limitations. Progress ticks and quiz selections alone do not establish mastery.</w:t>
+        <w:pStyle w:val="Heading1"/>
+      </w:pPr>
+      <w:r>
+        <w:t>09. Reference · Teach with the six pictures</w:t>
       </w:r>
     </w:p>
     <w:p>
-      <w:pPr>
-        <w:pStyle w:val="Heading1"/>
-      </w:pPr>
-      <w:r>
-        <w:t>09. Visual concept journey</w:t>
+      <w:r>
+        <w:t>Choose one picture for a particular reasoning move.</w:t>
       </w:r>
     </w:p>
     <w:p>
-      <w:r>
-        <w:t>Show one Replication and reproduction graphic at a time, request a prediction and discuss its trace before the independent assessment.</w:t>
-      </w:r>
-    </w:p>
-    <w:p>
-      <w:pPr>
-        <w:spacing w:line="336" w:lineRule="auto" w:after="180"/>
-      </w:pPr>
-      <w:r>
-        <w:rPr>
-          <w:b w:val="0"/>
-        </w:rPr>
-        <w:t xml:space="preserve">Use one picture at a time. Hide a worked result before asking for a </w:t>
-      </w:r>
-      <w:r>
-        <w:rPr>
-          <w:b/>
-        </w:rPr>
-        <w:t>prediction</w:t>
-      </w:r>
-      <w:r>
-        <w:rPr>
-          <w:b w:val="0"/>
-        </w:rPr>
-        <w:t>, then reveal it for feedback. These are supported teaching cases; retain the separate independent assessment for a fresh first attempt.</w:t>
-      </w:r>
-    </w:p>
-    <w:p>
-      <w:pPr>
-        <w:pStyle w:val="Heading3"/>
+      <w:pPr>
+        <w:pStyle w:val="Heading2"/>
       </w:pPr>
       <w:r>
         <w:t>01. Replication and reproduction: the case</w:t>
@@ -5078,7 +6121,7 @@
         <w:drawing>
           <wp:inline xmlns:a="http://schemas.openxmlformats.org/drawingml/2006/main" xmlns:pic="http://schemas.openxmlformats.org/drawingml/2006/picture">
             <wp:extent cx="5486400" cy="2834640"/>
-            <wp:docPr id="3" name="Picture 3" descr="Same records versus new experiment. A team first reruns a supplied analysis, then collects new records with the same protocol. Supplied facts: Original recorded labels: [1,0,1,1]. Analysis counts correct cases. New independent set: [1,1,0,0]. Binary entries mean 1=correct and 0=incorrect."/>
+            <wp:docPr id="4" name="Picture 4" descr="Same records versus new experiment. A team first reruns a supplied analysis, then collects new records with the same protocol. Supplied facts: Original recorded correctness flags: [1,0,1,1]. Analysis counts correct cases. New independent set: [1,1,0,0]. Binary entries mean 1=correct and 0=incorrect."/>
             <wp:cNvGraphicFramePr>
               <a:graphicFrameLocks noChangeAspect="1"/>
             </wp:cNvGraphicFramePr>
@@ -5090,7 +6133,7 @@
                     <pic:cNvPicPr/>
                   </pic:nvPicPr>
                   <pic:blipFill>
-                    <a:blip r:embed="rId11"/>
+                    <a:blip r:embed="rId12"/>
                     <a:stretch>
                       <a:fillRect/>
                     </a:stretch>
@@ -5117,7 +6160,7 @@
         <w:rPr>
           <w:b w:val="0"/>
         </w:rPr>
-        <w:t>Same records versus new experiment. A team first reruns a supplied analysis, then collects new records with the same protocol. Supplied facts: Original recorded labels: [1,0,1,1]. Analysis counts correct cases.</w:t>
+        <w:t>Same records versus new experiment. A team first reruns a supplied analysis, then collects new records with the same protocol. Supplied facts: Original recorded correctness flags: [1,0,1,1]. Analysis counts correct cases. New independent set: [1,1,0,0]. Binary entries mean 1=correct and 0=incorrect.</w:t>
       </w:r>
     </w:p>
     <w:p>
@@ -5128,44 +6171,23 @@
         <w:rPr>
           <w:b w:val="0"/>
         </w:rPr>
-        <w:t>New independent set: [1,1,0,0]. Binary entries mean 1=correct and 0=incorrect.</w:t>
+        <w:t>Point to the given fact that matters most. Explain why it matters.</w:t>
       </w:r>
     </w:p>
     <w:p>
       <w:pPr>
         <w:spacing w:line="336" w:lineRule="auto" w:after="180"/>
-        <w:shd w:fill="F5F1FB"/>
       </w:pPr>
       <w:r>
         <w:rPr>
           <w:b w:val="0"/>
         </w:rPr>
-        <w:t>Point to the given fact that matters most. Explain why it matters.</w:t>
+        <w:t>Teacher prompt: Point to the given fact that matters most. Explain why it matters. Ask learners to describe one label or arrow in ordinary words. Use the adjacent transcript if the image is difficult to see.</w:t>
       </w:r>
     </w:p>
     <w:p>
       <w:pPr>
-        <w:pStyle w:val="Heading3"/>
-      </w:pPr>
-      <w:r>
-        <w:t>Discuss while showing the picture</w:t>
-      </w:r>
-    </w:p>
-    <w:p>
-      <w:pPr>
-        <w:spacing w:line="336" w:lineRule="auto" w:after="180"/>
-        <w:shd w:fill="F1F6F8"/>
-      </w:pPr>
-      <w:r>
-        <w:rPr>
-          <w:b w:val="0"/>
-        </w:rPr>
-        <w:t>Teacher prompt: Point to the given fact that matters most. Explain why it matters. Ask learners to describe one label or arrow in ordinary words. Use the adjacent transcript if the image is difficult to see.</w:t>
-      </w:r>
-    </w:p>
-    <w:p>
-      <w:pPr>
-        <w:pStyle w:val="Heading3"/>
+        <w:pStyle w:val="Heading2"/>
       </w:pPr>
       <w:r>
         <w:t>02. Follow the deciding steps</w:t>
@@ -5176,7 +6198,7 @@
         <w:drawing>
           <wp:inline xmlns:a="http://schemas.openxmlformats.org/drawingml/2006/main" xmlns:pic="http://schemas.openxmlformats.org/drawingml/2006/picture">
             <wp:extent cx="5486400" cy="3337560"/>
-            <wp:docPr id="4" name="Picture 4" descr="Reproduce the analysis: Reusing the supplied four records gives 3/4=75%. → Repeat the protocol: The new four-record set gives 2/4=50%. → Compare purposes: The first checks computational reproduction; the second probes repeatability with new observations."/>
+            <wp:docPr id="5" name="Picture 5" descr="Reproduce the analysis: Reusing the supplied four records gives 3/4=75%. → Repeat the protocol: The new four-record set gives 2/4=50%. → Compare purposes: The first checks computational reproduction; the second probes repeatability with new observations."/>
             <wp:cNvGraphicFramePr>
               <a:graphicFrameLocks noChangeAspect="1"/>
             </wp:cNvGraphicFramePr>
@@ -5188,7 +6210,7 @@
                     <pic:cNvPicPr/>
                   </pic:nvPicPr>
                   <pic:blipFill>
-                    <a:blip r:embed="rId12"/>
+                    <a:blip r:embed="rId9"/>
                     <a:stretch>
                       <a:fillRect/>
                     </a:stretch>
@@ -5233,7 +6255,6 @@
     <w:p>
       <w:pPr>
         <w:spacing w:line="336" w:lineRule="auto" w:after="180"/>
-        <w:shd w:fill="F5F1FB"/>
       </w:pPr>
       <w:r>
         <w:rPr>
@@ -5256,39 +6277,30 @@
     </w:p>
     <w:p>
       <w:pPr>
-        <w:pStyle w:val="Heading3"/>
-      </w:pPr>
-      <w:r>
-        <w:t>Discuss while showing the picture</w:t>
+        <w:spacing w:line="336" w:lineRule="auto" w:after="180"/>
+      </w:pPr>
+      <w:r>
+        <w:rPr>
+          <w:b w:val="0"/>
+        </w:rPr>
+        <w:t xml:space="preserve">Teacher prompt: Point to each numbered stage and explain which recorded </w:t>
+      </w:r>
+      <w:r>
+        <w:rPr>
+          <w:b/>
+        </w:rPr>
+        <w:t>input</w:t>
+      </w:r>
+      <w:r>
+        <w:rPr>
+          <w:b w:val="0"/>
+        </w:rPr>
+        <w:t xml:space="preserve"> it uses. Ask learners to describe one label or arrow in ordinary words. Use the adjacent transcript if the image is difficult to see.</w:t>
       </w:r>
     </w:p>
     <w:p>
       <w:pPr>
-        <w:spacing w:line="336" w:lineRule="auto" w:after="180"/>
-        <w:shd w:fill="F1F6F8"/>
-      </w:pPr>
-      <w:r>
-        <w:rPr>
-          <w:b w:val="0"/>
-        </w:rPr>
-        <w:t xml:space="preserve">Teacher prompt: Point to each numbered stage and explain which recorded </w:t>
-      </w:r>
-      <w:r>
-        <w:rPr>
-          <w:b/>
-        </w:rPr>
-        <w:t>input</w:t>
-      </w:r>
-      <w:r>
-        <w:rPr>
-          <w:b w:val="0"/>
-        </w:rPr>
-        <w:t xml:space="preserve"> it uses. Ask learners to describe one label or arrow in ordinary words. Use the adjacent transcript if the image is difficult to see.</w:t>
-      </w:r>
-    </w:p>
-    <w:p>
-      <w:pPr>
-        <w:pStyle w:val="Heading3"/>
+        <w:pStyle w:val="Heading2"/>
       </w:pPr>
       <w:r>
         <w:t>03. Different four-record datasets</w:t>
@@ -5299,7 +6311,7 @@
         <w:drawing>
           <wp:inline xmlns:a="http://schemas.openxmlformats.org/drawingml/2006/main" xmlns:pic="http://schemas.openxmlformats.org/drawingml/2006/picture">
             <wp:extent cx="5486400" cy="2834640"/>
-            <wp:docPr id="5" name="Picture 5" descr="Different four-record datasets. Units: correct cases out of 4; samples differ. Saved analysis: 3. New sample: 2."/>
+            <wp:docPr id="6" name="Picture 6" descr="Different four-record datasets. Units: correct cases out of 4; samples differ. Saved analysis: 3. New sample: 2."/>
             <wp:cNvGraphicFramePr>
               <a:graphicFrameLocks noChangeAspect="1"/>
             </wp:cNvGraphicFramePr>
@@ -5344,7 +6356,6 @@
     <w:p>
       <w:pPr>
         <w:spacing w:line="336" w:lineRule="auto" w:after="180"/>
-        <w:shd w:fill="F5F1FB"/>
       </w:pPr>
       <w:r>
         <w:rPr>
@@ -5355,39 +6366,29 @@
     </w:p>
     <w:p>
       <w:pPr>
-        <w:pStyle w:val="Heading3"/>
-      </w:pPr>
-      <w:r>
-        <w:t>Discuss while showing the picture</w:t>
+        <w:spacing w:line="336" w:lineRule="auto" w:after="180"/>
+      </w:pPr>
+      <w:r>
+        <w:rPr>
+          <w:b w:val="0"/>
+        </w:rPr>
+        <w:t>Teacher prompt: Read the labels and values. Explain the relationship the model shows. Ask learners to describe one label or arrow in ordinary words. Use the adjacent transcript if the image is difficult to see.</w:t>
       </w:r>
     </w:p>
     <w:p>
       <w:pPr>
         <w:spacing w:line="336" w:lineRule="auto" w:after="180"/>
-        <w:shd w:fill="F1F6F8"/>
       </w:pPr>
       <w:r>
         <w:rPr>
           <w:b w:val="0"/>
         </w:rPr>
-        <w:t>Teacher prompt: Read the labels and values. Explain the relationship the model shows. Ask learners to describe one label or arrow in ordinary words. Use the adjacent transcript if the image is difficult to see.</w:t>
+        <w:t>Check row/column meanings, units and denominators before discussing a difference. Supplied toy values are not real class or model results.</w:t>
       </w:r>
     </w:p>
     <w:p>
       <w:pPr>
-        <w:spacing w:line="336" w:lineRule="auto" w:after="180"/>
-        <w:shd w:fill="F1F6F8"/>
-      </w:pPr>
-      <w:r>
-        <w:rPr>
-          <w:b w:val="0"/>
-        </w:rPr>
-        <w:t>Check row/column meanings, units and denominators before discussing a difference. Supplied toy values are not real class or model results.</w:t>
-      </w:r>
-    </w:p>
-    <w:p>
-      <w:pPr>
-        <w:pStyle w:val="Heading3"/>
+        <w:pStyle w:val="Heading2"/>
       </w:pPr>
       <w:r>
         <w:t>04. Change one thing. Trace what follows.</w:t>
@@ -5398,7 +6399,7 @@
         <w:drawing>
           <wp:inline xmlns:a="http://schemas.openxmlformats.org/drawingml/2006/main" xmlns:pic="http://schemas.openxmlformats.org/drawingml/2006/picture">
             <wp:extent cx="5486400" cy="3041904"/>
-            <wp:docPr id="6" name="Picture 6" descr="Original case: The first checks computational reproduction; the second probes repeatability with new observations. Changed condition: The rerun of the original records outputs 2/4. Expected result: Investigate code, version, input or scoring differences. Reason: The same fixed records should give the same deterministic count."/>
+            <wp:docPr id="7" name="Picture 7" descr="Original case: The first checks computational reproduction; the second probes repeatability with new observations. Changed condition: The rerun of the original records outputs 2/4. Expected result: Investigate code, version, input or scoring differences. Reason: The same fixed records should give the same deterministic count."/>
             <wp:cNvGraphicFramePr>
               <a:graphicFrameLocks noChangeAspect="1"/>
             </wp:cNvGraphicFramePr>
@@ -5490,7 +6491,6 @@
     <w:p>
       <w:pPr>
         <w:spacing w:line="336" w:lineRule="auto" w:after="180"/>
-        <w:shd w:fill="F5F1FB"/>
       </w:pPr>
       <w:r>
         <w:rPr>
@@ -5501,39 +6501,29 @@
     </w:p>
     <w:p>
       <w:pPr>
-        <w:pStyle w:val="Heading3"/>
-      </w:pPr>
-      <w:r>
-        <w:t>Discuss while showing the picture</w:t>
+        <w:spacing w:line="336" w:lineRule="auto" w:after="180"/>
+      </w:pPr>
+      <w:r>
+        <w:rPr>
+          <w:b w:val="0"/>
+        </w:rPr>
+        <w:t>Teacher prompt: Predict before checking the worked changed-case result. Name what changed and what the supplied facts allow you to conclude. Ask learners to describe one label or arrow in ordinary words.</w:t>
       </w:r>
     </w:p>
     <w:p>
       <w:pPr>
         <w:spacing w:line="336" w:lineRule="auto" w:after="180"/>
-        <w:shd w:fill="F1F6F8"/>
       </w:pPr>
       <w:r>
         <w:rPr>
           <w:b w:val="0"/>
         </w:rPr>
-        <w:t>Teacher prompt: Predict before checking the worked changed-case result. Name what changed and what the supplied facts allow you to conclude. Ask learners to describe one label or arrow in ordinary words.</w:t>
+        <w:t>Use the adjacent transcript if the image is difficult to see. Changed-case reasoning: The same fixed records should give the same deterministic count.</w:t>
       </w:r>
     </w:p>
     <w:p>
       <w:pPr>
-        <w:spacing w:line="336" w:lineRule="auto" w:after="180"/>
-        <w:shd w:fill="F1F6F8"/>
-      </w:pPr>
-      <w:r>
-        <w:rPr>
-          <w:b w:val="0"/>
-        </w:rPr>
-        <w:t>Use the adjacent transcript if the image is difficult to see. Changed-case reasoning: The same fixed records should give the same deterministic count.</w:t>
-      </w:r>
-    </w:p>
-    <w:p>
-      <w:pPr>
-        <w:pStyle w:val="Heading3"/>
+        <w:pStyle w:val="Heading2"/>
       </w:pPr>
       <w:r>
         <w:t>05. Connect the explanation to its limit</w:t>
@@ -5544,7 +6534,7 @@
         <w:drawing>
           <wp:inline xmlns:a="http://schemas.openxmlformats.org/drawingml/2006/main" xmlns:pic="http://schemas.openxmlformats.org/drawingml/2006/picture">
             <wp:extent cx="5486400" cy="2834640"/>
-            <wp:docPr id="7" name="Picture 7" descr="Reusing data and collecting new data answer different questions. A different new-sample result can arise without a code error; inspect both protocols and variability. Limit: Four-case samples are illustrative; neither result alone establishes broad reliability."/>
+            <wp:docPr id="8" name="Picture 8" descr="Reusing data and collecting new data answer different questions. A different new-sample result can arise without a code error; inspect both protocols and variability. Limit: Four-case samples are illustrative; neither result alone establishes broad reliability."/>
             <wp:cNvGraphicFramePr>
               <a:graphicFrameLocks noChangeAspect="1"/>
             </wp:cNvGraphicFramePr>
@@ -5600,7 +6590,6 @@
     <w:p>
       <w:pPr>
         <w:spacing w:line="336" w:lineRule="auto" w:after="180"/>
-        <w:shd w:fill="F5F1FB"/>
       </w:pPr>
       <w:r>
         <w:rPr>
@@ -5611,39 +6600,29 @@
     </w:p>
     <w:p>
       <w:pPr>
-        <w:pStyle w:val="Heading3"/>
-      </w:pPr>
-      <w:r>
-        <w:t>Discuss while showing the picture</w:t>
+        <w:spacing w:line="336" w:lineRule="auto" w:after="180"/>
+      </w:pPr>
+      <w:r>
+        <w:rPr>
+          <w:b w:val="0"/>
+        </w:rPr>
+        <w:t>Teacher prompt: Explain the case, then point to a limit on the claim. Ask learners to describe one label or arrow in ordinary words. Use the adjacent transcript if the image is difficult to see.</w:t>
       </w:r>
     </w:p>
     <w:p>
       <w:pPr>
         <w:spacing w:line="336" w:lineRule="auto" w:after="180"/>
-        <w:shd w:fill="F1F6F8"/>
       </w:pPr>
       <w:r>
         <w:rPr>
           <w:b w:val="0"/>
         </w:rPr>
-        <w:t>Teacher prompt: Explain the case, then point to a limit on the claim. Ask learners to describe one label or arrow in ordinary words. Use the adjacent transcript if the image is difficult to see.</w:t>
+        <w:t>Keep the stated scope: Four-case samples are illustrative; neither result alone establishes broad reliability.</w:t>
       </w:r>
     </w:p>
     <w:p>
       <w:pPr>
-        <w:spacing w:line="336" w:lineRule="auto" w:after="180"/>
-        <w:shd w:fill="F1F6F8"/>
-      </w:pPr>
-      <w:r>
-        <w:rPr>
-          <w:b w:val="0"/>
-        </w:rPr>
-        <w:t>Keep the stated scope: Four-case samples are illustrative; neither result alone establishes broad reliability.</w:t>
-      </w:r>
-    </w:p>
-    <w:p>
-      <w:pPr>
-        <w:pStyle w:val="Heading3"/>
+        <w:pStyle w:val="Heading2"/>
       </w:pPr>
       <w:r>
         <w:t>06. Make the idea visible in your project</w:t>
@@ -5654,7 +6633,7 @@
         <w:drawing>
           <wp:inline xmlns:a="http://schemas.openxmlformats.org/drawingml/2006/main" xmlns:pic="http://schemas.openxmlformats.org/drawingml/2006/picture">
             <wp:extent cx="5486400" cy="3828288"/>
-            <wp:docPr id="8" name="Picture 8" descr="For the Reproducible AI Research Study, retain an annotated worked trace and the changed-case reasoning. Connect the claim to its records, units and assumptions so another investigator can challenge or reproduce it. Draw your input, deciding step, result and limit. Supported question: Calculate the scores from the original and new four-record sets. Which activity reproduces saved analysis, which repeats the protocol, and why does a different rerun of the original data need investigation?"/>
+            <wp:docPr id="9" name="Picture 9" descr="For the Reproducible AI Research Study, retain an annotated worked trace and the changed-case reasoning. Connect the claim to its records, units and assumptions so another investigator can challenge or reproduce it. Draw your input, deciding step, result and limit. Supported question: Calculate the scores from the original and new four-record sets. Which activity reproduces saved analysis, which repeats the protocol, and why does a different rerun of the original data need investigation?"/>
             <wp:cNvGraphicFramePr>
               <a:graphicFrameLocks noChangeAspect="1"/>
             </wp:cNvGraphicFramePr>
@@ -5733,7 +6712,6 @@
     <w:p>
       <w:pPr>
         <w:spacing w:line="336" w:lineRule="auto" w:after="180"/>
-        <w:shd w:fill="F5F1FB"/>
       </w:pPr>
       <w:r>
         <w:rPr>
@@ -5756,82 +6734,150 @@
     </w:p>
     <w:p>
       <w:pPr>
-        <w:pStyle w:val="Heading3"/>
-      </w:pPr>
-      <w:r>
-        <w:t>Discuss while showing the picture</w:t>
+        <w:spacing w:line="336" w:lineRule="auto" w:after="180"/>
+      </w:pPr>
+      <w:r>
+        <w:rPr>
+          <w:b w:val="0"/>
+        </w:rPr>
+        <w:t xml:space="preserve">Teacher prompt: Draw your project trace and justify the deciding step using </w:t>
+      </w:r>
+      <w:r>
+        <w:rPr>
+          <w:b/>
+        </w:rPr>
+        <w:t>evidence</w:t>
+      </w:r>
+      <w:r>
+        <w:rPr>
+          <w:b w:val="0"/>
+        </w:rPr>
+        <w:t>. Ask learners to describe one label or arrow in ordinary words. Use the adjacent transcript if the image is difficult to see.</w:t>
       </w:r>
     </w:p>
     <w:p>
       <w:pPr>
         <w:spacing w:line="336" w:lineRule="auto" w:after="180"/>
-        <w:shd w:fill="F1F6F8"/>
       </w:pPr>
       <w:r>
         <w:rPr>
           <w:b w:val="0"/>
         </w:rPr>
-        <w:t xml:space="preserve">Teacher prompt: Draw your project trace and justify the deciding step using </w:t>
+        <w:t xml:space="preserve">Supported practice key: Reusing the supplied four records gives 3/4=75%. The new four-record set gives 2/4=50%. The first checks computational reproduction; the second probes repeatability with new </w:t>
       </w:r>
       <w:r>
         <w:rPr>
           <w:b/>
         </w:rPr>
-        <w:t>evidence</w:t>
+        <w:t>observation</w:t>
       </w:r>
       <w:r>
         <w:rPr>
           <w:b w:val="0"/>
         </w:rPr>
-        <w:t>. Ask learners to describe one label or arrow in ordinary words. Use the adjacent transcript if the image is difficult to see.</w:t>
+        <w:t>s.</w:t>
       </w:r>
     </w:p>
     <w:p>
       <w:pPr>
         <w:spacing w:line="336" w:lineRule="auto" w:after="180"/>
-        <w:shd w:fill="F1F6F8"/>
       </w:pPr>
       <w:r>
         <w:rPr>
           <w:b w:val="0"/>
         </w:rPr>
-        <w:t xml:space="preserve">Supported practice key: Reusing the supplied four records gives 3/4=75%. The new four-record set gives 2/4=50%. The first checks computational reproduction; the second probes repeatability with new </w:t>
+        <w:t xml:space="preserve">Changed case: Investigate code, version, </w:t>
       </w:r>
       <w:r>
         <w:rPr>
           <w:b/>
         </w:rPr>
-        <w:t>observation</w:t>
+        <w:t>input</w:t>
       </w:r>
       <w:r>
         <w:rPr>
           <w:b w:val="0"/>
         </w:rPr>
-        <w:t>s.</w:t>
+        <w:t xml:space="preserve"> or scoring differences. The same fixed records should give the same deterministic count.</w:t>
       </w:r>
     </w:p>
     <w:p>
       <w:pPr>
+        <w:pStyle w:val="Heading2"/>
+      </w:pPr>
+      <w:r>
+        <w:t>Earlier wording, alternatives and picture transcripts · reference / check after trying</w:t>
+      </w:r>
+    </w:p>
+    <w:p>
+      <w:pPr>
         <w:spacing w:line="336" w:lineRule="auto" w:after="180"/>
-        <w:shd w:fill="F1F6F8"/>
       </w:pPr>
       <w:r>
         <w:rPr>
           <w:b w:val="0"/>
         </w:rPr>
-        <w:t xml:space="preserve">Changed case: Investigate code, version, </w:t>
+        <w:t xml:space="preserve">Use one picture at a time. Hide a worked result before asking for a </w:t>
       </w:r>
       <w:r>
         <w:rPr>
           <w:b/>
         </w:rPr>
-        <w:t>input</w:t>
+        <w:t>prediction</w:t>
       </w:r>
       <w:r>
         <w:rPr>
           <w:b w:val="0"/>
         </w:rPr>
-        <w:t xml:space="preserve"> or scoring differences. The same fixed records should give the same deterministic count.</w:t>
+        <w:t>, then reveal it for feedback. These are supported teaching cases; retain the separate independent assessment for a fresh first attempt.</w:t>
+      </w:r>
+    </w:p>
+    <w:p>
+      <w:pPr>
+        <w:pStyle w:val="Heading3"/>
+      </w:pPr>
+      <w:r>
+        <w:t>01. Replication and reproduction: the case</w:t>
+      </w:r>
+    </w:p>
+    <w:p>
+      <w:pPr>
+        <w:pStyle w:val="Heading3"/>
+      </w:pPr>
+      <w:r>
+        <w:t>02. Follow the deciding steps</w:t>
+      </w:r>
+    </w:p>
+    <w:p>
+      <w:pPr>
+        <w:pStyle w:val="Heading3"/>
+      </w:pPr>
+      <w:r>
+        <w:t>03. Different four-record datasets</w:t>
+      </w:r>
+    </w:p>
+    <w:p>
+      <w:pPr>
+        <w:pStyle w:val="Heading3"/>
+      </w:pPr>
+      <w:r>
+        <w:t>04. Change one thing. Trace what follows.</w:t>
+      </w:r>
+    </w:p>
+    <w:p>
+      <w:pPr>
+        <w:pStyle w:val="Heading3"/>
+      </w:pPr>
+      <w:r>
+        <w:t>05. Connect the explanation to its limit</w:t>
+      </w:r>
+    </w:p>
+    <w:p>
+      <w:pPr>
+        <w:pStyle w:val="Heading3"/>
+      </w:pPr>
+      <w:r>
+        <w:t>06. Make the idea visible in your project</w:t>
       </w:r>
     </w:p>
     <w:sectPr>
